--- a/docs/entregas/semana-2/Marco teorico - Semana 2.docx
+++ b/docs/entregas/semana-2/Marco teorico - Semana 2.docx
@@ -147,7 +147,7 @@
     <w:sdt>
       <w:sdtPr>
         <w:alias w:val="Contenido"/>
-        <w:id w:val="-480083777"/>
+        <w:id w:val="-1552072061"/>
       </w:sdtPr>
       <w:sdtEndPr/>
       <w:sdtContent>
@@ -174,7 +174,7 @@
           <w:r>
             <w:fldChar w:fldCharType="separate"/>
           </w:r>
-          <w:hyperlink w:anchor="_Toc238112619" w:history="1">
+          <w:hyperlink w:anchor="_Toc238156090" w:history="1">
             <w:r>
               <w:rPr>
                 <w:rStyle w:val="Hipervnculo"/>
@@ -198,7 +198,7 @@
               <w:rPr>
                 <w:noProof/>
               </w:rPr>
-              <w:instrText xml:space="preserve"> PAGEREF _Toc238112619 \h </w:instrText>
+              <w:instrText xml:space="preserve"> PAGEREF _Toc238156090 \h </w:instrText>
             </w:r>
             <w:r>
               <w:rPr>
@@ -239,7 +239,7 @@
               <w14:ligatures w14:val="standardContextual"/>
             </w:rPr>
           </w:pPr>
-          <w:hyperlink w:anchor="_Toc238112620" w:history="1">
+          <w:hyperlink w:anchor="_Toc238156091" w:history="1">
             <w:r>
               <w:rPr>
                 <w:rStyle w:val="Hipervnculo"/>
@@ -263,7 +263,7 @@
               <w:rPr>
                 <w:noProof/>
               </w:rPr>
-              <w:instrText xml:space="preserve"> PAGEREF _Toc238112620 \h </w:instrText>
+              <w:instrText xml:space="preserve"> PAGEREF _Toc238156091 \h </w:instrText>
             </w:r>
             <w:r>
               <w:rPr>
@@ -304,7 +304,7 @@
               <w14:ligatures w14:val="standardContextual"/>
             </w:rPr>
           </w:pPr>
-          <w:hyperlink w:anchor="_Toc238112621" w:history="1">
+          <w:hyperlink w:anchor="_Toc238156092" w:history="1">
             <w:r>
               <w:rPr>
                 <w:rStyle w:val="Hipervnculo"/>
@@ -328,7 +328,7 @@
               <w:rPr>
                 <w:noProof/>
               </w:rPr>
-              <w:instrText xml:space="preserve"> PAGEREF _Toc238112621 \h </w:instrText>
+              <w:instrText xml:space="preserve"> PAGEREF _Toc238156092 \h </w:instrText>
             </w:r>
             <w:r>
               <w:rPr>
@@ -369,7 +369,7 @@
               <w14:ligatures w14:val="standardContextual"/>
             </w:rPr>
           </w:pPr>
-          <w:hyperlink w:anchor="_Toc238112622" w:history="1">
+          <w:hyperlink w:anchor="_Toc238156093" w:history="1">
             <w:r>
               <w:rPr>
                 <w:rStyle w:val="Hipervnculo"/>
@@ -393,7 +393,7 @@
               <w:rPr>
                 <w:noProof/>
               </w:rPr>
-              <w:instrText xml:space="preserve"> PAGEREF _Toc238112622 \h </w:instrText>
+              <w:instrText xml:space="preserve"> PAGEREF _Toc238156093 \h </w:instrText>
             </w:r>
             <w:r>
               <w:rPr>
@@ -434,7 +434,7 @@
               <w14:ligatures w14:val="standardContextual"/>
             </w:rPr>
           </w:pPr>
-          <w:hyperlink w:anchor="_Toc238112623" w:history="1">
+          <w:hyperlink w:anchor="_Toc238156094" w:history="1">
             <w:r>
               <w:rPr>
                 <w:rStyle w:val="Hipervnculo"/>
@@ -458,7 +458,7 @@
               <w:rPr>
                 <w:noProof/>
               </w:rPr>
-              <w:instrText xml:space="preserve"> PAGEREF _Toc238112623 \h </w:instrText>
+              <w:instrText xml:space="preserve"> PAGEREF _Toc238156094 \h </w:instrText>
             </w:r>
             <w:r>
               <w:rPr>
@@ -499,7 +499,7 @@
               <w14:ligatures w14:val="standardContextual"/>
             </w:rPr>
           </w:pPr>
-          <w:hyperlink w:anchor="_Toc238112624" w:history="1">
+          <w:hyperlink w:anchor="_Toc238156095" w:history="1">
             <w:r>
               <w:rPr>
                 <w:rStyle w:val="Hipervnculo"/>
@@ -523,7 +523,7 @@
               <w:rPr>
                 <w:noProof/>
               </w:rPr>
-              <w:instrText xml:space="preserve"> PAGEREF _Toc238112624 \h </w:instrText>
+              <w:instrText xml:space="preserve"> PAGEREF _Toc238156095 \h </w:instrText>
             </w:r>
             <w:r>
               <w:rPr>
@@ -564,7 +564,7 @@
               <w14:ligatures w14:val="standardContextual"/>
             </w:rPr>
           </w:pPr>
-          <w:hyperlink w:anchor="_Toc238112625" w:history="1">
+          <w:hyperlink w:anchor="_Toc238156096" w:history="1">
             <w:r>
               <w:rPr>
                 <w:rStyle w:val="Hipervnculo"/>
@@ -588,7 +588,7 @@
               <w:rPr>
                 <w:noProof/>
               </w:rPr>
-              <w:instrText xml:space="preserve"> PAGEREF _Toc238112625 \h </w:instrText>
+              <w:instrText xml:space="preserve"> PAGEREF _Toc238156096 \h </w:instrText>
             </w:r>
             <w:r>
               <w:rPr>
@@ -629,7 +629,7 @@
               <w14:ligatures w14:val="standardContextual"/>
             </w:rPr>
           </w:pPr>
-          <w:hyperlink w:anchor="_Toc238112626" w:history="1">
+          <w:hyperlink w:anchor="_Toc238156097" w:history="1">
             <w:r>
               <w:rPr>
                 <w:rStyle w:val="Hipervnculo"/>
@@ -653,7 +653,7 @@
               <w:rPr>
                 <w:noProof/>
               </w:rPr>
-              <w:instrText xml:space="preserve"> PAGEREF _Toc238112626 \h </w:instrText>
+              <w:instrText xml:space="preserve"> PAGEREF _Toc238156097 \h </w:instrText>
             </w:r>
             <w:r>
               <w:rPr>
@@ -694,7 +694,7 @@
               <w14:ligatures w14:val="standardContextual"/>
             </w:rPr>
           </w:pPr>
-          <w:hyperlink w:anchor="_Toc238112627" w:history="1">
+          <w:hyperlink w:anchor="_Toc238156098" w:history="1">
             <w:r>
               <w:rPr>
                 <w:rStyle w:val="Hipervnculo"/>
@@ -718,7 +718,7 @@
               <w:rPr>
                 <w:noProof/>
               </w:rPr>
-              <w:instrText xml:space="preserve"> PAGEREF _Toc238112627 \h </w:instrText>
+              <w:instrText xml:space="preserve"> PAGEREF _Toc238156098 \h </w:instrText>
             </w:r>
             <w:r>
               <w:rPr>
@@ -759,7 +759,7 @@
               <w14:ligatures w14:val="standardContextual"/>
             </w:rPr>
           </w:pPr>
-          <w:hyperlink w:anchor="_Toc238112628" w:history="1">
+          <w:hyperlink w:anchor="_Toc238156099" w:history="1">
             <w:r>
               <w:rPr>
                 <w:rStyle w:val="Hipervnculo"/>
@@ -783,7 +783,7 @@
               <w:rPr>
                 <w:noProof/>
               </w:rPr>
-              <w:instrText xml:space="preserve"> PAGEREF _Toc238112628 \h </w:instrText>
+              <w:instrText xml:space="preserve"> PAGEREF _Toc238156099 \h </w:instrText>
             </w:r>
             <w:r>
               <w:rPr>
@@ -824,7 +824,7 @@
               <w14:ligatures w14:val="standardContextual"/>
             </w:rPr>
           </w:pPr>
-          <w:hyperlink w:anchor="_Toc238112629" w:history="1">
+          <w:hyperlink w:anchor="_Toc238156100" w:history="1">
             <w:r>
               <w:rPr>
                 <w:rStyle w:val="Hipervnculo"/>
@@ -848,7 +848,7 @@
               <w:rPr>
                 <w:noProof/>
               </w:rPr>
-              <w:instrText xml:space="preserve"> PAGEREF _Toc238112629 \h </w:instrText>
+              <w:instrText xml:space="preserve"> PAGEREF _Toc238156100 \h </w:instrText>
             </w:r>
             <w:r>
               <w:rPr>
@@ -889,7 +889,7 @@
               <w14:ligatures w14:val="standardContextual"/>
             </w:rPr>
           </w:pPr>
-          <w:hyperlink w:anchor="_Toc238112630" w:history="1">
+          <w:hyperlink w:anchor="_Toc238156101" w:history="1">
             <w:r>
               <w:rPr>
                 <w:rStyle w:val="Hipervnculo"/>
@@ -913,7 +913,7 @@
               <w:rPr>
                 <w:noProof/>
               </w:rPr>
-              <w:instrText xml:space="preserve"> PAGEREF _Toc238112630 \h </w:instrText>
+              <w:instrText xml:space="preserve"> PAGEREF _Toc238156101 \h </w:instrText>
             </w:r>
             <w:r>
               <w:rPr>
@@ -954,7 +954,7 @@
               <w14:ligatures w14:val="standardContextual"/>
             </w:rPr>
           </w:pPr>
-          <w:hyperlink w:anchor="_Toc238112631" w:history="1">
+          <w:hyperlink w:anchor="_Toc238156102" w:history="1">
             <w:r>
               <w:rPr>
                 <w:rStyle w:val="Hipervnculo"/>
@@ -978,7 +978,7 @@
               <w:rPr>
                 <w:noProof/>
               </w:rPr>
-              <w:instrText xml:space="preserve"> PAGEREF _Toc238112631 \h </w:instrText>
+              <w:instrText xml:space="preserve"> PAGEREF _Toc238156102 \h </w:instrText>
             </w:r>
             <w:r>
               <w:rPr>
@@ -1019,7 +1019,7 @@
               <w14:ligatures w14:val="standardContextual"/>
             </w:rPr>
           </w:pPr>
-          <w:hyperlink w:anchor="_Toc238112632" w:history="1">
+          <w:hyperlink w:anchor="_Toc238156103" w:history="1">
             <w:r>
               <w:rPr>
                 <w:rStyle w:val="Hipervnculo"/>
@@ -1043,7 +1043,7 @@
               <w:rPr>
                 <w:noProof/>
               </w:rPr>
-              <w:instrText xml:space="preserve"> PAGEREF _Toc238112632 \h </w:instrText>
+              <w:instrText xml:space="preserve"> PAGEREF _Toc238156103 \h </w:instrText>
             </w:r>
             <w:r>
               <w:rPr>
@@ -1084,7 +1084,7 @@
               <w14:ligatures w14:val="standardContextual"/>
             </w:rPr>
           </w:pPr>
-          <w:hyperlink w:anchor="_Toc238112633" w:history="1">
+          <w:hyperlink w:anchor="_Toc238156104" w:history="1">
             <w:r>
               <w:rPr>
                 <w:rStyle w:val="Hipervnculo"/>
@@ -1108,7 +1108,7 @@
               <w:rPr>
                 <w:noProof/>
               </w:rPr>
-              <w:instrText xml:space="preserve"> PAGEREF _Toc238112633 \h </w:instrText>
+              <w:instrText xml:space="preserve"> PAGEREF _Toc238156104 \h </w:instrText>
             </w:r>
             <w:r>
               <w:rPr>
@@ -1149,7 +1149,7 @@
               <w14:ligatures w14:val="standardContextual"/>
             </w:rPr>
           </w:pPr>
-          <w:hyperlink w:anchor="_Toc238112634" w:history="1">
+          <w:hyperlink w:anchor="_Toc238156105" w:history="1">
             <w:r>
               <w:rPr>
                 <w:rStyle w:val="Hipervnculo"/>
@@ -1173,7 +1173,7 @@
               <w:rPr>
                 <w:noProof/>
               </w:rPr>
-              <w:instrText xml:space="preserve"> PAGEREF _Toc238112634 \h </w:instrText>
+              <w:instrText xml:space="preserve"> PAGEREF _Toc238156105 \h </w:instrText>
             </w:r>
             <w:r>
               <w:rPr>
@@ -1214,7 +1214,7 @@
               <w14:ligatures w14:val="standardContextual"/>
             </w:rPr>
           </w:pPr>
-          <w:hyperlink w:anchor="_Toc238112635" w:history="1">
+          <w:hyperlink w:anchor="_Toc238156106" w:history="1">
             <w:r>
               <w:rPr>
                 <w:rStyle w:val="Hipervnculo"/>
@@ -1238,7 +1238,7 @@
               <w:rPr>
                 <w:noProof/>
               </w:rPr>
-              <w:instrText xml:space="preserve"> PAGEREF _Toc238112635 \h </w:instrText>
+              <w:instrText xml:space="preserve"> PAGEREF _Toc238156106 \h </w:instrText>
             </w:r>
             <w:r>
               <w:rPr>
@@ -1279,7 +1279,7 @@
               <w14:ligatures w14:val="standardContextual"/>
             </w:rPr>
           </w:pPr>
-          <w:hyperlink w:anchor="_Toc238112636" w:history="1">
+          <w:hyperlink w:anchor="_Toc238156107" w:history="1">
             <w:r>
               <w:rPr>
                 <w:rStyle w:val="Hipervnculo"/>
@@ -1303,7 +1303,7 @@
               <w:rPr>
                 <w:noProof/>
               </w:rPr>
-              <w:instrText xml:space="preserve"> PAGEREF _Toc238112636 \h </w:instrText>
+              <w:instrText xml:space="preserve"> PAGEREF _Toc238156107 \h </w:instrText>
             </w:r>
             <w:r>
               <w:rPr>
@@ -1344,7 +1344,7 @@
               <w14:ligatures w14:val="standardContextual"/>
             </w:rPr>
           </w:pPr>
-          <w:hyperlink w:anchor="_Toc238112637" w:history="1">
+          <w:hyperlink w:anchor="_Toc238156108" w:history="1">
             <w:r>
               <w:rPr>
                 <w:rStyle w:val="Hipervnculo"/>
@@ -1368,7 +1368,7 @@
               <w:rPr>
                 <w:noProof/>
               </w:rPr>
-              <w:instrText xml:space="preserve"> PAGEREF _Toc238112637 \h </w:instrText>
+              <w:instrText xml:space="preserve"> PAGEREF _Toc238156108 \h </w:instrText>
             </w:r>
             <w:r>
               <w:rPr>
@@ -1409,7 +1409,7 @@
               <w14:ligatures w14:val="standardContextual"/>
             </w:rPr>
           </w:pPr>
-          <w:hyperlink w:anchor="_Toc238112638" w:history="1">
+          <w:hyperlink w:anchor="_Toc238156109" w:history="1">
             <w:r>
               <w:rPr>
                 <w:rStyle w:val="Hipervnculo"/>
@@ -1433,7 +1433,7 @@
               <w:rPr>
                 <w:noProof/>
               </w:rPr>
-              <w:instrText xml:space="preserve"> PAGEREF _Toc238112638 \h </w:instrText>
+              <w:instrText xml:space="preserve"> PAGEREF _Toc238156109 \h </w:instrText>
             </w:r>
             <w:r>
               <w:rPr>
@@ -1474,7 +1474,7 @@
               <w14:ligatures w14:val="standardContextual"/>
             </w:rPr>
           </w:pPr>
-          <w:hyperlink w:anchor="_Toc238112639" w:history="1">
+          <w:hyperlink w:anchor="_Toc238156110" w:history="1">
             <w:r>
               <w:rPr>
                 <w:rStyle w:val="Hipervnculo"/>
@@ -1498,7 +1498,7 @@
               <w:rPr>
                 <w:noProof/>
               </w:rPr>
-              <w:instrText xml:space="preserve"> PAGEREF _Toc238112639 \h </w:instrText>
+              <w:instrText xml:space="preserve"> PAGEREF _Toc238156110 \h </w:instrText>
             </w:r>
             <w:r>
               <w:rPr>
@@ -1539,7 +1539,7 @@
               <w14:ligatures w14:val="standardContextual"/>
             </w:rPr>
           </w:pPr>
-          <w:hyperlink w:anchor="_Toc238112640" w:history="1">
+          <w:hyperlink w:anchor="_Toc238156111" w:history="1">
             <w:r>
               <w:rPr>
                 <w:rStyle w:val="Hipervnculo"/>
@@ -1563,7 +1563,7 @@
               <w:rPr>
                 <w:noProof/>
               </w:rPr>
-              <w:instrText xml:space="preserve"> PAGEREF _Toc238112640 \h </w:instrText>
+              <w:instrText xml:space="preserve"> PAGEREF _Toc238156111 \h </w:instrText>
             </w:r>
             <w:r>
               <w:rPr>
@@ -1604,7 +1604,7 @@
               <w14:ligatures w14:val="standardContextual"/>
             </w:rPr>
           </w:pPr>
-          <w:hyperlink w:anchor="_Toc238112641" w:history="1">
+          <w:hyperlink w:anchor="_Toc238156112" w:history="1">
             <w:r>
               <w:rPr>
                 <w:rStyle w:val="Hipervnculo"/>
@@ -1628,7 +1628,7 @@
               <w:rPr>
                 <w:noProof/>
               </w:rPr>
-              <w:instrText xml:space="preserve"> PAGEREF _Toc238112641 \h </w:instrText>
+              <w:instrText xml:space="preserve"> PAGEREF _Toc238156112 \h </w:instrText>
             </w:r>
             <w:r>
               <w:rPr>
@@ -1672,7 +1672,7 @@
         <w:pStyle w:val="Ttulo1"/>
         <w:keepNext/>
       </w:pPr>
-      <w:bookmarkStart w:id="0" w:name="_Toc238112619"/>
+      <w:bookmarkStart w:id="0" w:name="_Toc238156090"/>
       <w:r>
         <w:lastRenderedPageBreak/>
         <w:t>Sistema de Pronóstico de Puntos de Inflexión en el Precio de Litecoin</w:t>
@@ -1846,7 +1846,7 @@
         <w:pStyle w:val="Ttulo1"/>
         <w:keepNext/>
       </w:pPr>
-      <w:bookmarkStart w:id="1" w:name="_Toc238112620"/>
+      <w:bookmarkStart w:id="1" w:name="_Toc238156091"/>
       <w:r>
         <w:t>Modelos Estadísticos y de Aprendizaje Automático para Series Temporales</w:t>
       </w:r>
@@ -1882,7 +1882,7 @@
         <w:pStyle w:val="Ttulo2"/>
         <w:keepNext/>
       </w:pPr>
-      <w:bookmarkStart w:id="2" w:name="_Toc238112621"/>
+      <w:bookmarkStart w:id="2" w:name="_Toc238156092"/>
       <w:r>
         <w:t>1. Modelos fundacionales de series de tiempo (TSFMs)</w:t>
       </w:r>
@@ -2801,7 +2801,7 @@
         <w:pStyle w:val="Ttulo2"/>
         <w:keepNext/>
       </w:pPr>
-      <w:bookmarkStart w:id="3" w:name="_Toc238112622"/>
+      <w:bookmarkStart w:id="3" w:name="_Toc238156093"/>
       <w:r>
         <w:t>2. VTA (Verbal Technical Analysis)</w:t>
       </w:r>
@@ -2897,7 +2897,7 @@
         <w:pStyle w:val="Ttulo2"/>
         <w:keepNext/>
       </w:pPr>
-      <w:bookmarkStart w:id="4" w:name="_Toc238112623"/>
+      <w:bookmarkStart w:id="4" w:name="_Toc238156094"/>
       <w:r>
         <w:t>3. FinLSPM (Large Stock Predict Model)</w:t>
       </w:r>
@@ -2963,7 +2963,7 @@
         <w:pStyle w:val="Ttulo2"/>
         <w:keepNext/>
       </w:pPr>
-      <w:bookmarkStart w:id="5" w:name="_Toc238112624"/>
+      <w:bookmarkStart w:id="5" w:name="_Toc238156095"/>
       <w:r>
         <w:t>4. CryptoMamba</w:t>
       </w:r>
@@ -3178,7 +3178,7 @@
         <w:pStyle w:val="Ttulo2"/>
         <w:keepNext/>
       </w:pPr>
-      <w:bookmarkStart w:id="6" w:name="_Toc238112625"/>
+      <w:bookmarkStart w:id="6" w:name="_Toc238156096"/>
       <w:r>
         <w:t>5. Transformer</w:t>
       </w:r>
@@ -3312,7 +3312,7 @@
         <w:pStyle w:val="Ttulo2"/>
         <w:keepNext/>
       </w:pPr>
-      <w:bookmarkStart w:id="7" w:name="_Toc238112626"/>
+      <w:bookmarkStart w:id="7" w:name="_Toc238156097"/>
       <w:r>
         <w:lastRenderedPageBreak/>
         <w:t>6. Justificación de la elección de modelo</w:t>
@@ -3477,7 +3477,7 @@
         <w:pStyle w:val="Ttulo1"/>
         <w:keepNext/>
       </w:pPr>
-      <w:bookmarkStart w:id="8" w:name="_Toc238112627"/>
+      <w:bookmarkStart w:id="8" w:name="_Toc238156098"/>
       <w:r>
         <w:t>Procedimiento para Desarrollar el Modelo de Puntos de Inflexión</w:t>
       </w:r>
@@ -3607,7 +3607,7 @@
         <w:pStyle w:val="Ttulo2"/>
         <w:keepNext/>
       </w:pPr>
-      <w:bookmarkStart w:id="9" w:name="_Toc238112628"/>
+      <w:bookmarkStart w:id="9" w:name="_Toc238156099"/>
       <w:r>
         <w:t>1. Extracción de datos</w:t>
       </w:r>
@@ -4052,7 +4052,7 @@
         <w:pStyle w:val="Ttulo2"/>
         <w:keepNext/>
       </w:pPr>
-      <w:bookmarkStart w:id="10" w:name="_Toc238112629"/>
+      <w:bookmarkStart w:id="10" w:name="_Toc238156100"/>
       <w:r>
         <w:lastRenderedPageBreak/>
         <w:t>2. Limpieza de datos</w:t>
@@ -4105,7 +4105,7 @@
         <w:pStyle w:val="Ttulo2"/>
         <w:keepNext/>
       </w:pPr>
-      <w:bookmarkStart w:id="11" w:name="_Toc238112630"/>
+      <w:bookmarkStart w:id="11" w:name="_Toc238156101"/>
       <w:r>
         <w:t>3. Análisis exploratorio</w:t>
       </w:r>
@@ -4189,7 +4189,7 @@
         <w:pStyle w:val="Ttulo2"/>
         <w:keepNext/>
       </w:pPr>
-      <w:bookmarkStart w:id="12" w:name="_Toc238112631"/>
+      <w:bookmarkStart w:id="12" w:name="_Toc238156102"/>
       <w:r>
         <w:t>4. Ingeniería de características</w:t>
       </w:r>
@@ -4720,7 +4720,7 @@
         <w:pStyle w:val="Ttulo2"/>
         <w:keepNext/>
       </w:pPr>
-      <w:bookmarkStart w:id="13" w:name="_Toc238112632"/>
+      <w:bookmarkStart w:id="13" w:name="_Toc238156103"/>
       <w:r>
         <w:t>5. Partición temporal</w:t>
       </w:r>
@@ -5199,7 +5199,7 @@
         <w:pStyle w:val="Ttulo2"/>
         <w:keepNext/>
       </w:pPr>
-      <w:bookmarkStart w:id="14" w:name="_Toc238112633"/>
+      <w:bookmarkStart w:id="14" w:name="_Toc238156104"/>
       <w:r>
         <w:t>6. Selección del modelo</w:t>
       </w:r>
@@ -5292,7 +5292,7 @@
         <w:pStyle w:val="Ttulo2"/>
         <w:keepNext/>
       </w:pPr>
-      <w:bookmarkStart w:id="15" w:name="_Toc238112634"/>
+      <w:bookmarkStart w:id="15" w:name="_Toc238156105"/>
       <w:r>
         <w:t>7. Entrenamiento y optimización de hiperparámetros</w:t>
       </w:r>
@@ -5385,7 +5385,7 @@
         <w:pStyle w:val="Ttulo2"/>
         <w:keepNext/>
       </w:pPr>
-      <w:bookmarkStart w:id="16" w:name="_Toc238112635"/>
+      <w:bookmarkStart w:id="16" w:name="_Toc238156106"/>
       <w:r>
         <w:t>8. Evaluación y despliegue</w:t>
       </w:r>
@@ -5517,7 +5517,7 @@
         <w:pStyle w:val="Ttulo2"/>
         <w:keepNext/>
       </w:pPr>
-      <w:bookmarkStart w:id="17" w:name="_Toc238112636"/>
+      <w:bookmarkStart w:id="17" w:name="_Toc238156107"/>
       <w:r>
         <w:lastRenderedPageBreak/>
         <w:t>Lo que este procedimiento todavía no resuelve</w:t>
@@ -5615,7 +5615,7 @@
         <w:pStyle w:val="Ttulo1"/>
         <w:keepNext/>
       </w:pPr>
-      <w:bookmarkStart w:id="18" w:name="_Toc238112637"/>
+      <w:bookmarkStart w:id="18" w:name="_Toc238156108"/>
       <w:r>
         <w:t>Conclusiones</w:t>
       </w:r>
@@ -5716,7 +5716,7 @@
         <w:pStyle w:val="Ttulo2"/>
         <w:keepNext/>
       </w:pPr>
-      <w:bookmarkStart w:id="19" w:name="_Toc238112638"/>
+      <w:bookmarkStart w:id="19" w:name="_Toc238156109"/>
       <w:r>
         <w:lastRenderedPageBreak/>
         <w:t>Limitaciones</w:t>
@@ -5796,7 +5796,7 @@
         <w:pStyle w:val="Ttulo2"/>
         <w:keepNext/>
       </w:pPr>
-      <w:bookmarkStart w:id="20" w:name="_Toc238112639"/>
+      <w:bookmarkStart w:id="20" w:name="_Toc238156110"/>
       <w:r>
         <w:t>Sobre el umbral de decisión</w:t>
       </w:r>
@@ -5829,7 +5829,7 @@
         <w:pStyle w:val="Ttulo2"/>
         <w:keepNext/>
       </w:pPr>
-      <w:bookmarkStart w:id="21" w:name="_Toc238112640"/>
+      <w:bookmarkStart w:id="21" w:name="_Toc238156111"/>
       <w:r>
         <w:t>Trabajo siguiente</w:t>
       </w:r>
@@ -5864,7 +5864,7 @@
         <w:pStyle w:val="Ttulo1"/>
         <w:keepNext/>
       </w:pPr>
-      <w:bookmarkStart w:id="22" w:name="_Toc238112641"/>
+      <w:bookmarkStart w:id="22" w:name="_Toc238156112"/>
       <w:r>
         <w:lastRenderedPageBreak/>
         <w:t>Referencias</w:t>
@@ -6108,10 +6108,10 @@
 <file path=word/numbering.xml><?xml version="1.0" encoding="utf-8"?>
 <w:numbering xmlns:wpc="http://schemas.microsoft.com/office/word/2010/wordprocessingCanvas" xmlns:cx="http://schemas.microsoft.com/office/drawing/2014/chartex" xmlns:cx1="http://schemas.microsoft.com/office/drawing/2015/9/8/chartex" xmlns:cx2="http://schemas.microsoft.com/office/drawing/2015/10/21/chartex" xmlns:cx3="http://schemas.microsoft.com/office/drawing/2016/5/9/chartex" xmlns:cx4="http://schemas.microsoft.com/office/drawing/2016/5/10/chartex" xmlns:cx5="http://schemas.microsoft.com/office/drawing/2016/5/11/chartex" xmlns:cx6="http://schemas.microsoft.com/office/drawing/2016/5/12/chartex" xmlns:cx7="http://schemas.microsoft.com/office/drawing/2016/5/13/chartex" xmlns:cx8="http://schemas.microsoft.com/office/drawing/2016/5/14/chartex" xmlns:mc="http://schemas.openxmlformats.org/markup-compatibility/2006" xmlns:aink="http://schemas.microsoft.com/office/drawing/2016/ink" xmlns:am3d="http://schemas.microsoft.com/office/drawing/2017/model3d" xmlns:o="urn:schemas-microsoft-com:office:office" xmlns:oel="http://schemas.microsoft.com/office/2019/extlst" xmlns:r="http://schemas.openxmlformats.org/officeDocument/2006/relationships" xmlns:m="http://schemas.openxmlformats.org/officeDocument/2006/math" xmlns:v="urn:schemas-microsoft-com:vml" xmlns:wp14="http://schemas.microsoft.com/office/word/2010/wordprocessingDrawing" xmlns:wp="http://schemas.openxmlformats.org/drawingml/2006/wordprocessingDrawing" xmlns:w10="urn:schemas-microsoft-com:office:word" xmlns:w="http://schemas.openxmlformats.org/wordprocessingml/2006/main" xmlns:w14="http://schemas.microsoft.com/office/word/2010/wordml" xmlns:w15="http://schemas.microsoft.com/office/word/2012/wordml" xmlns:w16cei="http://schemas.microsoft.com/office/word/2026/wordml/cei" xmlns:w16cex="http://schemas.microsoft.com/office/word/2018/wordml/cex" xmlns:w16cid="http://schemas.microsoft.com/office/word/2016/wordml/cid" xmlns:w16="http://schemas.microsoft.com/office/word/2018/wordml" xmlns:w16du="http://schemas.microsoft.com/office/word/2023/wordml/word16du" xmlns:w16sdtdh="http://schemas.microsoft.com/office/word/2020/wordml/sdtdatahash" xmlns:w16sdtfl="http://schemas.microsoft.com/office/word/2024/wordml/sdtformatlock" xmlns:w16se="http://schemas.microsoft.com/office/word/2015/wordml/symex" xmlns:wpg="http://schemas.microsoft.com/office/word/2010/wordprocessingGroup" xmlns:wpi="http://schemas.microsoft.com/office/word/2010/wordprocessingInk" xmlns:wne="http://schemas.microsoft.com/office/word/2006/wordml" xmlns:wps="http://schemas.microsoft.com/office/word/2010/wordprocessingShape" mc:Ignorable="w14 w15 w16se w16cid w16 w16cex w16sdtdh w16sdtfl w16du wp14">
   <w:abstractNum w:abstractNumId="0" w15:restartNumberingAfterBreak="0">
-    <w:nsid w:val="58C2423A"/>
+    <w:nsid w:val="7F104B08"/>
     <w:multiLevelType w:val="hybridMultilevel"/>
-    <w:tmpl w:val="C3C62170"/>
-    <w:lvl w:ilvl="0" w:tplc="2660A686">
+    <w:tmpl w:val="4B6246DC"/>
+    <w:lvl w:ilvl="0" w:tplc="DC9E5476">
       <w:start w:val="1"/>
       <w:numFmt w:val="bullet"/>
       <w:lvlText w:val="●"/>
@@ -6120,7 +6120,7 @@
         <w:ind w:left="720" w:hanging="360"/>
       </w:pPr>
     </w:lvl>
-    <w:lvl w:ilvl="1" w:tplc="FB30F898">
+    <w:lvl w:ilvl="1" w:tplc="A99AEDEA">
       <w:start w:val="1"/>
       <w:numFmt w:val="bullet"/>
       <w:lvlText w:val="○"/>
@@ -6129,7 +6129,7 @@
         <w:ind w:left="1440" w:hanging="360"/>
       </w:pPr>
     </w:lvl>
-    <w:lvl w:ilvl="2" w:tplc="63924878">
+    <w:lvl w:ilvl="2" w:tplc="D632BEC0">
       <w:start w:val="1"/>
       <w:numFmt w:val="bullet"/>
       <w:lvlText w:val="■"/>
@@ -6138,7 +6138,7 @@
         <w:ind w:left="2160" w:hanging="360"/>
       </w:pPr>
     </w:lvl>
-    <w:lvl w:ilvl="3" w:tplc="91D66D32">
+    <w:lvl w:ilvl="3" w:tplc="860E41D8">
       <w:start w:val="1"/>
       <w:numFmt w:val="bullet"/>
       <w:lvlText w:val="●"/>
@@ -6147,7 +6147,7 @@
         <w:ind w:left="2880" w:hanging="360"/>
       </w:pPr>
     </w:lvl>
-    <w:lvl w:ilvl="4" w:tplc="9C225134">
+    <w:lvl w:ilvl="4" w:tplc="804080D4">
       <w:start w:val="1"/>
       <w:numFmt w:val="bullet"/>
       <w:lvlText w:val="○"/>
@@ -6156,7 +6156,7 @@
         <w:ind w:left="3600" w:hanging="360"/>
       </w:pPr>
     </w:lvl>
-    <w:lvl w:ilvl="5" w:tplc="9D10F972">
+    <w:lvl w:ilvl="5" w:tplc="C4741956">
       <w:start w:val="1"/>
       <w:numFmt w:val="bullet"/>
       <w:lvlText w:val="■"/>
@@ -6165,7 +6165,7 @@
         <w:ind w:left="4320" w:hanging="360"/>
       </w:pPr>
     </w:lvl>
-    <w:lvl w:ilvl="6" w:tplc="1DAE1EDA">
+    <w:lvl w:ilvl="6" w:tplc="64DA6662">
       <w:start w:val="1"/>
       <w:numFmt w:val="bullet"/>
       <w:lvlText w:val="●"/>
@@ -6174,7 +6174,7 @@
         <w:ind w:left="5040" w:hanging="360"/>
       </w:pPr>
     </w:lvl>
-    <w:lvl w:ilvl="7" w:tplc="0284C7BE">
+    <w:lvl w:ilvl="7" w:tplc="2C6A63E4">
       <w:start w:val="1"/>
       <w:numFmt w:val="bullet"/>
       <w:lvlText w:val="●"/>
@@ -6183,7 +6183,7 @@
         <w:ind w:left="5760" w:hanging="360"/>
       </w:pPr>
     </w:lvl>
-    <w:lvl w:ilvl="8" w:tplc="60F4E05A">
+    <w:lvl w:ilvl="8" w:tplc="AABA35A2">
       <w:start w:val="1"/>
       <w:numFmt w:val="bullet"/>
       <w:lvlText w:val="●"/>
@@ -6193,7 +6193,7 @@
       </w:pPr>
     </w:lvl>
   </w:abstractNum>
-  <w:num w:numId="1" w16cid:durableId="1776438173">
+  <w:num w:numId="1" w16cid:durableId="759790744">
     <w:abstractNumId w:val="0"/>
     <w:lvlOverride w:ilvl="0">
       <w:startOverride w:val="1"/>
@@ -6817,7 +6817,7 @@
     <w:autoRedefine/>
     <w:uiPriority w:val="39"/>
     <w:unhideWhenUsed/>
-    <w:rsid w:val="00360669"/>
+    <w:rsid w:val="00B91E75"/>
     <w:pPr>
       <w:spacing w:after="100"/>
     </w:pPr>
@@ -6829,7 +6829,7 @@
     <w:autoRedefine/>
     <w:uiPriority w:val="39"/>
     <w:unhideWhenUsed/>
-    <w:rsid w:val="00360669"/>
+    <w:rsid w:val="00B91E75"/>
     <w:pPr>
       <w:spacing w:after="100"/>
       <w:ind w:left="240"/>

--- a/docs/entregas/semana-2/Marco teorico - Semana 2.docx
+++ b/docs/entregas/semana-2/Marco teorico - Semana 2.docx
@@ -147,7 +147,7 @@
     <w:sdt>
       <w:sdtPr>
         <w:alias w:val="Contenido"/>
-        <w:id w:val="-1552072061"/>
+        <w:id w:val="541792730"/>
       </w:sdtPr>
       <w:sdtEndPr/>
       <w:sdtContent>
@@ -174,7 +174,7 @@
           <w:r>
             <w:fldChar w:fldCharType="separate"/>
           </w:r>
-          <w:hyperlink w:anchor="_Toc238156090" w:history="1">
+          <w:hyperlink w:anchor="_Toc238213015" w:history="1">
             <w:r>
               <w:rPr>
                 <w:rStyle w:val="Hipervnculo"/>
@@ -198,7 +198,7 @@
               <w:rPr>
                 <w:noProof/>
               </w:rPr>
-              <w:instrText xml:space="preserve"> PAGEREF _Toc238156090 \h </w:instrText>
+              <w:instrText xml:space="preserve"> PAGEREF _Toc238213015 \h </w:instrText>
             </w:r>
             <w:r>
               <w:rPr>
@@ -239,7 +239,7 @@
               <w14:ligatures w14:val="standardContextual"/>
             </w:rPr>
           </w:pPr>
-          <w:hyperlink w:anchor="_Toc238156091" w:history="1">
+          <w:hyperlink w:anchor="_Toc238213016" w:history="1">
             <w:r>
               <w:rPr>
                 <w:rStyle w:val="Hipervnculo"/>
@@ -263,7 +263,7 @@
               <w:rPr>
                 <w:noProof/>
               </w:rPr>
-              <w:instrText xml:space="preserve"> PAGEREF _Toc238156091 \h </w:instrText>
+              <w:instrText xml:space="preserve"> PAGEREF _Toc238213016 \h </w:instrText>
             </w:r>
             <w:r>
               <w:rPr>
@@ -304,7 +304,7 @@
               <w14:ligatures w14:val="standardContextual"/>
             </w:rPr>
           </w:pPr>
-          <w:hyperlink w:anchor="_Toc238156092" w:history="1">
+          <w:hyperlink w:anchor="_Toc238213017" w:history="1">
             <w:r>
               <w:rPr>
                 <w:rStyle w:val="Hipervnculo"/>
@@ -328,7 +328,7 @@
               <w:rPr>
                 <w:noProof/>
               </w:rPr>
-              <w:instrText xml:space="preserve"> PAGEREF _Toc238156092 \h </w:instrText>
+              <w:instrText xml:space="preserve"> PAGEREF _Toc238213017 \h </w:instrText>
             </w:r>
             <w:r>
               <w:rPr>
@@ -369,7 +369,7 @@
               <w14:ligatures w14:val="standardContextual"/>
             </w:rPr>
           </w:pPr>
-          <w:hyperlink w:anchor="_Toc238156093" w:history="1">
+          <w:hyperlink w:anchor="_Toc238213018" w:history="1">
             <w:r>
               <w:rPr>
                 <w:rStyle w:val="Hipervnculo"/>
@@ -393,7 +393,7 @@
               <w:rPr>
                 <w:noProof/>
               </w:rPr>
-              <w:instrText xml:space="preserve"> PAGEREF _Toc238156093 \h </w:instrText>
+              <w:instrText xml:space="preserve"> PAGEREF _Toc238213018 \h </w:instrText>
             </w:r>
             <w:r>
               <w:rPr>
@@ -434,7 +434,7 @@
               <w14:ligatures w14:val="standardContextual"/>
             </w:rPr>
           </w:pPr>
-          <w:hyperlink w:anchor="_Toc238156094" w:history="1">
+          <w:hyperlink w:anchor="_Toc238213019" w:history="1">
             <w:r>
               <w:rPr>
                 <w:rStyle w:val="Hipervnculo"/>
@@ -458,7 +458,7 @@
               <w:rPr>
                 <w:noProof/>
               </w:rPr>
-              <w:instrText xml:space="preserve"> PAGEREF _Toc238156094 \h </w:instrText>
+              <w:instrText xml:space="preserve"> PAGEREF _Toc238213019 \h </w:instrText>
             </w:r>
             <w:r>
               <w:rPr>
@@ -499,7 +499,7 @@
               <w14:ligatures w14:val="standardContextual"/>
             </w:rPr>
           </w:pPr>
-          <w:hyperlink w:anchor="_Toc238156095" w:history="1">
+          <w:hyperlink w:anchor="_Toc238213020" w:history="1">
             <w:r>
               <w:rPr>
                 <w:rStyle w:val="Hipervnculo"/>
@@ -523,7 +523,7 @@
               <w:rPr>
                 <w:noProof/>
               </w:rPr>
-              <w:instrText xml:space="preserve"> PAGEREF _Toc238156095 \h </w:instrText>
+              <w:instrText xml:space="preserve"> PAGEREF _Toc238213020 \h </w:instrText>
             </w:r>
             <w:r>
               <w:rPr>
@@ -564,7 +564,7 @@
               <w14:ligatures w14:val="standardContextual"/>
             </w:rPr>
           </w:pPr>
-          <w:hyperlink w:anchor="_Toc238156096" w:history="1">
+          <w:hyperlink w:anchor="_Toc238213021" w:history="1">
             <w:r>
               <w:rPr>
                 <w:rStyle w:val="Hipervnculo"/>
@@ -588,7 +588,7 @@
               <w:rPr>
                 <w:noProof/>
               </w:rPr>
-              <w:instrText xml:space="preserve"> PAGEREF _Toc238156096 \h </w:instrText>
+              <w:instrText xml:space="preserve"> PAGEREF _Toc238213021 \h </w:instrText>
             </w:r>
             <w:r>
               <w:rPr>
@@ -629,7 +629,7 @@
               <w14:ligatures w14:val="standardContextual"/>
             </w:rPr>
           </w:pPr>
-          <w:hyperlink w:anchor="_Toc238156097" w:history="1">
+          <w:hyperlink w:anchor="_Toc238213022" w:history="1">
             <w:r>
               <w:rPr>
                 <w:rStyle w:val="Hipervnculo"/>
@@ -653,7 +653,7 @@
               <w:rPr>
                 <w:noProof/>
               </w:rPr>
-              <w:instrText xml:space="preserve"> PAGEREF _Toc238156097 \h </w:instrText>
+              <w:instrText xml:space="preserve"> PAGEREF _Toc238213022 \h </w:instrText>
             </w:r>
             <w:r>
               <w:rPr>
@@ -694,7 +694,7 @@
               <w14:ligatures w14:val="standardContextual"/>
             </w:rPr>
           </w:pPr>
-          <w:hyperlink w:anchor="_Toc238156098" w:history="1">
+          <w:hyperlink w:anchor="_Toc238213023" w:history="1">
             <w:r>
               <w:rPr>
                 <w:rStyle w:val="Hipervnculo"/>
@@ -718,7 +718,7 @@
               <w:rPr>
                 <w:noProof/>
               </w:rPr>
-              <w:instrText xml:space="preserve"> PAGEREF _Toc238156098 \h </w:instrText>
+              <w:instrText xml:space="preserve"> PAGEREF _Toc238213023 \h </w:instrText>
             </w:r>
             <w:r>
               <w:rPr>
@@ -759,7 +759,7 @@
               <w14:ligatures w14:val="standardContextual"/>
             </w:rPr>
           </w:pPr>
-          <w:hyperlink w:anchor="_Toc238156099" w:history="1">
+          <w:hyperlink w:anchor="_Toc238213024" w:history="1">
             <w:r>
               <w:rPr>
                 <w:rStyle w:val="Hipervnculo"/>
@@ -783,7 +783,7 @@
               <w:rPr>
                 <w:noProof/>
               </w:rPr>
-              <w:instrText xml:space="preserve"> PAGEREF _Toc238156099 \h </w:instrText>
+              <w:instrText xml:space="preserve"> PAGEREF _Toc238213024 \h </w:instrText>
             </w:r>
             <w:r>
               <w:rPr>
@@ -824,7 +824,7 @@
               <w14:ligatures w14:val="standardContextual"/>
             </w:rPr>
           </w:pPr>
-          <w:hyperlink w:anchor="_Toc238156100" w:history="1">
+          <w:hyperlink w:anchor="_Toc238213025" w:history="1">
             <w:r>
               <w:rPr>
                 <w:rStyle w:val="Hipervnculo"/>
@@ -848,7 +848,7 @@
               <w:rPr>
                 <w:noProof/>
               </w:rPr>
-              <w:instrText xml:space="preserve"> PAGEREF _Toc238156100 \h </w:instrText>
+              <w:instrText xml:space="preserve"> PAGEREF _Toc238213025 \h </w:instrText>
             </w:r>
             <w:r>
               <w:rPr>
@@ -889,7 +889,7 @@
               <w14:ligatures w14:val="standardContextual"/>
             </w:rPr>
           </w:pPr>
-          <w:hyperlink w:anchor="_Toc238156101" w:history="1">
+          <w:hyperlink w:anchor="_Toc238213026" w:history="1">
             <w:r>
               <w:rPr>
                 <w:rStyle w:val="Hipervnculo"/>
@@ -913,7 +913,7 @@
               <w:rPr>
                 <w:noProof/>
               </w:rPr>
-              <w:instrText xml:space="preserve"> PAGEREF _Toc238156101 \h </w:instrText>
+              <w:instrText xml:space="preserve"> PAGEREF _Toc238213026 \h </w:instrText>
             </w:r>
             <w:r>
               <w:rPr>
@@ -954,7 +954,7 @@
               <w14:ligatures w14:val="standardContextual"/>
             </w:rPr>
           </w:pPr>
-          <w:hyperlink w:anchor="_Toc238156102" w:history="1">
+          <w:hyperlink w:anchor="_Toc238213027" w:history="1">
             <w:r>
               <w:rPr>
                 <w:rStyle w:val="Hipervnculo"/>
@@ -978,7 +978,7 @@
               <w:rPr>
                 <w:noProof/>
               </w:rPr>
-              <w:instrText xml:space="preserve"> PAGEREF _Toc238156102 \h </w:instrText>
+              <w:instrText xml:space="preserve"> PAGEREF _Toc238213027 \h </w:instrText>
             </w:r>
             <w:r>
               <w:rPr>
@@ -1019,7 +1019,7 @@
               <w14:ligatures w14:val="standardContextual"/>
             </w:rPr>
           </w:pPr>
-          <w:hyperlink w:anchor="_Toc238156103" w:history="1">
+          <w:hyperlink w:anchor="_Toc238213028" w:history="1">
             <w:r>
               <w:rPr>
                 <w:rStyle w:val="Hipervnculo"/>
@@ -1043,7 +1043,7 @@
               <w:rPr>
                 <w:noProof/>
               </w:rPr>
-              <w:instrText xml:space="preserve"> PAGEREF _Toc238156103 \h </w:instrText>
+              <w:instrText xml:space="preserve"> PAGEREF _Toc238213028 \h </w:instrText>
             </w:r>
             <w:r>
               <w:rPr>
@@ -1084,7 +1084,7 @@
               <w14:ligatures w14:val="standardContextual"/>
             </w:rPr>
           </w:pPr>
-          <w:hyperlink w:anchor="_Toc238156104" w:history="1">
+          <w:hyperlink w:anchor="_Toc238213029" w:history="1">
             <w:r>
               <w:rPr>
                 <w:rStyle w:val="Hipervnculo"/>
@@ -1108,7 +1108,7 @@
               <w:rPr>
                 <w:noProof/>
               </w:rPr>
-              <w:instrText xml:space="preserve"> PAGEREF _Toc238156104 \h </w:instrText>
+              <w:instrText xml:space="preserve"> PAGEREF _Toc238213029 \h </w:instrText>
             </w:r>
             <w:r>
               <w:rPr>
@@ -1149,7 +1149,7 @@
               <w14:ligatures w14:val="standardContextual"/>
             </w:rPr>
           </w:pPr>
-          <w:hyperlink w:anchor="_Toc238156105" w:history="1">
+          <w:hyperlink w:anchor="_Toc238213030" w:history="1">
             <w:r>
               <w:rPr>
                 <w:rStyle w:val="Hipervnculo"/>
@@ -1173,7 +1173,7 @@
               <w:rPr>
                 <w:noProof/>
               </w:rPr>
-              <w:instrText xml:space="preserve"> PAGEREF _Toc238156105 \h </w:instrText>
+              <w:instrText xml:space="preserve"> PAGEREF _Toc238213030 \h </w:instrText>
             </w:r>
             <w:r>
               <w:rPr>
@@ -1190,7 +1190,7 @@
               <w:rPr>
                 <w:noProof/>
               </w:rPr>
-              <w:t>18</w:t>
+              <w:t>19</w:t>
             </w:r>
             <w:r>
               <w:rPr>
@@ -1214,7 +1214,7 @@
               <w14:ligatures w14:val="standardContextual"/>
             </w:rPr>
           </w:pPr>
-          <w:hyperlink w:anchor="_Toc238156106" w:history="1">
+          <w:hyperlink w:anchor="_Toc238213031" w:history="1">
             <w:r>
               <w:rPr>
                 <w:rStyle w:val="Hipervnculo"/>
@@ -1238,7 +1238,7 @@
               <w:rPr>
                 <w:noProof/>
               </w:rPr>
-              <w:instrText xml:space="preserve"> PAGEREF _Toc238156106 \h </w:instrText>
+              <w:instrText xml:space="preserve"> PAGEREF _Toc238213031 \h </w:instrText>
             </w:r>
             <w:r>
               <w:rPr>
@@ -1279,7 +1279,7 @@
               <w14:ligatures w14:val="standardContextual"/>
             </w:rPr>
           </w:pPr>
-          <w:hyperlink w:anchor="_Toc238156107" w:history="1">
+          <w:hyperlink w:anchor="_Toc238213032" w:history="1">
             <w:r>
               <w:rPr>
                 <w:rStyle w:val="Hipervnculo"/>
@@ -1303,7 +1303,7 @@
               <w:rPr>
                 <w:noProof/>
               </w:rPr>
-              <w:instrText xml:space="preserve"> PAGEREF _Toc238156107 \h </w:instrText>
+              <w:instrText xml:space="preserve"> PAGEREF _Toc238213032 \h </w:instrText>
             </w:r>
             <w:r>
               <w:rPr>
@@ -1344,7 +1344,7 @@
               <w14:ligatures w14:val="standardContextual"/>
             </w:rPr>
           </w:pPr>
-          <w:hyperlink w:anchor="_Toc238156108" w:history="1">
+          <w:hyperlink w:anchor="_Toc238213033" w:history="1">
             <w:r>
               <w:rPr>
                 <w:rStyle w:val="Hipervnculo"/>
@@ -1368,7 +1368,7 @@
               <w:rPr>
                 <w:noProof/>
               </w:rPr>
-              <w:instrText xml:space="preserve"> PAGEREF _Toc238156108 \h </w:instrText>
+              <w:instrText xml:space="preserve"> PAGEREF _Toc238213033 \h </w:instrText>
             </w:r>
             <w:r>
               <w:rPr>
@@ -1409,7 +1409,7 @@
               <w14:ligatures w14:val="standardContextual"/>
             </w:rPr>
           </w:pPr>
-          <w:hyperlink w:anchor="_Toc238156109" w:history="1">
+          <w:hyperlink w:anchor="_Toc238213034" w:history="1">
             <w:r>
               <w:rPr>
                 <w:rStyle w:val="Hipervnculo"/>
@@ -1433,7 +1433,7 @@
               <w:rPr>
                 <w:noProof/>
               </w:rPr>
-              <w:instrText xml:space="preserve"> PAGEREF _Toc238156109 \h </w:instrText>
+              <w:instrText xml:space="preserve"> PAGEREF _Toc238213034 \h </w:instrText>
             </w:r>
             <w:r>
               <w:rPr>
@@ -1474,7 +1474,7 @@
               <w14:ligatures w14:val="standardContextual"/>
             </w:rPr>
           </w:pPr>
-          <w:hyperlink w:anchor="_Toc238156110" w:history="1">
+          <w:hyperlink w:anchor="_Toc238213035" w:history="1">
             <w:r>
               <w:rPr>
                 <w:rStyle w:val="Hipervnculo"/>
@@ -1498,7 +1498,7 @@
               <w:rPr>
                 <w:noProof/>
               </w:rPr>
-              <w:instrText xml:space="preserve"> PAGEREF _Toc238156110 \h </w:instrText>
+              <w:instrText xml:space="preserve"> PAGEREF _Toc238213035 \h </w:instrText>
             </w:r>
             <w:r>
               <w:rPr>
@@ -1515,7 +1515,7 @@
               <w:rPr>
                 <w:noProof/>
               </w:rPr>
-              <w:t>22</w:t>
+              <w:t>23</w:t>
             </w:r>
             <w:r>
               <w:rPr>
@@ -1539,7 +1539,7 @@
               <w14:ligatures w14:val="standardContextual"/>
             </w:rPr>
           </w:pPr>
-          <w:hyperlink w:anchor="_Toc238156111" w:history="1">
+          <w:hyperlink w:anchor="_Toc238213036" w:history="1">
             <w:r>
               <w:rPr>
                 <w:rStyle w:val="Hipervnculo"/>
@@ -1563,7 +1563,7 @@
               <w:rPr>
                 <w:noProof/>
               </w:rPr>
-              <w:instrText xml:space="preserve"> PAGEREF _Toc238156111 \h </w:instrText>
+              <w:instrText xml:space="preserve"> PAGEREF _Toc238213036 \h </w:instrText>
             </w:r>
             <w:r>
               <w:rPr>
@@ -1604,7 +1604,7 @@
               <w14:ligatures w14:val="standardContextual"/>
             </w:rPr>
           </w:pPr>
-          <w:hyperlink w:anchor="_Toc238156112" w:history="1">
+          <w:hyperlink w:anchor="_Toc238213037" w:history="1">
             <w:r>
               <w:rPr>
                 <w:rStyle w:val="Hipervnculo"/>
@@ -1628,7 +1628,7 @@
               <w:rPr>
                 <w:noProof/>
               </w:rPr>
-              <w:instrText xml:space="preserve"> PAGEREF _Toc238156112 \h </w:instrText>
+              <w:instrText xml:space="preserve"> PAGEREF _Toc238213037 \h </w:instrText>
             </w:r>
             <w:r>
               <w:rPr>
@@ -1672,7 +1672,7 @@
         <w:pStyle w:val="Ttulo1"/>
         <w:keepNext/>
       </w:pPr>
-      <w:bookmarkStart w:id="0" w:name="_Toc238156090"/>
+      <w:bookmarkStart w:id="0" w:name="_Toc238213015"/>
       <w:r>
         <w:lastRenderedPageBreak/>
         <w:t>Sistema de Pronóstico de Puntos de Inflexión en el Precio de Litecoin</w:t>
@@ -1846,7 +1846,7 @@
         <w:pStyle w:val="Ttulo1"/>
         <w:keepNext/>
       </w:pPr>
-      <w:bookmarkStart w:id="1" w:name="_Toc238156091"/>
+      <w:bookmarkStart w:id="1" w:name="_Toc238213016"/>
       <w:r>
         <w:t>Modelos Estadísticos y de Aprendizaje Automático para Series Temporales</w:t>
       </w:r>
@@ -1882,7 +1882,7 @@
         <w:pStyle w:val="Ttulo2"/>
         <w:keepNext/>
       </w:pPr>
-      <w:bookmarkStart w:id="2" w:name="_Toc238156092"/>
+      <w:bookmarkStart w:id="2" w:name="_Toc238213017"/>
       <w:r>
         <w:t>1. Modelos fundacionales de series de tiempo (TSFMs)</w:t>
       </w:r>
@@ -2801,7 +2801,7 @@
         <w:pStyle w:val="Ttulo2"/>
         <w:keepNext/>
       </w:pPr>
-      <w:bookmarkStart w:id="3" w:name="_Toc238156093"/>
+      <w:bookmarkStart w:id="3" w:name="_Toc238213018"/>
       <w:r>
         <w:t>2. VTA (Verbal Technical Analysis)</w:t>
       </w:r>
@@ -2897,7 +2897,7 @@
         <w:pStyle w:val="Ttulo2"/>
         <w:keepNext/>
       </w:pPr>
-      <w:bookmarkStart w:id="4" w:name="_Toc238156094"/>
+      <w:bookmarkStart w:id="4" w:name="_Toc238213019"/>
       <w:r>
         <w:t>3. FinLSPM (Large Stock Predict Model)</w:t>
       </w:r>
@@ -2963,7 +2963,7 @@
         <w:pStyle w:val="Ttulo2"/>
         <w:keepNext/>
       </w:pPr>
-      <w:bookmarkStart w:id="5" w:name="_Toc238156095"/>
+      <w:bookmarkStart w:id="5" w:name="_Toc238213020"/>
       <w:r>
         <w:t>4. CryptoMamba</w:t>
       </w:r>
@@ -3178,7 +3178,7 @@
         <w:pStyle w:val="Ttulo2"/>
         <w:keepNext/>
       </w:pPr>
-      <w:bookmarkStart w:id="6" w:name="_Toc238156096"/>
+      <w:bookmarkStart w:id="6" w:name="_Toc238213021"/>
       <w:r>
         <w:t>5. Transformer</w:t>
       </w:r>
@@ -3312,7 +3312,7 @@
         <w:pStyle w:val="Ttulo2"/>
         <w:keepNext/>
       </w:pPr>
-      <w:bookmarkStart w:id="7" w:name="_Toc238156097"/>
+      <w:bookmarkStart w:id="7" w:name="_Toc238213022"/>
       <w:r>
         <w:lastRenderedPageBreak/>
         <w:t>6. Justificación de la elección de modelo</w:t>
@@ -3477,7 +3477,7 @@
         <w:pStyle w:val="Ttulo1"/>
         <w:keepNext/>
       </w:pPr>
-      <w:bookmarkStart w:id="8" w:name="_Toc238156098"/>
+      <w:bookmarkStart w:id="8" w:name="_Toc238213023"/>
       <w:r>
         <w:t>Procedimiento para Desarrollar el Modelo de Puntos de Inflexión</w:t>
       </w:r>
@@ -3528,7 +3528,7 @@
           <w:sz w:val="22"/>
           <w:szCs w:val="22"/>
         </w:rPr>
-        <w:t>docs/evidencias/modelo-clasico-4h-w7-h1.json</w:t>
+        <w:t>docs/evidencias/modelo-clasico-4h-w7-h1-rezagos-en-nivel.json</w:t>
       </w:r>
       <w:r>
         <w:t xml:space="preserve"> y </w:t>
@@ -3553,7 +3553,11 @@
         <w:t>scripts/verificar_numeros.py</w:t>
       </w:r>
       <w:r>
-        <w:t xml:space="preserve">. Salvo indicación expresa, todos corresponden a la configuración congelada: </w:t>
+        <w:t xml:space="preserve">. Salvo </w:t>
+      </w:r>
+      <w:r>
+        <w:lastRenderedPageBreak/>
+        <w:t xml:space="preserve">indicación expresa, todos corresponden a la configuración congelada: </w:t>
       </w:r>
       <w:r>
         <w:rPr>
@@ -3598,7 +3602,6 @@
         <w:ind w:firstLine="720"/>
       </w:pPr>
       <w:r>
-        <w:lastRenderedPageBreak/>
         <w:t>El enunciado plantea un procedimiento genérico de ocho etapas y pide adaptarlo al proyecto. Esta sección lo recorre entera, y en cada etapa declara qué está construido y medido, y qué queda pendiente. La diferencia entre las dos cosas se señala en cada caso, porque un procedimiento descrito y un procedimiento ejecutado no son lo mismo.</w:t>
       </w:r>
     </w:p>
@@ -3607,7 +3610,7 @@
         <w:pStyle w:val="Ttulo2"/>
         <w:keepNext/>
       </w:pPr>
-      <w:bookmarkStart w:id="9" w:name="_Toc238156099"/>
+      <w:bookmarkStart w:id="9" w:name="_Toc238213024"/>
       <w:r>
         <w:t>1. Extracción de datos</w:t>
       </w:r>
@@ -4044,6 +4047,7 @@
         <w:ind w:firstLine="720"/>
       </w:pPr>
       <w:r>
+        <w:lastRenderedPageBreak/>
         <w:t>El costo aceptado es que las velas de 4 horas incorporan más ruido de microestructura y son menos legibles en una figura.</w:t>
       </w:r>
     </w:p>
@@ -4052,9 +4056,8 @@
         <w:pStyle w:val="Ttulo2"/>
         <w:keepNext/>
       </w:pPr>
-      <w:bookmarkStart w:id="10" w:name="_Toc238156100"/>
-      <w:r>
-        <w:lastRenderedPageBreak/>
+      <w:bookmarkStart w:id="10" w:name="_Toc238213025"/>
+      <w:r>
         <w:t>2. Limpieza de datos</w:t>
       </w:r>
       <w:bookmarkEnd w:id="10"/>
@@ -4105,7 +4108,7 @@
         <w:pStyle w:val="Ttulo2"/>
         <w:keepNext/>
       </w:pPr>
-      <w:bookmarkStart w:id="11" w:name="_Toc238156101"/>
+      <w:bookmarkStart w:id="11" w:name="_Toc238213026"/>
       <w:r>
         <w:t>3. Análisis exploratorio</w:t>
       </w:r>
@@ -4158,6 +4161,7 @@
           <w:b/>
           <w:bCs/>
         </w:rPr>
+        <w:lastRenderedPageBreak/>
         <w:t>La volatilidad conmuta entre regímenes</w:t>
       </w:r>
       <w:r>
@@ -4169,7 +4173,6 @@
         <w:ind w:left="720"/>
       </w:pPr>
       <w:r>
-        <w:lastRenderedPageBreak/>
         <w:t xml:space="preserve">Esos números se midieron sobre velas diarias con </w:t>
       </w:r>
       <w:r>
@@ -4189,7 +4192,7 @@
         <w:pStyle w:val="Ttulo2"/>
         <w:keepNext/>
       </w:pPr>
-      <w:bookmarkStart w:id="12" w:name="_Toc238156102"/>
+      <w:bookmarkStart w:id="12" w:name="_Toc238213027"/>
       <w:r>
         <w:t>4. Ingeniería de características</w:t>
       </w:r>
@@ -4647,7 +4650,7 @@
           <w:sz w:val="22"/>
           <w:szCs w:val="22"/>
         </w:rPr>
-        <w:t>modelo-clasico-4h-w7-h1.json</w:t>
+        <w:t>modelo-clasico-4h-w7-h1-rezagos-en-nivel.json</w:t>
       </w:r>
       <w:r>
         <w:t>.</w:t>
@@ -4693,11 +4696,11 @@
         <w:t>mejora</w:t>
       </w:r>
       <w:r>
-        <w:t xml:space="preserve"> el F1 macro del modelo de referencia. La variante sin ellas es la mejor de las cinco evaluadas. No se adoptó como configuración por omisión porque la pregunta estaba </w:t>
+        <w:t xml:space="preserve"> el F1 macro del modelo de referencia. La variante sin ellas es la mejor de las cinco </w:t>
       </w:r>
       <w:r>
         <w:lastRenderedPageBreak/>
-        <w:t>prerregistrada y elegir la variante después de ver el resultado es una decisión del equipo, no de quien la mide.</w:t>
+        <w:t>evaluadas. No se adoptó como configuración por omisión porque la pregunta estaba prerregistrada y elegir la variante después de ver el resultado es una decisión del equipo, no de quien la mide.</w:t>
       </w:r>
     </w:p>
     <w:p>
@@ -4720,7 +4723,7 @@
         <w:pStyle w:val="Ttulo2"/>
         <w:keepNext/>
       </w:pPr>
-      <w:bookmarkStart w:id="13" w:name="_Toc238156103"/>
+      <w:bookmarkStart w:id="13" w:name="_Toc238213028"/>
       <w:r>
         <w:t>5. Partición temporal</w:t>
       </w:r>
@@ -5108,7 +5111,7 @@
           <w:sz w:val="22"/>
           <w:szCs w:val="22"/>
         </w:rPr>
-        <w:t>modelo-clasico-4h-w7-h1.json</w:t>
+        <w:t>modelo-clasico-4h-w7-h1-rezagos-en-nivel.json</w:t>
       </w:r>
       <w:r>
         <w:t>.</w:t>
@@ -5151,6 +5154,7 @@
         <w:ind w:firstLine="720"/>
       </w:pPr>
       <w:r>
+        <w:lastRenderedPageBreak/>
         <w:t xml:space="preserve">De aquí sale también la razón por la que la imputación va </w:t>
       </w:r>
       <w:r>
@@ -5169,7 +5173,6 @@
         <w:ind w:firstLine="720"/>
       </w:pPr>
       <w:r>
-        <w:lastRenderedPageBreak/>
         <w:t xml:space="preserve">El balance de clases en entrenamiento queda en </w:t>
       </w:r>
       <w:r>
@@ -5199,7 +5202,7 @@
         <w:pStyle w:val="Ttulo2"/>
         <w:keepNext/>
       </w:pPr>
-      <w:bookmarkStart w:id="14" w:name="_Toc238156104"/>
+      <w:bookmarkStart w:id="14" w:name="_Toc238213029"/>
       <w:r>
         <w:t>6. Selección del modelo</w:t>
       </w:r>
@@ -5292,8 +5295,9 @@
         <w:pStyle w:val="Ttulo2"/>
         <w:keepNext/>
       </w:pPr>
-      <w:bookmarkStart w:id="15" w:name="_Toc238156105"/>
-      <w:r>
+      <w:bookmarkStart w:id="15" w:name="_Toc238213030"/>
+      <w:r>
+        <w:lastRenderedPageBreak/>
         <w:t>7. Entrenamiento y optimización de hiperparámetros</w:t>
       </w:r>
       <w:bookmarkEnd w:id="15"/>
@@ -5325,11 +5329,7 @@
         <w:t>antes</w:t>
       </w:r>
       <w:r>
-        <w:t xml:space="preserve"> de mirar ningún resultado, y </w:t>
-      </w:r>
-      <w:r>
-        <w:lastRenderedPageBreak/>
-        <w:t>la razón de cada uno está escrita junto al valor, de modo que "lo elegimos antes de medir" es auditable y no una afirmación nuestra.</w:t>
+        <w:t xml:space="preserve"> de mirar ningún resultado, y la razón de cada uno está escrita junto al valor, de modo que "lo elegimos antes de medir" es auditable y no una afirmación nuestra.</w:t>
       </w:r>
     </w:p>
     <w:p>
@@ -5385,7 +5385,7 @@
         <w:pStyle w:val="Ttulo2"/>
         <w:keepNext/>
       </w:pPr>
-      <w:bookmarkStart w:id="16" w:name="_Toc238156106"/>
+      <w:bookmarkStart w:id="16" w:name="_Toc238213031"/>
       <w:r>
         <w:t>8. Evaluación y despliegue</w:t>
       </w:r>
@@ -5472,7 +5472,11 @@
         <w:t>8 velas, es decir 32 horas</w:t>
       </w:r>
       <w:r>
-        <w:t xml:space="preserve">. Para saber si la vela </w:t>
+        <w:t xml:space="preserve">. Para </w:t>
+      </w:r>
+      <w:r>
+        <w:lastRenderedPageBreak/>
+        <w:t xml:space="preserve">saber si la vela </w:t>
       </w:r>
       <w:r>
         <w:rPr>
@@ -5517,9 +5521,8 @@
         <w:pStyle w:val="Ttulo2"/>
         <w:keepNext/>
       </w:pPr>
-      <w:bookmarkStart w:id="17" w:name="_Toc238156107"/>
-      <w:r>
-        <w:lastRenderedPageBreak/>
+      <w:bookmarkStart w:id="17" w:name="_Toc238213032"/>
+      <w:r>
         <w:t>Lo que este procedimiento todavía no resuelve</w:t>
       </w:r>
       <w:bookmarkEnd w:id="17"/>
@@ -5615,7 +5618,7 @@
         <w:pStyle w:val="Ttulo1"/>
         <w:keepNext/>
       </w:pPr>
-      <w:bookmarkStart w:id="18" w:name="_Toc238156108"/>
+      <w:bookmarkStart w:id="18" w:name="_Toc238213033"/>
       <w:r>
         <w:t>Conclusiones</w:t>
       </w:r>
@@ -5641,6 +5644,7 @@
         <w:ind w:firstLine="720"/>
       </w:pPr>
       <w:r>
+        <w:lastRenderedPageBreak/>
         <w:t>Cuatro conclusiones cierran esta entrega. Como en la anterior, ninguna proviene únicamente de la literatura consultada: todas se apoyan en mediciones realizadas sobre las máquinas y los datos del proyecto.</w:t>
       </w:r>
     </w:p>
@@ -5656,52 +5660,49 @@
         <w:t>Primera. Los tres parámetros que definen el problema dejaron de ser provisionales, y cada uno se fijó con un criterio distinto declarado antes de medir.</w:t>
       </w:r>
       <w:r>
-        <w:t xml:space="preserve"> La granularidad, por el piso de ejemplos de la clase minoritaria; la ventana, por ser la mayor que lo cumple; y el </w:t>
-      </w:r>
-      <w:r>
+        <w:t xml:space="preserve"> La granularidad, por el piso de ejemplos de la clase minoritaria; la ventana, por ser la mayor que lo cumple; y el horizonte, por la caída de la información mutua entre lo observable y la etiqueta. Que sean tres criterios y no uno importa: fijar los tres con el mismo argumento habría sido justificar una decisión ya tomada.</w:t>
+      </w:r>
+    </w:p>
+    <w:p>
+      <w:pPr>
+        <w:ind w:firstLine="720"/>
+      </w:pPr>
+      <w:r>
+        <w:rPr>
+          <w:b/>
+          <w:bCs/>
+        </w:rPr>
+        <w:t>Segunda. La elección del modelo fundacional se resolvió por coste medido y no por preferencia.</w:t>
+      </w:r>
+      <w:r>
+        <w:t xml:space="preserve"> Los tres candidatos evaluados corren en CPU, pero el tiempo de inferencia sobre el bloque de validación los separa por tres órdenes de magnitud, y el descarte más costoso se decidió con ese número. Merece señalarse que el criterio que elimina a FinLSPM no es técnico sino de disponibilidad: el enunciado exige código público y no logramos encontrarlo, lo que se reporta como lo que es —no lo hemos encontrado— y no como una afirmación sobre su inexistencia.</w:t>
+      </w:r>
+    </w:p>
+    <w:p>
+      <w:pPr>
+        <w:ind w:firstLine="720"/>
+      </w:pPr>
+      <w:r>
+        <w:rPr>
+          <w:b/>
+          <w:bCs/>
+        </w:rPr>
+        <w:t>Tercera. CryptoMamba queda descartado por dos razones independientes, y una obliga a consultar al profesor.</w:t>
+      </w:r>
+      <w:r>
+        <w:t xml:space="preserve"> No puede instalarse sin CUDA en ninguna de las máquinas del equipo, lo que se comprobó en un entorno desechable, y además no es un Transformer sino un modelo de espacio de estados, mientras que el enunciado pide expresamente un Transformer como segundo modelo. La primera razón es nuestra limitación; la segunda es una ambigüedad del enunciado que preferimos plantear antes que resolver por cuenta propia.</w:t>
+      </w:r>
+    </w:p>
+    <w:p>
+      <w:pPr>
+        <w:ind w:firstLine="720"/>
+      </w:pPr>
+      <w:r>
+        <w:rPr>
+          <w:b/>
+          <w:bCs/>
+        </w:rPr>
         <w:lastRenderedPageBreak/>
-        <w:t>horizonte, por la caída de la información mutua entre lo observable y la etiqueta. Que sean tres criterios y no uno importa: fijar los tres con el mismo argumento habría sido justificar una decisión ya tomada.</w:t>
-      </w:r>
-    </w:p>
-    <w:p>
-      <w:pPr>
-        <w:ind w:firstLine="720"/>
-      </w:pPr>
-      <w:r>
-        <w:rPr>
-          <w:b/>
-          <w:bCs/>
-        </w:rPr>
-        <w:t>Segunda. La elección del modelo fundacional se resolvió por coste medido y no por preferencia.</w:t>
-      </w:r>
-      <w:r>
-        <w:t xml:space="preserve"> Los tres candidatos evaluados corren en CPU, pero el tiempo de inferencia sobre el bloque de validación los separa por tres órdenes de magnitud, y el descarte más costoso se decidió con ese número. Merece señalarse que el criterio que elimina a FinLSPM no es técnico sino de disponibilidad: el enunciado exige código público y no logramos encontrarlo, lo que se reporta como lo que es —no lo hemos encontrado— y no como una afirmación sobre su inexistencia.</w:t>
-      </w:r>
-    </w:p>
-    <w:p>
-      <w:pPr>
-        <w:ind w:firstLine="720"/>
-      </w:pPr>
-      <w:r>
-        <w:rPr>
-          <w:b/>
-          <w:bCs/>
-        </w:rPr>
-        <w:t>Tercera. CryptoMamba queda descartado por dos razones independientes, y una obliga a consultar al profesor.</w:t>
-      </w:r>
-      <w:r>
-        <w:t xml:space="preserve"> No puede instalarse sin CUDA en ninguna de las máquinas del equipo, lo que se comprobó en un entorno desechable, y además no es un Transformer sino un modelo de espacio de estados, mientras que el enunciado pide expresamente un Transformer como segundo modelo. La primera razón es nuestra limitación; la segunda es una ambigüedad del enunciado que preferimos plantear antes que resolver por cuenta propia.</w:t>
-      </w:r>
-    </w:p>
-    <w:p>
-      <w:pPr>
-        <w:ind w:firstLine="720"/>
-      </w:pPr>
-      <w:r>
-        <w:rPr>
-          <w:b/>
-          <w:bCs/>
-        </w:rPr>
         <w:t>Cuarta. El procedimiento está construido de punta a punta, y lo que produjo es un piso honesto.</w:t>
       </w:r>
       <w:r>
@@ -5716,79 +5717,82 @@
         <w:pStyle w:val="Ttulo2"/>
         <w:keepNext/>
       </w:pPr>
-      <w:bookmarkStart w:id="19" w:name="_Toc238156109"/>
+      <w:bookmarkStart w:id="19" w:name="_Toc238213034"/>
+      <w:r>
+        <w:t>Limitaciones</w:t>
+      </w:r>
+      <w:bookmarkEnd w:id="19"/>
+    </w:p>
+    <w:p>
+      <w:pPr>
+        <w:ind w:firstLine="720"/>
+      </w:pPr>
+      <w:r>
+        <w:t>Cuatro advertencias que conviene explicitar.</w:t>
+      </w:r>
+    </w:p>
+    <w:p>
+      <w:pPr>
+        <w:ind w:firstLine="720"/>
+      </w:pPr>
+      <w:r>
+        <w:rPr>
+          <w:b/>
+          <w:bCs/>
+        </w:rPr>
+        <w:t>La señal disponible es escasa.</w:t>
+      </w:r>
+      <w:r>
+        <w:t xml:space="preserve"> La información mutua entre lo observable y la etiqueta es baja para todo horizonte, incluido el elegido. Lo que sustenta la decisión es la forma de la curva y no su magnitud, y esa magnitud pequeña es en sí misma un aviso sobre la dificultad del problema con las características actuales.</w:t>
+      </w:r>
+    </w:p>
+    <w:p>
+      <w:pPr>
+        <w:ind w:firstLine="720"/>
+      </w:pPr>
+      <w:r>
+        <w:rPr>
+          <w:b/>
+          <w:bCs/>
+        </w:rPr>
+        <w:t>El conjunto de validación no tiene resolución suficiente.</w:t>
+      </w:r>
+      <w:r>
+        <w:t xml:space="preserve"> Con 99 máximos y 94 mínimos, y un F1 macro que pesa esas dos clases a dos tercios, unos pocos aciertos mueven el resultado de forma apreciable. Cualquier comparación entre modelos que no venga acompañada de un intervalo debe leerse con reserva.</w:t>
+      </w:r>
+    </w:p>
+    <w:p>
+      <w:pPr>
+        <w:ind w:firstLine="720"/>
+      </w:pPr>
+      <w:r>
+        <w:rPr>
+          <w:b/>
+          <w:bCs/>
+        </w:rPr>
+        <w:t>Una fracción de los puntos de inflexión es impredecible por construcción.</w:t>
+      </w:r>
+      <w:r>
+        <w:t xml:space="preserve"> Los saltos inducidos por anuncios regulatorios son exógenos a la serie, y ninguna característica construida sobre el histórico de precios puede anticiparlos.</w:t>
+      </w:r>
+    </w:p>
+    <w:p>
+      <w:pPr>
+        <w:ind w:firstLine="720"/>
+      </w:pPr>
+      <w:r>
+        <w:rPr>
+          <w:b/>
+          <w:bCs/>
+        </w:rPr>
+        <w:t>El paso de un pronóstico de trayectoria a una etiqueta de tres clases sigue abierto.</w:t>
+      </w:r>
+      <w:r>
+        <w:t xml:space="preserve"> Un modelo fundacional pronostica el precio, no la clase. Aplicar el etiquetador sobre la </w:t>
+      </w:r>
       <w:r>
         <w:lastRenderedPageBreak/>
-        <w:t>Limitaciones</w:t>
-      </w:r>
-      <w:bookmarkEnd w:id="19"/>
-    </w:p>
-    <w:p>
-      <w:pPr>
-        <w:ind w:firstLine="720"/>
-      </w:pPr>
-      <w:r>
-        <w:t>Cuatro advertencias que conviene explicitar.</w:t>
-      </w:r>
-    </w:p>
-    <w:p>
-      <w:pPr>
-        <w:ind w:firstLine="720"/>
-      </w:pPr>
-      <w:r>
-        <w:rPr>
-          <w:b/>
-          <w:bCs/>
-        </w:rPr>
-        <w:t>La señal disponible es escasa.</w:t>
-      </w:r>
-      <w:r>
-        <w:t xml:space="preserve"> La información mutua entre lo observable y la etiqueta es baja para todo horizonte, incluido el elegido. Lo que sustenta la decisión es la forma de la curva y no su magnitud, y esa magnitud pequeña es en sí misma un aviso sobre la dificultad del problema con las características actuales.</w:t>
-      </w:r>
-    </w:p>
-    <w:p>
-      <w:pPr>
-        <w:ind w:firstLine="720"/>
-      </w:pPr>
-      <w:r>
-        <w:rPr>
-          <w:b/>
-          <w:bCs/>
-        </w:rPr>
-        <w:t>El conjunto de validación no tiene resolución suficiente.</w:t>
-      </w:r>
-      <w:r>
-        <w:t xml:space="preserve"> Con 99 máximos y 94 mínimos, y un F1 macro que pesa esas dos clases a dos tercios, unos pocos aciertos mueven el resultado de forma apreciable. Cualquier comparación entre modelos que no venga acompañada de un intervalo debe leerse con reserva.</w:t>
-      </w:r>
-    </w:p>
-    <w:p>
-      <w:pPr>
-        <w:ind w:firstLine="720"/>
-      </w:pPr>
-      <w:r>
-        <w:rPr>
-          <w:b/>
-          <w:bCs/>
-        </w:rPr>
-        <w:t>Una fracción de los puntos de inflexión es impredecible por construcción.</w:t>
-      </w:r>
-      <w:r>
-        <w:t xml:space="preserve"> Los saltos inducidos por anuncios regulatorios son exógenos a la serie, y ninguna característica construida sobre el histórico de precios puede anticiparlos.</w:t>
-      </w:r>
-    </w:p>
-    <w:p>
-      <w:pPr>
-        <w:ind w:firstLine="720"/>
-      </w:pPr>
-      <w:r>
-        <w:rPr>
-          <w:b/>
-          <w:bCs/>
-        </w:rPr>
-        <w:t>El paso de un pronóstico de trayectoria a una etiqueta de tres clases sigue abierto.</w:t>
-      </w:r>
-      <w:r>
-        <w:t xml:space="preserve"> Un modelo fundacional pronostica el precio, no la clase. Aplicar el etiquetador sobre la trayectoria pronosticada reutiliza el contrato en lugar de añadir una cabeza entrenable, pero es una decisión de diseño que hay que tomar y justificar.</w:t>
+        <w:t>trayectoria pronosticada reutiliza el contrato en lugar de añadir una cabeza entrenable, pero es una decisión de diseño que hay que tomar y justificar.</w:t>
       </w:r>
     </w:p>
     <w:p>
@@ -5796,7 +5800,7 @@
         <w:pStyle w:val="Ttulo2"/>
         <w:keepNext/>
       </w:pPr>
-      <w:bookmarkStart w:id="20" w:name="_Toc238156110"/>
+      <w:bookmarkStart w:id="20" w:name="_Toc238213035"/>
       <w:r>
         <w:t>Sobre el umbral de decisión</w:t>
       </w:r>
@@ -5817,11 +5821,7 @@
         <w:t>es una convención del equipo acordada de antemano, no un contraste estadístico.</w:t>
       </w:r>
       <w:r>
-        <w:t xml:space="preserve"> Fijarlo antes de mirar los resultados fue lo correcto, porque impide elegir el criterio después de conocer </w:t>
-      </w:r>
-      <w:r>
-        <w:lastRenderedPageBreak/>
-        <w:t>el desenlace; presentarlo como si fuera una prueba de significancia no lo sería. Cuando el margen y su intervalo discrepen, manda el intervalo.</w:t>
+        <w:t xml:space="preserve"> Fijarlo antes de mirar los resultados fue lo correcto, porque impide elegir el criterio después de conocer el desenlace; presentarlo como si fuera una prueba de significancia no lo sería. Cuando el margen y su intervalo discrepen, manda el intervalo.</w:t>
       </w:r>
     </w:p>
     <w:p>
@@ -5829,7 +5829,7 @@
         <w:pStyle w:val="Ttulo2"/>
         <w:keepNext/>
       </w:pPr>
-      <w:bookmarkStart w:id="21" w:name="_Toc238156111"/>
+      <w:bookmarkStart w:id="21" w:name="_Toc238213036"/>
       <w:r>
         <w:t>Trabajo siguiente</w:t>
       </w:r>
@@ -5864,7 +5864,7 @@
         <w:pStyle w:val="Ttulo1"/>
         <w:keepNext/>
       </w:pPr>
-      <w:bookmarkStart w:id="22" w:name="_Toc238156112"/>
+      <w:bookmarkStart w:id="22" w:name="_Toc238213037"/>
       <w:r>
         <w:lastRenderedPageBreak/>
         <w:t>Referencias</w:t>
@@ -6108,10 +6108,10 @@
 <file path=word/numbering.xml><?xml version="1.0" encoding="utf-8"?>
 <w:numbering xmlns:wpc="http://schemas.microsoft.com/office/word/2010/wordprocessingCanvas" xmlns:cx="http://schemas.microsoft.com/office/drawing/2014/chartex" xmlns:cx1="http://schemas.microsoft.com/office/drawing/2015/9/8/chartex" xmlns:cx2="http://schemas.microsoft.com/office/drawing/2015/10/21/chartex" xmlns:cx3="http://schemas.microsoft.com/office/drawing/2016/5/9/chartex" xmlns:cx4="http://schemas.microsoft.com/office/drawing/2016/5/10/chartex" xmlns:cx5="http://schemas.microsoft.com/office/drawing/2016/5/11/chartex" xmlns:cx6="http://schemas.microsoft.com/office/drawing/2016/5/12/chartex" xmlns:cx7="http://schemas.microsoft.com/office/drawing/2016/5/13/chartex" xmlns:cx8="http://schemas.microsoft.com/office/drawing/2016/5/14/chartex" xmlns:mc="http://schemas.openxmlformats.org/markup-compatibility/2006" xmlns:aink="http://schemas.microsoft.com/office/drawing/2016/ink" xmlns:am3d="http://schemas.microsoft.com/office/drawing/2017/model3d" xmlns:o="urn:schemas-microsoft-com:office:office" xmlns:oel="http://schemas.microsoft.com/office/2019/extlst" xmlns:r="http://schemas.openxmlformats.org/officeDocument/2006/relationships" xmlns:m="http://schemas.openxmlformats.org/officeDocument/2006/math" xmlns:v="urn:schemas-microsoft-com:vml" xmlns:wp14="http://schemas.microsoft.com/office/word/2010/wordprocessingDrawing" xmlns:wp="http://schemas.openxmlformats.org/drawingml/2006/wordprocessingDrawing" xmlns:w10="urn:schemas-microsoft-com:office:word" xmlns:w="http://schemas.openxmlformats.org/wordprocessingml/2006/main" xmlns:w14="http://schemas.microsoft.com/office/word/2010/wordml" xmlns:w15="http://schemas.microsoft.com/office/word/2012/wordml" xmlns:w16cei="http://schemas.microsoft.com/office/word/2026/wordml/cei" xmlns:w16cex="http://schemas.microsoft.com/office/word/2018/wordml/cex" xmlns:w16cid="http://schemas.microsoft.com/office/word/2016/wordml/cid" xmlns:w16="http://schemas.microsoft.com/office/word/2018/wordml" xmlns:w16du="http://schemas.microsoft.com/office/word/2023/wordml/word16du" xmlns:w16sdtdh="http://schemas.microsoft.com/office/word/2020/wordml/sdtdatahash" xmlns:w16sdtfl="http://schemas.microsoft.com/office/word/2024/wordml/sdtformatlock" xmlns:w16se="http://schemas.microsoft.com/office/word/2015/wordml/symex" xmlns:wpg="http://schemas.microsoft.com/office/word/2010/wordprocessingGroup" xmlns:wpi="http://schemas.microsoft.com/office/word/2010/wordprocessingInk" xmlns:wne="http://schemas.microsoft.com/office/word/2006/wordml" xmlns:wps="http://schemas.microsoft.com/office/word/2010/wordprocessingShape" mc:Ignorable="w14 w15 w16se w16cid w16 w16cex w16sdtdh w16sdtfl w16du wp14">
   <w:abstractNum w:abstractNumId="0" w15:restartNumberingAfterBreak="0">
-    <w:nsid w:val="7F104B08"/>
+    <w:nsid w:val="1E6E2576"/>
     <w:multiLevelType w:val="hybridMultilevel"/>
-    <w:tmpl w:val="4B6246DC"/>
-    <w:lvl w:ilvl="0" w:tplc="DC9E5476">
+    <w:tmpl w:val="AC8AD87E"/>
+    <w:lvl w:ilvl="0" w:tplc="D6309B4E">
       <w:start w:val="1"/>
       <w:numFmt w:val="bullet"/>
       <w:lvlText w:val="●"/>
@@ -6120,7 +6120,7 @@
         <w:ind w:left="720" w:hanging="360"/>
       </w:pPr>
     </w:lvl>
-    <w:lvl w:ilvl="1" w:tplc="A99AEDEA">
+    <w:lvl w:ilvl="1" w:tplc="9F5C1524">
       <w:start w:val="1"/>
       <w:numFmt w:val="bullet"/>
       <w:lvlText w:val="○"/>
@@ -6129,7 +6129,7 @@
         <w:ind w:left="1440" w:hanging="360"/>
       </w:pPr>
     </w:lvl>
-    <w:lvl w:ilvl="2" w:tplc="D632BEC0">
+    <w:lvl w:ilvl="2" w:tplc="72A215F0">
       <w:start w:val="1"/>
       <w:numFmt w:val="bullet"/>
       <w:lvlText w:val="■"/>
@@ -6138,7 +6138,7 @@
         <w:ind w:left="2160" w:hanging="360"/>
       </w:pPr>
     </w:lvl>
-    <w:lvl w:ilvl="3" w:tplc="860E41D8">
+    <w:lvl w:ilvl="3" w:tplc="D760325E">
       <w:start w:val="1"/>
       <w:numFmt w:val="bullet"/>
       <w:lvlText w:val="●"/>
@@ -6147,7 +6147,7 @@
         <w:ind w:left="2880" w:hanging="360"/>
       </w:pPr>
     </w:lvl>
-    <w:lvl w:ilvl="4" w:tplc="804080D4">
+    <w:lvl w:ilvl="4" w:tplc="BE229ECC">
       <w:start w:val="1"/>
       <w:numFmt w:val="bullet"/>
       <w:lvlText w:val="○"/>
@@ -6156,7 +6156,7 @@
         <w:ind w:left="3600" w:hanging="360"/>
       </w:pPr>
     </w:lvl>
-    <w:lvl w:ilvl="5" w:tplc="C4741956">
+    <w:lvl w:ilvl="5" w:tplc="7F567CE4">
       <w:start w:val="1"/>
       <w:numFmt w:val="bullet"/>
       <w:lvlText w:val="■"/>
@@ -6165,7 +6165,7 @@
         <w:ind w:left="4320" w:hanging="360"/>
       </w:pPr>
     </w:lvl>
-    <w:lvl w:ilvl="6" w:tplc="64DA6662">
+    <w:lvl w:ilvl="6" w:tplc="C71AA2D8">
       <w:start w:val="1"/>
       <w:numFmt w:val="bullet"/>
       <w:lvlText w:val="●"/>
@@ -6174,7 +6174,7 @@
         <w:ind w:left="5040" w:hanging="360"/>
       </w:pPr>
     </w:lvl>
-    <w:lvl w:ilvl="7" w:tplc="2C6A63E4">
+    <w:lvl w:ilvl="7" w:tplc="D3B681A2">
       <w:start w:val="1"/>
       <w:numFmt w:val="bullet"/>
       <w:lvlText w:val="●"/>
@@ -6183,7 +6183,7 @@
         <w:ind w:left="5760" w:hanging="360"/>
       </w:pPr>
     </w:lvl>
-    <w:lvl w:ilvl="8" w:tplc="AABA35A2">
+    <w:lvl w:ilvl="8" w:tplc="A6F0CFDE">
       <w:start w:val="1"/>
       <w:numFmt w:val="bullet"/>
       <w:lvlText w:val="●"/>
@@ -6193,7 +6193,7 @@
       </w:pPr>
     </w:lvl>
   </w:abstractNum>
-  <w:num w:numId="1" w16cid:durableId="759790744">
+  <w:num w:numId="1" w16cid:durableId="1590890008">
     <w:abstractNumId w:val="0"/>
     <w:lvlOverride w:ilvl="0">
       <w:startOverride w:val="1"/>
@@ -6817,7 +6817,7 @@
     <w:autoRedefine/>
     <w:uiPriority w:val="39"/>
     <w:unhideWhenUsed/>
-    <w:rsid w:val="00B91E75"/>
+    <w:rsid w:val="001F3C99"/>
     <w:pPr>
       <w:spacing w:after="100"/>
     </w:pPr>
@@ -6829,7 +6829,7 @@
     <w:autoRedefine/>
     <w:uiPriority w:val="39"/>
     <w:unhideWhenUsed/>
-    <w:rsid w:val="00B91E75"/>
+    <w:rsid w:val="001F3C99"/>
     <w:pPr>
       <w:spacing w:after="100"/>
       <w:ind w:left="240"/>

--- a/docs/entregas/semana-2/Marco teorico - Semana 2.docx
+++ b/docs/entregas/semana-2/Marco teorico - Semana 2.docx
@@ -147,7 +147,7 @@
     <w:sdt>
       <w:sdtPr>
         <w:alias w:val="Contenido"/>
-        <w:id w:val="541792730"/>
+        <w:id w:val="1929762670"/>
       </w:sdtPr>
       <w:sdtEndPr/>
       <w:sdtContent>
@@ -174,7 +174,7 @@
           <w:r>
             <w:fldChar w:fldCharType="separate"/>
           </w:r>
-          <w:hyperlink w:anchor="_Toc238213015" w:history="1">
+          <w:hyperlink w:anchor="_Toc238218105" w:history="1">
             <w:r>
               <w:rPr>
                 <w:rStyle w:val="Hipervnculo"/>
@@ -198,7 +198,7 @@
               <w:rPr>
                 <w:noProof/>
               </w:rPr>
-              <w:instrText xml:space="preserve"> PAGEREF _Toc238213015 \h </w:instrText>
+              <w:instrText xml:space="preserve"> PAGEREF _Toc238218105 \h </w:instrText>
             </w:r>
             <w:r>
               <w:rPr>
@@ -239,7 +239,7 @@
               <w14:ligatures w14:val="standardContextual"/>
             </w:rPr>
           </w:pPr>
-          <w:hyperlink w:anchor="_Toc238213016" w:history="1">
+          <w:hyperlink w:anchor="_Toc238218106" w:history="1">
             <w:r>
               <w:rPr>
                 <w:rStyle w:val="Hipervnculo"/>
@@ -263,7 +263,7 @@
               <w:rPr>
                 <w:noProof/>
               </w:rPr>
-              <w:instrText xml:space="preserve"> PAGEREF _Toc238213016 \h </w:instrText>
+              <w:instrText xml:space="preserve"> PAGEREF _Toc238218106 \h </w:instrText>
             </w:r>
             <w:r>
               <w:rPr>
@@ -304,7 +304,7 @@
               <w14:ligatures w14:val="standardContextual"/>
             </w:rPr>
           </w:pPr>
-          <w:hyperlink w:anchor="_Toc238213017" w:history="1">
+          <w:hyperlink w:anchor="_Toc238218107" w:history="1">
             <w:r>
               <w:rPr>
                 <w:rStyle w:val="Hipervnculo"/>
@@ -328,7 +328,7 @@
               <w:rPr>
                 <w:noProof/>
               </w:rPr>
-              <w:instrText xml:space="preserve"> PAGEREF _Toc238213017 \h </w:instrText>
+              <w:instrText xml:space="preserve"> PAGEREF _Toc238218107 \h </w:instrText>
             </w:r>
             <w:r>
               <w:rPr>
@@ -369,7 +369,7 @@
               <w14:ligatures w14:val="standardContextual"/>
             </w:rPr>
           </w:pPr>
-          <w:hyperlink w:anchor="_Toc238213018" w:history="1">
+          <w:hyperlink w:anchor="_Toc238218108" w:history="1">
             <w:r>
               <w:rPr>
                 <w:rStyle w:val="Hipervnculo"/>
@@ -393,7 +393,7 @@
               <w:rPr>
                 <w:noProof/>
               </w:rPr>
-              <w:instrText xml:space="preserve"> PAGEREF _Toc238213018 \h </w:instrText>
+              <w:instrText xml:space="preserve"> PAGEREF _Toc238218108 \h </w:instrText>
             </w:r>
             <w:r>
               <w:rPr>
@@ -434,7 +434,7 @@
               <w14:ligatures w14:val="standardContextual"/>
             </w:rPr>
           </w:pPr>
-          <w:hyperlink w:anchor="_Toc238213019" w:history="1">
+          <w:hyperlink w:anchor="_Toc238218109" w:history="1">
             <w:r>
               <w:rPr>
                 <w:rStyle w:val="Hipervnculo"/>
@@ -458,7 +458,7 @@
               <w:rPr>
                 <w:noProof/>
               </w:rPr>
-              <w:instrText xml:space="preserve"> PAGEREF _Toc238213019 \h </w:instrText>
+              <w:instrText xml:space="preserve"> PAGEREF _Toc238218109 \h </w:instrText>
             </w:r>
             <w:r>
               <w:rPr>
@@ -499,7 +499,7 @@
               <w14:ligatures w14:val="standardContextual"/>
             </w:rPr>
           </w:pPr>
-          <w:hyperlink w:anchor="_Toc238213020" w:history="1">
+          <w:hyperlink w:anchor="_Toc238218110" w:history="1">
             <w:r>
               <w:rPr>
                 <w:rStyle w:val="Hipervnculo"/>
@@ -523,7 +523,7 @@
               <w:rPr>
                 <w:noProof/>
               </w:rPr>
-              <w:instrText xml:space="preserve"> PAGEREF _Toc238213020 \h </w:instrText>
+              <w:instrText xml:space="preserve"> PAGEREF _Toc238218110 \h </w:instrText>
             </w:r>
             <w:r>
               <w:rPr>
@@ -564,7 +564,7 @@
               <w14:ligatures w14:val="standardContextual"/>
             </w:rPr>
           </w:pPr>
-          <w:hyperlink w:anchor="_Toc238213021" w:history="1">
+          <w:hyperlink w:anchor="_Toc238218111" w:history="1">
             <w:r>
               <w:rPr>
                 <w:rStyle w:val="Hipervnculo"/>
@@ -588,7 +588,7 @@
               <w:rPr>
                 <w:noProof/>
               </w:rPr>
-              <w:instrText xml:space="preserve"> PAGEREF _Toc238213021 \h </w:instrText>
+              <w:instrText xml:space="preserve"> PAGEREF _Toc238218111 \h </w:instrText>
             </w:r>
             <w:r>
               <w:rPr>
@@ -629,7 +629,7 @@
               <w14:ligatures w14:val="standardContextual"/>
             </w:rPr>
           </w:pPr>
-          <w:hyperlink w:anchor="_Toc238213022" w:history="1">
+          <w:hyperlink w:anchor="_Toc238218112" w:history="1">
             <w:r>
               <w:rPr>
                 <w:rStyle w:val="Hipervnculo"/>
@@ -653,7 +653,7 @@
               <w:rPr>
                 <w:noProof/>
               </w:rPr>
-              <w:instrText xml:space="preserve"> PAGEREF _Toc238213022 \h </w:instrText>
+              <w:instrText xml:space="preserve"> PAGEREF _Toc238218112 \h </w:instrText>
             </w:r>
             <w:r>
               <w:rPr>
@@ -694,7 +694,7 @@
               <w14:ligatures w14:val="standardContextual"/>
             </w:rPr>
           </w:pPr>
-          <w:hyperlink w:anchor="_Toc238213023" w:history="1">
+          <w:hyperlink w:anchor="_Toc238218113" w:history="1">
             <w:r>
               <w:rPr>
                 <w:rStyle w:val="Hipervnculo"/>
@@ -718,7 +718,7 @@
               <w:rPr>
                 <w:noProof/>
               </w:rPr>
-              <w:instrText xml:space="preserve"> PAGEREF _Toc238213023 \h </w:instrText>
+              <w:instrText xml:space="preserve"> PAGEREF _Toc238218113 \h </w:instrText>
             </w:r>
             <w:r>
               <w:rPr>
@@ -735,7 +735,7 @@
               <w:rPr>
                 <w:noProof/>
               </w:rPr>
-              <w:t>13</w:t>
+              <w:t>14</w:t>
             </w:r>
             <w:r>
               <w:rPr>
@@ -759,7 +759,7 @@
               <w14:ligatures w14:val="standardContextual"/>
             </w:rPr>
           </w:pPr>
-          <w:hyperlink w:anchor="_Toc238213024" w:history="1">
+          <w:hyperlink w:anchor="_Toc238218114" w:history="1">
             <w:r>
               <w:rPr>
                 <w:rStyle w:val="Hipervnculo"/>
@@ -783,7 +783,7 @@
               <w:rPr>
                 <w:noProof/>
               </w:rPr>
-              <w:instrText xml:space="preserve"> PAGEREF _Toc238213024 \h </w:instrText>
+              <w:instrText xml:space="preserve"> PAGEREF _Toc238218114 \h </w:instrText>
             </w:r>
             <w:r>
               <w:rPr>
@@ -824,7 +824,7 @@
               <w14:ligatures w14:val="standardContextual"/>
             </w:rPr>
           </w:pPr>
-          <w:hyperlink w:anchor="_Toc238213025" w:history="1">
+          <w:hyperlink w:anchor="_Toc238218115" w:history="1">
             <w:r>
               <w:rPr>
                 <w:rStyle w:val="Hipervnculo"/>
@@ -848,7 +848,7 @@
               <w:rPr>
                 <w:noProof/>
               </w:rPr>
-              <w:instrText xml:space="preserve"> PAGEREF _Toc238213025 \h </w:instrText>
+              <w:instrText xml:space="preserve"> PAGEREF _Toc238218115 \h </w:instrText>
             </w:r>
             <w:r>
               <w:rPr>
@@ -889,7 +889,7 @@
               <w14:ligatures w14:val="standardContextual"/>
             </w:rPr>
           </w:pPr>
-          <w:hyperlink w:anchor="_Toc238213026" w:history="1">
+          <w:hyperlink w:anchor="_Toc238218116" w:history="1">
             <w:r>
               <w:rPr>
                 <w:rStyle w:val="Hipervnculo"/>
@@ -913,7 +913,7 @@
               <w:rPr>
                 <w:noProof/>
               </w:rPr>
-              <w:instrText xml:space="preserve"> PAGEREF _Toc238213026 \h </w:instrText>
+              <w:instrText xml:space="preserve"> PAGEREF _Toc238218116 \h </w:instrText>
             </w:r>
             <w:r>
               <w:rPr>
@@ -930,7 +930,7 @@
               <w:rPr>
                 <w:noProof/>
               </w:rPr>
-              <w:t>15</w:t>
+              <w:t>16</w:t>
             </w:r>
             <w:r>
               <w:rPr>
@@ -954,7 +954,7 @@
               <w14:ligatures w14:val="standardContextual"/>
             </w:rPr>
           </w:pPr>
-          <w:hyperlink w:anchor="_Toc238213027" w:history="1">
+          <w:hyperlink w:anchor="_Toc238218117" w:history="1">
             <w:r>
               <w:rPr>
                 <w:rStyle w:val="Hipervnculo"/>
@@ -978,7 +978,7 @@
               <w:rPr>
                 <w:noProof/>
               </w:rPr>
-              <w:instrText xml:space="preserve"> PAGEREF _Toc238213027 \h </w:instrText>
+              <w:instrText xml:space="preserve"> PAGEREF _Toc238218117 \h </w:instrText>
             </w:r>
             <w:r>
               <w:rPr>
@@ -1019,7 +1019,7 @@
               <w14:ligatures w14:val="standardContextual"/>
             </w:rPr>
           </w:pPr>
-          <w:hyperlink w:anchor="_Toc238213028" w:history="1">
+          <w:hyperlink w:anchor="_Toc238218118" w:history="1">
             <w:r>
               <w:rPr>
                 <w:rStyle w:val="Hipervnculo"/>
@@ -1043,7 +1043,7 @@
               <w:rPr>
                 <w:noProof/>
               </w:rPr>
-              <w:instrText xml:space="preserve"> PAGEREF _Toc238213028 \h </w:instrText>
+              <w:instrText xml:space="preserve"> PAGEREF _Toc238218118 \h </w:instrText>
             </w:r>
             <w:r>
               <w:rPr>
@@ -1084,7 +1084,7 @@
               <w14:ligatures w14:val="standardContextual"/>
             </w:rPr>
           </w:pPr>
-          <w:hyperlink w:anchor="_Toc238213029" w:history="1">
+          <w:hyperlink w:anchor="_Toc238218119" w:history="1">
             <w:r>
               <w:rPr>
                 <w:rStyle w:val="Hipervnculo"/>
@@ -1108,7 +1108,7 @@
               <w:rPr>
                 <w:noProof/>
               </w:rPr>
-              <w:instrText xml:space="preserve"> PAGEREF _Toc238213029 \h </w:instrText>
+              <w:instrText xml:space="preserve"> PAGEREF _Toc238218119 \h </w:instrText>
             </w:r>
             <w:r>
               <w:rPr>
@@ -1149,7 +1149,7 @@
               <w14:ligatures w14:val="standardContextual"/>
             </w:rPr>
           </w:pPr>
-          <w:hyperlink w:anchor="_Toc238213030" w:history="1">
+          <w:hyperlink w:anchor="_Toc238218120" w:history="1">
             <w:r>
               <w:rPr>
                 <w:rStyle w:val="Hipervnculo"/>
@@ -1173,7 +1173,7 @@
               <w:rPr>
                 <w:noProof/>
               </w:rPr>
-              <w:instrText xml:space="preserve"> PAGEREF _Toc238213030 \h </w:instrText>
+              <w:instrText xml:space="preserve"> PAGEREF _Toc238218120 \h </w:instrText>
             </w:r>
             <w:r>
               <w:rPr>
@@ -1214,7 +1214,7 @@
               <w14:ligatures w14:val="standardContextual"/>
             </w:rPr>
           </w:pPr>
-          <w:hyperlink w:anchor="_Toc238213031" w:history="1">
+          <w:hyperlink w:anchor="_Toc238218121" w:history="1">
             <w:r>
               <w:rPr>
                 <w:rStyle w:val="Hipervnculo"/>
@@ -1238,7 +1238,7 @@
               <w:rPr>
                 <w:noProof/>
               </w:rPr>
-              <w:instrText xml:space="preserve"> PAGEREF _Toc238213031 \h </w:instrText>
+              <w:instrText xml:space="preserve"> PAGEREF _Toc238218121 \h </w:instrText>
             </w:r>
             <w:r>
               <w:rPr>
@@ -1255,7 +1255,7 @@
               <w:rPr>
                 <w:noProof/>
               </w:rPr>
-              <w:t>19</w:t>
+              <w:t>20</w:t>
             </w:r>
             <w:r>
               <w:rPr>
@@ -1279,7 +1279,7 @@
               <w14:ligatures w14:val="standardContextual"/>
             </w:rPr>
           </w:pPr>
-          <w:hyperlink w:anchor="_Toc238213032" w:history="1">
+          <w:hyperlink w:anchor="_Toc238218122" w:history="1">
             <w:r>
               <w:rPr>
                 <w:rStyle w:val="Hipervnculo"/>
@@ -1303,7 +1303,7 @@
               <w:rPr>
                 <w:noProof/>
               </w:rPr>
-              <w:instrText xml:space="preserve"> PAGEREF _Toc238213032 \h </w:instrText>
+              <w:instrText xml:space="preserve"> PAGEREF _Toc238218122 \h </w:instrText>
             </w:r>
             <w:r>
               <w:rPr>
@@ -1344,7 +1344,7 @@
               <w14:ligatures w14:val="standardContextual"/>
             </w:rPr>
           </w:pPr>
-          <w:hyperlink w:anchor="_Toc238213033" w:history="1">
+          <w:hyperlink w:anchor="_Toc238218123" w:history="1">
             <w:r>
               <w:rPr>
                 <w:rStyle w:val="Hipervnculo"/>
@@ -1368,7 +1368,7 @@
               <w:rPr>
                 <w:noProof/>
               </w:rPr>
-              <w:instrText xml:space="preserve"> PAGEREF _Toc238213033 \h </w:instrText>
+              <w:instrText xml:space="preserve"> PAGEREF _Toc238218123 \h </w:instrText>
             </w:r>
             <w:r>
               <w:rPr>
@@ -1385,7 +1385,7 @@
               <w:rPr>
                 <w:noProof/>
               </w:rPr>
-              <w:t>20</w:t>
+              <w:t>21</w:t>
             </w:r>
             <w:r>
               <w:rPr>
@@ -1409,7 +1409,7 @@
               <w14:ligatures w14:val="standardContextual"/>
             </w:rPr>
           </w:pPr>
-          <w:hyperlink w:anchor="_Toc238213034" w:history="1">
+          <w:hyperlink w:anchor="_Toc238218124" w:history="1">
             <w:r>
               <w:rPr>
                 <w:rStyle w:val="Hipervnculo"/>
@@ -1433,7 +1433,7 @@
               <w:rPr>
                 <w:noProof/>
               </w:rPr>
-              <w:instrText xml:space="preserve"> PAGEREF _Toc238213034 \h </w:instrText>
+              <w:instrText xml:space="preserve"> PAGEREF _Toc238218124 \h </w:instrText>
             </w:r>
             <w:r>
               <w:rPr>
@@ -1450,7 +1450,7 @@
               <w:rPr>
                 <w:noProof/>
               </w:rPr>
-              <w:t>22</w:t>
+              <w:t>23</w:t>
             </w:r>
             <w:r>
               <w:rPr>
@@ -1474,7 +1474,7 @@
               <w14:ligatures w14:val="standardContextual"/>
             </w:rPr>
           </w:pPr>
-          <w:hyperlink w:anchor="_Toc238213035" w:history="1">
+          <w:hyperlink w:anchor="_Toc238218125" w:history="1">
             <w:r>
               <w:rPr>
                 <w:rStyle w:val="Hipervnculo"/>
@@ -1498,7 +1498,7 @@
               <w:rPr>
                 <w:noProof/>
               </w:rPr>
-              <w:instrText xml:space="preserve"> PAGEREF _Toc238213035 \h </w:instrText>
+              <w:instrText xml:space="preserve"> PAGEREF _Toc238218125 \h </w:instrText>
             </w:r>
             <w:r>
               <w:rPr>
@@ -1515,7 +1515,7 @@
               <w:rPr>
                 <w:noProof/>
               </w:rPr>
-              <w:t>23</w:t>
+              <w:t>24</w:t>
             </w:r>
             <w:r>
               <w:rPr>
@@ -1539,7 +1539,7 @@
               <w14:ligatures w14:val="standardContextual"/>
             </w:rPr>
           </w:pPr>
-          <w:hyperlink w:anchor="_Toc238213036" w:history="1">
+          <w:hyperlink w:anchor="_Toc238218126" w:history="1">
             <w:r>
               <w:rPr>
                 <w:rStyle w:val="Hipervnculo"/>
@@ -1563,7 +1563,7 @@
               <w:rPr>
                 <w:noProof/>
               </w:rPr>
-              <w:instrText xml:space="preserve"> PAGEREF _Toc238213036 \h </w:instrText>
+              <w:instrText xml:space="preserve"> PAGEREF _Toc238218126 \h </w:instrText>
             </w:r>
             <w:r>
               <w:rPr>
@@ -1580,7 +1580,7 @@
               <w:rPr>
                 <w:noProof/>
               </w:rPr>
-              <w:t>23</w:t>
+              <w:t>24</w:t>
             </w:r>
             <w:r>
               <w:rPr>
@@ -1604,7 +1604,7 @@
               <w14:ligatures w14:val="standardContextual"/>
             </w:rPr>
           </w:pPr>
-          <w:hyperlink w:anchor="_Toc238213037" w:history="1">
+          <w:hyperlink w:anchor="_Toc238218127" w:history="1">
             <w:r>
               <w:rPr>
                 <w:rStyle w:val="Hipervnculo"/>
@@ -1628,7 +1628,7 @@
               <w:rPr>
                 <w:noProof/>
               </w:rPr>
-              <w:instrText xml:space="preserve"> PAGEREF _Toc238213037 \h </w:instrText>
+              <w:instrText xml:space="preserve"> PAGEREF _Toc238218127 \h </w:instrText>
             </w:r>
             <w:r>
               <w:rPr>
@@ -1645,7 +1645,7 @@
               <w:rPr>
                 <w:noProof/>
               </w:rPr>
-              <w:t>24</w:t>
+              <w:t>25</w:t>
             </w:r>
             <w:r>
               <w:rPr>
@@ -1672,7 +1672,7 @@
         <w:pStyle w:val="Ttulo1"/>
         <w:keepNext/>
       </w:pPr>
-      <w:bookmarkStart w:id="0" w:name="_Toc238213015"/>
+      <w:bookmarkStart w:id="0" w:name="_Toc238218105"/>
       <w:r>
         <w:lastRenderedPageBreak/>
         <w:t>Sistema de Pronóstico de Puntos de Inflexión en el Precio de Litecoin</w:t>
@@ -1846,7 +1846,7 @@
         <w:pStyle w:val="Ttulo1"/>
         <w:keepNext/>
       </w:pPr>
-      <w:bookmarkStart w:id="1" w:name="_Toc238213016"/>
+      <w:bookmarkStart w:id="1" w:name="_Toc238218106"/>
       <w:r>
         <w:t>Modelos Estadísticos y de Aprendizaje Automático para Series Temporales</w:t>
       </w:r>
@@ -1882,7 +1882,7 @@
         <w:pStyle w:val="Ttulo2"/>
         <w:keepNext/>
       </w:pPr>
-      <w:bookmarkStart w:id="2" w:name="_Toc238213017"/>
+      <w:bookmarkStart w:id="2" w:name="_Toc238218107"/>
       <w:r>
         <w:t>1. Modelos fundacionales de series de tiempo (TSFMs)</w:t>
       </w:r>
@@ -2801,7 +2801,7 @@
         <w:pStyle w:val="Ttulo2"/>
         <w:keepNext/>
       </w:pPr>
-      <w:bookmarkStart w:id="3" w:name="_Toc238213018"/>
+      <w:bookmarkStart w:id="3" w:name="_Toc238218108"/>
       <w:r>
         <w:t>2. VTA (Verbal Technical Analysis)</w:t>
       </w:r>
@@ -2897,7 +2897,7 @@
         <w:pStyle w:val="Ttulo2"/>
         <w:keepNext/>
       </w:pPr>
-      <w:bookmarkStart w:id="4" w:name="_Toc238213019"/>
+      <w:bookmarkStart w:id="4" w:name="_Toc238218109"/>
       <w:r>
         <w:t>3. FinLSPM (Large Stock Predict Model)</w:t>
       </w:r>
@@ -2963,7 +2963,7 @@
         <w:pStyle w:val="Ttulo2"/>
         <w:keepNext/>
       </w:pPr>
-      <w:bookmarkStart w:id="5" w:name="_Toc238213020"/>
+      <w:bookmarkStart w:id="5" w:name="_Toc238218110"/>
       <w:r>
         <w:t>4. CryptoMamba</w:t>
       </w:r>
@@ -3178,7 +3178,7 @@
         <w:pStyle w:val="Ttulo2"/>
         <w:keepNext/>
       </w:pPr>
-      <w:bookmarkStart w:id="6" w:name="_Toc238213021"/>
+      <w:bookmarkStart w:id="6" w:name="_Toc238218111"/>
       <w:r>
         <w:t>5. Transformer</w:t>
       </w:r>
@@ -3231,25 +3231,42 @@
         <w:t>ProbSparse</w:t>
       </w:r>
       <w:r>
-        <w:t>), e iTransformer invierte qué es lo que se atiende — en vez de atender entre instantes de tiempo, atiende entre series completas, tratando cada serie (LTC, BTC, ETH...) como un token —, lo que calza mejor con un problema explícitamente multivariante como el nuestro.</w:t>
-      </w:r>
-    </w:p>
-    <w:p>
-      <w:pPr>
-        <w:ind w:firstLine="720"/>
-      </w:pPr>
-      <w:r>
-        <w:t xml:space="preserve">Nuestros propios datos refuerzan la cautela. Con </w:t>
-      </w:r>
-      <w:r>
-        <w:rPr>
-          <w:b/>
-          <w:bCs/>
-        </w:rPr>
-        <w:t>420 ejemplos de la clase minoritaria en entrenamiento</w:t>
-      </w:r>
-      <w:r>
-        <w:t xml:space="preserve">, entrenar una arquitectura con atención desde cero —que típicamente necesita mucho más volumen de datos que un modelo recurrente o uno lineal para no sobreajustar— es pedirle a los datos algo que ya medimos que no tienen: el estudio de </w:t>
+        <w:t>), e iTransformer invierte qué es lo que se atiende — en vez de atender entre instantes de tiempo, atiende entre series completas, tratando cada serie (LTC, BTC, ETH...) como un token —, que es la forma que corresponde a un panel de seis series como el que exige el enunciado.</w:t>
+      </w:r>
+    </w:p>
+    <w:p>
+      <w:pPr>
+        <w:ind w:firstLine="720"/>
+      </w:pPr>
+      <w:r>
+        <w:rPr>
+          <w:b/>
+          <w:bCs/>
+        </w:rPr>
+        <w:t>Con una advertencia que hay que hacer acá y no al final.</w:t>
+      </w:r>
+      <w:r>
+        <w:t xml:space="preserve"> Que el panel sea multivariante por construcción no significa que las cinco series de apoyo aporten información sobre los giros de LTC, y eso se midió: la diferencia entre usar los seis activos y usar solo LTC es de </w:t>
+      </w:r>
+      <w:r>
+        <w:rPr>
+          <w:b/>
+          <w:bCs/>
+        </w:rPr>
+        <w:t>+0,0090</w:t>
+      </w:r>
+      <w:r>
+        <w:t xml:space="preserve"> en F1 macro, con un intervalo de confianza del 95 % de </w:t>
+      </w:r>
+      <w:r>
+        <w:rPr>
+          <w:b/>
+          <w:bCs/>
+        </w:rPr>
+        <w:t>[−0,0229, +0,0417]</w:t>
+      </w:r>
+      <w:r>
+        <w:t xml:space="preserve"> que incluye el cero, por debajo del umbral de decisión de 0,02, y con dos de cinco semillas dando diferencia negativa (</w:t>
       </w:r>
       <w:r>
         <w:rPr>
@@ -3257,10 +3274,52 @@
           <w:sz w:val="22"/>
           <w:szCs w:val="22"/>
         </w:rPr>
-        <w:t>w</w:t>
-      </w:r>
-      <w:r>
-        <w:t xml:space="preserve"> y </w:t>
+        <w:t>docs/06-aporte-multivariante.md</w:t>
+      </w:r>
+      <w:r>
+        <w:t xml:space="preserve">). </w:t>
+      </w:r>
+      <w:r>
+        <w:rPr>
+          <w:b/>
+          <w:bCs/>
+        </w:rPr>
+        <w:t>No se puede afirmar que aporten.</w:t>
+      </w:r>
+      <w:r>
+        <w:t xml:space="preserve"> Una arquitectura que atiende entre series encaja con la </w:t>
+      </w:r>
+      <w:r>
+        <w:rPr>
+          <w:i/>
+          <w:iCs/>
+        </w:rPr>
+        <w:t>forma</w:t>
+      </w:r>
+      <w:r>
+        <w:t xml:space="preserve"> de nuestros datos; si </w:t>
+      </w:r>
+      <w:r>
+        <w:lastRenderedPageBreak/>
+        <w:t>además le sirve de algo es una pregunta abierta, y elegir iTransformer por su carácter multivariante sería justificarlo con un supuesto que nuestra propia medición no sostiene.</w:t>
+      </w:r>
+    </w:p>
+    <w:p>
+      <w:pPr>
+        <w:ind w:firstLine="720"/>
+      </w:pPr>
+      <w:r>
+        <w:t xml:space="preserve">Nuestros propios datos refuerzan la cautela. Con </w:t>
+      </w:r>
+      <w:r>
+        <w:rPr>
+          <w:b/>
+          <w:bCs/>
+        </w:rPr>
+        <w:t>420 ejemplos de la clase minoritaria en entrenamiento</w:t>
+      </w:r>
+      <w:r>
+        <w:t xml:space="preserve">, entrenar una arquitectura con atención desde cero —que típicamente necesita mucho más volumen de datos que un modelo recurrente o uno lineal para no sobreajustar— es pedirle a los datos algo que ya medimos que no tienen: el estudio de </w:t>
       </w:r>
       <w:r>
         <w:rPr>
@@ -3268,10 +3327,10 @@
           <w:sz w:val="22"/>
           <w:szCs w:val="22"/>
         </w:rPr>
-        <w:t>h</w:t>
-      </w:r>
-      <w:r>
-        <w:t xml:space="preserve"> encontró que la información mutua entre lo observable y la etiqueta cae 4,2 veces solo entre </w:t>
+        <w:t>w</w:t>
+      </w:r>
+      <w:r>
+        <w:t xml:space="preserve"> y </w:t>
       </w:r>
       <w:r>
         <w:rPr>
@@ -3279,10 +3338,10 @@
           <w:sz w:val="22"/>
           <w:szCs w:val="22"/>
         </w:rPr>
-        <w:t>h=1</w:t>
-      </w:r>
-      <w:r>
-        <w:t xml:space="preserve"> y </w:t>
+        <w:t>h</w:t>
+      </w:r>
+      <w:r>
+        <w:t xml:space="preserve"> encontró que la información mutua entre lo observable y la etiqueta cae 4,2 veces solo entre </w:t>
       </w:r>
       <w:r>
         <w:rPr>
@@ -3290,10 +3349,10 @@
           <w:sz w:val="22"/>
           <w:szCs w:val="22"/>
         </w:rPr>
-        <w:t>h=3</w:t>
-      </w:r>
-      <w:r>
-        <w:t xml:space="preserve"> (</w:t>
+        <w:t>h=1</w:t>
+      </w:r>
+      <w:r>
+        <w:t xml:space="preserve"> y </w:t>
       </w:r>
       <w:r>
         <w:rPr>
@@ -3301,60 +3360,10 @@
           <w:sz w:val="22"/>
           <w:szCs w:val="22"/>
         </w:rPr>
-        <w:t>docs/04-decision-w-h-granularidad.md</w:t>
-      </w:r>
-      <w:r>
-        <w:t>), así que la señal disponible es escasa incluso antes de pensar en el tamaño del modelo. Esa es exactamente la pregunta que enlaza con la sección 6: si atención sí, pero no entrenada desde cero.</w:t>
-      </w:r>
-    </w:p>
-    <w:p>
-      <w:pPr>
-        <w:pStyle w:val="Ttulo2"/>
-        <w:keepNext/>
-      </w:pPr>
-      <w:bookmarkStart w:id="7" w:name="_Toc238213022"/>
-      <w:r>
-        <w:lastRenderedPageBreak/>
-        <w:t>6. Justificación de la elección de modelo</w:t>
-      </w:r>
-      <w:bookmarkEnd w:id="7"/>
-    </w:p>
-    <w:p>
-      <w:pPr>
-        <w:ind w:firstLine="720"/>
-      </w:pPr>
-      <w:r>
-        <w:t xml:space="preserve">La estructura que sostiene esta sección es </w:t>
-      </w:r>
-      <w:r>
-        <w:rPr>
-          <w:b/>
-          <w:bCs/>
-        </w:rPr>
-        <w:t>criterios primero, candidatos después</w:t>
-      </w:r>
-      <w:r>
-        <w:t>, para que la elección no sea una opinión leída en retrospectiva sobre los números.</w:t>
-      </w:r>
-    </w:p>
-    <w:p>
-      <w:pPr>
-        <w:ind w:firstLine="720"/>
-      </w:pPr>
-      <w:r>
-        <w:rPr>
-          <w:b/>
-          <w:bCs/>
-        </w:rPr>
-        <w:t>Los criterios, declarados antes de aplicarlos:</w:t>
-      </w:r>
-    </w:p>
-    <w:p>
-      <w:pPr>
-        <w:ind w:firstLine="720"/>
-      </w:pPr>
-      <w:r>
-        <w:t xml:space="preserve">1. Corre en CPU (RNF-1) — no sabíamos qué máquinas tenía el equipo al empezar, y confirmamos </w:t>
+        <w:t>h=3</w:t>
+      </w:r>
+      <w:r>
+        <w:t xml:space="preserve"> (</w:t>
       </w:r>
       <w:r>
         <w:rPr>
@@ -3362,89 +3371,59 @@
           <w:sz w:val="22"/>
           <w:szCs w:val="22"/>
         </w:rPr>
-        <w:t>cuda_disponible: False</w:t>
-      </w:r>
-      <w:r>
-        <w:t xml:space="preserve"> en la nuestra. 2. El código está disponible públicamente (RF-M2). 3. El tiempo de inferencia cabe dentro del presupuesto de dos horas para el modelo avanzado completo, entrenamiento incluido (RNF-4) — y por extensión, no debería consumir buena parte de ese presupuesto solo en inferir sobre validación. 4. No obliga a cambiar el entorno del resto del equipo (RNF-3).</w:t>
-      </w:r>
-    </w:p>
-    <w:p>
-      <w:pPr>
-        <w:ind w:firstLine="720"/>
-      </w:pPr>
-      <w:r>
-        <w:rPr>
-          <w:b/>
-          <w:bCs/>
-        </w:rPr>
-        <w:t>Modelo fundacional (RF-M1).</w:t>
-      </w:r>
-      <w:r>
-        <w:t xml:space="preserve"> De los tres TSFMs medidos, los tres cumplen 1, 2 y 4. Solo Chronos-Bolt cumple 3 con margen: 0,2 minutos contra el bloque de validación entero, frente a los 96,3 de Chronos-T5 y los 6,0 de TimesFM. Ninguno de los dos números descarta a TimesFM de plano, pero Chronos-Bolt es la elección que deja más presupuesto de tiempo disponible para el modelo avanzado y para la optimización de hiperparámetros de la Semana 4 (issue #37). </w:t>
-      </w:r>
-      <w:r>
-        <w:rPr>
-          <w:b/>
-          <w:bCs/>
-        </w:rPr>
-        <w:t>Recomendación: Chronos-Bolt</w:t>
-      </w:r>
-      <w:r>
-        <w:t>, justificada por el criterio 3 medido y no por ser el más nombrado.</w:t>
-      </w:r>
-    </w:p>
-    <w:p>
-      <w:pPr>
-        <w:ind w:firstLine="720"/>
-      </w:pPr>
-      <w:r>
-        <w:rPr>
-          <w:b/>
-          <w:bCs/>
-        </w:rPr>
-        <w:t>Modelo avanzado (RF-M2).</w:t>
-      </w:r>
-      <w:r>
-        <w:t xml:space="preserve"> De los candidatos del enunciado, CryptoMamba falla los criterios 1 y 2 a la vez —no corre en nuestras máquinas y, siendo estrictos con el entregable, no es un Transformer—; VTA falla el criterio 3 de facto por el costo no medido pero cualitativamente alto de textificar 78 684 valores (13 114 velas × 6 activos); FinLSPM falla el criterio 2 porque no encontramos su código público. Eso deja, entre las opciones que sí son Transformers de verdad, a </w:t>
-      </w:r>
-      <w:r>
-        <w:rPr>
-          <w:b/>
-          <w:bCs/>
-        </w:rPr>
-        <w:t>iTransformer</w:t>
-      </w:r>
-      <w:r>
-        <w:t xml:space="preserve"> e </w:t>
-      </w:r>
-      <w:r>
-        <w:rPr>
-          <w:b/>
-          <w:bCs/>
-        </w:rPr>
-        <w:t>Informer</w:t>
-      </w:r>
-      <w:r>
-        <w:t xml:space="preserve">, ambos con código disponible y ambos </w:t>
-      </w:r>
-      <w:r>
-        <w:lastRenderedPageBreak/>
-        <w:t>diseñados para series multivariantes en vez de adaptados desde el lenguaje — la sección 5 explica por qué esa distinción importa con nuestros datos. La decisión entre los dos, con sus tiempos medidos en nuestras máquinas, es la tarea S2-M3-01 (issue #21) y se lleva a la reunión del equipo con este documento como base, no se resuelve aquí en solitario.</w:t>
-      </w:r>
-    </w:p>
-    <w:p>
-      <w:pPr>
-        <w:ind w:firstLine="720"/>
-      </w:pPr>
-      <w:r>
-        <w:rPr>
-          <w:b/>
-          <w:bCs/>
-        </w:rPr>
-        <w:t>Y lo que queda sin resolver, porque es una decisión de diseño y no un detalle.</w:t>
-      </w:r>
-      <w:r>
-        <w:t xml:space="preserve"> Un modelo fundacional de series de tiempo pronostica una trayectoria de precios, no una etiqueta de tres clases: hay que decidir cómo se cruza ese puente. Hay dos formas: usar el modelo congelado como extractor de representaciones y entrenar una cabeza de clasificación encima, o pronosticar la trayectoria y aplicarle directamente la función </w:t>
+        <w:t>docs/04-decision-w-h-granularidad.md</w:t>
+      </w:r>
+      <w:r>
+        <w:t>), así que la señal disponible es escasa incluso antes de pensar en el tamaño del modelo. Esa es exactamente la pregunta que enlaza con la sección 6: si atención sí, pero no entrenada desde cero.</w:t>
+      </w:r>
+    </w:p>
+    <w:p>
+      <w:pPr>
+        <w:pStyle w:val="Ttulo2"/>
+        <w:keepNext/>
+      </w:pPr>
+      <w:bookmarkStart w:id="7" w:name="_Toc238218112"/>
+      <w:r>
+        <w:t>6. Justificación de la elección de modelo</w:t>
+      </w:r>
+      <w:bookmarkEnd w:id="7"/>
+    </w:p>
+    <w:p>
+      <w:pPr>
+        <w:ind w:firstLine="720"/>
+      </w:pPr>
+      <w:r>
+        <w:t xml:space="preserve">La estructura que sostiene esta sección es </w:t>
+      </w:r>
+      <w:r>
+        <w:rPr>
+          <w:b/>
+          <w:bCs/>
+        </w:rPr>
+        <w:t>criterios primero, candidatos después</w:t>
+      </w:r>
+      <w:r>
+        <w:t>, para que la elección no sea una opinión leída en retrospectiva sobre los números.</w:t>
+      </w:r>
+    </w:p>
+    <w:p>
+      <w:pPr>
+        <w:ind w:firstLine="720"/>
+      </w:pPr>
+      <w:r>
+        <w:rPr>
+          <w:b/>
+          <w:bCs/>
+        </w:rPr>
+        <w:t>Los criterios, declarados antes de aplicarlos:</w:t>
+      </w:r>
+    </w:p>
+    <w:p>
+      <w:pPr>
+        <w:ind w:firstLine="720"/>
+      </w:pPr>
+      <w:r>
+        <w:t xml:space="preserve">1. Corre en CPU (RNF-1) — no sabíamos qué máquinas tenía el equipo al empezar, y confirmamos </w:t>
       </w:r>
       <w:r>
         <w:rPr>
@@ -3452,10 +3431,99 @@
           <w:sz w:val="22"/>
           <w:szCs w:val="22"/>
         </w:rPr>
-        <w:t>etiquetar()</w:t>
-      </w:r>
-      <w:r>
-        <w:t xml:space="preserve"> del contrato. La segunda es más simple, reutiliza código que ya está probado y verificado contra fuga, y —esto sí lo medimos— aplicar </w:t>
+        <w:t>cuda_disponible: False</w:t>
+      </w:r>
+      <w:r>
+        <w:t xml:space="preserve"> en la nuestra. 2. El código está disponible públicamente (RF-M2). 3. El tiempo de inferencia cabe dentro del presupuesto de dos horas para el modelo avanzado completo, entrenamiento incluido (RNF-4) — y por extensión, no debería consumir buena parte de ese presupuesto solo en inferir sobre validación. 4. No obliga a cambiar el entorno del resto del equipo (RNF-3).</w:t>
+      </w:r>
+    </w:p>
+    <w:p>
+      <w:pPr>
+        <w:ind w:firstLine="720"/>
+      </w:pPr>
+      <w:r>
+        <w:rPr>
+          <w:b/>
+          <w:bCs/>
+        </w:rPr>
+        <w:t>Modelo fundacional (RF-M1).</w:t>
+      </w:r>
+      <w:r>
+        <w:t xml:space="preserve"> De los tres TSFMs medidos, los tres cumplen 1, 2 y 4. Solo Chronos-Bolt cumple 3 con margen: 0,2 minutos contra el bloque de validación entero, frente a los 96,3 de Chronos-T5 y los 6,0 de TimesFM. Ninguno de los dos números descarta a </w:t>
+      </w:r>
+      <w:r>
+        <w:lastRenderedPageBreak/>
+        <w:t xml:space="preserve">TimesFM de plano, pero Chronos-Bolt es la elección que deja más presupuesto de tiempo disponible para el modelo avanzado y para la optimización de hiperparámetros de la Semana 4 (issue #37). </w:t>
+      </w:r>
+      <w:r>
+        <w:rPr>
+          <w:b/>
+          <w:bCs/>
+        </w:rPr>
+        <w:t>Recomendación: Chronos-Bolt</w:t>
+      </w:r>
+      <w:r>
+        <w:t>, justificada por el criterio 3 medido y no por ser el más nombrado.</w:t>
+      </w:r>
+    </w:p>
+    <w:p>
+      <w:pPr>
+        <w:ind w:firstLine="720"/>
+      </w:pPr>
+      <w:r>
+        <w:rPr>
+          <w:b/>
+          <w:bCs/>
+        </w:rPr>
+        <w:t>Modelo avanzado (RF-M2).</w:t>
+      </w:r>
+      <w:r>
+        <w:t xml:space="preserve"> De los candidatos del enunciado, CryptoMamba falla los criterios 1 y 2 a la vez —no corre en nuestras máquinas y, siendo estrictos con el entregable, no es un Transformer—; VTA falla el criterio 3 de facto por el costo no medido pero cualitativamente alto de textificar 78 684 valores (13 114 velas × 6 activos); FinLSPM falla el criterio 2 porque no encontramos su código público. Eso deja, entre las opciones que sí son Transformers de verdad, a </w:t>
+      </w:r>
+      <w:r>
+        <w:rPr>
+          <w:b/>
+          <w:bCs/>
+        </w:rPr>
+        <w:t>iTransformer</w:t>
+      </w:r>
+      <w:r>
+        <w:t xml:space="preserve"> e </w:t>
+      </w:r>
+      <w:r>
+        <w:rPr>
+          <w:b/>
+          <w:bCs/>
+        </w:rPr>
+        <w:t>Informer</w:t>
+      </w:r>
+      <w:r>
+        <w:t xml:space="preserve">, ambos con código disponible y ambos diseñados para series y no adaptados desde el lenguaje — la sección 5 explica esa distinción, y también por qué no conviene apoyarla en el supuesto multivariante. La decisión entre los dos exige medirlos en nuestras máquinas, cosa que todavía no se hizo, así que </w:t>
+      </w:r>
+      <w:r>
+        <w:rPr>
+          <w:b/>
+          <w:bCs/>
+        </w:rPr>
+        <w:t>no se resuelve aquí</w:t>
+      </w:r>
+      <w:r>
+        <w:t>: es la tarea S4-M3-01 (issue #27). Elegir sin medir es exactamente lo que RF-M1 prohíbe.</w:t>
+      </w:r>
+    </w:p>
+    <w:p>
+      <w:pPr>
+        <w:ind w:firstLine="720"/>
+      </w:pPr>
+      <w:r>
+        <w:rPr>
+          <w:b/>
+          <w:bCs/>
+        </w:rPr>
+        <w:t>Y lo que queda sin resolver, porque es una decisión de diseño y no un detalle.</w:t>
+      </w:r>
+      <w:r>
+        <w:t xml:space="preserve"> Un modelo fundacional de series de tiempo pronostica una trayectoria de precios, no una etiqueta de tres clases: hay que decidir cómo se cruza ese puente. Hay dos formas: usar el modelo congelado como extractor de representaciones y entrenar una cabeza de clasificación encima, o pronosticar la trayectoria y aplicarle directamente la función </w:t>
       </w:r>
       <w:r>
         <w:rPr>
@@ -3466,61 +3534,7 @@
         <w:t>etiquetar()</w:t>
       </w:r>
       <w:r>
-        <w:t xml:space="preserve"> sobre la trayectoria que pronostica Chronos-Bolt cuesta apenas 12 segundos sobre las 1 959 filas del bloque de validación completo. Eso cambia el cálculo: la opción "simple" deja de ser la más barata pero la peor, y pasa a ser prácticamente gratis. La opción del extractor de representaciones sigue sobre la mesa, pero ahora tiene que justificar su costo adicional de entrenar una cabeza propia contra una alternativa que ya casi no cuesta nada. Esta es la decisión que se lleva al lunes, con el número puesto s</w:t>
-      </w:r>
-      <w:r>
-        <w:t>obre la mesa y no solo el argumento.</w:t>
-      </w:r>
-    </w:p>
-    <w:p>
-      <w:pPr>
-        <w:pStyle w:val="Ttulo1"/>
-        <w:keepNext/>
-      </w:pPr>
-      <w:bookmarkStart w:id="8" w:name="_Toc238213023"/>
-      <w:r>
-        <w:t>Procedimiento para Desarrollar el Modelo de Puntos de Inflexión</w:t>
-      </w:r>
-      <w:bookmarkEnd w:id="8"/>
-    </w:p>
-    <w:p>
-      <w:pPr>
-        <w:ind w:firstLine="720"/>
-      </w:pPr>
-      <w:r>
-        <w:rPr>
-          <w:b/>
-          <w:bCs/>
-        </w:rPr>
-        <w:t>Autor:</w:t>
-      </w:r>
-      <w:r>
-        <w:t xml:space="preserve"> Fabrizio Espinoza Arce · </w:t>
-      </w:r>
-      <w:r>
-        <w:rPr>
-          <w:b/>
-          <w:bCs/>
-        </w:rPr>
-        <w:t>Issue:</w:t>
-      </w:r>
-      <w:r>
-        <w:t xml:space="preserve"> S2-M0-02</w:t>
-      </w:r>
-    </w:p>
-    <w:p>
-      <w:pPr>
-        <w:ind w:left="720"/>
-      </w:pPr>
-      <w:r>
-        <w:rPr>
-          <w:b/>
-          <w:bCs/>
-        </w:rPr>
-        <w:t>Nota de verificación.</w:t>
-      </w:r>
-      <w:r>
-        <w:t xml:space="preserve"> Los valores citados salen de </w:t>
+        <w:t xml:space="preserve"> del contrato. La segunda es más simple, reutiliza código que ya está probado y verificado contra fuga, y —esto sí lo medimos— aplicar </w:t>
       </w:r>
       <w:r>
         <w:rPr>
@@ -3528,10 +3542,68 @@
           <w:sz w:val="22"/>
           <w:szCs w:val="22"/>
         </w:rPr>
-        <w:t>docs/evidencias/modelo-clasico-4h-w7-h1-rezagos-en-nivel.json</w:t>
-      </w:r>
-      <w:r>
-        <w:t xml:space="preserve"> y </w:t>
+        <w:t>etiquetar()</w:t>
+      </w:r>
+      <w:r>
+        <w:t xml:space="preserve"> sobre la trayectoria que pronostica Chronos-Bolt cuesta apenas 12 segundos sobre las 1 959 filas del bloque de validación completo. Eso cambia el cálculo: la opción "simple" deja de ser la más barata pero la peor, y pasa a ser prácticamente gratis. La </w:t>
+      </w:r>
+      <w:r>
+        <w:lastRenderedPageBreak/>
+        <w:t>opción del extractor de representaciones sigue sobre la mesa, pero ahora tiene que justificar su costo adicional de entrenar una cabeza propia contra una alternativa que ya casi no cuesta nada. Esta es la decisión que se lleva al lunes, con el número puesto s</w:t>
+      </w:r>
+      <w:r>
+        <w:t>obre la mesa y no solo el argumento.</w:t>
+      </w:r>
+    </w:p>
+    <w:p>
+      <w:pPr>
+        <w:pStyle w:val="Ttulo1"/>
+        <w:keepNext/>
+      </w:pPr>
+      <w:bookmarkStart w:id="8" w:name="_Toc238218113"/>
+      <w:r>
+        <w:t>Procedimiento para Desarrollar el Modelo de Puntos de Inflexión</w:t>
+      </w:r>
+      <w:bookmarkEnd w:id="8"/>
+    </w:p>
+    <w:p>
+      <w:pPr>
+        <w:ind w:firstLine="720"/>
+      </w:pPr>
+      <w:r>
+        <w:rPr>
+          <w:b/>
+          <w:bCs/>
+        </w:rPr>
+        <w:t>Autor:</w:t>
+      </w:r>
+      <w:r>
+        <w:t xml:space="preserve"> Fabrizio Espinoza Arce · </w:t>
+      </w:r>
+      <w:r>
+        <w:rPr>
+          <w:b/>
+          <w:bCs/>
+        </w:rPr>
+        <w:t>Issue:</w:t>
+      </w:r>
+      <w:r>
+        <w:t xml:space="preserve"> S2-M0-02</w:t>
+      </w:r>
+    </w:p>
+    <w:p>
+      <w:pPr>
+        <w:ind w:left="720"/>
+      </w:pPr>
+      <w:r>
+        <w:rPr>
+          <w:b/>
+          <w:bCs/>
+        </w:rPr>
+        <w:t>Nota de verificación.</w:t>
+      </w:r>
+      <w:r>
+        <w:t xml:space="preserve"> Los valores citados salen de </w:t>
       </w:r>
       <w:r>
         <w:rPr>
@@ -3539,10 +3611,10 @@
           <w:sz w:val="22"/>
           <w:szCs w:val="22"/>
         </w:rPr>
-        <w:t>docs/evidencias/estudio-w-h.json</w:t>
-      </w:r>
-      <w:r>
-        <w:t xml:space="preserve">, y se comprueban con </w:t>
+        <w:t>docs/evidencias/modelo-clasico-4h-w7-h1-rezagos-en-nivel.json</w:t>
+      </w:r>
+      <w:r>
+        <w:t xml:space="preserve"> y </w:t>
       </w:r>
       <w:r>
         <w:rPr>
@@ -3550,93 +3622,10 @@
           <w:sz w:val="22"/>
           <w:szCs w:val="22"/>
         </w:rPr>
-        <w:t>scripts/verificar_numeros.py</w:t>
-      </w:r>
-      <w:r>
-        <w:t xml:space="preserve">. Salvo </w:t>
-      </w:r>
-      <w:r>
-        <w:lastRenderedPageBreak/>
-        <w:t xml:space="preserve">indicación expresa, todos corresponden a la configuración congelada: </w:t>
-      </w:r>
-      <w:r>
-        <w:rPr>
-          <w:b/>
-          <w:bCs/>
-        </w:rPr>
-        <w:t xml:space="preserve">velas de 4 horas, </w:t>
-      </w:r>
-      <w:r>
-        <w:rPr>
-          <w:rFonts w:ascii="Courier New" w:eastAsia="Courier New" w:hAnsi="Courier New" w:cs="Courier New"/>
-          <w:b/>
-          <w:bCs/>
-          <w:sz w:val="22"/>
-          <w:szCs w:val="22"/>
-        </w:rPr>
-        <w:t>w = 7</w:t>
-      </w:r>
-      <w:r>
-        <w:rPr>
-          <w:b/>
-          <w:bCs/>
-        </w:rPr>
-        <w:t xml:space="preserve">, </w:t>
-      </w:r>
-      <w:r>
-        <w:rPr>
-          <w:rFonts w:ascii="Courier New" w:eastAsia="Courier New" w:hAnsi="Courier New" w:cs="Courier New"/>
-          <w:b/>
-          <w:bCs/>
-          <w:sz w:val="22"/>
-          <w:szCs w:val="22"/>
-        </w:rPr>
-        <w:t>h = 1</w:t>
-      </w:r>
-      <w:r>
-        <w:t>.</w:t>
-      </w:r>
-    </w:p>
-    <w:p>
-      <w:pPr>
-        <w:ind w:firstLine="720"/>
-      </w:pPr>
-      <w:r>
-        <w:t>El enunciado plantea un procedimiento genérico de ocho etapas y pide adaptarlo al proyecto. Esta sección lo recorre entera, y en cada etapa declara qué está construido y medido, y qué queda pendiente. La diferencia entre las dos cosas se señala en cada caso, porque un procedimiento descrito y un procedimiento ejecutado no son lo mismo.</w:t>
-      </w:r>
-    </w:p>
-    <w:p>
-      <w:pPr>
-        <w:pStyle w:val="Ttulo2"/>
-        <w:keepNext/>
-      </w:pPr>
-      <w:bookmarkStart w:id="9" w:name="_Toc238213024"/>
-      <w:r>
-        <w:t>1. Extracción de datos</w:t>
-      </w:r>
-      <w:bookmarkEnd w:id="9"/>
-    </w:p>
-    <w:p>
-      <w:pPr>
-        <w:ind w:firstLine="720"/>
-      </w:pPr>
-      <w:r>
-        <w:t>Los precios provienen de la interfaz pública de Binance, de las seis parejas contra USDT. La descarga deja un manifiesto con la suma de verificación de cada archivo, de modo que dos personas pueden comprobar que trabajan sobre el mismo panel sin compararlo fila por fila.</w:t>
-      </w:r>
-    </w:p>
-    <w:p>
-      <w:pPr>
-        <w:ind w:firstLine="720"/>
-      </w:pPr>
-      <w:r>
-        <w:rPr>
-          <w:b/>
-          <w:bCs/>
-        </w:rPr>
-        <w:t>La decisión de granularidad se resolvió midiendo, y el criterio se fijó antes de mirar el resultado:</w:t>
-      </w:r>
-      <w:r>
-        <w:t xml:space="preserve"> elegir el </w:t>
+        <w:t>docs/evidencias/estudio-w-h.json</w:t>
+      </w:r>
+      <w:r>
+        <w:t xml:space="preserve">, y se comprueban con </w:t>
       </w:r>
       <w:r>
         <w:rPr>
@@ -3644,6 +3633,96 @@
           <w:sz w:val="22"/>
           <w:szCs w:val="22"/>
         </w:rPr>
+        <w:t>scripts/verificar_numeros.py</w:t>
+      </w:r>
+      <w:r>
+        <w:t xml:space="preserve">. Salvo indicación expresa, todos corresponden a la configuración congelada: </w:t>
+      </w:r>
+      <w:r>
+        <w:rPr>
+          <w:b/>
+          <w:bCs/>
+        </w:rPr>
+        <w:t xml:space="preserve">velas de 4 horas, </w:t>
+      </w:r>
+      <w:r>
+        <w:rPr>
+          <w:rFonts w:ascii="Courier New" w:eastAsia="Courier New" w:hAnsi="Courier New" w:cs="Courier New"/>
+          <w:b/>
+          <w:bCs/>
+          <w:sz w:val="22"/>
+          <w:szCs w:val="22"/>
+        </w:rPr>
+        <w:t>w = 7</w:t>
+      </w:r>
+      <w:r>
+        <w:rPr>
+          <w:b/>
+          <w:bCs/>
+        </w:rPr>
+        <w:t xml:space="preserve">, </w:t>
+      </w:r>
+      <w:r>
+        <w:rPr>
+          <w:rFonts w:ascii="Courier New" w:eastAsia="Courier New" w:hAnsi="Courier New" w:cs="Courier New"/>
+          <w:b/>
+          <w:bCs/>
+          <w:sz w:val="22"/>
+          <w:szCs w:val="22"/>
+        </w:rPr>
+        <w:t>h = 1</w:t>
+      </w:r>
+      <w:r>
+        <w:t>.</w:t>
+      </w:r>
+    </w:p>
+    <w:p>
+      <w:pPr>
+        <w:ind w:firstLine="720"/>
+      </w:pPr>
+      <w:r>
+        <w:t>El enunciado plantea un procedimiento genérico de ocho etapas y pide adaptarlo al proyecto. Esta sección lo recorre entera, y en cada etapa declara qué está construido y medido, y qué queda pendiente. La diferencia entre las dos cosas se señala en cada caso, porque un procedimiento descrito y un procedimiento ejecutado no son lo mismo.</w:t>
+      </w:r>
+    </w:p>
+    <w:p>
+      <w:pPr>
+        <w:pStyle w:val="Ttulo2"/>
+        <w:keepNext/>
+      </w:pPr>
+      <w:bookmarkStart w:id="9" w:name="_Toc238218114"/>
+      <w:r>
+        <w:t>1. Extracción de datos</w:t>
+      </w:r>
+      <w:bookmarkEnd w:id="9"/>
+    </w:p>
+    <w:p>
+      <w:pPr>
+        <w:ind w:firstLine="720"/>
+      </w:pPr>
+      <w:r>
+        <w:t>Los precios provienen de la interfaz pública de Binance, de las seis parejas contra USDT. La descarga deja un manifiesto con la suma de verificación de cada archivo, de modo que dos personas pueden comprobar que trabajan sobre el mismo panel sin compararlo fila por fila.</w:t>
+      </w:r>
+    </w:p>
+    <w:p>
+      <w:pPr>
+        <w:ind w:firstLine="720"/>
+      </w:pPr>
+      <w:r>
+        <w:rPr>
+          <w:b/>
+          <w:bCs/>
+        </w:rPr>
+        <w:t>La decisión de granularidad se resolvió midiendo, y el criterio se fijó antes de mirar el resultado:</w:t>
+      </w:r>
+      <w:r>
+        <w:t xml:space="preserve"> elegir el </w:t>
+      </w:r>
+      <w:r>
+        <w:rPr>
+          <w:rFonts w:ascii="Courier New" w:eastAsia="Courier New" w:hAnsi="Courier New" w:cs="Courier New"/>
+          <w:sz w:val="22"/>
+          <w:szCs w:val="22"/>
+        </w:rPr>
         <w:t>w</w:t>
       </w:r>
       <w:r>
@@ -3670,6 +3749,7 @@
           <w:b/>
           <w:bCs/>
         </w:rPr>
+        <w:lastRenderedPageBreak/>
         <w:t>Tabla 2</w:t>
       </w:r>
     </w:p>
@@ -4047,7 +4127,6 @@
         <w:ind w:firstLine="720"/>
       </w:pPr>
       <w:r>
-        <w:lastRenderedPageBreak/>
         <w:t>El costo aceptado es que las velas de 4 horas incorporan más ruido de microestructura y son menos legibles en una figura.</w:t>
       </w:r>
     </w:p>
@@ -4056,7 +4135,7 @@
         <w:pStyle w:val="Ttulo2"/>
         <w:keepNext/>
       </w:pPr>
-      <w:bookmarkStart w:id="10" w:name="_Toc238213025"/>
+      <w:bookmarkStart w:id="10" w:name="_Toc238218115"/>
       <w:r>
         <w:t>2. Limpieza de datos</w:t>
       </w:r>
@@ -4108,8 +4187,9 @@
         <w:pStyle w:val="Ttulo2"/>
         <w:keepNext/>
       </w:pPr>
-      <w:bookmarkStart w:id="11" w:name="_Toc238213026"/>
-      <w:r>
+      <w:bookmarkStart w:id="11" w:name="_Toc238218116"/>
+      <w:r>
+        <w:lastRenderedPageBreak/>
         <w:t>3. Análisis exploratorio</w:t>
       </w:r>
       <w:bookmarkEnd w:id="11"/>
@@ -4161,7 +4241,6 @@
           <w:b/>
           <w:bCs/>
         </w:rPr>
-        <w:lastRenderedPageBreak/>
         <w:t>La volatilidad conmuta entre regímenes</w:t>
       </w:r>
       <w:r>
@@ -4192,7 +4271,7 @@
         <w:pStyle w:val="Ttulo2"/>
         <w:keepNext/>
       </w:pPr>
-      <w:bookmarkStart w:id="12" w:name="_Toc238213027"/>
+      <w:bookmarkStart w:id="12" w:name="_Toc238218117"/>
       <w:r>
         <w:t>4. Ingeniería de características</w:t>
       </w:r>
@@ -4426,6 +4505,7 @@
                 <w:sz w:val="20"/>
                 <w:szCs w:val="20"/>
               </w:rPr>
+              <w:lastRenderedPageBreak/>
               <w:t>LTC_dist_sma_7</w:t>
             </w:r>
           </w:p>
@@ -4696,11 +4776,7 @@
         <w:t>mejora</w:t>
       </w:r>
       <w:r>
-        <w:t xml:space="preserve"> el F1 macro del modelo de referencia. La variante sin ellas es la mejor de las cinco </w:t>
-      </w:r>
-      <w:r>
-        <w:lastRenderedPageBreak/>
-        <w:t>evaluadas. No se adoptó como configuración por omisión porque la pregunta estaba prerregistrada y elegir la variante después de ver el resultado es una decisión del equipo, no de quien la mide.</w:t>
+        <w:t xml:space="preserve"> el F1 macro del modelo de referencia. La variante sin ellas es la mejor de las cinco evaluadas. No se adoptó como configuración por omisión porque la pregunta estaba prerregistrada y elegir la variante después de ver el resultado es una decisión del equipo, no de quien la mide.</w:t>
       </w:r>
     </w:p>
     <w:p>
@@ -4723,7 +4799,7 @@
         <w:pStyle w:val="Ttulo2"/>
         <w:keepNext/>
       </w:pPr>
-      <w:bookmarkStart w:id="13" w:name="_Toc238213028"/>
+      <w:bookmarkStart w:id="13" w:name="_Toc238218118"/>
       <w:r>
         <w:t>5. Partición temporal</w:t>
       </w:r>
@@ -4765,6 +4841,7 @@
           <w:b/>
           <w:bCs/>
         </w:rPr>
+        <w:lastRenderedPageBreak/>
         <w:t>Tabla 4</w:t>
       </w:r>
     </w:p>
@@ -5154,7 +5231,6 @@
         <w:ind w:firstLine="720"/>
       </w:pPr>
       <w:r>
-        <w:lastRenderedPageBreak/>
         <w:t xml:space="preserve">De aquí sale también la razón por la que la imputación va </w:t>
       </w:r>
       <w:r>
@@ -5202,7 +5278,7 @@
         <w:pStyle w:val="Ttulo2"/>
         <w:keepNext/>
       </w:pPr>
-      <w:bookmarkStart w:id="14" w:name="_Toc238213029"/>
+      <w:bookmarkStart w:id="14" w:name="_Toc238218119"/>
       <w:r>
         <w:t>6. Selección del modelo</w:t>
       </w:r>
@@ -5228,7 +5304,11 @@
         <w:t>Primero el piso.</w:t>
       </w:r>
       <w:r>
-        <w:t xml:space="preserve"> Tres modelos de referencia deliberadamente triviales —el que responde siempre lo mismo, el que responde la clase mayoritaria y uno aleatorio— y un modelo clásico de referencia que recorre el circuito completo. Sirven para descartar explicaciones alternativas: si un modelo elaborado no supera al azar, no aprendió nada.</w:t>
+        <w:t xml:space="preserve"> Tres modelos de referencia deliberadamente triviales —el que responde siempre lo mismo, el que responde la clase mayoritaria y uno aleatorio— y un modelo clásico de </w:t>
+      </w:r>
+      <w:r>
+        <w:lastRenderedPageBreak/>
+        <w:t>referencia que recorre el circuito completo. Sirven para descartar explicaciones alternativas: si un modelo elaborado no supera al azar, no aprendió nada.</w:t>
       </w:r>
     </w:p>
     <w:p>
@@ -5295,63 +5375,63 @@
         <w:pStyle w:val="Ttulo2"/>
         <w:keepNext/>
       </w:pPr>
-      <w:bookmarkStart w:id="15" w:name="_Toc238213030"/>
+      <w:bookmarkStart w:id="15" w:name="_Toc238218120"/>
+      <w:r>
+        <w:t>7. Entrenamiento y optimización de hiperparámetros</w:t>
+      </w:r>
+      <w:bookmarkEnd w:id="15"/>
+    </w:p>
+    <w:p>
+      <w:pPr>
+        <w:ind w:firstLine="720"/>
+      </w:pPr>
+      <w:r>
+        <w:rPr>
+          <w:b/>
+          <w:bCs/>
+        </w:rPr>
+        <w:t>Están separados a propósito y en ese orden.</w:t>
+      </w:r>
+    </w:p>
+    <w:p>
+      <w:pPr>
+        <w:ind w:firstLine="720"/>
+      </w:pPr>
+      <w:r>
+        <w:t xml:space="preserve">El entrenamiento del modelo de referencia ya se ejecutó de punta a punta y es reproducible con un comando. Sus hiperparámetros se fijaron </w:t>
+      </w:r>
+      <w:r>
+        <w:rPr>
+          <w:b/>
+          <w:bCs/>
+        </w:rPr>
+        <w:t>antes</w:t>
+      </w:r>
+      <w:r>
+        <w:t xml:space="preserve"> de mirar ningún resultado, y la razón de cada uno está escrita junto al valor, de modo que "lo elegimos antes de medir" es auditable y no una afirmación nuestra.</w:t>
+      </w:r>
+    </w:p>
+    <w:p>
+      <w:pPr>
+        <w:ind w:firstLine="720"/>
+      </w:pPr>
+      <w:r>
+        <w:rPr>
+          <w:b/>
+          <w:bCs/>
+        </w:rPr>
+        <w:t>La búsqueda de hiperparámetros no se hace todavía.</w:t>
+      </w:r>
+      <w:r>
+        <w:t xml:space="preserve"> Ajustarlos mirando validación antes de que exista el modelo fundacional gastaría el único conjunto no visto que queda para comparar los dos modelos. Es una tarea del Sprint 4, y hasta entonces cualquier valor que se toque se declara como cambio.</w:t>
+      </w:r>
+    </w:p>
+    <w:p>
+      <w:pPr>
+        <w:ind w:firstLine="720"/>
+      </w:pPr>
       <w:r>
         <w:lastRenderedPageBreak/>
-        <w:t>7. Entrenamiento y optimización de hiperparámetros</w:t>
-      </w:r>
-      <w:bookmarkEnd w:id="15"/>
-    </w:p>
-    <w:p>
-      <w:pPr>
-        <w:ind w:firstLine="720"/>
-      </w:pPr>
-      <w:r>
-        <w:rPr>
-          <w:b/>
-          <w:bCs/>
-        </w:rPr>
-        <w:t>Están separados a propósito y en ese orden.</w:t>
-      </w:r>
-    </w:p>
-    <w:p>
-      <w:pPr>
-        <w:ind w:firstLine="720"/>
-      </w:pPr>
-      <w:r>
-        <w:t xml:space="preserve">El entrenamiento del modelo de referencia ya se ejecutó de punta a punta y es reproducible con un comando. Sus hiperparámetros se fijaron </w:t>
-      </w:r>
-      <w:r>
-        <w:rPr>
-          <w:b/>
-          <w:bCs/>
-        </w:rPr>
-        <w:t>antes</w:t>
-      </w:r>
-      <w:r>
-        <w:t xml:space="preserve"> de mirar ningún resultado, y la razón de cada uno está escrita junto al valor, de modo que "lo elegimos antes de medir" es auditable y no una afirmación nuestra.</w:t>
-      </w:r>
-    </w:p>
-    <w:p>
-      <w:pPr>
-        <w:ind w:firstLine="720"/>
-      </w:pPr>
-      <w:r>
-        <w:rPr>
-          <w:b/>
-          <w:bCs/>
-        </w:rPr>
-        <w:t>La búsqueda de hiperparámetros no se hace todavía.</w:t>
-      </w:r>
-      <w:r>
-        <w:t xml:space="preserve"> Ajustarlos mirando validación antes de que exista el modelo fundacional gastaría el único conjunto no visto que queda para comparar los dos modelos. Es una tarea del Sprint 4, y hasta entonces cualquier valor que se toque se declara como cambio.</w:t>
-      </w:r>
-    </w:p>
-    <w:p>
-      <w:pPr>
-        <w:ind w:firstLine="720"/>
-      </w:pPr>
-      <w:r>
         <w:t xml:space="preserve">Hay un cambio ya declarado: la ponderación de clases del modelo de referencia se modificó </w:t>
       </w:r>
       <w:r>
@@ -5385,7 +5465,7 @@
         <w:pStyle w:val="Ttulo2"/>
         <w:keepNext/>
       </w:pPr>
-      <w:bookmarkStart w:id="16" w:name="_Toc238213031"/>
+      <w:bookmarkStart w:id="16" w:name="_Toc238218121"/>
       <w:r>
         <w:t>8. Evaluación y despliegue</w:t>
       </w:r>
@@ -5472,11 +5552,7 @@
         <w:t>8 velas, es decir 32 horas</w:t>
       </w:r>
       <w:r>
-        <w:t xml:space="preserve">. Para </w:t>
-      </w:r>
-      <w:r>
-        <w:lastRenderedPageBreak/>
-        <w:t xml:space="preserve">saber si la vela </w:t>
+        <w:t xml:space="preserve">. Para saber si la vela </w:t>
       </w:r>
       <w:r>
         <w:rPr>
@@ -5521,7 +5597,7 @@
         <w:pStyle w:val="Ttulo2"/>
         <w:keepNext/>
       </w:pPr>
-      <w:bookmarkStart w:id="17" w:name="_Toc238213032"/>
+      <w:bookmarkStart w:id="17" w:name="_Toc238218122"/>
       <w:r>
         <w:t>Lo que este procedimiento todavía no resuelve</w:t>
       </w:r>
@@ -5547,7 +5623,11 @@
         <w:t>Cómo se pasa de un pronóstico de trayectoria a una etiqueta de tres clases.</w:t>
       </w:r>
       <w:r>
-        <w:t xml:space="preserve"> Un modelo fundacional pronostica el precio, no la clase. Aplicar el etiquetador sobre la trayectoria pronosticada es la vía más directa y reutiliza el contrato en lugar de añadir una cabeza entrenable, pero es una decisión de diseño que hay que tomar y justificar.</w:t>
+        <w:t xml:space="preserve"> Un modelo fundacional pronostica el precio, no la clase. Aplicar el etiquetador sobre la trayectoria </w:t>
+      </w:r>
+      <w:r>
+        <w:lastRenderedPageBreak/>
+        <w:t>pronosticada es la vía más directa y reutiliza el contrato en lugar de añadir una cabeza entrenable, pero es una decisión de diseño que hay que tomar y justificar.</w:t>
       </w:r>
     </w:p>
     <w:p>
@@ -5618,7 +5698,7 @@
         <w:pStyle w:val="Ttulo1"/>
         <w:keepNext/>
       </w:pPr>
-      <w:bookmarkStart w:id="18" w:name="_Toc238213033"/>
+      <w:bookmarkStart w:id="18" w:name="_Toc238218123"/>
       <w:r>
         <w:t>Conclusiones</w:t>
       </w:r>
@@ -5644,38 +5724,41 @@
         <w:ind w:firstLine="720"/>
       </w:pPr>
       <w:r>
+        <w:t>Cuatro conclusiones cierran esta entrega. Como en la anterior, ninguna proviene únicamente de la literatura consultada: todas se apoyan en mediciones realizadas sobre las máquinas y los datos del proyecto.</w:t>
+      </w:r>
+    </w:p>
+    <w:p>
+      <w:pPr>
+        <w:ind w:firstLine="720"/>
+      </w:pPr>
+      <w:r>
+        <w:rPr>
+          <w:b/>
+          <w:bCs/>
+        </w:rPr>
+        <w:t>Primera. Los tres parámetros que definen el problema dejaron de ser provisionales, y cada uno se fijó con un criterio distinto declarado antes de medir.</w:t>
+      </w:r>
+      <w:r>
+        <w:t xml:space="preserve"> La granularidad, por el piso de ejemplos de la clase minoritaria; la ventana, por ser la mayor que lo cumple; y el horizonte, por la caída de la información mutua entre lo observable y la etiqueta. Que sean tres criterios y no uno importa: fijar los tres con el mismo argumento habría sido justificar una decisión ya tomada.</w:t>
+      </w:r>
+    </w:p>
+    <w:p>
+      <w:pPr>
+        <w:ind w:firstLine="720"/>
+      </w:pPr>
+      <w:r>
+        <w:rPr>
+          <w:b/>
+          <w:bCs/>
+        </w:rPr>
+        <w:t>Segunda. La elección del modelo fundacional se resolvió por coste medido y no por preferencia.</w:t>
+      </w:r>
+      <w:r>
+        <w:t xml:space="preserve"> Los tres candidatos evaluados corren en CPU, pero el tiempo de inferencia sobre el </w:t>
+      </w:r>
+      <w:r>
         <w:lastRenderedPageBreak/>
-        <w:t>Cuatro conclusiones cierran esta entrega. Como en la anterior, ninguna proviene únicamente de la literatura consultada: todas se apoyan en mediciones realizadas sobre las máquinas y los datos del proyecto.</w:t>
-      </w:r>
-    </w:p>
-    <w:p>
-      <w:pPr>
-        <w:ind w:firstLine="720"/>
-      </w:pPr>
-      <w:r>
-        <w:rPr>
-          <w:b/>
-          <w:bCs/>
-        </w:rPr>
-        <w:t>Primera. Los tres parámetros que definen el problema dejaron de ser provisionales, y cada uno se fijó con un criterio distinto declarado antes de medir.</w:t>
-      </w:r>
-      <w:r>
-        <w:t xml:space="preserve"> La granularidad, por el piso de ejemplos de la clase minoritaria; la ventana, por ser la mayor que lo cumple; y el horizonte, por la caída de la información mutua entre lo observable y la etiqueta. Que sean tres criterios y no uno importa: fijar los tres con el mismo argumento habría sido justificar una decisión ya tomada.</w:t>
-      </w:r>
-    </w:p>
-    <w:p>
-      <w:pPr>
-        <w:ind w:firstLine="720"/>
-      </w:pPr>
-      <w:r>
-        <w:rPr>
-          <w:b/>
-          <w:bCs/>
-        </w:rPr>
-        <w:t>Segunda. La elección del modelo fundacional se resolvió por coste medido y no por preferencia.</w:t>
-      </w:r>
-      <w:r>
-        <w:t xml:space="preserve"> Los tres candidatos evaluados corren en CPU, pero el tiempo de inferencia sobre el bloque de validación los separa por tres órdenes de magnitud, y el descarte más costoso se decidió con ese número. Merece señalarse que el criterio que elimina a FinLSPM no es técnico sino de disponibilidad: el enunciado exige código público y no logramos encontrarlo, lo que se reporta como lo que es —no lo hemos encontrado— y no como una afirmación sobre su inexistencia.</w:t>
+        <w:t>bloque de validación los separa por tres órdenes de magnitud, y el descarte más costoso se decidió con ese número. Merece señalarse que el criterio que elimina a FinLSPM no es técnico sino de disponibilidad: el enunciado exige código público y no logramos encontrarlo, lo que se reporta como lo que es —no lo hemos encontrado— y no como una afirmación sobre su inexistencia.</w:t>
       </w:r>
     </w:p>
     <w:p>
@@ -5702,14 +5785,136 @@
           <w:b/>
           <w:bCs/>
         </w:rPr>
+        <w:t>Cuarta. El procedimiento está construido de punta a punta, y el modelo de referencia supera al azar de forma distinguible, pero no gracias a los activos de apoyo.</w:t>
+      </w:r>
+      <w:r>
+        <w:t xml:space="preserve"> Las dos mitades de esa frase se midieron por separado y conviene enunciarlas juntas, porque cada una sola induce a error.</w:t>
+      </w:r>
+    </w:p>
+    <w:p>
+      <w:pPr>
+        <w:ind w:firstLine="720"/>
+      </w:pPr>
+      <w:r>
+        <w:t xml:space="preserve">El modelo de referencia aventaja al baseline aleatorio en </w:t>
+      </w:r>
+      <w:r>
+        <w:rPr>
+          <w:b/>
+          <w:bCs/>
+        </w:rPr>
+        <w:t>0,0537</w:t>
+      </w:r>
+      <w:r>
+        <w:t xml:space="preserve"> de F1 macro, con un intervalo de confianza del 95 % de </w:t>
+      </w:r>
+      <w:r>
+        <w:rPr>
+          <w:b/>
+          <w:bCs/>
+        </w:rPr>
+        <w:t>[0,0137 , 0,0929]</w:t>
+      </w:r>
+      <w:r>
+        <w:t xml:space="preserve"> que excluye el cero y supera el umbral de decisión de 0,02 que el equipo fijó de antemano. La ventaja sobrevive al reentrenamiento: sobre cinco semillas, la menor diferencia observada es de 0,0296 y ninguna cae por debajo del umbral. Frente al baseline trivial la diferencia es de </w:t>
+      </w:r>
+      <w:r>
+        <w:rPr>
+          <w:b/>
+          <w:bCs/>
+        </w:rPr>
+        <w:t>0,0744</w:t>
+      </w:r>
+      <w:r>
+        <w:t xml:space="preserve">, con intervalo </w:t>
+      </w:r>
+      <w:r>
+        <w:rPr>
+          <w:b/>
+          <w:bCs/>
+        </w:rPr>
+        <w:t>[0,0418 , 0,1077]</w:t>
+      </w:r>
+      <w:r>
+        <w:t>.</w:t>
+      </w:r>
+    </w:p>
+    <w:p>
+      <w:pPr>
+        <w:ind w:firstLine="720"/>
+      </w:pPr>
+      <w:r>
+        <w:t xml:space="preserve">Buena parte de ese margen procede de una decisión concreta y medible. Expresar los rezagos como variación relativa al precio actual, en lugar de como precio en nivel, aporta por sí solo </w:t>
+      </w:r>
+      <w:r>
+        <w:rPr>
+          <w:b/>
+          <w:bCs/>
+        </w:rPr>
+        <w:t>0,0462</w:t>
+      </w:r>
+      <w:r>
+        <w:t xml:space="preserve"> de F1 macro, con intervalo </w:t>
+      </w:r>
+      <w:r>
+        <w:rPr>
+          <w:b/>
+          <w:bCs/>
+        </w:rPr>
+        <w:t>[0,0141 , 0,0805]</w:t>
+      </w:r>
+      <w:r>
+        <w:t xml:space="preserve">. Medido con la representación anterior, </w:t>
+      </w:r>
+      <w:r>
         <w:lastRenderedPageBreak/>
-        <w:t>Cuarta. El procedimiento está construido de punta a punta, y lo que produjo es un piso honesto.</w:t>
-      </w:r>
-      <w:r>
-        <w:t xml:space="preserve"> El circuito completo funciona y ya entrega un modelo de referencia con su evidencia. Pero al acotar su rendimiento con intervalos de confianza, la mejora del mejor modelo sobre el baseline aleatorio resulta indistinguible del ruido: la diferencia de 0,0304 tiene un intervalo que incluye el cero. Sí se sostiene su superioridad sobre el baseline trivial, y sí se sostiene que eliminar las columnas de precio en nivel constituye una mejora real. Preferimos declararlo así, con su intervalo, antes que presentar u</w:t>
-      </w:r>
-      <w:r>
-        <w:t>n margen que la evidencia no respalda.</w:t>
+        <w:t>el mismo modelo aventajaba al azar en apenas 0,0075, con un intervalo que incluía el cero: la mejora no proviene de un modelo distinto, sino de haber alineado la construcción de las características con la evidencia de estacionariedad reportada en la Semana 1.</w:t>
+      </w:r>
+    </w:p>
+    <w:p>
+      <w:pPr>
+        <w:ind w:firstLine="720"/>
+      </w:pPr>
+      <w:r>
+        <w:t xml:space="preserve">Lo que no se sostiene es el supuesto multivariante. La diferencia entre emplear los seis criptoactivos y emplear únicamente Litecoin es de </w:t>
+      </w:r>
+      <w:r>
+        <w:rPr>
+          <w:b/>
+          <w:bCs/>
+        </w:rPr>
+        <w:t>0,0090</w:t>
+      </w:r>
+      <w:r>
+        <w:t xml:space="preserve">, con un intervalo de </w:t>
+      </w:r>
+      <w:r>
+        <w:rPr>
+          <w:b/>
+          <w:bCs/>
+        </w:rPr>
+        <w:t>[−0,0229 , 0,0417]</w:t>
+      </w:r>
+      <w:r>
+        <w:t xml:space="preserve"> que incluye el cero, por debajo del umbral, y con dos de cinco semillas arrojando diferencia negativa. </w:t>
+      </w:r>
+      <w:r>
+        <w:rPr>
+          <w:b/>
+          <w:bCs/>
+        </w:rPr>
+        <w:t>No puede afirmarse que las cinco series de apoyo aporten información sobre los puntos de inflexión de Litecoin.</w:t>
+      </w:r>
+      <w:r>
+        <w:t xml:space="preserve"> El planteamiento multivariante era razonable a la vista de las correlaciones medidas en la Semana 1, y esa justificación de diseño se mantiene; lo que la medición añade es que dicha estructura no se traduce, con este modelo y a esta resolución, en poder predictivo distinguible del ruido.</w:t>
+      </w:r>
+    </w:p>
+    <w:p>
+      <w:pPr>
+        <w:ind w:firstLine="720"/>
+      </w:pPr>
+      <w:r>
+        <w:t>Preferimos declararlo así, con sus intervalos, antes que presentar un margen que la evidencia no respalda o silenciar uno que sí respalda.</w:t>
       </w:r>
     </w:p>
     <w:p>
@@ -5717,7 +5922,7 @@
         <w:pStyle w:val="Ttulo2"/>
         <w:keepNext/>
       </w:pPr>
-      <w:bookmarkStart w:id="19" w:name="_Toc238213034"/>
+      <w:bookmarkStart w:id="19" w:name="_Toc238218124"/>
       <w:r>
         <w:t>Limitaciones</w:t>
       </w:r>
@@ -5770,6 +5975,7 @@
           <w:b/>
           <w:bCs/>
         </w:rPr>
+        <w:lastRenderedPageBreak/>
         <w:t>Una fracción de los puntos de inflexión es impredecible por construcción.</w:t>
       </w:r>
       <w:r>
@@ -5788,11 +5994,7 @@
         <w:t>El paso de un pronóstico de trayectoria a una etiqueta de tres clases sigue abierto.</w:t>
       </w:r>
       <w:r>
-        <w:t xml:space="preserve"> Un modelo fundacional pronostica el precio, no la clase. Aplicar el etiquetador sobre la </w:t>
-      </w:r>
-      <w:r>
-        <w:lastRenderedPageBreak/>
-        <w:t>trayectoria pronosticada reutiliza el contrato en lugar de añadir una cabeza entrenable, pero es una decisión de diseño que hay que tomar y justificar.</w:t>
+        <w:t xml:space="preserve"> Un modelo fundacional pronostica el precio, no la clase. Aplicar el etiquetador sobre la trayectoria pronosticada reutiliza el contrato en lugar de añadir una cabeza entrenable, pero es una decisión de diseño que hay que tomar y justificar.</w:t>
       </w:r>
     </w:p>
     <w:p>
@@ -5800,7 +6002,7 @@
         <w:pStyle w:val="Ttulo2"/>
         <w:keepNext/>
       </w:pPr>
-      <w:bookmarkStart w:id="20" w:name="_Toc238213035"/>
+      <w:bookmarkStart w:id="20" w:name="_Toc238218125"/>
       <w:r>
         <w:t>Sobre el umbral de decisión</w:t>
       </w:r>
@@ -5829,7 +6031,7 @@
         <w:pStyle w:val="Ttulo2"/>
         <w:keepNext/>
       </w:pPr>
-      <w:bookmarkStart w:id="21" w:name="_Toc238213036"/>
+      <w:bookmarkStart w:id="21" w:name="_Toc238218126"/>
       <w:r>
         <w:t>Trabajo siguiente</w:t>
       </w:r>
@@ -5864,7 +6066,7 @@
         <w:pStyle w:val="Ttulo1"/>
         <w:keepNext/>
       </w:pPr>
-      <w:bookmarkStart w:id="22" w:name="_Toc238213037"/>
+      <w:bookmarkStart w:id="22" w:name="_Toc238218127"/>
       <w:r>
         <w:lastRenderedPageBreak/>
         <w:t>Referencias</w:t>
@@ -6108,10 +6310,10 @@
 <file path=word/numbering.xml><?xml version="1.0" encoding="utf-8"?>
 <w:numbering xmlns:wpc="http://schemas.microsoft.com/office/word/2010/wordprocessingCanvas" xmlns:cx="http://schemas.microsoft.com/office/drawing/2014/chartex" xmlns:cx1="http://schemas.microsoft.com/office/drawing/2015/9/8/chartex" xmlns:cx2="http://schemas.microsoft.com/office/drawing/2015/10/21/chartex" xmlns:cx3="http://schemas.microsoft.com/office/drawing/2016/5/9/chartex" xmlns:cx4="http://schemas.microsoft.com/office/drawing/2016/5/10/chartex" xmlns:cx5="http://schemas.microsoft.com/office/drawing/2016/5/11/chartex" xmlns:cx6="http://schemas.microsoft.com/office/drawing/2016/5/12/chartex" xmlns:cx7="http://schemas.microsoft.com/office/drawing/2016/5/13/chartex" xmlns:cx8="http://schemas.microsoft.com/office/drawing/2016/5/14/chartex" xmlns:mc="http://schemas.openxmlformats.org/markup-compatibility/2006" xmlns:aink="http://schemas.microsoft.com/office/drawing/2016/ink" xmlns:am3d="http://schemas.microsoft.com/office/drawing/2017/model3d" xmlns:o="urn:schemas-microsoft-com:office:office" xmlns:oel="http://schemas.microsoft.com/office/2019/extlst" xmlns:r="http://schemas.openxmlformats.org/officeDocument/2006/relationships" xmlns:m="http://schemas.openxmlformats.org/officeDocument/2006/math" xmlns:v="urn:schemas-microsoft-com:vml" xmlns:wp14="http://schemas.microsoft.com/office/word/2010/wordprocessingDrawing" xmlns:wp="http://schemas.openxmlformats.org/drawingml/2006/wordprocessingDrawing" xmlns:w10="urn:schemas-microsoft-com:office:word" xmlns:w="http://schemas.openxmlformats.org/wordprocessingml/2006/main" xmlns:w14="http://schemas.microsoft.com/office/word/2010/wordml" xmlns:w15="http://schemas.microsoft.com/office/word/2012/wordml" xmlns:w16cei="http://schemas.microsoft.com/office/word/2026/wordml/cei" xmlns:w16cex="http://schemas.microsoft.com/office/word/2018/wordml/cex" xmlns:w16cid="http://schemas.microsoft.com/office/word/2016/wordml/cid" xmlns:w16="http://schemas.microsoft.com/office/word/2018/wordml" xmlns:w16du="http://schemas.microsoft.com/office/word/2023/wordml/word16du" xmlns:w16sdtdh="http://schemas.microsoft.com/office/word/2020/wordml/sdtdatahash" xmlns:w16sdtfl="http://schemas.microsoft.com/office/word/2024/wordml/sdtformatlock" xmlns:w16se="http://schemas.microsoft.com/office/word/2015/wordml/symex" xmlns:wpg="http://schemas.microsoft.com/office/word/2010/wordprocessingGroup" xmlns:wpi="http://schemas.microsoft.com/office/word/2010/wordprocessingInk" xmlns:wne="http://schemas.microsoft.com/office/word/2006/wordml" xmlns:wps="http://schemas.microsoft.com/office/word/2010/wordprocessingShape" mc:Ignorable="w14 w15 w16se w16cid w16 w16cex w16sdtdh w16sdtfl w16du wp14">
   <w:abstractNum w:abstractNumId="0" w15:restartNumberingAfterBreak="0">
-    <w:nsid w:val="1E6E2576"/>
+    <w:nsid w:val="330B6DD5"/>
     <w:multiLevelType w:val="hybridMultilevel"/>
-    <w:tmpl w:val="AC8AD87E"/>
-    <w:lvl w:ilvl="0" w:tplc="D6309B4E">
+    <w:tmpl w:val="AF8ADEFA"/>
+    <w:lvl w:ilvl="0" w:tplc="BAFE3A90">
       <w:start w:val="1"/>
       <w:numFmt w:val="bullet"/>
       <w:lvlText w:val="●"/>
@@ -6120,7 +6322,7 @@
         <w:ind w:left="720" w:hanging="360"/>
       </w:pPr>
     </w:lvl>
-    <w:lvl w:ilvl="1" w:tplc="9F5C1524">
+    <w:lvl w:ilvl="1" w:tplc="064E3028">
       <w:start w:val="1"/>
       <w:numFmt w:val="bullet"/>
       <w:lvlText w:val="○"/>
@@ -6129,7 +6331,7 @@
         <w:ind w:left="1440" w:hanging="360"/>
       </w:pPr>
     </w:lvl>
-    <w:lvl w:ilvl="2" w:tplc="72A215F0">
+    <w:lvl w:ilvl="2" w:tplc="E41A4436">
       <w:start w:val="1"/>
       <w:numFmt w:val="bullet"/>
       <w:lvlText w:val="■"/>
@@ -6138,7 +6340,7 @@
         <w:ind w:left="2160" w:hanging="360"/>
       </w:pPr>
     </w:lvl>
-    <w:lvl w:ilvl="3" w:tplc="D760325E">
+    <w:lvl w:ilvl="3" w:tplc="5CCA3A38">
       <w:start w:val="1"/>
       <w:numFmt w:val="bullet"/>
       <w:lvlText w:val="●"/>
@@ -6147,7 +6349,7 @@
         <w:ind w:left="2880" w:hanging="360"/>
       </w:pPr>
     </w:lvl>
-    <w:lvl w:ilvl="4" w:tplc="BE229ECC">
+    <w:lvl w:ilvl="4" w:tplc="EBACD094">
       <w:start w:val="1"/>
       <w:numFmt w:val="bullet"/>
       <w:lvlText w:val="○"/>
@@ -6156,7 +6358,7 @@
         <w:ind w:left="3600" w:hanging="360"/>
       </w:pPr>
     </w:lvl>
-    <w:lvl w:ilvl="5" w:tplc="7F567CE4">
+    <w:lvl w:ilvl="5" w:tplc="53D4729C">
       <w:start w:val="1"/>
       <w:numFmt w:val="bullet"/>
       <w:lvlText w:val="■"/>
@@ -6165,7 +6367,7 @@
         <w:ind w:left="4320" w:hanging="360"/>
       </w:pPr>
     </w:lvl>
-    <w:lvl w:ilvl="6" w:tplc="C71AA2D8">
+    <w:lvl w:ilvl="6" w:tplc="45F09E58">
       <w:start w:val="1"/>
       <w:numFmt w:val="bullet"/>
       <w:lvlText w:val="●"/>
@@ -6174,7 +6376,7 @@
         <w:ind w:left="5040" w:hanging="360"/>
       </w:pPr>
     </w:lvl>
-    <w:lvl w:ilvl="7" w:tplc="D3B681A2">
+    <w:lvl w:ilvl="7" w:tplc="3C7E24CE">
       <w:start w:val="1"/>
       <w:numFmt w:val="bullet"/>
       <w:lvlText w:val="●"/>
@@ -6183,7 +6385,7 @@
         <w:ind w:left="5760" w:hanging="360"/>
       </w:pPr>
     </w:lvl>
-    <w:lvl w:ilvl="8" w:tplc="A6F0CFDE">
+    <w:lvl w:ilvl="8" w:tplc="7BC227BA">
       <w:start w:val="1"/>
       <w:numFmt w:val="bullet"/>
       <w:lvlText w:val="●"/>
@@ -6193,7 +6395,7 @@
       </w:pPr>
     </w:lvl>
   </w:abstractNum>
-  <w:num w:numId="1" w16cid:durableId="1590890008">
+  <w:num w:numId="1" w16cid:durableId="2010404755">
     <w:abstractNumId w:val="0"/>
     <w:lvlOverride w:ilvl="0">
       <w:startOverride w:val="1"/>
@@ -6817,7 +7019,7 @@
     <w:autoRedefine/>
     <w:uiPriority w:val="39"/>
     <w:unhideWhenUsed/>
-    <w:rsid w:val="001F3C99"/>
+    <w:rsid w:val="00C13890"/>
     <w:pPr>
       <w:spacing w:after="100"/>
     </w:pPr>
@@ -6829,7 +7031,7 @@
     <w:autoRedefine/>
     <w:uiPriority w:val="39"/>
     <w:unhideWhenUsed/>
-    <w:rsid w:val="001F3C99"/>
+    <w:rsid w:val="00C13890"/>
     <w:pPr>
       <w:spacing w:after="100"/>
       <w:ind w:left="240"/>

--- a/docs/entregas/semana-2/Marco teorico - Semana 2.docx
+++ b/docs/entregas/semana-2/Marco teorico - Semana 2.docx
@@ -147,7 +147,7 @@
     <w:sdt>
       <w:sdtPr>
         <w:alias w:val="Contenido"/>
-        <w:id w:val="1929762670"/>
+        <w:id w:val="512577422"/>
       </w:sdtPr>
       <w:sdtEndPr/>
       <w:sdtContent>
@@ -174,7 +174,7 @@
           <w:r>
             <w:fldChar w:fldCharType="separate"/>
           </w:r>
-          <w:hyperlink w:anchor="_Toc238218105" w:history="1">
+          <w:hyperlink w:anchor="_Toc238220800" w:history="1">
             <w:r>
               <w:rPr>
                 <w:rStyle w:val="Hipervnculo"/>
@@ -198,7 +198,7 @@
               <w:rPr>
                 <w:noProof/>
               </w:rPr>
-              <w:instrText xml:space="preserve"> PAGEREF _Toc238218105 \h </w:instrText>
+              <w:instrText xml:space="preserve"> PAGEREF _Toc238220800 \h </w:instrText>
             </w:r>
             <w:r>
               <w:rPr>
@@ -239,7 +239,7 @@
               <w14:ligatures w14:val="standardContextual"/>
             </w:rPr>
           </w:pPr>
-          <w:hyperlink w:anchor="_Toc238218106" w:history="1">
+          <w:hyperlink w:anchor="_Toc238220801" w:history="1">
             <w:r>
               <w:rPr>
                 <w:rStyle w:val="Hipervnculo"/>
@@ -263,7 +263,7 @@
               <w:rPr>
                 <w:noProof/>
               </w:rPr>
-              <w:instrText xml:space="preserve"> PAGEREF _Toc238218106 \h </w:instrText>
+              <w:instrText xml:space="preserve"> PAGEREF _Toc238220801 \h </w:instrText>
             </w:r>
             <w:r>
               <w:rPr>
@@ -304,7 +304,7 @@
               <w14:ligatures w14:val="standardContextual"/>
             </w:rPr>
           </w:pPr>
-          <w:hyperlink w:anchor="_Toc238218107" w:history="1">
+          <w:hyperlink w:anchor="_Toc238220802" w:history="1">
             <w:r>
               <w:rPr>
                 <w:rStyle w:val="Hipervnculo"/>
@@ -328,7 +328,7 @@
               <w:rPr>
                 <w:noProof/>
               </w:rPr>
-              <w:instrText xml:space="preserve"> PAGEREF _Toc238218107 \h </w:instrText>
+              <w:instrText xml:space="preserve"> PAGEREF _Toc238220802 \h </w:instrText>
             </w:r>
             <w:r>
               <w:rPr>
@@ -369,7 +369,7 @@
               <w14:ligatures w14:val="standardContextual"/>
             </w:rPr>
           </w:pPr>
-          <w:hyperlink w:anchor="_Toc238218108" w:history="1">
+          <w:hyperlink w:anchor="_Toc238220803" w:history="1">
             <w:r>
               <w:rPr>
                 <w:rStyle w:val="Hipervnculo"/>
@@ -393,7 +393,7 @@
               <w:rPr>
                 <w:noProof/>
               </w:rPr>
-              <w:instrText xml:space="preserve"> PAGEREF _Toc238218108 \h </w:instrText>
+              <w:instrText xml:space="preserve"> PAGEREF _Toc238220803 \h </w:instrText>
             </w:r>
             <w:r>
               <w:rPr>
@@ -434,7 +434,7 @@
               <w14:ligatures w14:val="standardContextual"/>
             </w:rPr>
           </w:pPr>
-          <w:hyperlink w:anchor="_Toc238218109" w:history="1">
+          <w:hyperlink w:anchor="_Toc238220804" w:history="1">
             <w:r>
               <w:rPr>
                 <w:rStyle w:val="Hipervnculo"/>
@@ -458,7 +458,7 @@
               <w:rPr>
                 <w:noProof/>
               </w:rPr>
-              <w:instrText xml:space="preserve"> PAGEREF _Toc238218109 \h </w:instrText>
+              <w:instrText xml:space="preserve"> PAGEREF _Toc238220804 \h </w:instrText>
             </w:r>
             <w:r>
               <w:rPr>
@@ -499,7 +499,7 @@
               <w14:ligatures w14:val="standardContextual"/>
             </w:rPr>
           </w:pPr>
-          <w:hyperlink w:anchor="_Toc238218110" w:history="1">
+          <w:hyperlink w:anchor="_Toc238220805" w:history="1">
             <w:r>
               <w:rPr>
                 <w:rStyle w:val="Hipervnculo"/>
@@ -523,7 +523,7 @@
               <w:rPr>
                 <w:noProof/>
               </w:rPr>
-              <w:instrText xml:space="preserve"> PAGEREF _Toc238218110 \h </w:instrText>
+              <w:instrText xml:space="preserve"> PAGEREF _Toc238220805 \h </w:instrText>
             </w:r>
             <w:r>
               <w:rPr>
@@ -564,7 +564,7 @@
               <w14:ligatures w14:val="standardContextual"/>
             </w:rPr>
           </w:pPr>
-          <w:hyperlink w:anchor="_Toc238218111" w:history="1">
+          <w:hyperlink w:anchor="_Toc238220806" w:history="1">
             <w:r>
               <w:rPr>
                 <w:rStyle w:val="Hipervnculo"/>
@@ -588,7 +588,7 @@
               <w:rPr>
                 <w:noProof/>
               </w:rPr>
-              <w:instrText xml:space="preserve"> PAGEREF _Toc238218111 \h </w:instrText>
+              <w:instrText xml:space="preserve"> PAGEREF _Toc238220806 \h </w:instrText>
             </w:r>
             <w:r>
               <w:rPr>
@@ -629,7 +629,7 @@
               <w14:ligatures w14:val="standardContextual"/>
             </w:rPr>
           </w:pPr>
-          <w:hyperlink w:anchor="_Toc238218112" w:history="1">
+          <w:hyperlink w:anchor="_Toc238220807" w:history="1">
             <w:r>
               <w:rPr>
                 <w:rStyle w:val="Hipervnculo"/>
@@ -653,7 +653,7 @@
               <w:rPr>
                 <w:noProof/>
               </w:rPr>
-              <w:instrText xml:space="preserve"> PAGEREF _Toc238218112 \h </w:instrText>
+              <w:instrText xml:space="preserve"> PAGEREF _Toc238220807 \h </w:instrText>
             </w:r>
             <w:r>
               <w:rPr>
@@ -694,7 +694,7 @@
               <w14:ligatures w14:val="standardContextual"/>
             </w:rPr>
           </w:pPr>
-          <w:hyperlink w:anchor="_Toc238218113" w:history="1">
+          <w:hyperlink w:anchor="_Toc238220808" w:history="1">
             <w:r>
               <w:rPr>
                 <w:rStyle w:val="Hipervnculo"/>
@@ -718,7 +718,7 @@
               <w:rPr>
                 <w:noProof/>
               </w:rPr>
-              <w:instrText xml:space="preserve"> PAGEREF _Toc238218113 \h </w:instrText>
+              <w:instrText xml:space="preserve"> PAGEREF _Toc238220808 \h </w:instrText>
             </w:r>
             <w:r>
               <w:rPr>
@@ -759,7 +759,7 @@
               <w14:ligatures w14:val="standardContextual"/>
             </w:rPr>
           </w:pPr>
-          <w:hyperlink w:anchor="_Toc238218114" w:history="1">
+          <w:hyperlink w:anchor="_Toc238220809" w:history="1">
             <w:r>
               <w:rPr>
                 <w:rStyle w:val="Hipervnculo"/>
@@ -783,7 +783,7 @@
               <w:rPr>
                 <w:noProof/>
               </w:rPr>
-              <w:instrText xml:space="preserve"> PAGEREF _Toc238218114 \h </w:instrText>
+              <w:instrText xml:space="preserve"> PAGEREF _Toc238220809 \h </w:instrText>
             </w:r>
             <w:r>
               <w:rPr>
@@ -800,7 +800,7 @@
               <w:rPr>
                 <w:noProof/>
               </w:rPr>
-              <w:t>14</w:t>
+              <w:t>15</w:t>
             </w:r>
             <w:r>
               <w:rPr>
@@ -824,7 +824,7 @@
               <w14:ligatures w14:val="standardContextual"/>
             </w:rPr>
           </w:pPr>
-          <w:hyperlink w:anchor="_Toc238218115" w:history="1">
+          <w:hyperlink w:anchor="_Toc238220810" w:history="1">
             <w:r>
               <w:rPr>
                 <w:rStyle w:val="Hipervnculo"/>
@@ -848,7 +848,7 @@
               <w:rPr>
                 <w:noProof/>
               </w:rPr>
-              <w:instrText xml:space="preserve"> PAGEREF _Toc238218115 \h </w:instrText>
+              <w:instrText xml:space="preserve"> PAGEREF _Toc238220810 \h </w:instrText>
             </w:r>
             <w:r>
               <w:rPr>
@@ -865,7 +865,7 @@
               <w:rPr>
                 <w:noProof/>
               </w:rPr>
-              <w:t>15</w:t>
+              <w:t>16</w:t>
             </w:r>
             <w:r>
               <w:rPr>
@@ -889,7 +889,7 @@
               <w14:ligatures w14:val="standardContextual"/>
             </w:rPr>
           </w:pPr>
-          <w:hyperlink w:anchor="_Toc238218116" w:history="1">
+          <w:hyperlink w:anchor="_Toc238220811" w:history="1">
             <w:r>
               <w:rPr>
                 <w:rStyle w:val="Hipervnculo"/>
@@ -913,7 +913,7 @@
               <w:rPr>
                 <w:noProof/>
               </w:rPr>
-              <w:instrText xml:space="preserve"> PAGEREF _Toc238218116 \h </w:instrText>
+              <w:instrText xml:space="preserve"> PAGEREF _Toc238220811 \h </w:instrText>
             </w:r>
             <w:r>
               <w:rPr>
@@ -954,7 +954,7 @@
               <w14:ligatures w14:val="standardContextual"/>
             </w:rPr>
           </w:pPr>
-          <w:hyperlink w:anchor="_Toc238218117" w:history="1">
+          <w:hyperlink w:anchor="_Toc238220812" w:history="1">
             <w:r>
               <w:rPr>
                 <w:rStyle w:val="Hipervnculo"/>
@@ -978,7 +978,7 @@
               <w:rPr>
                 <w:noProof/>
               </w:rPr>
-              <w:instrText xml:space="preserve"> PAGEREF _Toc238218117 \h </w:instrText>
+              <w:instrText xml:space="preserve"> PAGEREF _Toc238220812 \h </w:instrText>
             </w:r>
             <w:r>
               <w:rPr>
@@ -995,7 +995,7 @@
               <w:rPr>
                 <w:noProof/>
               </w:rPr>
-              <w:t>16</w:t>
+              <w:t>17</w:t>
             </w:r>
             <w:r>
               <w:rPr>
@@ -1019,7 +1019,7 @@
               <w14:ligatures w14:val="standardContextual"/>
             </w:rPr>
           </w:pPr>
-          <w:hyperlink w:anchor="_Toc238218118" w:history="1">
+          <w:hyperlink w:anchor="_Toc238220813" w:history="1">
             <w:r>
               <w:rPr>
                 <w:rStyle w:val="Hipervnculo"/>
@@ -1043,7 +1043,7 @@
               <w:rPr>
                 <w:noProof/>
               </w:rPr>
-              <w:instrText xml:space="preserve"> PAGEREF _Toc238218118 \h </w:instrText>
+              <w:instrText xml:space="preserve"> PAGEREF _Toc238220813 \h </w:instrText>
             </w:r>
             <w:r>
               <w:rPr>
@@ -1060,7 +1060,7 @@
               <w:rPr>
                 <w:noProof/>
               </w:rPr>
-              <w:t>17</w:t>
+              <w:t>18</w:t>
             </w:r>
             <w:r>
               <w:rPr>
@@ -1084,7 +1084,7 @@
               <w14:ligatures w14:val="standardContextual"/>
             </w:rPr>
           </w:pPr>
-          <w:hyperlink w:anchor="_Toc238218119" w:history="1">
+          <w:hyperlink w:anchor="_Toc238220814" w:history="1">
             <w:r>
               <w:rPr>
                 <w:rStyle w:val="Hipervnculo"/>
@@ -1108,7 +1108,7 @@
               <w:rPr>
                 <w:noProof/>
               </w:rPr>
-              <w:instrText xml:space="preserve"> PAGEREF _Toc238218119 \h </w:instrText>
+              <w:instrText xml:space="preserve"> PAGEREF _Toc238220814 \h </w:instrText>
             </w:r>
             <w:r>
               <w:rPr>
@@ -1125,7 +1125,7 @@
               <w:rPr>
                 <w:noProof/>
               </w:rPr>
-              <w:t>18</w:t>
+              <w:t>19</w:t>
             </w:r>
             <w:r>
               <w:rPr>
@@ -1149,7 +1149,7 @@
               <w14:ligatures w14:val="standardContextual"/>
             </w:rPr>
           </w:pPr>
-          <w:hyperlink w:anchor="_Toc238218120" w:history="1">
+          <w:hyperlink w:anchor="_Toc238220815" w:history="1">
             <w:r>
               <w:rPr>
                 <w:rStyle w:val="Hipervnculo"/>
@@ -1173,7 +1173,7 @@
               <w:rPr>
                 <w:noProof/>
               </w:rPr>
-              <w:instrText xml:space="preserve"> PAGEREF _Toc238218120 \h </w:instrText>
+              <w:instrText xml:space="preserve"> PAGEREF _Toc238220815 \h </w:instrText>
             </w:r>
             <w:r>
               <w:rPr>
@@ -1190,7 +1190,7 @@
               <w:rPr>
                 <w:noProof/>
               </w:rPr>
-              <w:t>19</w:t>
+              <w:t>20</w:t>
             </w:r>
             <w:r>
               <w:rPr>
@@ -1214,7 +1214,7 @@
               <w14:ligatures w14:val="standardContextual"/>
             </w:rPr>
           </w:pPr>
-          <w:hyperlink w:anchor="_Toc238218121" w:history="1">
+          <w:hyperlink w:anchor="_Toc238220816" w:history="1">
             <w:r>
               <w:rPr>
                 <w:rStyle w:val="Hipervnculo"/>
@@ -1238,7 +1238,7 @@
               <w:rPr>
                 <w:noProof/>
               </w:rPr>
-              <w:instrText xml:space="preserve"> PAGEREF _Toc238218121 \h </w:instrText>
+              <w:instrText xml:space="preserve"> PAGEREF _Toc238220816 \h </w:instrText>
             </w:r>
             <w:r>
               <w:rPr>
@@ -1279,7 +1279,7 @@
               <w14:ligatures w14:val="standardContextual"/>
             </w:rPr>
           </w:pPr>
-          <w:hyperlink w:anchor="_Toc238218122" w:history="1">
+          <w:hyperlink w:anchor="_Toc238220817" w:history="1">
             <w:r>
               <w:rPr>
                 <w:rStyle w:val="Hipervnculo"/>
@@ -1303,7 +1303,7 @@
               <w:rPr>
                 <w:noProof/>
               </w:rPr>
-              <w:instrText xml:space="preserve"> PAGEREF _Toc238218122 \h </w:instrText>
+              <w:instrText xml:space="preserve"> PAGEREF _Toc238220817 \h </w:instrText>
             </w:r>
             <w:r>
               <w:rPr>
@@ -1320,7 +1320,7 @@
               <w:rPr>
                 <w:noProof/>
               </w:rPr>
-              <w:t>20</w:t>
+              <w:t>21</w:t>
             </w:r>
             <w:r>
               <w:rPr>
@@ -1344,7 +1344,7 @@
               <w14:ligatures w14:val="standardContextual"/>
             </w:rPr>
           </w:pPr>
-          <w:hyperlink w:anchor="_Toc238218123" w:history="1">
+          <w:hyperlink w:anchor="_Toc238220818" w:history="1">
             <w:r>
               <w:rPr>
                 <w:rStyle w:val="Hipervnculo"/>
@@ -1368,7 +1368,7 @@
               <w:rPr>
                 <w:noProof/>
               </w:rPr>
-              <w:instrText xml:space="preserve"> PAGEREF _Toc238218123 \h </w:instrText>
+              <w:instrText xml:space="preserve"> PAGEREF _Toc238220818 \h </w:instrText>
             </w:r>
             <w:r>
               <w:rPr>
@@ -1385,7 +1385,7 @@
               <w:rPr>
                 <w:noProof/>
               </w:rPr>
-              <w:t>21</w:t>
+              <w:t>22</w:t>
             </w:r>
             <w:r>
               <w:rPr>
@@ -1409,7 +1409,7 @@
               <w14:ligatures w14:val="standardContextual"/>
             </w:rPr>
           </w:pPr>
-          <w:hyperlink w:anchor="_Toc238218124" w:history="1">
+          <w:hyperlink w:anchor="_Toc238220819" w:history="1">
             <w:r>
               <w:rPr>
                 <w:rStyle w:val="Hipervnculo"/>
@@ -1433,7 +1433,7 @@
               <w:rPr>
                 <w:noProof/>
               </w:rPr>
-              <w:instrText xml:space="preserve"> PAGEREF _Toc238218124 \h </w:instrText>
+              <w:instrText xml:space="preserve"> PAGEREF _Toc238220819 \h </w:instrText>
             </w:r>
             <w:r>
               <w:rPr>
@@ -1450,7 +1450,7 @@
               <w:rPr>
                 <w:noProof/>
               </w:rPr>
-              <w:t>23</w:t>
+              <w:t>24</w:t>
             </w:r>
             <w:r>
               <w:rPr>
@@ -1474,7 +1474,7 @@
               <w14:ligatures w14:val="standardContextual"/>
             </w:rPr>
           </w:pPr>
-          <w:hyperlink w:anchor="_Toc238218125" w:history="1">
+          <w:hyperlink w:anchor="_Toc238220820" w:history="1">
             <w:r>
               <w:rPr>
                 <w:rStyle w:val="Hipervnculo"/>
@@ -1498,7 +1498,7 @@
               <w:rPr>
                 <w:noProof/>
               </w:rPr>
-              <w:instrText xml:space="preserve"> PAGEREF _Toc238218125 \h </w:instrText>
+              <w:instrText xml:space="preserve"> PAGEREF _Toc238220820 \h </w:instrText>
             </w:r>
             <w:r>
               <w:rPr>
@@ -1515,7 +1515,7 @@
               <w:rPr>
                 <w:noProof/>
               </w:rPr>
-              <w:t>24</w:t>
+              <w:t>25</w:t>
             </w:r>
             <w:r>
               <w:rPr>
@@ -1539,7 +1539,7 @@
               <w14:ligatures w14:val="standardContextual"/>
             </w:rPr>
           </w:pPr>
-          <w:hyperlink w:anchor="_Toc238218126" w:history="1">
+          <w:hyperlink w:anchor="_Toc238220821" w:history="1">
             <w:r>
               <w:rPr>
                 <w:rStyle w:val="Hipervnculo"/>
@@ -1563,7 +1563,7 @@
               <w:rPr>
                 <w:noProof/>
               </w:rPr>
-              <w:instrText xml:space="preserve"> PAGEREF _Toc238218126 \h </w:instrText>
+              <w:instrText xml:space="preserve"> PAGEREF _Toc238220821 \h </w:instrText>
             </w:r>
             <w:r>
               <w:rPr>
@@ -1580,7 +1580,7 @@
               <w:rPr>
                 <w:noProof/>
               </w:rPr>
-              <w:t>24</w:t>
+              <w:t>25</w:t>
             </w:r>
             <w:r>
               <w:rPr>
@@ -1604,7 +1604,7 @@
               <w14:ligatures w14:val="standardContextual"/>
             </w:rPr>
           </w:pPr>
-          <w:hyperlink w:anchor="_Toc238218127" w:history="1">
+          <w:hyperlink w:anchor="_Toc238220822" w:history="1">
             <w:r>
               <w:rPr>
                 <w:rStyle w:val="Hipervnculo"/>
@@ -1628,7 +1628,7 @@
               <w:rPr>
                 <w:noProof/>
               </w:rPr>
-              <w:instrText xml:space="preserve"> PAGEREF _Toc238218127 \h </w:instrText>
+              <w:instrText xml:space="preserve"> PAGEREF _Toc238220822 \h </w:instrText>
             </w:r>
             <w:r>
               <w:rPr>
@@ -1645,7 +1645,7 @@
               <w:rPr>
                 <w:noProof/>
               </w:rPr>
-              <w:t>25</w:t>
+              <w:t>26</w:t>
             </w:r>
             <w:r>
               <w:rPr>
@@ -1672,7 +1672,7 @@
         <w:pStyle w:val="Ttulo1"/>
         <w:keepNext/>
       </w:pPr>
-      <w:bookmarkStart w:id="0" w:name="_Toc238218105"/>
+      <w:bookmarkStart w:id="0" w:name="_Toc238220800"/>
       <w:r>
         <w:lastRenderedPageBreak/>
         <w:t>Sistema de Pronóstico de Puntos de Inflexión en el Precio de Litecoin</w:t>
@@ -1846,7 +1846,7 @@
         <w:pStyle w:val="Ttulo1"/>
         <w:keepNext/>
       </w:pPr>
-      <w:bookmarkStart w:id="1" w:name="_Toc238218106"/>
+      <w:bookmarkStart w:id="1" w:name="_Toc238220801"/>
       <w:r>
         <w:t>Modelos Estadísticos y de Aprendizaje Automático para Series Temporales</w:t>
       </w:r>
@@ -1882,7 +1882,7 @@
         <w:pStyle w:val="Ttulo2"/>
         <w:keepNext/>
       </w:pPr>
-      <w:bookmarkStart w:id="2" w:name="_Toc238218107"/>
+      <w:bookmarkStart w:id="2" w:name="_Toc238220802"/>
       <w:r>
         <w:t>1. Modelos fundacionales de series de tiempo (TSFMs)</w:t>
       </w:r>
@@ -2801,7 +2801,7 @@
         <w:pStyle w:val="Ttulo2"/>
         <w:keepNext/>
       </w:pPr>
-      <w:bookmarkStart w:id="3" w:name="_Toc238218108"/>
+      <w:bookmarkStart w:id="3" w:name="_Toc238220803"/>
       <w:r>
         <w:t>2. VTA (Verbal Technical Analysis)</w:t>
       </w:r>
@@ -2897,7 +2897,7 @@
         <w:pStyle w:val="Ttulo2"/>
         <w:keepNext/>
       </w:pPr>
-      <w:bookmarkStart w:id="4" w:name="_Toc238218109"/>
+      <w:bookmarkStart w:id="4" w:name="_Toc238220804"/>
       <w:r>
         <w:t>3. FinLSPM (Large Stock Predict Model)</w:t>
       </w:r>
@@ -2963,7 +2963,7 @@
         <w:pStyle w:val="Ttulo2"/>
         <w:keepNext/>
       </w:pPr>
-      <w:bookmarkStart w:id="5" w:name="_Toc238218110"/>
+      <w:bookmarkStart w:id="5" w:name="_Toc238220805"/>
       <w:r>
         <w:t>4. CryptoMamba</w:t>
       </w:r>
@@ -3178,7 +3178,7 @@
         <w:pStyle w:val="Ttulo2"/>
         <w:keepNext/>
       </w:pPr>
-      <w:bookmarkStart w:id="6" w:name="_Toc238218111"/>
+      <w:bookmarkStart w:id="6" w:name="_Toc238220806"/>
       <w:r>
         <w:t>5. Transformer</w:t>
       </w:r>
@@ -3382,7 +3382,7 @@
         <w:pStyle w:val="Ttulo2"/>
         <w:keepNext/>
       </w:pPr>
-      <w:bookmarkStart w:id="7" w:name="_Toc238218112"/>
+      <w:bookmarkStart w:id="7" w:name="_Toc238220807"/>
       <w:r>
         <w:t>6. Justificación de la elección de modelo</w:t>
       </w:r>
@@ -3498,32 +3498,32 @@
         <w:t>Informer</w:t>
       </w:r>
       <w:r>
-        <w:t xml:space="preserve">, ambos con código disponible y ambos diseñados para series y no adaptados desde el lenguaje — la sección 5 explica esa distinción, y también por qué no conviene apoyarla en el supuesto multivariante. La decisión entre los dos exige medirlos en nuestras máquinas, cosa que todavía no se hizo, así que </w:t>
-      </w:r>
-      <w:r>
-        <w:rPr>
-          <w:b/>
-          <w:bCs/>
-        </w:rPr>
-        <w:t>no se resuelve aquí</w:t>
-      </w:r>
-      <w:r>
-        <w:t>: es la tarea S4-M3-01 (issue #27). Elegir sin medir es exactamente lo que RF-M1 prohíbe.</w:t>
-      </w:r>
-    </w:p>
-    <w:p>
-      <w:pPr>
-        <w:ind w:firstLine="720"/>
-      </w:pPr>
-      <w:r>
-        <w:rPr>
-          <w:b/>
-          <w:bCs/>
-        </w:rPr>
-        <w:t>Y lo que queda sin resolver, porque es una decisión de diseño y no un detalle.</w:t>
-      </w:r>
-      <w:r>
-        <w:t xml:space="preserve"> Un modelo fundacional de series de tiempo pronostica una trayectoria de precios, no una etiqueta de tres clases: hay que decidir cómo se cruza ese puente. Hay dos formas: usar el modelo congelado como extractor de representaciones y entrenar una cabeza de clasificación encima, o pronosticar la trayectoria y aplicarle directamente la función </w:t>
+        <w:t xml:space="preserve">, ambos con código disponible y ambos diseñados para series y no adaptados desde el lenguaje — la sección 5 explica esa distinción, y también por qué no conviene apoyarla en el supuesto multivariante. Entre los dos decide la medición, no la preferencia, y ya está hecha: </w:t>
+      </w:r>
+      <w:r>
+        <w:rPr>
+          <w:b/>
+          <w:bCs/>
+        </w:rPr>
+        <w:t>se elige iTransformer</w:t>
+      </w:r>
+      <w:r>
+        <w:t>, con la implementación pública de lucidrains.</w:t>
+      </w:r>
+    </w:p>
+    <w:p>
+      <w:pPr>
+        <w:ind w:firstLine="720"/>
+      </w:pPr>
+      <w:r>
+        <w:rPr>
+          <w:b/>
+          <w:bCs/>
+        </w:rPr>
+        <w:t>Informer queda fuera por no ser instalable en nuestro entorno</w:t>
+      </w:r>
+      <w:r>
+        <w:t xml:space="preserve">, que no es lo mismo que estar disponible en internet. La ruta obvia era </w:t>
       </w:r>
       <w:r>
         <w:rPr>
@@ -3531,10 +3531,10 @@
           <w:sz w:val="22"/>
           <w:szCs w:val="22"/>
         </w:rPr>
-        <w:t>etiquetar()</w:t>
-      </w:r>
-      <w:r>
-        <w:t xml:space="preserve"> del contrato. La segunda es más simple, reutiliza código que ya está probado y verificado contra fuga, y —esto sí lo medimos— aplicar </w:t>
+        <w:t>neuralforecast</w:t>
+      </w:r>
+      <w:r>
+        <w:t xml:space="preserve">, que traía los dos candidatos juntos, pero depende de </w:t>
       </w:r>
       <w:r>
         <w:rPr>
@@ -3542,68 +3542,10 @@
           <w:sz w:val="22"/>
           <w:szCs w:val="22"/>
         </w:rPr>
-        <w:t>etiquetar()</w:t>
-      </w:r>
-      <w:r>
-        <w:t xml:space="preserve"> sobre la trayectoria que pronostica Chronos-Bolt cuesta apenas 12 segundos sobre las 1 959 filas del bloque de validación completo. Eso cambia el cálculo: la opción "simple" deja de ser la más barata pero la peor, y pasa a ser prácticamente gratis. La </w:t>
-      </w:r>
-      <w:r>
-        <w:lastRenderedPageBreak/>
-        <w:t>opción del extractor de representaciones sigue sobre la mesa, pero ahora tiene que justificar su costo adicional de entrenar una cabeza propia contra una alternativa que ya casi no cuesta nada. Esta es la decisión que se lleva al lunes, con el número puesto s</w:t>
-      </w:r>
-      <w:r>
-        <w:t>obre la mesa y no solo el argumento.</w:t>
-      </w:r>
-    </w:p>
-    <w:p>
-      <w:pPr>
-        <w:pStyle w:val="Ttulo1"/>
-        <w:keepNext/>
-      </w:pPr>
-      <w:bookmarkStart w:id="8" w:name="_Toc238218113"/>
-      <w:r>
-        <w:t>Procedimiento para Desarrollar el Modelo de Puntos de Inflexión</w:t>
-      </w:r>
-      <w:bookmarkEnd w:id="8"/>
-    </w:p>
-    <w:p>
-      <w:pPr>
-        <w:ind w:firstLine="720"/>
-      </w:pPr>
-      <w:r>
-        <w:rPr>
-          <w:b/>
-          <w:bCs/>
-        </w:rPr>
-        <w:t>Autor:</w:t>
-      </w:r>
-      <w:r>
-        <w:t xml:space="preserve"> Fabrizio Espinoza Arce · </w:t>
-      </w:r>
-      <w:r>
-        <w:rPr>
-          <w:b/>
-          <w:bCs/>
-        </w:rPr>
-        <w:t>Issue:</w:t>
-      </w:r>
-      <w:r>
-        <w:t xml:space="preserve"> S2-M0-02</w:t>
-      </w:r>
-    </w:p>
-    <w:p>
-      <w:pPr>
-        <w:ind w:left="720"/>
-      </w:pPr>
-      <w:r>
-        <w:rPr>
-          <w:b/>
-          <w:bCs/>
-        </w:rPr>
-        <w:t>Nota de verificación.</w:t>
-      </w:r>
-      <w:r>
-        <w:t xml:space="preserve"> Los valores citados salen de </w:t>
+        <w:t>ray</w:t>
+      </w:r>
+      <w:r>
+        <w:t xml:space="preserve">, que no publica distribuciones para Python 3.14 en Windows; </w:t>
       </w:r>
       <w:r>
         <w:rPr>
@@ -3611,10 +3553,99 @@
           <w:sz w:val="22"/>
           <w:szCs w:val="22"/>
         </w:rPr>
-        <w:t>docs/evidencias/modelo-clasico-4h-w7-h1-rezagos-en-nivel.json</w:t>
-      </w:r>
-      <w:r>
-        <w:t xml:space="preserve"> y </w:t>
+        <w:t>informer-pytorch</w:t>
+      </w:r>
+      <w:r>
+        <w:t xml:space="preserve"> tampoco resuelve. Se comprueba con un comando. </w:t>
+      </w:r>
+      <w:r>
+        <w:rPr>
+          <w:b/>
+          <w:bCs/>
+        </w:rPr>
+        <w:t>No es una prueba de que Informer sea inusable en general:</w:t>
+      </w:r>
+      <w:r>
+        <w:t xml:space="preserve"> es lo que pudimos verificar acá, y así se reporta.</w:t>
+      </w:r>
+    </w:p>
+    <w:p>
+      <w:pPr>
+        <w:ind w:firstLine="720"/>
+      </w:pPr>
+      <w:r>
+        <w:t xml:space="preserve">Entrenar iTransformer cuesta </w:t>
+      </w:r>
+      <w:r>
+        <w:rPr>
+          <w:b/>
+          <w:bCs/>
+        </w:rPr>
+        <w:t>27 segundos</w:t>
+      </w:r>
+      <w:r>
+        <w:t xml:space="preserve"> con 141 656 parámetros, frente al techo de dos horas de RNF-4. El presupuesto no es lo que limita.</w:t>
+      </w:r>
+    </w:p>
+    <w:p>
+      <w:pPr>
+        <w:ind w:firstLine="720"/>
+      </w:pPr>
+      <w:r>
+        <w:rPr>
+          <w:b/>
+          <w:bCs/>
+        </w:rPr>
+        <w:lastRenderedPageBreak/>
+        <w:t>Y el resultado es negativo, que es lo que hay que decir.</w:t>
+      </w:r>
+      <w:r>
+        <w:t xml:space="preserve"> Con F1 macro de </w:t>
+      </w:r>
+      <w:r>
+        <w:rPr>
+          <w:b/>
+          <w:bCs/>
+        </w:rPr>
+        <w:t>0,3457</w:t>
+      </w:r>
+      <w:r>
+        <w:t xml:space="preserve"> queda </w:t>
+      </w:r>
+      <w:r>
+        <w:rPr>
+          <w:b/>
+          <w:bCs/>
+        </w:rPr>
+        <w:t>0,0448 por debajo del bosque aleatorio clásico</w:t>
+      </w:r>
+      <w:r>
+        <w:t xml:space="preserve">, con un intervalo de confianza que </w:t>
+      </w:r>
+      <w:r>
+        <w:rPr>
+          <w:b/>
+          <w:bCs/>
+        </w:rPr>
+        <w:t>excluye el cero</w:t>
+      </w:r>
+      <w:r>
+        <w:t>: es el único de los tres modelos profundos cuya desventaja frente al bosque resulta distinguible del ruido. Frente al modelo fundacional la diferencia es de −0,0229 y su intervalo sí incluye el cero, de modo que ambos no se distinguen y se prefiere el más simple, que es Chronos-Bolt porque no requiere entrenamiento.</w:t>
+      </w:r>
+    </w:p>
+    <w:p>
+      <w:pPr>
+        <w:ind w:firstLine="720"/>
+      </w:pPr>
+      <w:r>
+        <w:rPr>
+          <w:b/>
+          <w:bCs/>
+        </w:rPr>
+        <w:t>Y lo que queda sin resolver, porque es una decisión de diseño y no un detalle.</w:t>
+      </w:r>
+      <w:r>
+        <w:t xml:space="preserve"> Un modelo fundacional de series de tiempo pronostica una trayectoria de precios, no una etiqueta de tres clases: hay que decidir cómo se cruza ese puente. Hay dos formas: usar el modelo congelado como extractor de representaciones y entrenar una cabeza de clasificación encima, o pronosticar la trayectoria y aplicarle directamente la función </w:t>
       </w:r>
       <w:r>
         <w:rPr>
@@ -3622,10 +3653,10 @@
           <w:sz w:val="22"/>
           <w:szCs w:val="22"/>
         </w:rPr>
-        <w:t>docs/evidencias/estudio-w-h.json</w:t>
-      </w:r>
-      <w:r>
-        <w:t xml:space="preserve">, y se comprueban con </w:t>
+        <w:t>etiquetar()</w:t>
+      </w:r>
+      <w:r>
+        <w:t xml:space="preserve"> del contrato. La segunda es más simple, reutiliza código que ya está probado y verificado contra fuga, y —esto sí lo medimos— aplicar </w:t>
       </w:r>
       <w:r>
         <w:rPr>
@@ -3633,89 +3664,25 @@
           <w:sz w:val="22"/>
           <w:szCs w:val="22"/>
         </w:rPr>
-        <w:t>scripts/verificar_numeros.py</w:t>
-      </w:r>
-      <w:r>
-        <w:t xml:space="preserve">. Salvo indicación expresa, todos corresponden a la configuración congelada: </w:t>
-      </w:r>
-      <w:r>
-        <w:rPr>
-          <w:b/>
-          <w:bCs/>
-        </w:rPr>
-        <w:t xml:space="preserve">velas de 4 horas, </w:t>
-      </w:r>
-      <w:r>
-        <w:rPr>
-          <w:rFonts w:ascii="Courier New" w:eastAsia="Courier New" w:hAnsi="Courier New" w:cs="Courier New"/>
-          <w:b/>
-          <w:bCs/>
-          <w:sz w:val="22"/>
-          <w:szCs w:val="22"/>
-        </w:rPr>
-        <w:t>w = 7</w:t>
-      </w:r>
-      <w:r>
-        <w:rPr>
-          <w:b/>
-          <w:bCs/>
-        </w:rPr>
-        <w:t xml:space="preserve">, </w:t>
-      </w:r>
-      <w:r>
-        <w:rPr>
-          <w:rFonts w:ascii="Courier New" w:eastAsia="Courier New" w:hAnsi="Courier New" w:cs="Courier New"/>
-          <w:b/>
-          <w:bCs/>
-          <w:sz w:val="22"/>
-          <w:szCs w:val="22"/>
-        </w:rPr>
-        <w:t>h = 1</w:t>
-      </w:r>
-      <w:r>
-        <w:t>.</w:t>
-      </w:r>
-    </w:p>
-    <w:p>
-      <w:pPr>
-        <w:ind w:firstLine="720"/>
-      </w:pPr>
-      <w:r>
-        <w:t>El enunciado plantea un procedimiento genérico de ocho etapas y pide adaptarlo al proyecto. Esta sección lo recorre entera, y en cada etapa declara qué está construido y medido, y qué queda pendiente. La diferencia entre las dos cosas se señala en cada caso, porque un procedimiento descrito y un procedimiento ejecutado no son lo mismo.</w:t>
-      </w:r>
-    </w:p>
-    <w:p>
-      <w:pPr>
-        <w:pStyle w:val="Ttulo2"/>
-        <w:keepNext/>
-      </w:pPr>
-      <w:bookmarkStart w:id="9" w:name="_Toc238218114"/>
-      <w:r>
-        <w:t>1. Extracción de datos</w:t>
-      </w:r>
-      <w:bookmarkEnd w:id="9"/>
-    </w:p>
-    <w:p>
-      <w:pPr>
-        <w:ind w:firstLine="720"/>
-      </w:pPr>
-      <w:r>
-        <w:t>Los precios provienen de la interfaz pública de Binance, de las seis parejas contra USDT. La descarga deja un manifiesto con la suma de verificación de cada archivo, de modo que dos personas pueden comprobar que trabajan sobre el mismo panel sin compararlo fila por fila.</w:t>
-      </w:r>
-    </w:p>
-    <w:p>
-      <w:pPr>
-        <w:ind w:firstLine="720"/>
-      </w:pPr>
-      <w:r>
-        <w:rPr>
-          <w:b/>
-          <w:bCs/>
-        </w:rPr>
-        <w:t>La decisión de granularidad se resolvió midiendo, y el criterio se fijó antes de mirar el resultado:</w:t>
-      </w:r>
-      <w:r>
-        <w:t xml:space="preserve"> elegir el </w:t>
+        <w:t>etiquetar()</w:t>
+      </w:r>
+      <w:r>
+        <w:t xml:space="preserve"> sobre la trayectoria que pronostica Chronos-Bolt cuesta apenas 12 segundos sobre las 1 959 filas del bloque de validación completo. Eso cambia el cálculo: la opción "simple" deja de ser la más barata pero la peor, y pasa a ser prácticamente gratis. La opción del extractor de representaciones tendría que justificar el costo adicional de entrenar una cabeza propia contra una alternativa que ya casi no cuesta nada, y no lo hace.</w:t>
+      </w:r>
+    </w:p>
+    <w:p>
+      <w:pPr>
+        <w:ind w:firstLine="720"/>
+      </w:pPr>
+      <w:r>
+        <w:rPr>
+          <w:b/>
+          <w:bCs/>
+        </w:rPr>
+        <w:t>Se resolvió por la segunda vía</w:t>
+      </w:r>
+      <w:r>
+        <w:t xml:space="preserve">, y así está implementado: se pronostica la trayectoria y se le aplica </w:t>
       </w:r>
       <w:r>
         <w:rPr>
@@ -3723,6 +3690,181 @@
           <w:sz w:val="22"/>
           <w:szCs w:val="22"/>
         </w:rPr>
+        <w:t>etiquetar()</w:t>
+      </w:r>
+      <w:r>
+        <w:t xml:space="preserve"> sobre una ventana centrada en el instante pronosticado. La decisión se tomó con el número sobre la mesa y no solo con el argumento.</w:t>
+      </w:r>
+    </w:p>
+    <w:p>
+      <w:pPr>
+        <w:pStyle w:val="Ttulo1"/>
+        <w:keepNext/>
+      </w:pPr>
+      <w:bookmarkStart w:id="8" w:name="_Toc238220808"/>
+      <w:r>
+        <w:t>Procedimiento para Desarrollar el Modelo de Puntos de Inflexión</w:t>
+      </w:r>
+      <w:bookmarkEnd w:id="8"/>
+    </w:p>
+    <w:p>
+      <w:pPr>
+        <w:ind w:firstLine="720"/>
+      </w:pPr>
+      <w:r>
+        <w:rPr>
+          <w:b/>
+          <w:bCs/>
+        </w:rPr>
+        <w:t>Autor:</w:t>
+      </w:r>
+      <w:r>
+        <w:t xml:space="preserve"> Fabrizio Espinoza Arce · </w:t>
+      </w:r>
+      <w:r>
+        <w:rPr>
+          <w:b/>
+          <w:bCs/>
+        </w:rPr>
+        <w:t>Issue:</w:t>
+      </w:r>
+      <w:r>
+        <w:t xml:space="preserve"> S2-M0-02</w:t>
+      </w:r>
+    </w:p>
+    <w:p>
+      <w:pPr>
+        <w:ind w:left="720"/>
+      </w:pPr>
+      <w:r>
+        <w:rPr>
+          <w:b/>
+          <w:bCs/>
+        </w:rPr>
+        <w:lastRenderedPageBreak/>
+        <w:t>Nota de verificación.</w:t>
+      </w:r>
+      <w:r>
+        <w:t xml:space="preserve"> Los valores citados salen de </w:t>
+      </w:r>
+      <w:r>
+        <w:rPr>
+          <w:rFonts w:ascii="Courier New" w:eastAsia="Courier New" w:hAnsi="Courier New" w:cs="Courier New"/>
+          <w:sz w:val="22"/>
+          <w:szCs w:val="22"/>
+        </w:rPr>
+        <w:t>docs/evidencias/modelo-clasico-4h-w7-h1-rezagos-en-nivel.json</w:t>
+      </w:r>
+      <w:r>
+        <w:t xml:space="preserve"> y </w:t>
+      </w:r>
+      <w:r>
+        <w:rPr>
+          <w:rFonts w:ascii="Courier New" w:eastAsia="Courier New" w:hAnsi="Courier New" w:cs="Courier New"/>
+          <w:sz w:val="22"/>
+          <w:szCs w:val="22"/>
+        </w:rPr>
+        <w:t>docs/evidencias/estudio-w-h.json</w:t>
+      </w:r>
+      <w:r>
+        <w:t xml:space="preserve">, y se comprueban con </w:t>
+      </w:r>
+      <w:r>
+        <w:rPr>
+          <w:rFonts w:ascii="Courier New" w:eastAsia="Courier New" w:hAnsi="Courier New" w:cs="Courier New"/>
+          <w:sz w:val="22"/>
+          <w:szCs w:val="22"/>
+        </w:rPr>
+        <w:t>scripts/verificar_numeros.py</w:t>
+      </w:r>
+      <w:r>
+        <w:t xml:space="preserve">. Salvo indicación expresa, todos corresponden a la configuración congelada: </w:t>
+      </w:r>
+      <w:r>
+        <w:rPr>
+          <w:b/>
+          <w:bCs/>
+        </w:rPr>
+        <w:t xml:space="preserve">velas de 4 horas, </w:t>
+      </w:r>
+      <w:r>
+        <w:rPr>
+          <w:rFonts w:ascii="Courier New" w:eastAsia="Courier New" w:hAnsi="Courier New" w:cs="Courier New"/>
+          <w:b/>
+          <w:bCs/>
+          <w:sz w:val="22"/>
+          <w:szCs w:val="22"/>
+        </w:rPr>
+        <w:t>w = 7</w:t>
+      </w:r>
+      <w:r>
+        <w:rPr>
+          <w:b/>
+          <w:bCs/>
+        </w:rPr>
+        <w:t xml:space="preserve">, </w:t>
+      </w:r>
+      <w:r>
+        <w:rPr>
+          <w:rFonts w:ascii="Courier New" w:eastAsia="Courier New" w:hAnsi="Courier New" w:cs="Courier New"/>
+          <w:b/>
+          <w:bCs/>
+          <w:sz w:val="22"/>
+          <w:szCs w:val="22"/>
+        </w:rPr>
+        <w:t>h = 1</w:t>
+      </w:r>
+      <w:r>
+        <w:t>.</w:t>
+      </w:r>
+    </w:p>
+    <w:p>
+      <w:pPr>
+        <w:ind w:firstLine="720"/>
+      </w:pPr>
+      <w:r>
+        <w:t>El enunciado plantea un procedimiento genérico de ocho etapas y pide adaptarlo al proyecto. Esta sección lo recorre entera, y en cada etapa declara qué está construido y medido, y qué queda pendiente. La diferencia entre las dos cosas se señala en cada caso, porque un procedimiento descrito y un procedimiento ejecutado no son lo mismo.</w:t>
+      </w:r>
+    </w:p>
+    <w:p>
+      <w:pPr>
+        <w:pStyle w:val="Ttulo2"/>
+        <w:keepNext/>
+      </w:pPr>
+      <w:bookmarkStart w:id="9" w:name="_Toc238220809"/>
+      <w:r>
+        <w:t>1. Extracción de datos</w:t>
+      </w:r>
+      <w:bookmarkEnd w:id="9"/>
+    </w:p>
+    <w:p>
+      <w:pPr>
+        <w:ind w:firstLine="720"/>
+      </w:pPr>
+      <w:r>
+        <w:t>Los precios provienen de la interfaz pública de Binance, de las seis parejas contra USDT. La descarga deja un manifiesto con la suma de verificación de cada archivo, de modo que dos personas pueden comprobar que trabajan sobre el mismo panel sin compararlo fila por fila.</w:t>
+      </w:r>
+    </w:p>
+    <w:p>
+      <w:pPr>
+        <w:ind w:firstLine="720"/>
+      </w:pPr>
+      <w:r>
+        <w:rPr>
+          <w:b/>
+          <w:bCs/>
+        </w:rPr>
+        <w:t>La decisión de granularidad se resolvió midiendo, y el criterio se fijó antes de mirar el resultado:</w:t>
+      </w:r>
+      <w:r>
+        <w:t xml:space="preserve"> elegir el </w:t>
+      </w:r>
+      <w:r>
+        <w:rPr>
+          <w:rFonts w:ascii="Courier New" w:eastAsia="Courier New" w:hAnsi="Courier New" w:cs="Courier New"/>
+          <w:sz w:val="22"/>
+          <w:szCs w:val="22"/>
+        </w:rPr>
         <w:t>w</w:t>
       </w:r>
       <w:r>
@@ -3749,7 +3891,6 @@
           <w:b/>
           <w:bCs/>
         </w:rPr>
-        <w:lastRenderedPageBreak/>
         <w:t>Tabla 2</w:t>
       </w:r>
     </w:p>
@@ -4099,6 +4240,7 @@
         <w:ind w:firstLine="720"/>
       </w:pPr>
       <w:r>
+        <w:lastRenderedPageBreak/>
         <w:t xml:space="preserve">Las dos granularidades cubren exactamente el mismo período, del 11 de agosto de 2020 al presente, porque la ventana la acota Solana y un panel multivariante exige que las seis series existan a la vez. Bajar la granularidad no añade historia: </w:t>
       </w:r>
       <w:r>
@@ -4135,7 +4277,7 @@
         <w:pStyle w:val="Ttulo2"/>
         <w:keepNext/>
       </w:pPr>
-      <w:bookmarkStart w:id="10" w:name="_Toc238218115"/>
+      <w:bookmarkStart w:id="10" w:name="_Toc238220810"/>
       <w:r>
         <w:t>2. Limpieza de datos</w:t>
       </w:r>
@@ -4187,30 +4329,30 @@
         <w:pStyle w:val="Ttulo2"/>
         <w:keepNext/>
       </w:pPr>
-      <w:bookmarkStart w:id="11" w:name="_Toc238218116"/>
-      <w:r>
+      <w:bookmarkStart w:id="11" w:name="_Toc238220811"/>
+      <w:r>
+        <w:t>3. Análisis exploratorio</w:t>
+      </w:r>
+      <w:bookmarkEnd w:id="11"/>
+    </w:p>
+    <w:p>
+      <w:pPr>
+        <w:ind w:firstLine="720"/>
+      </w:pPr>
+      <w:r>
+        <w:t>Es lo que constituyó la entrega de la Semana 1, y sus resultados condicionan todas las etapas siguientes. Los tres que más pesan:</w:t>
+      </w:r>
+    </w:p>
+    <w:p>
+      <w:pPr>
+        <w:ind w:firstLine="720"/>
+      </w:pPr>
+      <w:r>
+        <w:rPr>
+          <w:b/>
+          <w:bCs/>
+        </w:rPr>
         <w:lastRenderedPageBreak/>
-        <w:t>3. Análisis exploratorio</w:t>
-      </w:r>
-      <w:bookmarkEnd w:id="11"/>
-    </w:p>
-    <w:p>
-      <w:pPr>
-        <w:ind w:firstLine="720"/>
-      </w:pPr>
-      <w:r>
-        <w:t>Es lo que constituyó la entrega de la Semana 1, y sus resultados condicionan todas las etapas siguientes. Los tres que más pesan:</w:t>
-      </w:r>
-    </w:p>
-    <w:p>
-      <w:pPr>
-        <w:ind w:firstLine="720"/>
-      </w:pPr>
-      <w:r>
-        <w:rPr>
-          <w:b/>
-          <w:bCs/>
-        </w:rPr>
         <w:t>Los precios no son estacionarios y los retornos sí.</w:t>
       </w:r>
       <w:r>
@@ -4271,7 +4413,7 @@
         <w:pStyle w:val="Ttulo2"/>
         <w:keepNext/>
       </w:pPr>
-      <w:bookmarkStart w:id="12" w:name="_Toc238218117"/>
+      <w:bookmarkStart w:id="12" w:name="_Toc238220812"/>
       <w:r>
         <w:t>4. Ingeniería de características</w:t>
       </w:r>
@@ -4505,7 +4647,6 @@
                 <w:sz w:val="20"/>
                 <w:szCs w:val="20"/>
               </w:rPr>
-              <w:lastRenderedPageBreak/>
               <w:t>LTC_dist_sma_7</w:t>
             </w:r>
           </w:p>
@@ -4741,6 +4882,7 @@
         <w:ind w:firstLine="720"/>
       </w:pPr>
       <w:r>
+        <w:lastRenderedPageBreak/>
         <w:t xml:space="preserve">Que encabecen medidas de </w:t>
       </w:r>
       <w:r>
@@ -4799,7 +4941,7 @@
         <w:pStyle w:val="Ttulo2"/>
         <w:keepNext/>
       </w:pPr>
-      <w:bookmarkStart w:id="13" w:name="_Toc238218118"/>
+      <w:bookmarkStart w:id="13" w:name="_Toc238220813"/>
       <w:r>
         <w:t>5. Partición temporal</w:t>
       </w:r>
@@ -4841,7 +4983,6 @@
           <w:b/>
           <w:bCs/>
         </w:rPr>
-        <w:lastRenderedPageBreak/>
         <w:t>Tabla 4</w:t>
       </w:r>
     </w:p>
@@ -5203,6 +5344,7 @@
           <w:b/>
           <w:bCs/>
         </w:rPr>
+        <w:lastRenderedPageBreak/>
         <w:t xml:space="preserve">El embargo son </w:t>
       </w:r>
       <w:r>
@@ -5278,7 +5420,7 @@
         <w:pStyle w:val="Ttulo2"/>
         <w:keepNext/>
       </w:pPr>
-      <w:bookmarkStart w:id="14" w:name="_Toc238218119"/>
+      <w:bookmarkStart w:id="14" w:name="_Toc238220814"/>
       <w:r>
         <w:t>6. Selección del modelo</w:t>
       </w:r>
@@ -5304,37 +5446,34 @@
         <w:t>Primero el piso.</w:t>
       </w:r>
       <w:r>
-        <w:t xml:space="preserve"> Tres modelos de referencia deliberadamente triviales —el que responde siempre lo mismo, el que responde la clase mayoritaria y uno aleatorio— y un modelo clásico de </w:t>
-      </w:r>
-      <w:r>
+        <w:t xml:space="preserve"> Tres modelos de referencia deliberadamente triviales —el que responde siempre lo mismo, el que responde la clase mayoritaria y uno aleatorio— y un modelo clásico de referencia que recorre el circuito completo. Sirven para descartar explicaciones alternativas: si un modelo elaborado no supera al azar, no aprendió nada.</w:t>
+      </w:r>
+    </w:p>
+    <w:p>
+      <w:pPr>
+        <w:ind w:firstLine="720"/>
+      </w:pPr>
+      <w:r>
+        <w:rPr>
+          <w:b/>
+          <w:bCs/>
+        </w:rPr>
+        <w:t>Después los dos que pide el enunciado:</w:t>
+      </w:r>
+      <w:r>
+        <w:t xml:space="preserve"> un modelo fundacional disponible públicamente, y un modelo más avanzado. La comparación entre ambos es la conclusión central del proyecto, y por eso las dos se miden con la misma función de evaluación, la misma partición y el mismo criterio.</w:t>
+      </w:r>
+    </w:p>
+    <w:p>
+      <w:pPr>
+        <w:ind w:firstLine="720"/>
+      </w:pPr>
+      <w:r>
+        <w:rPr>
+          <w:b/>
+          <w:bCs/>
+        </w:rPr>
         <w:lastRenderedPageBreak/>
-        <w:t>referencia que recorre el circuito completo. Sirven para descartar explicaciones alternativas: si un modelo elaborado no supera al azar, no aprendió nada.</w:t>
-      </w:r>
-    </w:p>
-    <w:p>
-      <w:pPr>
-        <w:ind w:firstLine="720"/>
-      </w:pPr>
-      <w:r>
-        <w:rPr>
-          <w:b/>
-          <w:bCs/>
-        </w:rPr>
-        <w:t>Después los dos que pide el enunciado:</w:t>
-      </w:r>
-      <w:r>
-        <w:t xml:space="preserve"> un modelo fundacional disponible públicamente, y un modelo más avanzado. La comparación entre ambos es la conclusión central del proyecto, y por eso las dos se miden con la misma función de evaluación, la misma partición y el mismo criterio.</w:t>
-      </w:r>
-    </w:p>
-    <w:p>
-      <w:pPr>
-        <w:ind w:firstLine="720"/>
-      </w:pPr>
-      <w:r>
-        <w:rPr>
-          <w:b/>
-          <w:bCs/>
-        </w:rPr>
         <w:t>El criterio de decisión está fijado desde antes de medir:</w:t>
       </w:r>
       <w:r>
@@ -5375,7 +5514,7 @@
         <w:pStyle w:val="Ttulo2"/>
         <w:keepNext/>
       </w:pPr>
-      <w:bookmarkStart w:id="15" w:name="_Toc238218120"/>
+      <w:bookmarkStart w:id="15" w:name="_Toc238220815"/>
       <w:r>
         <w:t>7. Entrenamiento y optimización de hiperparámetros</w:t>
       </w:r>
@@ -5431,7 +5570,6 @@
         <w:ind w:firstLine="720"/>
       </w:pPr>
       <w:r>
-        <w:lastRenderedPageBreak/>
         <w:t xml:space="preserve">Hay un cambio ya declarado: la ponderación de clases del modelo de referencia se modificó </w:t>
       </w:r>
       <w:r>
@@ -5465,7 +5603,7 @@
         <w:pStyle w:val="Ttulo2"/>
         <w:keepNext/>
       </w:pPr>
-      <w:bookmarkStart w:id="16" w:name="_Toc238218121"/>
+      <w:bookmarkStart w:id="16" w:name="_Toc238220816"/>
       <w:r>
         <w:t>8. Evaluación y despliegue</w:t>
       </w:r>
@@ -5483,7 +5621,11 @@
         <w:t>Las métricas están fijadas y viven en una sola implementación compartida:</w:t>
       </w:r>
       <w:r>
-        <w:t xml:space="preserve"> F1 por clase, F1 macro, Precisión Direccional y matriz de confusión. La exactitud se reporta únicamente para mostrar por qué no sirve. El desarrollo completo del argumento está en la sección de métricas de la Semana 1.</w:t>
+        <w:t xml:space="preserve"> F1 por clase, F1 macro, Precisión Direccional y matriz de confusión. La exactitud se reporta únicamente </w:t>
+      </w:r>
+      <w:r>
+        <w:lastRenderedPageBreak/>
+        <w:t>para mostrar por qué no sirve. El desarrollo completo del argumento está en la sección de métricas de la Semana 1.</w:t>
       </w:r>
     </w:p>
     <w:p>
@@ -5597,7 +5739,7 @@
         <w:pStyle w:val="Ttulo2"/>
         <w:keepNext/>
       </w:pPr>
-      <w:bookmarkStart w:id="17" w:name="_Toc238218122"/>
+      <w:bookmarkStart w:id="17" w:name="_Toc238220817"/>
       <w:r>
         <w:t>Lo que este procedimiento todavía no resuelve</w:t>
       </w:r>
@@ -5608,26 +5750,22 @@
         <w:ind w:firstLine="720"/>
       </w:pPr>
       <w:r>
-        <w:t>Tres cuestiones abiertas, que se declaran aquí para que no aparezcan como sorpresa más adelante.</w:t>
-      </w:r>
-    </w:p>
-    <w:p>
-      <w:pPr>
-        <w:ind w:firstLine="720"/>
-      </w:pPr>
-      <w:r>
-        <w:rPr>
-          <w:b/>
-          <w:bCs/>
-        </w:rPr>
-        <w:t>Cómo se pasa de un pronóstico de trayectoria a una etiqueta de tres clases.</w:t>
-      </w:r>
-      <w:r>
-        <w:t xml:space="preserve"> Un modelo fundacional pronostica el precio, no la clase. Aplicar el etiquetador sobre la trayectoria </w:t>
-      </w:r>
-      <w:r>
-        <w:lastRenderedPageBreak/>
-        <w:t>pronosticada es la vía más directa y reutiliza el contrato en lugar de añadir una cabeza entrenable, pero es una decisión de diseño que hay que tomar y justificar.</w:t>
+        <w:t>Dos cuestiones abiertas, que se declaran aquí para que no aparezcan como sorpresa más adelante. Una tercera, que figuraba en este mismo lugar, se resolvió mientras se redactaba el documento y se deja anotada por lo que ilustra.</w:t>
+      </w:r>
+    </w:p>
+    <w:p>
+      <w:pPr>
+        <w:ind w:firstLine="720"/>
+      </w:pPr>
+      <w:r>
+        <w:rPr>
+          <w:b/>
+          <w:bCs/>
+        </w:rPr>
+        <w:t>Resuelta: cómo se pasa de un pronóstico de trayectoria a una etiqueta de tres clases.</w:t>
+      </w:r>
+      <w:r>
+        <w:t xml:space="preserve"> Un modelo fundacional pronostica el precio, no la clase. Se aplica el etiquetador del contrato sobre la trayectoria pronosticada, en lugar de entrenar una cabeza de clasificación sobre representaciones congeladas. Lo decidió una medición: etiquetar la trayectoria cuesta unos doce segundos sobre el bloque de validación entero, así que la vía más simple resultó ser también la más barata.</w:t>
       </w:r>
     </w:p>
     <w:p>
@@ -5665,6 +5803,7 @@
           <w:b/>
           <w:bCs/>
         </w:rPr>
+        <w:lastRenderedPageBreak/>
         <w:t>Cuánta señal hay realmente.</w:t>
       </w:r>
       <w:r>
@@ -5698,7 +5837,7 @@
         <w:pStyle w:val="Ttulo1"/>
         <w:keepNext/>
       </w:pPr>
-      <w:bookmarkStart w:id="18" w:name="_Toc238218123"/>
+      <w:bookmarkStart w:id="18" w:name="_Toc238220818"/>
       <w:r>
         <w:t>Conclusiones</w:t>
       </w:r>
@@ -5754,22 +5893,19 @@
         <w:t>Segunda. La elección del modelo fundacional se resolvió por coste medido y no por preferencia.</w:t>
       </w:r>
       <w:r>
-        <w:t xml:space="preserve"> Los tres candidatos evaluados corren en CPU, pero el tiempo de inferencia sobre el </w:t>
-      </w:r>
-      <w:r>
+        <w:t xml:space="preserve"> Los tres candidatos evaluados corren en CPU, pero el tiempo de inferencia sobre el bloque de validación los separa por tres órdenes de magnitud, y el descarte más costoso se decidió con ese número. Merece señalarse que el criterio que elimina a FinLSPM no es técnico sino de disponibilidad: el enunciado exige código público y no logramos encontrarlo, lo que se reporta como lo que es —no lo hemos encontrado— y no como una afirmación sobre su inexistencia.</w:t>
+      </w:r>
+    </w:p>
+    <w:p>
+      <w:pPr>
+        <w:ind w:firstLine="720"/>
+      </w:pPr>
+      <w:r>
+        <w:rPr>
+          <w:b/>
+          <w:bCs/>
+        </w:rPr>
         <w:lastRenderedPageBreak/>
-        <w:t>bloque de validación los separa por tres órdenes de magnitud, y el descarte más costoso se decidió con ese número. Merece señalarse que el criterio que elimina a FinLSPM no es técnico sino de disponibilidad: el enunciado exige código público y no logramos encontrarlo, lo que se reporta como lo que es —no lo hemos encontrado— y no como una afirmación sobre su inexistencia.</w:t>
-      </w:r>
-    </w:p>
-    <w:p>
-      <w:pPr>
-        <w:ind w:firstLine="720"/>
-      </w:pPr>
-      <w:r>
-        <w:rPr>
-          <w:b/>
-          <w:bCs/>
-        </w:rPr>
         <w:t>Tercera. CryptoMamba queda descartado por dos razones independientes, y una obliga a consultar al profesor.</w:t>
       </w:r>
       <w:r>
@@ -5864,36 +6000,40 @@
         <w:t>[0,0141 , 0,0805]</w:t>
       </w:r>
       <w:r>
-        <w:t xml:space="preserve">. Medido con la representación anterior, </w:t>
-      </w:r>
-      <w:r>
+        <w:t>. Medido con la representación anterior, el mismo modelo aventajaba al azar en apenas 0,0075, con un intervalo que incluía el cero: la mejora no proviene de un modelo distinto, sino de haber alineado la construcción de las características con la evidencia de estacionariedad reportada en la Semana 1.</w:t>
+      </w:r>
+    </w:p>
+    <w:p>
+      <w:pPr>
+        <w:ind w:firstLine="720"/>
+      </w:pPr>
+      <w:r>
+        <w:t xml:space="preserve">Lo que no se sostiene es el supuesto multivariante. La diferencia entre emplear los seis criptoactivos y emplear únicamente Litecoin es de </w:t>
+      </w:r>
+      <w:r>
+        <w:rPr>
+          <w:b/>
+          <w:bCs/>
+        </w:rPr>
+        <w:t>0,0090</w:t>
+      </w:r>
+      <w:r>
+        <w:t xml:space="preserve">, con un intervalo de </w:t>
+      </w:r>
+      <w:r>
+        <w:rPr>
+          <w:b/>
+          <w:bCs/>
+        </w:rPr>
+        <w:t xml:space="preserve">[−0,0229 , </w:t>
+      </w:r>
+      <w:r>
+        <w:rPr>
+          <w:b/>
+          <w:bCs/>
+        </w:rPr>
         <w:lastRenderedPageBreak/>
-        <w:t>el mismo modelo aventajaba al azar en apenas 0,0075, con un intervalo que incluía el cero: la mejora no proviene de un modelo distinto, sino de haber alineado la construcción de las características con la evidencia de estacionariedad reportada en la Semana 1.</w:t>
-      </w:r>
-    </w:p>
-    <w:p>
-      <w:pPr>
-        <w:ind w:firstLine="720"/>
-      </w:pPr>
-      <w:r>
-        <w:t xml:space="preserve">Lo que no se sostiene es el supuesto multivariante. La diferencia entre emplear los seis criptoactivos y emplear únicamente Litecoin es de </w:t>
-      </w:r>
-      <w:r>
-        <w:rPr>
-          <w:b/>
-          <w:bCs/>
-        </w:rPr>
-        <w:t>0,0090</w:t>
-      </w:r>
-      <w:r>
-        <w:t xml:space="preserve">, con un intervalo de </w:t>
-      </w:r>
-      <w:r>
-        <w:rPr>
-          <w:b/>
-          <w:bCs/>
-        </w:rPr>
-        <w:t>[−0,0229 , 0,0417]</w:t>
+        <w:t>0,0417]</w:t>
       </w:r>
       <w:r>
         <w:t xml:space="preserve"> que incluye el cero, por debajo del umbral, y con dos de cinco semillas arrojando diferencia negativa. </w:t>
@@ -5922,7 +6062,7 @@
         <w:pStyle w:val="Ttulo2"/>
         <w:keepNext/>
       </w:pPr>
-      <w:bookmarkStart w:id="19" w:name="_Toc238218124"/>
+      <w:bookmarkStart w:id="19" w:name="_Toc238220819"/>
       <w:r>
         <w:t>Limitaciones</w:t>
       </w:r>
@@ -5975,26 +6115,32 @@
           <w:b/>
           <w:bCs/>
         </w:rPr>
+        <w:t>Una fracción de los puntos de inflexión es impredecible por construcción.</w:t>
+      </w:r>
+      <w:r>
+        <w:t xml:space="preserve"> Los saltos inducidos por anuncios regulatorios son exógenos a la serie, y ninguna característica construida sobre el histórico de precios puede anticiparlos.</w:t>
+      </w:r>
+    </w:p>
+    <w:p>
+      <w:pPr>
+        <w:ind w:firstLine="720"/>
+      </w:pPr>
+      <w:r>
+        <w:rPr>
+          <w:b/>
+          <w:bCs/>
+        </w:rPr>
+        <w:t>El paso de un pronóstico de trayectoria a una etiqueta de tres clases quedó resuelto, y conviene decir cómo.</w:t>
+      </w:r>
+      <w:r>
+        <w:t xml:space="preserve"> Un modelo fundacional pronostica el precio, no la clase. Se optó por </w:t>
+      </w:r>
+      <w:r>
         <w:lastRenderedPageBreak/>
-        <w:t>Una fracción de los puntos de inflexión es impredecible por construcción.</w:t>
-      </w:r>
-      <w:r>
-        <w:t xml:space="preserve"> Los saltos inducidos por anuncios regulatorios son exógenos a la serie, y ninguna característica construida sobre el histórico de precios puede anticiparlos.</w:t>
-      </w:r>
-    </w:p>
-    <w:p>
-      <w:pPr>
-        <w:ind w:firstLine="720"/>
-      </w:pPr>
-      <w:r>
-        <w:rPr>
-          <w:b/>
-          <w:bCs/>
-        </w:rPr>
-        <w:t>El paso de un pronóstico de trayectoria a una etiqueta de tres clases sigue abierto.</w:t>
-      </w:r>
-      <w:r>
-        <w:t xml:space="preserve"> Un modelo fundacional pronostica el precio, no la clase. Aplicar el etiquetador sobre la trayectoria pronosticada reutiliza el contrato en lugar de añadir una cabeza entrenable, pero es una decisión de diseño que hay que tomar y justificar.</w:t>
+        <w:t xml:space="preserve">aplicar el etiquetador del contrato sobre la trayectoria pronosticada, en lugar de entrenar una cabeza de clasificación sobre representaciones congeladas. Lo que inclinó la decisión fue una medición y no una preferencia: aplicar el etiquetador cuesta unos doce segundos sobre el bloque de validación completo, de modo que la alternativa más simple resultó ser además la más barata, y la opción del extractor de representaciones habría tenido </w:t>
+      </w:r>
+      <w:r>
+        <w:t>que justificar un costo adicional frente a algo que prácticamente no cuesta.</w:t>
       </w:r>
     </w:p>
     <w:p>
@@ -6002,7 +6148,7 @@
         <w:pStyle w:val="Ttulo2"/>
         <w:keepNext/>
       </w:pPr>
-      <w:bookmarkStart w:id="20" w:name="_Toc238218125"/>
+      <w:bookmarkStart w:id="20" w:name="_Toc238220820"/>
       <w:r>
         <w:t>Sobre el umbral de decisión</w:t>
       </w:r>
@@ -6031,7 +6177,7 @@
         <w:pStyle w:val="Ttulo2"/>
         <w:keepNext/>
       </w:pPr>
-      <w:bookmarkStart w:id="21" w:name="_Toc238218126"/>
+      <w:bookmarkStart w:id="21" w:name="_Toc238220821"/>
       <w:r>
         <w:t>Trabajo siguiente</w:t>
       </w:r>
@@ -6066,7 +6212,7 @@
         <w:pStyle w:val="Ttulo1"/>
         <w:keepNext/>
       </w:pPr>
-      <w:bookmarkStart w:id="22" w:name="_Toc238218127"/>
+      <w:bookmarkStart w:id="22" w:name="_Toc238220822"/>
       <w:r>
         <w:lastRenderedPageBreak/>
         <w:t>Referencias</w:t>
@@ -6310,10 +6456,10 @@
 <file path=word/numbering.xml><?xml version="1.0" encoding="utf-8"?>
 <w:numbering xmlns:wpc="http://schemas.microsoft.com/office/word/2010/wordprocessingCanvas" xmlns:cx="http://schemas.microsoft.com/office/drawing/2014/chartex" xmlns:cx1="http://schemas.microsoft.com/office/drawing/2015/9/8/chartex" xmlns:cx2="http://schemas.microsoft.com/office/drawing/2015/10/21/chartex" xmlns:cx3="http://schemas.microsoft.com/office/drawing/2016/5/9/chartex" xmlns:cx4="http://schemas.microsoft.com/office/drawing/2016/5/10/chartex" xmlns:cx5="http://schemas.microsoft.com/office/drawing/2016/5/11/chartex" xmlns:cx6="http://schemas.microsoft.com/office/drawing/2016/5/12/chartex" xmlns:cx7="http://schemas.microsoft.com/office/drawing/2016/5/13/chartex" xmlns:cx8="http://schemas.microsoft.com/office/drawing/2016/5/14/chartex" xmlns:mc="http://schemas.openxmlformats.org/markup-compatibility/2006" xmlns:aink="http://schemas.microsoft.com/office/drawing/2016/ink" xmlns:am3d="http://schemas.microsoft.com/office/drawing/2017/model3d" xmlns:o="urn:schemas-microsoft-com:office:office" xmlns:oel="http://schemas.microsoft.com/office/2019/extlst" xmlns:r="http://schemas.openxmlformats.org/officeDocument/2006/relationships" xmlns:m="http://schemas.openxmlformats.org/officeDocument/2006/math" xmlns:v="urn:schemas-microsoft-com:vml" xmlns:wp14="http://schemas.microsoft.com/office/word/2010/wordprocessingDrawing" xmlns:wp="http://schemas.openxmlformats.org/drawingml/2006/wordprocessingDrawing" xmlns:w10="urn:schemas-microsoft-com:office:word" xmlns:w="http://schemas.openxmlformats.org/wordprocessingml/2006/main" xmlns:w14="http://schemas.microsoft.com/office/word/2010/wordml" xmlns:w15="http://schemas.microsoft.com/office/word/2012/wordml" xmlns:w16cei="http://schemas.microsoft.com/office/word/2026/wordml/cei" xmlns:w16cex="http://schemas.microsoft.com/office/word/2018/wordml/cex" xmlns:w16cid="http://schemas.microsoft.com/office/word/2016/wordml/cid" xmlns:w16="http://schemas.microsoft.com/office/word/2018/wordml" xmlns:w16du="http://schemas.microsoft.com/office/word/2023/wordml/word16du" xmlns:w16sdtdh="http://schemas.microsoft.com/office/word/2020/wordml/sdtdatahash" xmlns:w16sdtfl="http://schemas.microsoft.com/office/word/2024/wordml/sdtformatlock" xmlns:w16se="http://schemas.microsoft.com/office/word/2015/wordml/symex" xmlns:wpg="http://schemas.microsoft.com/office/word/2010/wordprocessingGroup" xmlns:wpi="http://schemas.microsoft.com/office/word/2010/wordprocessingInk" xmlns:wne="http://schemas.microsoft.com/office/word/2006/wordml" xmlns:wps="http://schemas.microsoft.com/office/word/2010/wordprocessingShape" mc:Ignorable="w14 w15 w16se w16cid w16 w16cex w16sdtdh w16sdtfl w16du wp14">
   <w:abstractNum w:abstractNumId="0" w15:restartNumberingAfterBreak="0">
-    <w:nsid w:val="330B6DD5"/>
+    <w:nsid w:val="664C34FA"/>
     <w:multiLevelType w:val="hybridMultilevel"/>
-    <w:tmpl w:val="AF8ADEFA"/>
-    <w:lvl w:ilvl="0" w:tplc="BAFE3A90">
+    <w:tmpl w:val="489E4D02"/>
+    <w:lvl w:ilvl="0" w:tplc="CD665C6E">
       <w:start w:val="1"/>
       <w:numFmt w:val="bullet"/>
       <w:lvlText w:val="●"/>
@@ -6322,7 +6468,7 @@
         <w:ind w:left="720" w:hanging="360"/>
       </w:pPr>
     </w:lvl>
-    <w:lvl w:ilvl="1" w:tplc="064E3028">
+    <w:lvl w:ilvl="1" w:tplc="606C7C94">
       <w:start w:val="1"/>
       <w:numFmt w:val="bullet"/>
       <w:lvlText w:val="○"/>
@@ -6331,7 +6477,7 @@
         <w:ind w:left="1440" w:hanging="360"/>
       </w:pPr>
     </w:lvl>
-    <w:lvl w:ilvl="2" w:tplc="E41A4436">
+    <w:lvl w:ilvl="2" w:tplc="C762ADD6">
       <w:start w:val="1"/>
       <w:numFmt w:val="bullet"/>
       <w:lvlText w:val="■"/>
@@ -6340,7 +6486,7 @@
         <w:ind w:left="2160" w:hanging="360"/>
       </w:pPr>
     </w:lvl>
-    <w:lvl w:ilvl="3" w:tplc="5CCA3A38">
+    <w:lvl w:ilvl="3" w:tplc="865C1230">
       <w:start w:val="1"/>
       <w:numFmt w:val="bullet"/>
       <w:lvlText w:val="●"/>
@@ -6349,7 +6495,7 @@
         <w:ind w:left="2880" w:hanging="360"/>
       </w:pPr>
     </w:lvl>
-    <w:lvl w:ilvl="4" w:tplc="EBACD094">
+    <w:lvl w:ilvl="4" w:tplc="22A6C19A">
       <w:start w:val="1"/>
       <w:numFmt w:val="bullet"/>
       <w:lvlText w:val="○"/>
@@ -6358,7 +6504,7 @@
         <w:ind w:left="3600" w:hanging="360"/>
       </w:pPr>
     </w:lvl>
-    <w:lvl w:ilvl="5" w:tplc="53D4729C">
+    <w:lvl w:ilvl="5" w:tplc="A4C8F8D0">
       <w:start w:val="1"/>
       <w:numFmt w:val="bullet"/>
       <w:lvlText w:val="■"/>
@@ -6367,7 +6513,7 @@
         <w:ind w:left="4320" w:hanging="360"/>
       </w:pPr>
     </w:lvl>
-    <w:lvl w:ilvl="6" w:tplc="45F09E58">
+    <w:lvl w:ilvl="6" w:tplc="0FC8CDCE">
       <w:start w:val="1"/>
       <w:numFmt w:val="bullet"/>
       <w:lvlText w:val="●"/>
@@ -6376,7 +6522,7 @@
         <w:ind w:left="5040" w:hanging="360"/>
       </w:pPr>
     </w:lvl>
-    <w:lvl w:ilvl="7" w:tplc="3C7E24CE">
+    <w:lvl w:ilvl="7" w:tplc="14009B80">
       <w:start w:val="1"/>
       <w:numFmt w:val="bullet"/>
       <w:lvlText w:val="●"/>
@@ -6385,7 +6531,7 @@
         <w:ind w:left="5760" w:hanging="360"/>
       </w:pPr>
     </w:lvl>
-    <w:lvl w:ilvl="8" w:tplc="7BC227BA">
+    <w:lvl w:ilvl="8" w:tplc="1F88F1E4">
       <w:start w:val="1"/>
       <w:numFmt w:val="bullet"/>
       <w:lvlText w:val="●"/>
@@ -6395,7 +6541,7 @@
       </w:pPr>
     </w:lvl>
   </w:abstractNum>
-  <w:num w:numId="1" w16cid:durableId="2010404755">
+  <w:num w:numId="1" w16cid:durableId="1088500135">
     <w:abstractNumId w:val="0"/>
     <w:lvlOverride w:ilvl="0">
       <w:startOverride w:val="1"/>
@@ -7019,7 +7165,7 @@
     <w:autoRedefine/>
     <w:uiPriority w:val="39"/>
     <w:unhideWhenUsed/>
-    <w:rsid w:val="00C13890"/>
+    <w:rsid w:val="00CF4E3A"/>
     <w:pPr>
       <w:spacing w:after="100"/>
     </w:pPr>
@@ -7031,7 +7177,7 @@
     <w:autoRedefine/>
     <w:uiPriority w:val="39"/>
     <w:unhideWhenUsed/>
-    <w:rsid w:val="00C13890"/>
+    <w:rsid w:val="00CF4E3A"/>
     <w:pPr>
       <w:spacing w:after="100"/>
       <w:ind w:left="240"/>

--- a/docs/entregas/semana-2/Marco teorico - Semana 2.docx
+++ b/docs/entregas/semana-2/Marco teorico - Semana 2.docx
@@ -147,7 +147,7 @@
     <w:sdt>
       <w:sdtPr>
         <w:alias w:val="Contenido"/>
-        <w:id w:val="512577422"/>
+        <w:id w:val="2022741907"/>
       </w:sdtPr>
       <w:sdtEndPr/>
       <w:sdtContent>
@@ -174,7 +174,7 @@
           <w:r>
             <w:fldChar w:fldCharType="separate"/>
           </w:r>
-          <w:hyperlink w:anchor="_Toc238220800" w:history="1">
+          <w:hyperlink w:anchor="_Toc238223558" w:history="1">
             <w:r>
               <w:rPr>
                 <w:rStyle w:val="Hipervnculo"/>
@@ -198,7 +198,7 @@
               <w:rPr>
                 <w:noProof/>
               </w:rPr>
-              <w:instrText xml:space="preserve"> PAGEREF _Toc238220800 \h </w:instrText>
+              <w:instrText xml:space="preserve"> PAGEREF _Toc238223558 \h </w:instrText>
             </w:r>
             <w:r>
               <w:rPr>
@@ -239,7 +239,7 @@
               <w14:ligatures w14:val="standardContextual"/>
             </w:rPr>
           </w:pPr>
-          <w:hyperlink w:anchor="_Toc238220801" w:history="1">
+          <w:hyperlink w:anchor="_Toc238223559" w:history="1">
             <w:r>
               <w:rPr>
                 <w:rStyle w:val="Hipervnculo"/>
@@ -263,7 +263,7 @@
               <w:rPr>
                 <w:noProof/>
               </w:rPr>
-              <w:instrText xml:space="preserve"> PAGEREF _Toc238220801 \h </w:instrText>
+              <w:instrText xml:space="preserve"> PAGEREF _Toc238223559 \h </w:instrText>
             </w:r>
             <w:r>
               <w:rPr>
@@ -304,7 +304,7 @@
               <w14:ligatures w14:val="standardContextual"/>
             </w:rPr>
           </w:pPr>
-          <w:hyperlink w:anchor="_Toc238220802" w:history="1">
+          <w:hyperlink w:anchor="_Toc238223560" w:history="1">
             <w:r>
               <w:rPr>
                 <w:rStyle w:val="Hipervnculo"/>
@@ -328,7 +328,7 @@
               <w:rPr>
                 <w:noProof/>
               </w:rPr>
-              <w:instrText xml:space="preserve"> PAGEREF _Toc238220802 \h </w:instrText>
+              <w:instrText xml:space="preserve"> PAGEREF _Toc238223560 \h </w:instrText>
             </w:r>
             <w:r>
               <w:rPr>
@@ -369,7 +369,7 @@
               <w14:ligatures w14:val="standardContextual"/>
             </w:rPr>
           </w:pPr>
-          <w:hyperlink w:anchor="_Toc238220803" w:history="1">
+          <w:hyperlink w:anchor="_Toc238223561" w:history="1">
             <w:r>
               <w:rPr>
                 <w:rStyle w:val="Hipervnculo"/>
@@ -393,7 +393,7 @@
               <w:rPr>
                 <w:noProof/>
               </w:rPr>
-              <w:instrText xml:space="preserve"> PAGEREF _Toc238220803 \h </w:instrText>
+              <w:instrText xml:space="preserve"> PAGEREF _Toc238223561 \h </w:instrText>
             </w:r>
             <w:r>
               <w:rPr>
@@ -434,7 +434,7 @@
               <w14:ligatures w14:val="standardContextual"/>
             </w:rPr>
           </w:pPr>
-          <w:hyperlink w:anchor="_Toc238220804" w:history="1">
+          <w:hyperlink w:anchor="_Toc238223562" w:history="1">
             <w:r>
               <w:rPr>
                 <w:rStyle w:val="Hipervnculo"/>
@@ -458,7 +458,7 @@
               <w:rPr>
                 <w:noProof/>
               </w:rPr>
-              <w:instrText xml:space="preserve"> PAGEREF _Toc238220804 \h </w:instrText>
+              <w:instrText xml:space="preserve"> PAGEREF _Toc238223562 \h </w:instrText>
             </w:r>
             <w:r>
               <w:rPr>
@@ -499,7 +499,7 @@
               <w14:ligatures w14:val="standardContextual"/>
             </w:rPr>
           </w:pPr>
-          <w:hyperlink w:anchor="_Toc238220805" w:history="1">
+          <w:hyperlink w:anchor="_Toc238223563" w:history="1">
             <w:r>
               <w:rPr>
                 <w:rStyle w:val="Hipervnculo"/>
@@ -523,7 +523,7 @@
               <w:rPr>
                 <w:noProof/>
               </w:rPr>
-              <w:instrText xml:space="preserve"> PAGEREF _Toc238220805 \h </w:instrText>
+              <w:instrText xml:space="preserve"> PAGEREF _Toc238223563 \h </w:instrText>
             </w:r>
             <w:r>
               <w:rPr>
@@ -564,7 +564,7 @@
               <w14:ligatures w14:val="standardContextual"/>
             </w:rPr>
           </w:pPr>
-          <w:hyperlink w:anchor="_Toc238220806" w:history="1">
+          <w:hyperlink w:anchor="_Toc238223564" w:history="1">
             <w:r>
               <w:rPr>
                 <w:rStyle w:val="Hipervnculo"/>
@@ -588,7 +588,7 @@
               <w:rPr>
                 <w:noProof/>
               </w:rPr>
-              <w:instrText xml:space="preserve"> PAGEREF _Toc238220806 \h </w:instrText>
+              <w:instrText xml:space="preserve"> PAGEREF _Toc238223564 \h </w:instrText>
             </w:r>
             <w:r>
               <w:rPr>
@@ -629,7 +629,7 @@
               <w14:ligatures w14:val="standardContextual"/>
             </w:rPr>
           </w:pPr>
-          <w:hyperlink w:anchor="_Toc238220807" w:history="1">
+          <w:hyperlink w:anchor="_Toc238223565" w:history="1">
             <w:r>
               <w:rPr>
                 <w:rStyle w:val="Hipervnculo"/>
@@ -653,7 +653,7 @@
               <w:rPr>
                 <w:noProof/>
               </w:rPr>
-              <w:instrText xml:space="preserve"> PAGEREF _Toc238220807 \h </w:instrText>
+              <w:instrText xml:space="preserve"> PAGEREF _Toc238223565 \h </w:instrText>
             </w:r>
             <w:r>
               <w:rPr>
@@ -694,7 +694,7 @@
               <w14:ligatures w14:val="standardContextual"/>
             </w:rPr>
           </w:pPr>
-          <w:hyperlink w:anchor="_Toc238220808" w:history="1">
+          <w:hyperlink w:anchor="_Toc238223566" w:history="1">
             <w:r>
               <w:rPr>
                 <w:rStyle w:val="Hipervnculo"/>
@@ -718,7 +718,7 @@
               <w:rPr>
                 <w:noProof/>
               </w:rPr>
-              <w:instrText xml:space="preserve"> PAGEREF _Toc238220808 \h </w:instrText>
+              <w:instrText xml:space="preserve"> PAGEREF _Toc238223566 \h </w:instrText>
             </w:r>
             <w:r>
               <w:rPr>
@@ -759,7 +759,7 @@
               <w14:ligatures w14:val="standardContextual"/>
             </w:rPr>
           </w:pPr>
-          <w:hyperlink w:anchor="_Toc238220809" w:history="1">
+          <w:hyperlink w:anchor="_Toc238223567" w:history="1">
             <w:r>
               <w:rPr>
                 <w:rStyle w:val="Hipervnculo"/>
@@ -783,7 +783,7 @@
               <w:rPr>
                 <w:noProof/>
               </w:rPr>
-              <w:instrText xml:space="preserve"> PAGEREF _Toc238220809 \h </w:instrText>
+              <w:instrText xml:space="preserve"> PAGEREF _Toc238223567 \h </w:instrText>
             </w:r>
             <w:r>
               <w:rPr>
@@ -824,7 +824,7 @@
               <w14:ligatures w14:val="standardContextual"/>
             </w:rPr>
           </w:pPr>
-          <w:hyperlink w:anchor="_Toc238220810" w:history="1">
+          <w:hyperlink w:anchor="_Toc238223568" w:history="1">
             <w:r>
               <w:rPr>
                 <w:rStyle w:val="Hipervnculo"/>
@@ -848,7 +848,7 @@
               <w:rPr>
                 <w:noProof/>
               </w:rPr>
-              <w:instrText xml:space="preserve"> PAGEREF _Toc238220810 \h </w:instrText>
+              <w:instrText xml:space="preserve"> PAGEREF _Toc238223568 \h </w:instrText>
             </w:r>
             <w:r>
               <w:rPr>
@@ -889,7 +889,7 @@
               <w14:ligatures w14:val="standardContextual"/>
             </w:rPr>
           </w:pPr>
-          <w:hyperlink w:anchor="_Toc238220811" w:history="1">
+          <w:hyperlink w:anchor="_Toc238223569" w:history="1">
             <w:r>
               <w:rPr>
                 <w:rStyle w:val="Hipervnculo"/>
@@ -913,7 +913,7 @@
               <w:rPr>
                 <w:noProof/>
               </w:rPr>
-              <w:instrText xml:space="preserve"> PAGEREF _Toc238220811 \h </w:instrText>
+              <w:instrText xml:space="preserve"> PAGEREF _Toc238223569 \h </w:instrText>
             </w:r>
             <w:r>
               <w:rPr>
@@ -954,7 +954,7 @@
               <w14:ligatures w14:val="standardContextual"/>
             </w:rPr>
           </w:pPr>
-          <w:hyperlink w:anchor="_Toc238220812" w:history="1">
+          <w:hyperlink w:anchor="_Toc238223570" w:history="1">
             <w:r>
               <w:rPr>
                 <w:rStyle w:val="Hipervnculo"/>
@@ -978,7 +978,7 @@
               <w:rPr>
                 <w:noProof/>
               </w:rPr>
-              <w:instrText xml:space="preserve"> PAGEREF _Toc238220812 \h </w:instrText>
+              <w:instrText xml:space="preserve"> PAGEREF _Toc238223570 \h </w:instrText>
             </w:r>
             <w:r>
               <w:rPr>
@@ -1019,7 +1019,7 @@
               <w14:ligatures w14:val="standardContextual"/>
             </w:rPr>
           </w:pPr>
-          <w:hyperlink w:anchor="_Toc238220813" w:history="1">
+          <w:hyperlink w:anchor="_Toc238223571" w:history="1">
             <w:r>
               <w:rPr>
                 <w:rStyle w:val="Hipervnculo"/>
@@ -1043,7 +1043,7 @@
               <w:rPr>
                 <w:noProof/>
               </w:rPr>
-              <w:instrText xml:space="preserve"> PAGEREF _Toc238220813 \h </w:instrText>
+              <w:instrText xml:space="preserve"> PAGEREF _Toc238223571 \h </w:instrText>
             </w:r>
             <w:r>
               <w:rPr>
@@ -1060,7 +1060,7 @@
               <w:rPr>
                 <w:noProof/>
               </w:rPr>
-              <w:t>18</w:t>
+              <w:t>19</w:t>
             </w:r>
             <w:r>
               <w:rPr>
@@ -1084,7 +1084,7 @@
               <w14:ligatures w14:val="standardContextual"/>
             </w:rPr>
           </w:pPr>
-          <w:hyperlink w:anchor="_Toc238220814" w:history="1">
+          <w:hyperlink w:anchor="_Toc238223572" w:history="1">
             <w:r>
               <w:rPr>
                 <w:rStyle w:val="Hipervnculo"/>
@@ -1108,7 +1108,7 @@
               <w:rPr>
                 <w:noProof/>
               </w:rPr>
-              <w:instrText xml:space="preserve"> PAGEREF _Toc238220814 \h </w:instrText>
+              <w:instrText xml:space="preserve"> PAGEREF _Toc238223572 \h </w:instrText>
             </w:r>
             <w:r>
               <w:rPr>
@@ -1125,7 +1125,7 @@
               <w:rPr>
                 <w:noProof/>
               </w:rPr>
-              <w:t>19</w:t>
+              <w:t>20</w:t>
             </w:r>
             <w:r>
               <w:rPr>
@@ -1149,7 +1149,7 @@
               <w14:ligatures w14:val="standardContextual"/>
             </w:rPr>
           </w:pPr>
-          <w:hyperlink w:anchor="_Toc238220815" w:history="1">
+          <w:hyperlink w:anchor="_Toc238223573" w:history="1">
             <w:r>
               <w:rPr>
                 <w:rStyle w:val="Hipervnculo"/>
@@ -1173,7 +1173,7 @@
               <w:rPr>
                 <w:noProof/>
               </w:rPr>
-              <w:instrText xml:space="preserve"> PAGEREF _Toc238220815 \h </w:instrText>
+              <w:instrText xml:space="preserve"> PAGEREF _Toc238223573 \h </w:instrText>
             </w:r>
             <w:r>
               <w:rPr>
@@ -1214,7 +1214,7 @@
               <w14:ligatures w14:val="standardContextual"/>
             </w:rPr>
           </w:pPr>
-          <w:hyperlink w:anchor="_Toc238220816" w:history="1">
+          <w:hyperlink w:anchor="_Toc238223574" w:history="1">
             <w:r>
               <w:rPr>
                 <w:rStyle w:val="Hipervnculo"/>
@@ -1238,7 +1238,7 @@
               <w:rPr>
                 <w:noProof/>
               </w:rPr>
-              <w:instrText xml:space="preserve"> PAGEREF _Toc238220816 \h </w:instrText>
+              <w:instrText xml:space="preserve"> PAGEREF _Toc238223574 \h </w:instrText>
             </w:r>
             <w:r>
               <w:rPr>
@@ -1255,7 +1255,7 @@
               <w:rPr>
                 <w:noProof/>
               </w:rPr>
-              <w:t>20</w:t>
+              <w:t>21</w:t>
             </w:r>
             <w:r>
               <w:rPr>
@@ -1279,7 +1279,7 @@
               <w14:ligatures w14:val="standardContextual"/>
             </w:rPr>
           </w:pPr>
-          <w:hyperlink w:anchor="_Toc238220817" w:history="1">
+          <w:hyperlink w:anchor="_Toc238223575" w:history="1">
             <w:r>
               <w:rPr>
                 <w:rStyle w:val="Hipervnculo"/>
@@ -1303,7 +1303,7 @@
               <w:rPr>
                 <w:noProof/>
               </w:rPr>
-              <w:instrText xml:space="preserve"> PAGEREF _Toc238220817 \h </w:instrText>
+              <w:instrText xml:space="preserve"> PAGEREF _Toc238223575 \h </w:instrText>
             </w:r>
             <w:r>
               <w:rPr>
@@ -1320,7 +1320,7 @@
               <w:rPr>
                 <w:noProof/>
               </w:rPr>
-              <w:t>21</w:t>
+              <w:t>22</w:t>
             </w:r>
             <w:r>
               <w:rPr>
@@ -1344,7 +1344,7 @@
               <w14:ligatures w14:val="standardContextual"/>
             </w:rPr>
           </w:pPr>
-          <w:hyperlink w:anchor="_Toc238220818" w:history="1">
+          <w:hyperlink w:anchor="_Toc238223576" w:history="1">
             <w:r>
               <w:rPr>
                 <w:rStyle w:val="Hipervnculo"/>
@@ -1368,7 +1368,7 @@
               <w:rPr>
                 <w:noProof/>
               </w:rPr>
-              <w:instrText xml:space="preserve"> PAGEREF _Toc238220818 \h </w:instrText>
+              <w:instrText xml:space="preserve"> PAGEREF _Toc238223576 \h </w:instrText>
             </w:r>
             <w:r>
               <w:rPr>
@@ -1409,7 +1409,7 @@
               <w14:ligatures w14:val="standardContextual"/>
             </w:rPr>
           </w:pPr>
-          <w:hyperlink w:anchor="_Toc238220819" w:history="1">
+          <w:hyperlink w:anchor="_Toc238223577" w:history="1">
             <w:r>
               <w:rPr>
                 <w:rStyle w:val="Hipervnculo"/>
@@ -1433,7 +1433,7 @@
               <w:rPr>
                 <w:noProof/>
               </w:rPr>
-              <w:instrText xml:space="preserve"> PAGEREF _Toc238220819 \h </w:instrText>
+              <w:instrText xml:space="preserve"> PAGEREF _Toc238223577 \h </w:instrText>
             </w:r>
             <w:r>
               <w:rPr>
@@ -1474,7 +1474,7 @@
               <w14:ligatures w14:val="standardContextual"/>
             </w:rPr>
           </w:pPr>
-          <w:hyperlink w:anchor="_Toc238220820" w:history="1">
+          <w:hyperlink w:anchor="_Toc238223578" w:history="1">
             <w:r>
               <w:rPr>
                 <w:rStyle w:val="Hipervnculo"/>
@@ -1498,7 +1498,7 @@
               <w:rPr>
                 <w:noProof/>
               </w:rPr>
-              <w:instrText xml:space="preserve"> PAGEREF _Toc238220820 \h </w:instrText>
+              <w:instrText xml:space="preserve"> PAGEREF _Toc238223578 \h </w:instrText>
             </w:r>
             <w:r>
               <w:rPr>
@@ -1539,7 +1539,7 @@
               <w14:ligatures w14:val="standardContextual"/>
             </w:rPr>
           </w:pPr>
-          <w:hyperlink w:anchor="_Toc238220821" w:history="1">
+          <w:hyperlink w:anchor="_Toc238223579" w:history="1">
             <w:r>
               <w:rPr>
                 <w:rStyle w:val="Hipervnculo"/>
@@ -1563,7 +1563,7 @@
               <w:rPr>
                 <w:noProof/>
               </w:rPr>
-              <w:instrText xml:space="preserve"> PAGEREF _Toc238220821 \h </w:instrText>
+              <w:instrText xml:space="preserve"> PAGEREF _Toc238223579 \h </w:instrText>
             </w:r>
             <w:r>
               <w:rPr>
@@ -1580,7 +1580,7 @@
               <w:rPr>
                 <w:noProof/>
               </w:rPr>
-              <w:t>25</w:t>
+              <w:t>26</w:t>
             </w:r>
             <w:r>
               <w:rPr>
@@ -1604,7 +1604,7 @@
               <w14:ligatures w14:val="standardContextual"/>
             </w:rPr>
           </w:pPr>
-          <w:hyperlink w:anchor="_Toc238220822" w:history="1">
+          <w:hyperlink w:anchor="_Toc238223580" w:history="1">
             <w:r>
               <w:rPr>
                 <w:rStyle w:val="Hipervnculo"/>
@@ -1628,7 +1628,7 @@
               <w:rPr>
                 <w:noProof/>
               </w:rPr>
-              <w:instrText xml:space="preserve"> PAGEREF _Toc238220822 \h </w:instrText>
+              <w:instrText xml:space="preserve"> PAGEREF _Toc238223580 \h </w:instrText>
             </w:r>
             <w:r>
               <w:rPr>
@@ -1645,7 +1645,7 @@
               <w:rPr>
                 <w:noProof/>
               </w:rPr>
-              <w:t>26</w:t>
+              <w:t>27</w:t>
             </w:r>
             <w:r>
               <w:rPr>
@@ -1672,7 +1672,7 @@
         <w:pStyle w:val="Ttulo1"/>
         <w:keepNext/>
       </w:pPr>
-      <w:bookmarkStart w:id="0" w:name="_Toc238220800"/>
+      <w:bookmarkStart w:id="0" w:name="_Toc238223558"/>
       <w:r>
         <w:lastRenderedPageBreak/>
         <w:t>Sistema de Pronóstico de Puntos de Inflexión en el Precio de Litecoin</w:t>
@@ -1846,7 +1846,7 @@
         <w:pStyle w:val="Ttulo1"/>
         <w:keepNext/>
       </w:pPr>
-      <w:bookmarkStart w:id="1" w:name="_Toc238220801"/>
+      <w:bookmarkStart w:id="1" w:name="_Toc238223559"/>
       <w:r>
         <w:t>Modelos Estadísticos y de Aprendizaje Automático para Series Temporales</w:t>
       </w:r>
@@ -1882,7 +1882,7 @@
         <w:pStyle w:val="Ttulo2"/>
         <w:keepNext/>
       </w:pPr>
-      <w:bookmarkStart w:id="2" w:name="_Toc238220802"/>
+      <w:bookmarkStart w:id="2" w:name="_Toc238223560"/>
       <w:r>
         <w:t>1. Modelos fundacionales de series de tiempo (TSFMs)</w:t>
       </w:r>
@@ -2801,7 +2801,7 @@
         <w:pStyle w:val="Ttulo2"/>
         <w:keepNext/>
       </w:pPr>
-      <w:bookmarkStart w:id="3" w:name="_Toc238220803"/>
+      <w:bookmarkStart w:id="3" w:name="_Toc238223561"/>
       <w:r>
         <w:t>2. VTA (Verbal Technical Analysis)</w:t>
       </w:r>
@@ -2897,7 +2897,7 @@
         <w:pStyle w:val="Ttulo2"/>
         <w:keepNext/>
       </w:pPr>
-      <w:bookmarkStart w:id="4" w:name="_Toc238220804"/>
+      <w:bookmarkStart w:id="4" w:name="_Toc238223562"/>
       <w:r>
         <w:t>3. FinLSPM (Large Stock Predict Model)</w:t>
       </w:r>
@@ -2963,7 +2963,7 @@
         <w:pStyle w:val="Ttulo2"/>
         <w:keepNext/>
       </w:pPr>
-      <w:bookmarkStart w:id="5" w:name="_Toc238220805"/>
+      <w:bookmarkStart w:id="5" w:name="_Toc238223563"/>
       <w:r>
         <w:t>4. CryptoMamba</w:t>
       </w:r>
@@ -3178,7 +3178,7 @@
         <w:pStyle w:val="Ttulo2"/>
         <w:keepNext/>
       </w:pPr>
-      <w:bookmarkStart w:id="6" w:name="_Toc238220806"/>
+      <w:bookmarkStart w:id="6" w:name="_Toc238223564"/>
       <w:r>
         <w:t>5. Transformer</w:t>
       </w:r>
@@ -3382,7 +3382,7 @@
         <w:pStyle w:val="Ttulo2"/>
         <w:keepNext/>
       </w:pPr>
-      <w:bookmarkStart w:id="7" w:name="_Toc238220807"/>
+      <w:bookmarkStart w:id="7" w:name="_Toc238223565"/>
       <w:r>
         <w:t>6. Justificación de la elección de modelo</w:t>
       </w:r>
@@ -3701,7 +3701,7 @@
         <w:pStyle w:val="Ttulo1"/>
         <w:keepNext/>
       </w:pPr>
-      <w:bookmarkStart w:id="8" w:name="_Toc238220808"/>
+      <w:bookmarkStart w:id="8" w:name="_Toc238223566"/>
       <w:r>
         <w:t>Procedimiento para Desarrollar el Modelo de Puntos de Inflexión</w:t>
       </w:r>
@@ -3831,7 +3831,7 @@
         <w:pStyle w:val="Ttulo2"/>
         <w:keepNext/>
       </w:pPr>
-      <w:bookmarkStart w:id="9" w:name="_Toc238220809"/>
+      <w:bookmarkStart w:id="9" w:name="_Toc238223567"/>
       <w:r>
         <w:t>1. Extracción de datos</w:t>
       </w:r>
@@ -4277,7 +4277,7 @@
         <w:pStyle w:val="Ttulo2"/>
         <w:keepNext/>
       </w:pPr>
-      <w:bookmarkStart w:id="10" w:name="_Toc238220810"/>
+      <w:bookmarkStart w:id="10" w:name="_Toc238223568"/>
       <w:r>
         <w:t>2. Limpieza de datos</w:t>
       </w:r>
@@ -4329,7 +4329,7 @@
         <w:pStyle w:val="Ttulo2"/>
         <w:keepNext/>
       </w:pPr>
-      <w:bookmarkStart w:id="11" w:name="_Toc238220811"/>
+      <w:bookmarkStart w:id="11" w:name="_Toc238223569"/>
       <w:r>
         <w:t>3. Análisis exploratorio</w:t>
       </w:r>
@@ -4413,7 +4413,7 @@
         <w:pStyle w:val="Ttulo2"/>
         <w:keepNext/>
       </w:pPr>
-      <w:bookmarkStart w:id="12" w:name="_Toc238220812"/>
+      <w:bookmarkStart w:id="12" w:name="_Toc238223570"/>
       <w:r>
         <w:t>4. Ingeniería de características</w:t>
       </w:r>
@@ -4456,7 +4456,7 @@
           <w:b/>
           <w:bCs/>
         </w:rPr>
-        <w:t>Las que más pesan, medidas por importancia sobre el modelo de referencia:</w:t>
+        <w:t>Las que más pesan, medidas por permutación sobre el conjunto de validación:</w:t>
       </w:r>
     </w:p>
     <w:p>
@@ -4482,7 +4482,7 @@
           <w:i/>
           <w:iCs/>
         </w:rPr>
-        <w:t>Las cinco características de mayor importancia</w:t>
+        <w:t>Las cinco características de mayor importancia por permutación, con el modelo de referencia sobre validación</w:t>
       </w:r>
     </w:p>
     <w:tbl>
@@ -4559,7 +4559,7 @@
                 <w:sz w:val="22"/>
                 <w:szCs w:val="22"/>
               </w:rPr>
-              <w:t>Importancia</w:t>
+              <w:t>Caída del F1 macro al permutarla</w:t>
             </w:r>
           </w:p>
         </w:tc>
@@ -4615,7 +4615,7 @@
                 <w:sz w:val="22"/>
                 <w:szCs w:val="22"/>
               </w:rPr>
-              <w:t>0,0850</w:t>
+              <w:t>0,0422</w:t>
             </w:r>
           </w:p>
         </w:tc>
@@ -4671,7 +4671,7 @@
                 <w:sz w:val="22"/>
                 <w:szCs w:val="22"/>
               </w:rPr>
-              <w:t>0,0706</w:t>
+              <w:t>0,0343</w:t>
             </w:r>
           </w:p>
         </w:tc>
@@ -4703,7 +4703,7 @@
                 <w:sz w:val="20"/>
                 <w:szCs w:val="20"/>
               </w:rPr>
-              <w:t>LTC_retorno_7</w:t>
+              <w:t>ADA_cierre_rezago_rel_5</w:t>
             </w:r>
           </w:p>
         </w:tc>
@@ -4727,7 +4727,7 @@
                 <w:sz w:val="22"/>
                 <w:szCs w:val="22"/>
               </w:rPr>
-              <w:t>0,0442</w:t>
+              <w:t>0,0258</w:t>
             </w:r>
           </w:p>
         </w:tc>
@@ -4759,7 +4759,7 @@
                 <w:sz w:val="20"/>
                 <w:szCs w:val="20"/>
               </w:rPr>
-              <w:t>LTC_retorno_3</w:t>
+              <w:t>LTC_cierre_rezago_rel_5</w:t>
             </w:r>
           </w:p>
         </w:tc>
@@ -4783,7 +4783,7 @@
                 <w:sz w:val="22"/>
                 <w:szCs w:val="22"/>
               </w:rPr>
-              <w:t>0,0414</w:t>
+              <w:t>0,0255</w:t>
             </w:r>
           </w:p>
         </w:tc>
@@ -4818,7 +4818,8 @@
                 <w:sz w:val="20"/>
                 <w:szCs w:val="20"/>
               </w:rPr>
-              <w:t>LTC_dist_ema_12</w:t>
+              <w:lastRenderedPageBreak/>
+              <w:t>LTC_cierre_rezago_rel_6</w:t>
             </w:r>
           </w:p>
         </w:tc>
@@ -4845,7 +4846,7 @@
                 <w:sz w:val="22"/>
                 <w:szCs w:val="22"/>
               </w:rPr>
-              <w:t>0,0405</w:t>
+              <w:t>0,0224</w:t>
             </w:r>
           </w:p>
         </w:tc>
@@ -4871,7 +4872,7 @@
           <w:sz w:val="22"/>
           <w:szCs w:val="22"/>
         </w:rPr>
-        <w:t>modelo-clasico-4h-w7-h1-rezagos-en-nivel.json</w:t>
+        <w:t>m2-importancia-4h-w7-h1.json</w:t>
       </w:r>
       <w:r>
         <w:t>.</w:t>
@@ -4882,7 +4883,64 @@
         <w:ind w:firstLine="720"/>
       </w:pPr>
       <w:r>
-        <w:lastRenderedPageBreak/>
+        <w:rPr>
+          <w:b/>
+          <w:bCs/>
+        </w:rPr>
+        <w:t>La medida es por permutación y no la que trae el bosque, y la diferencia importa.</w:t>
+      </w:r>
+      <w:r>
+        <w:t xml:space="preserve"> La importancia por impureza que devuelve </w:t>
+      </w:r>
+      <w:r>
+        <w:rPr>
+          <w:rFonts w:ascii="Courier New" w:eastAsia="Courier New" w:hAnsi="Courier New" w:cs="Courier New"/>
+          <w:sz w:val="22"/>
+          <w:szCs w:val="22"/>
+        </w:rPr>
+        <w:t>scikit-learn</w:t>
+      </w:r>
+      <w:r>
+        <w:t xml:space="preserve"> se calcula sobre entrenamiento y favorece a las variables de alta cardinalidad, de modo que describe de qué se colgó el modelo para ajustar lo que ya vio. Permutar una columna sobre validación y medir cuánto cae el F1 macro responde otra pregunta: si el modelo la necesita para predecir lo que no vio. Las dos ordenaciones coinciden en lo grueso —correlación de rangos de 0,61— y se separan en el detalle, que es lo esperable si esos sesgos son reales.</w:t>
+      </w:r>
+    </w:p>
+    <w:p>
+      <w:pPr>
+        <w:ind w:firstLine="720"/>
+      </w:pPr>
+      <w:r>
+        <w:rPr>
+          <w:b/>
+          <w:bCs/>
+        </w:rPr>
+        <w:t>Y la tabla sola no significaría nada sin su control.</w:t>
+      </w:r>
+      <w:r>
+        <w:t xml:space="preserve"> Cualquier lista ordenada por importancia se puede leer, aunque las 63 columnas fueran ruido: alguna quedaría primera. Por eso se entrena un segundo modelo con cinco columnas de ruido puro añadidas, y la mayor importancia que alcanza una de ellas fija el piso: </w:t>
+      </w:r>
+      <w:r>
+        <w:rPr>
+          <w:b/>
+          <w:bCs/>
+        </w:rPr>
+        <w:t>0,0065</w:t>
+      </w:r>
+      <w:r>
+        <w:t xml:space="preserve">. Toda característica por debajo de ese valor es indistinguible de una columna inventada. </w:t>
+      </w:r>
+      <w:r>
+        <w:rPr>
+          <w:b/>
+          <w:bCs/>
+        </w:rPr>
+        <w:t>Diecisiete de las sesenta y tres lo están.</w:t>
+      </w:r>
+    </w:p>
+    <w:p>
+      <w:pPr>
+        <w:ind w:firstLine="720"/>
+      </w:pPr>
+      <w:r>
         <w:t xml:space="preserve">Que encabecen medidas de </w:t>
       </w:r>
       <w:r>
@@ -4893,32 +4951,22 @@
         <w:t>posición relativa dentro de una ventana</w:t>
       </w:r>
       <w:r>
-        <w:t xml:space="preserve"> y no precios en nivel es coherente con el hallazgo de la Semana 1: lo que informa es dónde está el precio respecto de su vecindad reciente, no cuánto vale.</w:t>
-      </w:r>
-    </w:p>
-    <w:p>
-      <w:pPr>
-        <w:ind w:firstLine="720"/>
-      </w:pPr>
-      <w:r>
-        <w:rPr>
-          <w:b/>
-          <w:bCs/>
-        </w:rPr>
-        <w:t>Un resultado medido que queda abierto:</w:t>
-      </w:r>
-      <w:r>
-        <w:t xml:space="preserve"> retirar las 24 columnas de precio en nivel </w:t>
-      </w:r>
-      <w:r>
-        <w:rPr>
-          <w:b/>
-          <w:bCs/>
-        </w:rPr>
-        <w:t>mejora</w:t>
-      </w:r>
-      <w:r>
-        <w:t xml:space="preserve"> el F1 macro del modelo de referencia. La variante sin ellas es la mejor de las cinco evaluadas. No se adoptó como configuración por omisión porque la pregunta estaba prerregistrada y elegir la variante después de ver el resultado es una decisión del equipo, no de quien la mide.</w:t>
+        <w:t xml:space="preserve"> es coherente con el hallazgo de la Semana 1: lo que informa es dónde está el precio respecto de su vecindad reciente, no cuánto vale.</w:t>
+      </w:r>
+    </w:p>
+    <w:p>
+      <w:pPr>
+        <w:ind w:firstLine="720"/>
+      </w:pPr>
+      <w:r>
+        <w:rPr>
+          <w:b/>
+          <w:bCs/>
+        </w:rPr>
+        <w:t>Una cautela que la propia medición obliga a declarar:</w:t>
+      </w:r>
+      <w:r>
+        <w:t xml:space="preserve"> que una columna no supere el piso no prueba que sea inútil, sino que esta medición no la distingue del ruido. Con columnas correlacionadas entre sí, permutar reparte el crédito entre ellas y subestima a las dos.</w:t>
       </w:r>
     </w:p>
     <w:p>
@@ -4941,8 +4989,9 @@
         <w:pStyle w:val="Ttulo2"/>
         <w:keepNext/>
       </w:pPr>
-      <w:bookmarkStart w:id="13" w:name="_Toc238220813"/>
-      <w:r>
+      <w:bookmarkStart w:id="13" w:name="_Toc238223571"/>
+      <w:r>
+        <w:lastRenderedPageBreak/>
         <w:t>5. Partición temporal</w:t>
       </w:r>
       <w:bookmarkEnd w:id="13"/>
@@ -5344,7 +5393,6 @@
           <w:b/>
           <w:bCs/>
         </w:rPr>
-        <w:lastRenderedPageBreak/>
         <w:t xml:space="preserve">El embargo son </w:t>
       </w:r>
       <w:r>
@@ -5420,8 +5468,9 @@
         <w:pStyle w:val="Ttulo2"/>
         <w:keepNext/>
       </w:pPr>
-      <w:bookmarkStart w:id="14" w:name="_Toc238220814"/>
-      <w:r>
+      <w:bookmarkStart w:id="14" w:name="_Toc238223572"/>
+      <w:r>
+        <w:lastRenderedPageBreak/>
         <w:t>6. Selección del modelo</w:t>
       </w:r>
       <w:bookmarkEnd w:id="14"/>
@@ -5473,7 +5522,6 @@
           <w:b/>
           <w:bCs/>
         </w:rPr>
-        <w:lastRenderedPageBreak/>
         <w:t>El criterio de decisión está fijado desde antes de medir:</w:t>
       </w:r>
       <w:r>
@@ -5514,7 +5562,7 @@
         <w:pStyle w:val="Ttulo2"/>
         <w:keepNext/>
       </w:pPr>
-      <w:bookmarkStart w:id="15" w:name="_Toc238220815"/>
+      <w:bookmarkStart w:id="15" w:name="_Toc238223573"/>
       <w:r>
         <w:t>7. Entrenamiento y optimización de hiperparámetros</w:t>
       </w:r>
@@ -5559,6 +5607,7 @@
           <w:b/>
           <w:bCs/>
         </w:rPr>
+        <w:lastRenderedPageBreak/>
         <w:t>La búsqueda de hiperparámetros no se hace todavía.</w:t>
       </w:r>
       <w:r>
@@ -5603,7 +5652,7 @@
         <w:pStyle w:val="Ttulo2"/>
         <w:keepNext/>
       </w:pPr>
-      <w:bookmarkStart w:id="16" w:name="_Toc238220816"/>
+      <w:bookmarkStart w:id="16" w:name="_Toc238223574"/>
       <w:r>
         <w:t>8. Evaluación y despliegue</w:t>
       </w:r>
@@ -5621,11 +5670,7 @@
         <w:t>Las métricas están fijadas y viven en una sola implementación compartida:</w:t>
       </w:r>
       <w:r>
-        <w:t xml:space="preserve"> F1 por clase, F1 macro, Precisión Direccional y matriz de confusión. La exactitud se reporta únicamente </w:t>
-      </w:r>
-      <w:r>
-        <w:lastRenderedPageBreak/>
-        <w:t>para mostrar por qué no sirve. El desarrollo completo del argumento está en la sección de métricas de la Semana 1.</w:t>
+        <w:t xml:space="preserve"> F1 por clase, F1 macro, Precisión Direccional y matriz de confusión. La exactitud se reporta únicamente para mostrar por qué no sirve. El desarrollo completo del argumento está en la sección de métricas de la Semana 1.</w:t>
       </w:r>
     </w:p>
     <w:p>
@@ -5739,8 +5784,9 @@
         <w:pStyle w:val="Ttulo2"/>
         <w:keepNext/>
       </w:pPr>
-      <w:bookmarkStart w:id="17" w:name="_Toc238220817"/>
-      <w:r>
+      <w:bookmarkStart w:id="17" w:name="_Toc238223575"/>
+      <w:r>
+        <w:lastRenderedPageBreak/>
         <w:t>Lo que este procedimiento todavía no resuelve</w:t>
       </w:r>
       <w:bookmarkEnd w:id="17"/>
@@ -5803,7 +5849,6 @@
           <w:b/>
           <w:bCs/>
         </w:rPr>
-        <w:lastRenderedPageBreak/>
         <w:t>Cuánta señal hay realmente.</w:t>
       </w:r>
       <w:r>
@@ -5837,7 +5882,7 @@
         <w:pStyle w:val="Ttulo1"/>
         <w:keepNext/>
       </w:pPr>
-      <w:bookmarkStart w:id="18" w:name="_Toc238220818"/>
+      <w:bookmarkStart w:id="18" w:name="_Toc238223576"/>
       <w:r>
         <w:t>Conclusiones</w:t>
       </w:r>
@@ -5875,6 +5920,7 @@
           <w:b/>
           <w:bCs/>
         </w:rPr>
+        <w:lastRenderedPageBreak/>
         <w:t>Primera. Los tres parámetros que definen el problema dejaron de ser provisionales, y cada uno se fijó con un criterio distinto declarado antes de medir.</w:t>
       </w:r>
       <w:r>
@@ -5905,33 +5951,33 @@
           <w:b/>
           <w:bCs/>
         </w:rPr>
+        <w:t>Tercera. CryptoMamba queda descartado por dos razones independientes, y una obliga a consultar al profesor.</w:t>
+      </w:r>
+      <w:r>
+        <w:t xml:space="preserve"> No puede instalarse sin CUDA en ninguna de las máquinas del equipo, lo que se comprobó en un entorno desechable, y además no es un Transformer sino un modelo de espacio de estados, mientras que el enunciado pide expresamente un Transformer como segundo modelo. La primera razón es nuestra limitación; la segunda es una ambigüedad del enunciado que preferimos plantear antes que resolver por cuenta propia.</w:t>
+      </w:r>
+    </w:p>
+    <w:p>
+      <w:pPr>
+        <w:ind w:firstLine="720"/>
+      </w:pPr>
+      <w:r>
+        <w:rPr>
+          <w:b/>
+          <w:bCs/>
+        </w:rPr>
+        <w:t>Cuarta. El procedimiento está construido de punta a punta, y el modelo de referencia supera al azar de forma distinguible, pero no gracias a los activos de apoyo.</w:t>
+      </w:r>
+      <w:r>
+        <w:t xml:space="preserve"> Las dos mitades de esa frase se midieron por separado y conviene enunciarlas juntas, porque cada una sola induce a error.</w:t>
+      </w:r>
+    </w:p>
+    <w:p>
+      <w:pPr>
+        <w:ind w:firstLine="720"/>
+      </w:pPr>
+      <w:r>
         <w:lastRenderedPageBreak/>
-        <w:t>Tercera. CryptoMamba queda descartado por dos razones independientes, y una obliga a consultar al profesor.</w:t>
-      </w:r>
-      <w:r>
-        <w:t xml:space="preserve"> No puede instalarse sin CUDA en ninguna de las máquinas del equipo, lo que se comprobó en un entorno desechable, y además no es un Transformer sino un modelo de espacio de estados, mientras que el enunciado pide expresamente un Transformer como segundo modelo. La primera razón es nuestra limitación; la segunda es una ambigüedad del enunciado que preferimos plantear antes que resolver por cuenta propia.</w:t>
-      </w:r>
-    </w:p>
-    <w:p>
-      <w:pPr>
-        <w:ind w:firstLine="720"/>
-      </w:pPr>
-      <w:r>
-        <w:rPr>
-          <w:b/>
-          <w:bCs/>
-        </w:rPr>
-        <w:t>Cuarta. El procedimiento está construido de punta a punta, y el modelo de referencia supera al azar de forma distinguible, pero no gracias a los activos de apoyo.</w:t>
-      </w:r>
-      <w:r>
-        <w:t xml:space="preserve"> Las dos mitades de esa frase se midieron por separado y conviene enunciarlas juntas, porque cada una sola induce a error.</w:t>
-      </w:r>
-    </w:p>
-    <w:p>
-      <w:pPr>
-        <w:ind w:firstLine="720"/>
-      </w:pPr>
-      <w:r>
         <w:t xml:space="preserve">El modelo de referencia aventaja al baseline aleatorio en </w:t>
       </w:r>
       <w:r>
@@ -6025,15 +6071,7 @@
           <w:b/>
           <w:bCs/>
         </w:rPr>
-        <w:t xml:space="preserve">[−0,0229 , </w:t>
-      </w:r>
-      <w:r>
-        <w:rPr>
-          <w:b/>
-          <w:bCs/>
-        </w:rPr>
-        <w:lastRenderedPageBreak/>
-        <w:t>0,0417]</w:t>
+        <w:t>[−0,0229 , 0,0417]</w:t>
       </w:r>
       <w:r>
         <w:t xml:space="preserve"> que incluye el cero, por debajo del umbral, y con dos de cinco semillas arrojando diferencia negativa. </w:t>
@@ -6062,7 +6100,7 @@
         <w:pStyle w:val="Ttulo2"/>
         <w:keepNext/>
       </w:pPr>
-      <w:bookmarkStart w:id="19" w:name="_Toc238220819"/>
+      <w:bookmarkStart w:id="19" w:name="_Toc238223577"/>
       <w:r>
         <w:t>Limitaciones</w:t>
       </w:r>
@@ -6085,6 +6123,7 @@
           <w:b/>
           <w:bCs/>
         </w:rPr>
+        <w:lastRenderedPageBreak/>
         <w:t>La señal disponible es escasa.</w:t>
       </w:r>
       <w:r>
@@ -6133,11 +6172,7 @@
         <w:t>El paso de un pronóstico de trayectoria a una etiqueta de tres clases quedó resuelto, y conviene decir cómo.</w:t>
       </w:r>
       <w:r>
-        <w:t xml:space="preserve"> Un modelo fundacional pronostica el precio, no la clase. Se optó por </w:t>
-      </w:r>
-      <w:r>
-        <w:lastRenderedPageBreak/>
-        <w:t xml:space="preserve">aplicar el etiquetador del contrato sobre la trayectoria pronosticada, en lugar de entrenar una cabeza de clasificación sobre representaciones congeladas. Lo que inclinó la decisión fue una medición y no una preferencia: aplicar el etiquetador cuesta unos doce segundos sobre el bloque de validación completo, de modo que la alternativa más simple resultó ser además la más barata, y la opción del extractor de representaciones habría tenido </w:t>
+        <w:t xml:space="preserve"> Un modelo fundacional pronostica el precio, no la clase. Se optó por aplicar el etiquetador del contrato sobre la trayectoria pronosticada, en lugar de entrenar una cabeza de clasificación sobre representaciones congeladas. Lo que inclinó la decisión fue una medición y no una preferencia: aplicar el etiquetador cuesta unos doce segundos sobre el bloque de validación completo, de modo que la alternativa más simple resultó ser además la más barata, y la opción del extractor de representaciones habría tenido </w:t>
       </w:r>
       <w:r>
         <w:t>que justificar un costo adicional frente a algo que prácticamente no cuesta.</w:t>
@@ -6148,7 +6183,7 @@
         <w:pStyle w:val="Ttulo2"/>
         <w:keepNext/>
       </w:pPr>
-      <w:bookmarkStart w:id="20" w:name="_Toc238220820"/>
+      <w:bookmarkStart w:id="20" w:name="_Toc238223578"/>
       <w:r>
         <w:t>Sobre el umbral de decisión</w:t>
       </w:r>
@@ -6169,7 +6204,11 @@
         <w:t>es una convención del equipo acordada de antemano, no un contraste estadístico.</w:t>
       </w:r>
       <w:r>
-        <w:t xml:space="preserve"> Fijarlo antes de mirar los resultados fue lo correcto, porque impide elegir el criterio después de conocer el desenlace; presentarlo como si fuera una prueba de significancia no lo sería. Cuando el margen y su intervalo discrepen, manda el intervalo.</w:t>
+        <w:t xml:space="preserve"> Fijarlo </w:t>
+      </w:r>
+      <w:r>
+        <w:lastRenderedPageBreak/>
+        <w:t>antes de mirar los resultados fue lo correcto, porque impide elegir el criterio después de conocer el desenlace; presentarlo como si fuera una prueba de significancia no lo sería. Cuando el margen y su intervalo discrepen, manda el intervalo.</w:t>
       </w:r>
     </w:p>
     <w:p>
@@ -6177,7 +6216,7 @@
         <w:pStyle w:val="Ttulo2"/>
         <w:keepNext/>
       </w:pPr>
-      <w:bookmarkStart w:id="21" w:name="_Toc238220821"/>
+      <w:bookmarkStart w:id="21" w:name="_Toc238223579"/>
       <w:r>
         <w:t>Trabajo siguiente</w:t>
       </w:r>
@@ -6212,7 +6251,7 @@
         <w:pStyle w:val="Ttulo1"/>
         <w:keepNext/>
       </w:pPr>
-      <w:bookmarkStart w:id="22" w:name="_Toc238220822"/>
+      <w:bookmarkStart w:id="22" w:name="_Toc238223580"/>
       <w:r>
         <w:lastRenderedPageBreak/>
         <w:t>Referencias</w:t>
@@ -6456,10 +6495,10 @@
 <file path=word/numbering.xml><?xml version="1.0" encoding="utf-8"?>
 <w:numbering xmlns:wpc="http://schemas.microsoft.com/office/word/2010/wordprocessingCanvas" xmlns:cx="http://schemas.microsoft.com/office/drawing/2014/chartex" xmlns:cx1="http://schemas.microsoft.com/office/drawing/2015/9/8/chartex" xmlns:cx2="http://schemas.microsoft.com/office/drawing/2015/10/21/chartex" xmlns:cx3="http://schemas.microsoft.com/office/drawing/2016/5/9/chartex" xmlns:cx4="http://schemas.microsoft.com/office/drawing/2016/5/10/chartex" xmlns:cx5="http://schemas.microsoft.com/office/drawing/2016/5/11/chartex" xmlns:cx6="http://schemas.microsoft.com/office/drawing/2016/5/12/chartex" xmlns:cx7="http://schemas.microsoft.com/office/drawing/2016/5/13/chartex" xmlns:cx8="http://schemas.microsoft.com/office/drawing/2016/5/14/chartex" xmlns:mc="http://schemas.openxmlformats.org/markup-compatibility/2006" xmlns:aink="http://schemas.microsoft.com/office/drawing/2016/ink" xmlns:am3d="http://schemas.microsoft.com/office/drawing/2017/model3d" xmlns:o="urn:schemas-microsoft-com:office:office" xmlns:oel="http://schemas.microsoft.com/office/2019/extlst" xmlns:r="http://schemas.openxmlformats.org/officeDocument/2006/relationships" xmlns:m="http://schemas.openxmlformats.org/officeDocument/2006/math" xmlns:v="urn:schemas-microsoft-com:vml" xmlns:wp14="http://schemas.microsoft.com/office/word/2010/wordprocessingDrawing" xmlns:wp="http://schemas.openxmlformats.org/drawingml/2006/wordprocessingDrawing" xmlns:w10="urn:schemas-microsoft-com:office:word" xmlns:w="http://schemas.openxmlformats.org/wordprocessingml/2006/main" xmlns:w14="http://schemas.microsoft.com/office/word/2010/wordml" xmlns:w15="http://schemas.microsoft.com/office/word/2012/wordml" xmlns:w16cei="http://schemas.microsoft.com/office/word/2026/wordml/cei" xmlns:w16cex="http://schemas.microsoft.com/office/word/2018/wordml/cex" xmlns:w16cid="http://schemas.microsoft.com/office/word/2016/wordml/cid" xmlns:w16="http://schemas.microsoft.com/office/word/2018/wordml" xmlns:w16du="http://schemas.microsoft.com/office/word/2023/wordml/word16du" xmlns:w16sdtdh="http://schemas.microsoft.com/office/word/2020/wordml/sdtdatahash" xmlns:w16sdtfl="http://schemas.microsoft.com/office/word/2024/wordml/sdtformatlock" xmlns:w16se="http://schemas.microsoft.com/office/word/2015/wordml/symex" xmlns:wpg="http://schemas.microsoft.com/office/word/2010/wordprocessingGroup" xmlns:wpi="http://schemas.microsoft.com/office/word/2010/wordprocessingInk" xmlns:wne="http://schemas.microsoft.com/office/word/2006/wordml" xmlns:wps="http://schemas.microsoft.com/office/word/2010/wordprocessingShape" mc:Ignorable="w14 w15 w16se w16cid w16 w16cex w16sdtdh w16sdtfl w16du wp14">
   <w:abstractNum w:abstractNumId="0" w15:restartNumberingAfterBreak="0">
-    <w:nsid w:val="664C34FA"/>
+    <w:nsid w:val="041F4FFE"/>
     <w:multiLevelType w:val="hybridMultilevel"/>
-    <w:tmpl w:val="489E4D02"/>
-    <w:lvl w:ilvl="0" w:tplc="CD665C6E">
+    <w:tmpl w:val="83C48F2A"/>
+    <w:lvl w:ilvl="0" w:tplc="D8FA8340">
       <w:start w:val="1"/>
       <w:numFmt w:val="bullet"/>
       <w:lvlText w:val="●"/>
@@ -6468,7 +6507,7 @@
         <w:ind w:left="720" w:hanging="360"/>
       </w:pPr>
     </w:lvl>
-    <w:lvl w:ilvl="1" w:tplc="606C7C94">
+    <w:lvl w:ilvl="1" w:tplc="BC5A65A6">
       <w:start w:val="1"/>
       <w:numFmt w:val="bullet"/>
       <w:lvlText w:val="○"/>
@@ -6477,7 +6516,7 @@
         <w:ind w:left="1440" w:hanging="360"/>
       </w:pPr>
     </w:lvl>
-    <w:lvl w:ilvl="2" w:tplc="C762ADD6">
+    <w:lvl w:ilvl="2" w:tplc="22883B1E">
       <w:start w:val="1"/>
       <w:numFmt w:val="bullet"/>
       <w:lvlText w:val="■"/>
@@ -6486,7 +6525,7 @@
         <w:ind w:left="2160" w:hanging="360"/>
       </w:pPr>
     </w:lvl>
-    <w:lvl w:ilvl="3" w:tplc="865C1230">
+    <w:lvl w:ilvl="3" w:tplc="7FDEF19E">
       <w:start w:val="1"/>
       <w:numFmt w:val="bullet"/>
       <w:lvlText w:val="●"/>
@@ -6495,7 +6534,7 @@
         <w:ind w:left="2880" w:hanging="360"/>
       </w:pPr>
     </w:lvl>
-    <w:lvl w:ilvl="4" w:tplc="22A6C19A">
+    <w:lvl w:ilvl="4" w:tplc="F6887514">
       <w:start w:val="1"/>
       <w:numFmt w:val="bullet"/>
       <w:lvlText w:val="○"/>
@@ -6504,7 +6543,7 @@
         <w:ind w:left="3600" w:hanging="360"/>
       </w:pPr>
     </w:lvl>
-    <w:lvl w:ilvl="5" w:tplc="A4C8F8D0">
+    <w:lvl w:ilvl="5" w:tplc="1B74A580">
       <w:start w:val="1"/>
       <w:numFmt w:val="bullet"/>
       <w:lvlText w:val="■"/>
@@ -6513,7 +6552,7 @@
         <w:ind w:left="4320" w:hanging="360"/>
       </w:pPr>
     </w:lvl>
-    <w:lvl w:ilvl="6" w:tplc="0FC8CDCE">
+    <w:lvl w:ilvl="6" w:tplc="BA027670">
       <w:start w:val="1"/>
       <w:numFmt w:val="bullet"/>
       <w:lvlText w:val="●"/>
@@ -6522,7 +6561,7 @@
         <w:ind w:left="5040" w:hanging="360"/>
       </w:pPr>
     </w:lvl>
-    <w:lvl w:ilvl="7" w:tplc="14009B80">
+    <w:lvl w:ilvl="7" w:tplc="4A2018E0">
       <w:start w:val="1"/>
       <w:numFmt w:val="bullet"/>
       <w:lvlText w:val="●"/>
@@ -6531,7 +6570,7 @@
         <w:ind w:left="5760" w:hanging="360"/>
       </w:pPr>
     </w:lvl>
-    <w:lvl w:ilvl="8" w:tplc="1F88F1E4">
+    <w:lvl w:ilvl="8" w:tplc="9B4E7BAE">
       <w:start w:val="1"/>
       <w:numFmt w:val="bullet"/>
       <w:lvlText w:val="●"/>
@@ -6541,7 +6580,7 @@
       </w:pPr>
     </w:lvl>
   </w:abstractNum>
-  <w:num w:numId="1" w16cid:durableId="1088500135">
+  <w:num w:numId="1" w16cid:durableId="1495804015">
     <w:abstractNumId w:val="0"/>
     <w:lvlOverride w:ilvl="0">
       <w:startOverride w:val="1"/>
@@ -7165,7 +7204,7 @@
     <w:autoRedefine/>
     <w:uiPriority w:val="39"/>
     <w:unhideWhenUsed/>
-    <w:rsid w:val="00CF4E3A"/>
+    <w:rsid w:val="009873A8"/>
     <w:pPr>
       <w:spacing w:after="100"/>
     </w:pPr>
@@ -7177,7 +7216,7 @@
     <w:autoRedefine/>
     <w:uiPriority w:val="39"/>
     <w:unhideWhenUsed/>
-    <w:rsid w:val="00CF4E3A"/>
+    <w:rsid w:val="009873A8"/>
     <w:pPr>
       <w:spacing w:after="100"/>
       <w:ind w:left="240"/>

--- a/docs/entregas/semana-2/Marco teorico - Semana 2.docx
+++ b/docs/entregas/semana-2/Marco teorico - Semana 2.docx
@@ -147,7 +147,7 @@
     <w:sdt>
       <w:sdtPr>
         <w:alias w:val="Contenido"/>
-        <w:id w:val="2022741907"/>
+        <w:id w:val="-537124368"/>
       </w:sdtPr>
       <w:sdtEndPr/>
       <w:sdtContent>
@@ -174,7 +174,7 @@
           <w:r>
             <w:fldChar w:fldCharType="separate"/>
           </w:r>
-          <w:hyperlink w:anchor="_Toc238223558" w:history="1">
+          <w:hyperlink w:anchor="_Toc238247500" w:history="1">
             <w:r>
               <w:rPr>
                 <w:rStyle w:val="Hipervnculo"/>
@@ -198,7 +198,7 @@
               <w:rPr>
                 <w:noProof/>
               </w:rPr>
-              <w:instrText xml:space="preserve"> PAGEREF _Toc238223558 \h </w:instrText>
+              <w:instrText xml:space="preserve"> PAGEREF _Toc238247500 \h </w:instrText>
             </w:r>
             <w:r>
               <w:rPr>
@@ -239,7 +239,7 @@
               <w14:ligatures w14:val="standardContextual"/>
             </w:rPr>
           </w:pPr>
-          <w:hyperlink w:anchor="_Toc238223559" w:history="1">
+          <w:hyperlink w:anchor="_Toc238247501" w:history="1">
             <w:r>
               <w:rPr>
                 <w:rStyle w:val="Hipervnculo"/>
@@ -263,7 +263,7 @@
               <w:rPr>
                 <w:noProof/>
               </w:rPr>
-              <w:instrText xml:space="preserve"> PAGEREF _Toc238223559 \h </w:instrText>
+              <w:instrText xml:space="preserve"> PAGEREF _Toc238247501 \h </w:instrText>
             </w:r>
             <w:r>
               <w:rPr>
@@ -304,7 +304,7 @@
               <w14:ligatures w14:val="standardContextual"/>
             </w:rPr>
           </w:pPr>
-          <w:hyperlink w:anchor="_Toc238223560" w:history="1">
+          <w:hyperlink w:anchor="_Toc238247502" w:history="1">
             <w:r>
               <w:rPr>
                 <w:rStyle w:val="Hipervnculo"/>
@@ -328,7 +328,7 @@
               <w:rPr>
                 <w:noProof/>
               </w:rPr>
-              <w:instrText xml:space="preserve"> PAGEREF _Toc238223560 \h </w:instrText>
+              <w:instrText xml:space="preserve"> PAGEREF _Toc238247502 \h </w:instrText>
             </w:r>
             <w:r>
               <w:rPr>
@@ -369,7 +369,7 @@
               <w14:ligatures w14:val="standardContextual"/>
             </w:rPr>
           </w:pPr>
-          <w:hyperlink w:anchor="_Toc238223561" w:history="1">
+          <w:hyperlink w:anchor="_Toc238247503" w:history="1">
             <w:r>
               <w:rPr>
                 <w:rStyle w:val="Hipervnculo"/>
@@ -393,7 +393,7 @@
               <w:rPr>
                 <w:noProof/>
               </w:rPr>
-              <w:instrText xml:space="preserve"> PAGEREF _Toc238223561 \h </w:instrText>
+              <w:instrText xml:space="preserve"> PAGEREF _Toc238247503 \h </w:instrText>
             </w:r>
             <w:r>
               <w:rPr>
@@ -434,7 +434,7 @@
               <w14:ligatures w14:val="standardContextual"/>
             </w:rPr>
           </w:pPr>
-          <w:hyperlink w:anchor="_Toc238223562" w:history="1">
+          <w:hyperlink w:anchor="_Toc238247504" w:history="1">
             <w:r>
               <w:rPr>
                 <w:rStyle w:val="Hipervnculo"/>
@@ -458,7 +458,7 @@
               <w:rPr>
                 <w:noProof/>
               </w:rPr>
-              <w:instrText xml:space="preserve"> PAGEREF _Toc238223562 \h </w:instrText>
+              <w:instrText xml:space="preserve"> PAGEREF _Toc238247504 \h </w:instrText>
             </w:r>
             <w:r>
               <w:rPr>
@@ -499,7 +499,7 @@
               <w14:ligatures w14:val="standardContextual"/>
             </w:rPr>
           </w:pPr>
-          <w:hyperlink w:anchor="_Toc238223563" w:history="1">
+          <w:hyperlink w:anchor="_Toc238247505" w:history="1">
             <w:r>
               <w:rPr>
                 <w:rStyle w:val="Hipervnculo"/>
@@ -523,7 +523,7 @@
               <w:rPr>
                 <w:noProof/>
               </w:rPr>
-              <w:instrText xml:space="preserve"> PAGEREF _Toc238223563 \h </w:instrText>
+              <w:instrText xml:space="preserve"> PAGEREF _Toc238247505 \h </w:instrText>
             </w:r>
             <w:r>
               <w:rPr>
@@ -564,7 +564,7 @@
               <w14:ligatures w14:val="standardContextual"/>
             </w:rPr>
           </w:pPr>
-          <w:hyperlink w:anchor="_Toc238223564" w:history="1">
+          <w:hyperlink w:anchor="_Toc238247506" w:history="1">
             <w:r>
               <w:rPr>
                 <w:rStyle w:val="Hipervnculo"/>
@@ -588,7 +588,7 @@
               <w:rPr>
                 <w:noProof/>
               </w:rPr>
-              <w:instrText xml:space="preserve"> PAGEREF _Toc238223564 \h </w:instrText>
+              <w:instrText xml:space="preserve"> PAGEREF _Toc238247506 \h </w:instrText>
             </w:r>
             <w:r>
               <w:rPr>
@@ -629,7 +629,7 @@
               <w14:ligatures w14:val="standardContextual"/>
             </w:rPr>
           </w:pPr>
-          <w:hyperlink w:anchor="_Toc238223565" w:history="1">
+          <w:hyperlink w:anchor="_Toc238247507" w:history="1">
             <w:r>
               <w:rPr>
                 <w:rStyle w:val="Hipervnculo"/>
@@ -653,7 +653,7 @@
               <w:rPr>
                 <w:noProof/>
               </w:rPr>
-              <w:instrText xml:space="preserve"> PAGEREF _Toc238223565 \h </w:instrText>
+              <w:instrText xml:space="preserve"> PAGEREF _Toc238247507 \h </w:instrText>
             </w:r>
             <w:r>
               <w:rPr>
@@ -694,7 +694,7 @@
               <w14:ligatures w14:val="standardContextual"/>
             </w:rPr>
           </w:pPr>
-          <w:hyperlink w:anchor="_Toc238223566" w:history="1">
+          <w:hyperlink w:anchor="_Toc238247508" w:history="1">
             <w:r>
               <w:rPr>
                 <w:rStyle w:val="Hipervnculo"/>
@@ -718,7 +718,7 @@
               <w:rPr>
                 <w:noProof/>
               </w:rPr>
-              <w:instrText xml:space="preserve"> PAGEREF _Toc238223566 \h </w:instrText>
+              <w:instrText xml:space="preserve"> PAGEREF _Toc238247508 \h </w:instrText>
             </w:r>
             <w:r>
               <w:rPr>
@@ -735,7 +735,7 @@
               <w:rPr>
                 <w:noProof/>
               </w:rPr>
-              <w:t>14</w:t>
+              <w:t>15</w:t>
             </w:r>
             <w:r>
               <w:rPr>
@@ -759,7 +759,7 @@
               <w14:ligatures w14:val="standardContextual"/>
             </w:rPr>
           </w:pPr>
-          <w:hyperlink w:anchor="_Toc238223567" w:history="1">
+          <w:hyperlink w:anchor="_Toc238247509" w:history="1">
             <w:r>
               <w:rPr>
                 <w:rStyle w:val="Hipervnculo"/>
@@ -783,7 +783,7 @@
               <w:rPr>
                 <w:noProof/>
               </w:rPr>
-              <w:instrText xml:space="preserve"> PAGEREF _Toc238223567 \h </w:instrText>
+              <w:instrText xml:space="preserve"> PAGEREF _Toc238247509 \h </w:instrText>
             </w:r>
             <w:r>
               <w:rPr>
@@ -824,7 +824,7 @@
               <w14:ligatures w14:val="standardContextual"/>
             </w:rPr>
           </w:pPr>
-          <w:hyperlink w:anchor="_Toc238223568" w:history="1">
+          <w:hyperlink w:anchor="_Toc238247510" w:history="1">
             <w:r>
               <w:rPr>
                 <w:rStyle w:val="Hipervnculo"/>
@@ -848,7 +848,7 @@
               <w:rPr>
                 <w:noProof/>
               </w:rPr>
-              <w:instrText xml:space="preserve"> PAGEREF _Toc238223568 \h </w:instrText>
+              <w:instrText xml:space="preserve"> PAGEREF _Toc238247510 \h </w:instrText>
             </w:r>
             <w:r>
               <w:rPr>
@@ -889,7 +889,7 @@
               <w14:ligatures w14:val="standardContextual"/>
             </w:rPr>
           </w:pPr>
-          <w:hyperlink w:anchor="_Toc238223569" w:history="1">
+          <w:hyperlink w:anchor="_Toc238247511" w:history="1">
             <w:r>
               <w:rPr>
                 <w:rStyle w:val="Hipervnculo"/>
@@ -913,7 +913,7 @@
               <w:rPr>
                 <w:noProof/>
               </w:rPr>
-              <w:instrText xml:space="preserve"> PAGEREF _Toc238223569 \h </w:instrText>
+              <w:instrText xml:space="preserve"> PAGEREF _Toc238247511 \h </w:instrText>
             </w:r>
             <w:r>
               <w:rPr>
@@ -930,7 +930,7 @@
               <w:rPr>
                 <w:noProof/>
               </w:rPr>
-              <w:t>16</w:t>
+              <w:t>17</w:t>
             </w:r>
             <w:r>
               <w:rPr>
@@ -954,7 +954,7 @@
               <w14:ligatures w14:val="standardContextual"/>
             </w:rPr>
           </w:pPr>
-          <w:hyperlink w:anchor="_Toc238223570" w:history="1">
+          <w:hyperlink w:anchor="_Toc238247512" w:history="1">
             <w:r>
               <w:rPr>
                 <w:rStyle w:val="Hipervnculo"/>
@@ -978,7 +978,7 @@
               <w:rPr>
                 <w:noProof/>
               </w:rPr>
-              <w:instrText xml:space="preserve"> PAGEREF _Toc238223570 \h </w:instrText>
+              <w:instrText xml:space="preserve"> PAGEREF _Toc238247512 \h </w:instrText>
             </w:r>
             <w:r>
               <w:rPr>
@@ -1019,7 +1019,7 @@
               <w14:ligatures w14:val="standardContextual"/>
             </w:rPr>
           </w:pPr>
-          <w:hyperlink w:anchor="_Toc238223571" w:history="1">
+          <w:hyperlink w:anchor="_Toc238247513" w:history="1">
             <w:r>
               <w:rPr>
                 <w:rStyle w:val="Hipervnculo"/>
@@ -1043,7 +1043,7 @@
               <w:rPr>
                 <w:noProof/>
               </w:rPr>
-              <w:instrText xml:space="preserve"> PAGEREF _Toc238223571 \h </w:instrText>
+              <w:instrText xml:space="preserve"> PAGEREF _Toc238247513 \h </w:instrText>
             </w:r>
             <w:r>
               <w:rPr>
@@ -1084,7 +1084,7 @@
               <w14:ligatures w14:val="standardContextual"/>
             </w:rPr>
           </w:pPr>
-          <w:hyperlink w:anchor="_Toc238223572" w:history="1">
+          <w:hyperlink w:anchor="_Toc238247514" w:history="1">
             <w:r>
               <w:rPr>
                 <w:rStyle w:val="Hipervnculo"/>
@@ -1108,7 +1108,7 @@
               <w:rPr>
                 <w:noProof/>
               </w:rPr>
-              <w:instrText xml:space="preserve"> PAGEREF _Toc238223572 \h </w:instrText>
+              <w:instrText xml:space="preserve"> PAGEREF _Toc238247514 \h </w:instrText>
             </w:r>
             <w:r>
               <w:rPr>
@@ -1149,7 +1149,7 @@
               <w14:ligatures w14:val="standardContextual"/>
             </w:rPr>
           </w:pPr>
-          <w:hyperlink w:anchor="_Toc238223573" w:history="1">
+          <w:hyperlink w:anchor="_Toc238247515" w:history="1">
             <w:r>
               <w:rPr>
                 <w:rStyle w:val="Hipervnculo"/>
@@ -1173,7 +1173,7 @@
               <w:rPr>
                 <w:noProof/>
               </w:rPr>
-              <w:instrText xml:space="preserve"> PAGEREF _Toc238223573 \h </w:instrText>
+              <w:instrText xml:space="preserve"> PAGEREF _Toc238247515 \h </w:instrText>
             </w:r>
             <w:r>
               <w:rPr>
@@ -1190,7 +1190,7 @@
               <w:rPr>
                 <w:noProof/>
               </w:rPr>
-              <w:t>20</w:t>
+              <w:t>21</w:t>
             </w:r>
             <w:r>
               <w:rPr>
@@ -1214,7 +1214,7 @@
               <w14:ligatures w14:val="standardContextual"/>
             </w:rPr>
           </w:pPr>
-          <w:hyperlink w:anchor="_Toc238223574" w:history="1">
+          <w:hyperlink w:anchor="_Toc238247516" w:history="1">
             <w:r>
               <w:rPr>
                 <w:rStyle w:val="Hipervnculo"/>
@@ -1238,7 +1238,7 @@
               <w:rPr>
                 <w:noProof/>
               </w:rPr>
-              <w:instrText xml:space="preserve"> PAGEREF _Toc238223574 \h </w:instrText>
+              <w:instrText xml:space="preserve"> PAGEREF _Toc238247516 \h </w:instrText>
             </w:r>
             <w:r>
               <w:rPr>
@@ -1279,7 +1279,7 @@
               <w14:ligatures w14:val="standardContextual"/>
             </w:rPr>
           </w:pPr>
-          <w:hyperlink w:anchor="_Toc238223575" w:history="1">
+          <w:hyperlink w:anchor="_Toc238247517" w:history="1">
             <w:r>
               <w:rPr>
                 <w:rStyle w:val="Hipervnculo"/>
@@ -1303,7 +1303,7 @@
               <w:rPr>
                 <w:noProof/>
               </w:rPr>
-              <w:instrText xml:space="preserve"> PAGEREF _Toc238223575 \h </w:instrText>
+              <w:instrText xml:space="preserve"> PAGEREF _Toc238247517 \h </w:instrText>
             </w:r>
             <w:r>
               <w:rPr>
@@ -1344,7 +1344,7 @@
               <w14:ligatures w14:val="standardContextual"/>
             </w:rPr>
           </w:pPr>
-          <w:hyperlink w:anchor="_Toc238223576" w:history="1">
+          <w:hyperlink w:anchor="_Toc238247518" w:history="1">
             <w:r>
               <w:rPr>
                 <w:rStyle w:val="Hipervnculo"/>
@@ -1368,7 +1368,7 @@
               <w:rPr>
                 <w:noProof/>
               </w:rPr>
-              <w:instrText xml:space="preserve"> PAGEREF _Toc238223576 \h </w:instrText>
+              <w:instrText xml:space="preserve"> PAGEREF _Toc238247518 \h </w:instrText>
             </w:r>
             <w:r>
               <w:rPr>
@@ -1385,7 +1385,7 @@
               <w:rPr>
                 <w:noProof/>
               </w:rPr>
-              <w:t>22</w:t>
+              <w:t>23</w:t>
             </w:r>
             <w:r>
               <w:rPr>
@@ -1409,7 +1409,7 @@
               <w14:ligatures w14:val="standardContextual"/>
             </w:rPr>
           </w:pPr>
-          <w:hyperlink w:anchor="_Toc238223577" w:history="1">
+          <w:hyperlink w:anchor="_Toc238247519" w:history="1">
             <w:r>
               <w:rPr>
                 <w:rStyle w:val="Hipervnculo"/>
@@ -1433,7 +1433,7 @@
               <w:rPr>
                 <w:noProof/>
               </w:rPr>
-              <w:instrText xml:space="preserve"> PAGEREF _Toc238223577 \h </w:instrText>
+              <w:instrText xml:space="preserve"> PAGEREF _Toc238247519 \h </w:instrText>
             </w:r>
             <w:r>
               <w:rPr>
@@ -1450,7 +1450,7 @@
               <w:rPr>
                 <w:noProof/>
               </w:rPr>
-              <w:t>24</w:t>
+              <w:t>25</w:t>
             </w:r>
             <w:r>
               <w:rPr>
@@ -1474,7 +1474,7 @@
               <w14:ligatures w14:val="standardContextual"/>
             </w:rPr>
           </w:pPr>
-          <w:hyperlink w:anchor="_Toc238223578" w:history="1">
+          <w:hyperlink w:anchor="_Toc238247520" w:history="1">
             <w:r>
               <w:rPr>
                 <w:rStyle w:val="Hipervnculo"/>
@@ -1498,7 +1498,7 @@
               <w:rPr>
                 <w:noProof/>
               </w:rPr>
-              <w:instrText xml:space="preserve"> PAGEREF _Toc238223578 \h </w:instrText>
+              <w:instrText xml:space="preserve"> PAGEREF _Toc238247520 \h </w:instrText>
             </w:r>
             <w:r>
               <w:rPr>
@@ -1515,7 +1515,7 @@
               <w:rPr>
                 <w:noProof/>
               </w:rPr>
-              <w:t>25</w:t>
+              <w:t>26</w:t>
             </w:r>
             <w:r>
               <w:rPr>
@@ -1539,7 +1539,7 @@
               <w14:ligatures w14:val="standardContextual"/>
             </w:rPr>
           </w:pPr>
-          <w:hyperlink w:anchor="_Toc238223579" w:history="1">
+          <w:hyperlink w:anchor="_Toc238247521" w:history="1">
             <w:r>
               <w:rPr>
                 <w:rStyle w:val="Hipervnculo"/>
@@ -1563,7 +1563,7 @@
               <w:rPr>
                 <w:noProof/>
               </w:rPr>
-              <w:instrText xml:space="preserve"> PAGEREF _Toc238223579 \h </w:instrText>
+              <w:instrText xml:space="preserve"> PAGEREF _Toc238247521 \h </w:instrText>
             </w:r>
             <w:r>
               <w:rPr>
@@ -1604,7 +1604,7 @@
               <w14:ligatures w14:val="standardContextual"/>
             </w:rPr>
           </w:pPr>
-          <w:hyperlink w:anchor="_Toc238223580" w:history="1">
+          <w:hyperlink w:anchor="_Toc238247522" w:history="1">
             <w:r>
               <w:rPr>
                 <w:rStyle w:val="Hipervnculo"/>
@@ -1628,7 +1628,7 @@
               <w:rPr>
                 <w:noProof/>
               </w:rPr>
-              <w:instrText xml:space="preserve"> PAGEREF _Toc238223580 \h </w:instrText>
+              <w:instrText xml:space="preserve"> PAGEREF _Toc238247522 \h </w:instrText>
             </w:r>
             <w:r>
               <w:rPr>
@@ -1645,7 +1645,7 @@
               <w:rPr>
                 <w:noProof/>
               </w:rPr>
-              <w:t>27</w:t>
+              <w:t>28</w:t>
             </w:r>
             <w:r>
               <w:rPr>
@@ -1672,7 +1672,7 @@
         <w:pStyle w:val="Ttulo1"/>
         <w:keepNext/>
       </w:pPr>
-      <w:bookmarkStart w:id="0" w:name="_Toc238223558"/>
+      <w:bookmarkStart w:id="0" w:name="_Toc238247500"/>
       <w:r>
         <w:lastRenderedPageBreak/>
         <w:t>Sistema de Pronóstico de Puntos de Inflexión en el Precio de Litecoin</w:t>
@@ -1846,7 +1846,7 @@
         <w:pStyle w:val="Ttulo1"/>
         <w:keepNext/>
       </w:pPr>
-      <w:bookmarkStart w:id="1" w:name="_Toc238223559"/>
+      <w:bookmarkStart w:id="1" w:name="_Toc238247501"/>
       <w:r>
         <w:t>Modelos Estadísticos y de Aprendizaje Automático para Series Temporales</w:t>
       </w:r>
@@ -1882,7 +1882,7 @@
         <w:pStyle w:val="Ttulo2"/>
         <w:keepNext/>
       </w:pPr>
-      <w:bookmarkStart w:id="2" w:name="_Toc238223560"/>
+      <w:bookmarkStart w:id="2" w:name="_Toc238247502"/>
       <w:r>
         <w:t>1. Modelos fundacionales de series de tiempo (TSFMs)</w:t>
       </w:r>
@@ -2801,7 +2801,7 @@
         <w:pStyle w:val="Ttulo2"/>
         <w:keepNext/>
       </w:pPr>
-      <w:bookmarkStart w:id="3" w:name="_Toc238223561"/>
+      <w:bookmarkStart w:id="3" w:name="_Toc238247503"/>
       <w:r>
         <w:t>2. VTA (Verbal Technical Analysis)</w:t>
       </w:r>
@@ -2897,7 +2897,7 @@
         <w:pStyle w:val="Ttulo2"/>
         <w:keepNext/>
       </w:pPr>
-      <w:bookmarkStart w:id="4" w:name="_Toc238223562"/>
+      <w:bookmarkStart w:id="4" w:name="_Toc238247504"/>
       <w:r>
         <w:t>3. FinLSPM (Large Stock Predict Model)</w:t>
       </w:r>
@@ -2963,7 +2963,7 @@
         <w:pStyle w:val="Ttulo2"/>
         <w:keepNext/>
       </w:pPr>
-      <w:bookmarkStart w:id="5" w:name="_Toc238223563"/>
+      <w:bookmarkStart w:id="5" w:name="_Toc238247505"/>
       <w:r>
         <w:t>4. CryptoMamba</w:t>
       </w:r>
@@ -3178,7 +3178,7 @@
         <w:pStyle w:val="Ttulo2"/>
         <w:keepNext/>
       </w:pPr>
-      <w:bookmarkStart w:id="6" w:name="_Toc238223564"/>
+      <w:bookmarkStart w:id="6" w:name="_Toc238247506"/>
       <w:r>
         <w:t>5. Transformer</w:t>
       </w:r>
@@ -3382,7 +3382,7 @@
         <w:pStyle w:val="Ttulo2"/>
         <w:keepNext/>
       </w:pPr>
-      <w:bookmarkStart w:id="7" w:name="_Toc238223565"/>
+      <w:bookmarkStart w:id="7" w:name="_Toc238247507"/>
       <w:r>
         <w:t>6. Justificación de la elección de modelo</w:t>
       </w:r>
@@ -3642,6 +3642,76 @@
           <w:b/>
           <w:bCs/>
         </w:rPr>
+        <w:t>Ese 0,3457 sale de una sola corrida, y conviene decir cuánto se mueve.</w:t>
+      </w:r>
+      <w:r>
+        <w:t xml:space="preserve"> A diferencia de los otros dos, este modelo se entrena, y su resultado depende de la semilla: sobre cinco semillas la media es </w:t>
+      </w:r>
+      <w:r>
+        <w:rPr>
+          <w:b/>
+          <w:bCs/>
+        </w:rPr>
+        <w:t>0,343698</w:t>
+      </w:r>
+      <w:r>
+        <w:t xml:space="preserve"> y el rango </w:t>
+      </w:r>
+      <w:r>
+        <w:rPr>
+          <w:b/>
+          <w:bCs/>
+        </w:rPr>
+        <w:t>0,030377</w:t>
+      </w:r>
+      <w:r>
+        <w:t>, mayor que el umbral de decisión que el equipo fijó de antemano. Reportar cuatro decimales de una sola corrida sugeriría una precisión que la medición no tiene.</w:t>
+      </w:r>
+    </w:p>
+    <w:p>
+      <w:pPr>
+        <w:ind w:firstLine="720"/>
+      </w:pPr>
+      <w:r>
+        <w:rPr>
+          <w:b/>
+          <w:bCs/>
+        </w:rPr>
+        <w:t>La conclusión, en cambio, no depende de la semilla, y eso la refuerza.</w:t>
+      </w:r>
+      <w:r>
+        <w:t xml:space="preserve"> El modelo queda por debajo del bosque en las cinco, incluso en la más favorable —donde alcanza </w:t>
+      </w:r>
+      <w:r>
+        <w:rPr>
+          <w:b/>
+          <w:bCs/>
+        </w:rPr>
+        <w:t>0,361102</w:t>
+      </w:r>
+      <w:r>
+        <w:t xml:space="preserve"> frente a los </w:t>
+      </w:r>
+      <w:r>
+        <w:rPr>
+          <w:b/>
+          <w:bCs/>
+        </w:rPr>
+        <w:t>0,390498</w:t>
+      </w:r>
+      <w:r>
+        <w:t xml:space="preserve"> del bosque—, y por debajo del fundacional también en las cinco. Lo que cambia con la semilla es el tamaño de la desventaja, no su signo.</w:t>
+      </w:r>
+    </w:p>
+    <w:p>
+      <w:pPr>
+        <w:ind w:firstLine="720"/>
+      </w:pPr>
+      <w:r>
+        <w:rPr>
+          <w:b/>
+          <w:bCs/>
+        </w:rPr>
         <w:t>Y lo que queda sin resolver, porque es una decisión de diseño y no un detalle.</w:t>
       </w:r>
       <w:r>
@@ -3667,7 +3737,11 @@
         <w:t>etiquetar()</w:t>
       </w:r>
       <w:r>
-        <w:t xml:space="preserve"> sobre la trayectoria que pronostica Chronos-Bolt cuesta apenas 12 segundos sobre las 1 959 filas del bloque de validación completo. Eso cambia el cálculo: la opción "simple" deja de ser la más barata pero la peor, y pasa a ser prácticamente gratis. La opción del extractor de representaciones tendría que justificar el costo adicional de entrenar una cabeza propia contra una alternativa que ya casi no cuesta nada, y no lo hace.</w:t>
+        <w:t xml:space="preserve"> sobre la trayectoria que pronostica Chronos-Bolt cuesta apenas 12 segundos sobre las 1 959 filas del bloque de validación completo. Eso cambia el cálculo: la </w:t>
+      </w:r>
+      <w:r>
+        <w:lastRenderedPageBreak/>
+        <w:t>opción "simple" deja de ser la más barata pero la peor, y pasa a ser prácticamente gratis. La opción del extractor de representaciones tendría que justificar el costo adicional de entrenar una cabeza propia contra una alternativa que ya casi no cuesta nada, y no lo hace.</w:t>
       </w:r>
     </w:p>
     <w:p>
@@ -3701,7 +3775,7 @@
         <w:pStyle w:val="Ttulo1"/>
         <w:keepNext/>
       </w:pPr>
-      <w:bookmarkStart w:id="8" w:name="_Toc238223566"/>
+      <w:bookmarkStart w:id="8" w:name="_Toc238247508"/>
       <w:r>
         <w:t>Procedimiento para Desarrollar el Modelo de Puntos de Inflexión</w:t>
       </w:r>
@@ -3741,7 +3815,6 @@
           <w:b/>
           <w:bCs/>
         </w:rPr>
-        <w:lastRenderedPageBreak/>
         <w:t>Nota de verificación.</w:t>
       </w:r>
       <w:r>
@@ -3831,7 +3904,7 @@
         <w:pStyle w:val="Ttulo2"/>
         <w:keepNext/>
       </w:pPr>
-      <w:bookmarkStart w:id="9" w:name="_Toc238223567"/>
+      <w:bookmarkStart w:id="9" w:name="_Toc238247509"/>
       <w:r>
         <w:t>1. Extracción de datos</w:t>
       </w:r>
@@ -3854,6 +3927,7 @@
           <w:b/>
           <w:bCs/>
         </w:rPr>
+        <w:lastRenderedPageBreak/>
         <w:t>La decisión de granularidad se resolvió midiendo, y el criterio se fijó antes de mirar el resultado:</w:t>
       </w:r>
       <w:r>
@@ -4240,7 +4314,6 @@
         <w:ind w:firstLine="720"/>
       </w:pPr>
       <w:r>
-        <w:lastRenderedPageBreak/>
         <w:t xml:space="preserve">Las dos granularidades cubren exactamente el mismo período, del 11 de agosto de 2020 al presente, porque la ventana la acota Solana y un panel multivariante exige que las seis series existan a la vez. Bajar la granularidad no añade historia: </w:t>
       </w:r>
       <w:r>
@@ -4277,7 +4350,7 @@
         <w:pStyle w:val="Ttulo2"/>
         <w:keepNext/>
       </w:pPr>
-      <w:bookmarkStart w:id="10" w:name="_Toc238223568"/>
+      <w:bookmarkStart w:id="10" w:name="_Toc238247510"/>
       <w:r>
         <w:t>2. Limpieza de datos</w:t>
       </w:r>
@@ -4303,7 +4376,11 @@
         <w:t>La política es no imputar en el panel.</w:t>
       </w:r>
       <w:r>
-        <w:t xml:space="preserve"> Un hueco en el precio es información —el mercado no cotizó, o el exchange no publicó— y rellenarlo inventa una observación que después alimenta una etiqueta. Los nulos que sí aparecen son los que introducen las ventanas móviles al principio de la serie, </w:t>
+        <w:t xml:space="preserve"> Un hueco en el precio es información —el mercado no cotizó, o el exchange no publicó— y rellenarlo inventa una observación que después alimenta una etiqueta. Los nulos que sí aparecen son los que introducen las ventanas móviles al </w:t>
+      </w:r>
+      <w:r>
+        <w:lastRenderedPageBreak/>
+        <w:t xml:space="preserve">principio de la serie, </w:t>
       </w:r>
       <w:r>
         <w:rPr>
@@ -4329,7 +4406,7 @@
         <w:pStyle w:val="Ttulo2"/>
         <w:keepNext/>
       </w:pPr>
-      <w:bookmarkStart w:id="11" w:name="_Toc238223569"/>
+      <w:bookmarkStart w:id="11" w:name="_Toc238247511"/>
       <w:r>
         <w:t>3. Análisis exploratorio</w:t>
       </w:r>
@@ -4352,7 +4429,6 @@
           <w:b/>
           <w:bCs/>
         </w:rPr>
-        <w:lastRenderedPageBreak/>
         <w:t>Los precios no son estacionarios y los retornos sí.</w:t>
       </w:r>
       <w:r>
@@ -4413,7 +4489,7 @@
         <w:pStyle w:val="Ttulo2"/>
         <w:keepNext/>
       </w:pPr>
-      <w:bookmarkStart w:id="12" w:name="_Toc238223570"/>
+      <w:bookmarkStart w:id="12" w:name="_Toc238247512"/>
       <w:r>
         <w:t>4. Ingeniería de características</w:t>
       </w:r>
@@ -4456,6 +4532,7 @@
           <w:b/>
           <w:bCs/>
         </w:rPr>
+        <w:lastRenderedPageBreak/>
         <w:t>Las que más pesan, medidas por permutación sobre el conjunto de validación:</w:t>
       </w:r>
     </w:p>
@@ -4818,7 +4895,6 @@
                 <w:sz w:val="20"/>
                 <w:szCs w:val="20"/>
               </w:rPr>
-              <w:lastRenderedPageBreak/>
               <w:t>LTC_cierre_rezago_rel_6</w:t>
             </w:r>
           </w:p>
@@ -4941,6 +5017,7 @@
         <w:ind w:firstLine="720"/>
       </w:pPr>
       <w:r>
+        <w:lastRenderedPageBreak/>
         <w:t xml:space="preserve">Que encabecen medidas de </w:t>
       </w:r>
       <w:r>
@@ -4989,9 +5066,8 @@
         <w:pStyle w:val="Ttulo2"/>
         <w:keepNext/>
       </w:pPr>
-      <w:bookmarkStart w:id="13" w:name="_Toc238223571"/>
-      <w:r>
-        <w:lastRenderedPageBreak/>
+      <w:bookmarkStart w:id="13" w:name="_Toc238247513"/>
+      <w:r>
         <w:t>5. Partición temporal</w:t>
       </w:r>
       <w:bookmarkEnd w:id="13"/>
@@ -5413,7 +5489,11 @@
         <w:t xml:space="preserve"> velas descartadas en cada frontera.</w:t>
       </w:r>
       <w:r>
-        <w:t xml:space="preserve"> Sin él, las últimas observaciones de entrenamiento y las primeras de validación comparten las velas que se usaron para construir sus etiquetas, y los dos bloques dejan de ser independientes. Son 16 observaciones de 13 114: un costo despreciable frente al riesgo que elimina.</w:t>
+        <w:t xml:space="preserve"> Sin él, las últimas observaciones de entrenamiento y las primeras de validación comparten las velas que se usaron </w:t>
+      </w:r>
+      <w:r>
+        <w:lastRenderedPageBreak/>
+        <w:t>para construir sus etiquetas, y los dos bloques dejan de ser independientes. Son 16 observaciones de 13 114: un costo despreciable frente al riesgo que elimina.</w:t>
       </w:r>
     </w:p>
     <w:p>
@@ -5468,81 +5548,121 @@
         <w:pStyle w:val="Ttulo2"/>
         <w:keepNext/>
       </w:pPr>
-      <w:bookmarkStart w:id="14" w:name="_Toc238223572"/>
+      <w:bookmarkStart w:id="14" w:name="_Toc238247514"/>
+      <w:r>
+        <w:t>6. Selección del modelo</w:t>
+      </w:r>
+      <w:bookmarkEnd w:id="14"/>
+    </w:p>
+    <w:p>
+      <w:pPr>
+        <w:ind w:firstLine="720"/>
+      </w:pPr>
+      <w:r>
+        <w:t>Se aborda en dos pasos, como pide el enunciado, y con un piso obligatorio antes de los dos.</w:t>
+      </w:r>
+    </w:p>
+    <w:p>
+      <w:pPr>
+        <w:ind w:firstLine="720"/>
+      </w:pPr>
+      <w:r>
+        <w:rPr>
+          <w:b/>
+          <w:bCs/>
+        </w:rPr>
+        <w:t>Primero el piso.</w:t>
+      </w:r>
+      <w:r>
+        <w:t xml:space="preserve"> Tres </w:t>
+      </w:r>
+      <w:r>
+        <w:rPr>
+          <w:i/>
+          <w:iCs/>
+        </w:rPr>
+        <w:t>baselines</w:t>
+      </w:r>
+      <w:r>
+        <w:t xml:space="preserve"> deliberadamente triviales —el que responde siempre lo mismo, el que responde la clase mayoritaria y uno aleatorio— y un </w:t>
+      </w:r>
+      <w:r>
+        <w:rPr>
+          <w:b/>
+          <w:bCs/>
+        </w:rPr>
+        <w:t>modelo de referencia</w:t>
+      </w:r>
+      <w:r>
+        <w:t xml:space="preserve">, un bosque aleatorio, que recorre el circuito completo. En todo este documento </w:t>
+      </w:r>
+      <w:r>
+        <w:rPr>
+          <w:i/>
+          <w:iCs/>
+        </w:rPr>
+        <w:t>baseline</w:t>
+      </w:r>
+      <w:r>
+        <w:t xml:space="preserve"> designa a los tres triviales y </w:t>
+      </w:r>
+      <w:r>
+        <w:rPr>
+          <w:b/>
+          <w:bCs/>
+        </w:rPr>
+        <w:t>modelo de referencia</w:t>
+      </w:r>
+      <w:r>
+        <w:t xml:space="preserve"> designa al bosque; no se usan como sinónimos. Sirven para descartar explicaciones alternativas: si un modelo elaborado no supera al azar, no aprendió nada.</w:t>
+      </w:r>
+    </w:p>
+    <w:p>
+      <w:pPr>
+        <w:ind w:firstLine="720"/>
+      </w:pPr>
+      <w:r>
+        <w:rPr>
+          <w:b/>
+          <w:bCs/>
+        </w:rPr>
+        <w:t>Después los dos que pide el enunciado:</w:t>
+      </w:r>
+      <w:r>
+        <w:t xml:space="preserve"> un modelo fundacional disponible públicamente, y un modelo más avanzado. La comparación entre ambos es la conclusión central del proyecto, y por eso las dos se miden con la misma función de evaluación, la misma partición y el mismo criterio.</w:t>
+      </w:r>
+    </w:p>
+    <w:p>
+      <w:pPr>
+        <w:ind w:firstLine="720"/>
+      </w:pPr>
+      <w:r>
+        <w:rPr>
+          <w:b/>
+          <w:bCs/>
+        </w:rPr>
+        <w:t>El criterio de decisión está fijado desde antes de medir:</w:t>
+      </w:r>
+      <w:r>
+        <w:t xml:space="preserve"> un modelo solo se declara mejor si supera al mejor de los baselines en F1 macro por al menos </w:t>
+      </w:r>
+      <w:r>
+        <w:rPr>
+          <w:b/>
+          <w:bCs/>
+        </w:rPr>
+        <w:t>0,02</w:t>
+      </w:r>
+      <w:r>
+        <w:t>. Cualquier diferencia menor se reporta como no concluyente.</w:t>
+      </w:r>
+    </w:p>
+    <w:p>
+      <w:pPr>
+        <w:ind w:firstLine="720"/>
+      </w:pPr>
       <w:r>
         <w:lastRenderedPageBreak/>
-        <w:t>6. Selección del modelo</w:t>
-      </w:r>
-      <w:bookmarkEnd w:id="14"/>
-    </w:p>
-    <w:p>
-      <w:pPr>
-        <w:ind w:firstLine="720"/>
-      </w:pPr>
-      <w:r>
-        <w:t>Se aborda en dos pasos, como pide el enunciado, y con un piso obligatorio antes de los dos.</w:t>
-      </w:r>
-    </w:p>
-    <w:p>
-      <w:pPr>
-        <w:ind w:firstLine="720"/>
-      </w:pPr>
-      <w:r>
-        <w:rPr>
-          <w:b/>
-          <w:bCs/>
-        </w:rPr>
-        <w:t>Primero el piso.</w:t>
-      </w:r>
-      <w:r>
-        <w:t xml:space="preserve"> Tres modelos de referencia deliberadamente triviales —el que responde siempre lo mismo, el que responde la clase mayoritaria y uno aleatorio— y un modelo clásico de referencia que recorre el circuito completo. Sirven para descartar explicaciones alternativas: si un modelo elaborado no supera al azar, no aprendió nada.</w:t>
-      </w:r>
-    </w:p>
-    <w:p>
-      <w:pPr>
-        <w:ind w:firstLine="720"/>
-      </w:pPr>
-      <w:r>
-        <w:rPr>
-          <w:b/>
-          <w:bCs/>
-        </w:rPr>
-        <w:t>Después los dos que pide el enunciado:</w:t>
-      </w:r>
-      <w:r>
-        <w:t xml:space="preserve"> un modelo fundacional disponible públicamente, y un modelo más avanzado. La comparación entre ambos es la conclusión central del proyecto, y por eso las dos se miden con la misma función de evaluación, la misma partición y el mismo criterio.</w:t>
-      </w:r>
-    </w:p>
-    <w:p>
-      <w:pPr>
-        <w:ind w:firstLine="720"/>
-      </w:pPr>
-      <w:r>
-        <w:rPr>
-          <w:b/>
-          <w:bCs/>
-        </w:rPr>
-        <w:t>El criterio de decisión está fijado desde antes de medir:</w:t>
-      </w:r>
-      <w:r>
-        <w:t xml:space="preserve"> un modelo solo se declara mejor si supera al mejor de los baselines en F1 macro por al menos </w:t>
-      </w:r>
-      <w:r>
-        <w:rPr>
-          <w:b/>
-          <w:bCs/>
-        </w:rPr>
-        <w:t>0,02</w:t>
-      </w:r>
-      <w:r>
-        <w:t>. Cualquier diferencia menor se reporta como no concluyente.</w:t>
-      </w:r>
-    </w:p>
-    <w:p>
-      <w:pPr>
-        <w:ind w:firstLine="720"/>
-      </w:pPr>
-      <w:r>
         <w:t xml:space="preserve">La justificación concreta de qué modelo fundacional se elige, con el inventario medido de candidatos, está en </w:t>
       </w:r>
       <w:r>
@@ -5562,7 +5682,7 @@
         <w:pStyle w:val="Ttulo2"/>
         <w:keepNext/>
       </w:pPr>
-      <w:bookmarkStart w:id="15" w:name="_Toc238223573"/>
+      <w:bookmarkStart w:id="15" w:name="_Toc238247515"/>
       <w:r>
         <w:t>7. Entrenamiento y optimización de hiperparámetros</w:t>
       </w:r>
@@ -5607,7 +5727,6 @@
           <w:b/>
           <w:bCs/>
         </w:rPr>
-        <w:lastRenderedPageBreak/>
         <w:t>La búsqueda de hiperparámetros no se hace todavía.</w:t>
       </w:r>
       <w:r>
@@ -5652,7 +5771,7 @@
         <w:pStyle w:val="Ttulo2"/>
         <w:keepNext/>
       </w:pPr>
-      <w:bookmarkStart w:id="16" w:name="_Toc238223574"/>
+      <w:bookmarkStart w:id="16" w:name="_Toc238247516"/>
       <w:r>
         <w:t>8. Evaluación y despliegue</w:t>
       </w:r>
@@ -5682,6 +5801,7 @@
           <w:b/>
           <w:bCs/>
         </w:rPr>
+        <w:lastRenderedPageBreak/>
         <w:t>Lo que hay que reportar sobre la anticipación real.</w:t>
       </w:r>
       <w:r>
@@ -5784,9 +5904,8 @@
         <w:pStyle w:val="Ttulo2"/>
         <w:keepNext/>
       </w:pPr>
-      <w:bookmarkStart w:id="17" w:name="_Toc238223575"/>
-      <w:r>
-        <w:lastRenderedPageBreak/>
+      <w:bookmarkStart w:id="17" w:name="_Toc238247517"/>
+      <w:r>
         <w:t>Lo que este procedimiento todavía no resuelve</w:t>
       </w:r>
       <w:bookmarkEnd w:id="17"/>
@@ -5874,7 +5993,11 @@
         <w:t>h</w:t>
       </w:r>
       <w:r>
-        <w:t xml:space="preserve"> es la forma de la curva y no su magnitud, y esa magnitud pequeña es en sí misma un aviso: el problema es difícil con las características actuales.</w:t>
+        <w:t xml:space="preserve"> es la forma de la </w:t>
+      </w:r>
+      <w:r>
+        <w:lastRenderedPageBreak/>
+        <w:t>curva y no su magnitud, y esa magnitud pequeña es en sí misma un aviso: el problema es difícil con las características actuales.</w:t>
       </w:r>
     </w:p>
     <w:p>
@@ -5882,7 +6005,7 @@
         <w:pStyle w:val="Ttulo1"/>
         <w:keepNext/>
       </w:pPr>
-      <w:bookmarkStart w:id="18" w:name="_Toc238223576"/>
+      <w:bookmarkStart w:id="18" w:name="_Toc238247518"/>
       <w:r>
         <w:t>Conclusiones</w:t>
       </w:r>
@@ -5920,41 +6043,44 @@
           <w:b/>
           <w:bCs/>
         </w:rPr>
+        <w:t>Primera. Los tres parámetros que definen el problema dejaron de ser provisionales, y cada uno se fijó con un criterio distinto declarado antes de medir.</w:t>
+      </w:r>
+      <w:r>
+        <w:t xml:space="preserve"> La granularidad, por el piso de ejemplos de la clase minoritaria; la ventana, por ser la mayor que lo cumple; y el horizonte, por la caída de la información mutua entre lo observable y la etiqueta. Que sean tres criterios y no uno importa: fijar los tres con el mismo argumento habría sido justificar una decisión ya tomada.</w:t>
+      </w:r>
+    </w:p>
+    <w:p>
+      <w:pPr>
+        <w:ind w:firstLine="720"/>
+      </w:pPr>
+      <w:r>
+        <w:rPr>
+          <w:b/>
+          <w:bCs/>
+        </w:rPr>
+        <w:t>Segunda. La elección del modelo fundacional se resolvió por coste medido y no por preferencia.</w:t>
+      </w:r>
+      <w:r>
+        <w:t xml:space="preserve"> Los tres candidatos evaluados corren en CPU, pero el tiempo de inferencia sobre el bloque de validación los separa por tres órdenes de magnitud, y el descarte más costoso se decidió con ese número. Merece señalarse que el criterio que elimina a FinLSPM no es técnico sino de disponibilidad: el enunciado exige código público y no logramos encontrarlo, lo que se reporta como lo que es —no lo hemos encontrado— y no como una afirmación sobre su inexistencia.</w:t>
+      </w:r>
+    </w:p>
+    <w:p>
+      <w:pPr>
+        <w:ind w:firstLine="720"/>
+      </w:pPr>
+      <w:r>
+        <w:rPr>
+          <w:b/>
+          <w:bCs/>
+        </w:rPr>
+        <w:t>Tercera. CryptoMamba queda descartado por dos razones independientes, y una obliga a consultar al profesor.</w:t>
+      </w:r>
+      <w:r>
+        <w:t xml:space="preserve"> No puede instalarse sin CUDA en ninguna de las máquinas del equipo, lo que se comprobó en un entorno desechable, y además no es un Transformer sino un </w:t>
+      </w:r>
+      <w:r>
         <w:lastRenderedPageBreak/>
-        <w:t>Primera. Los tres parámetros que definen el problema dejaron de ser provisionales, y cada uno se fijó con un criterio distinto declarado antes de medir.</w:t>
-      </w:r>
-      <w:r>
-        <w:t xml:space="preserve"> La granularidad, por el piso de ejemplos de la clase minoritaria; la ventana, por ser la mayor que lo cumple; y el horizonte, por la caída de la información mutua entre lo observable y la etiqueta. Que sean tres criterios y no uno importa: fijar los tres con el mismo argumento habría sido justificar una decisión ya tomada.</w:t>
-      </w:r>
-    </w:p>
-    <w:p>
-      <w:pPr>
-        <w:ind w:firstLine="720"/>
-      </w:pPr>
-      <w:r>
-        <w:rPr>
-          <w:b/>
-          <w:bCs/>
-        </w:rPr>
-        <w:t>Segunda. La elección del modelo fundacional se resolvió por coste medido y no por preferencia.</w:t>
-      </w:r>
-      <w:r>
-        <w:t xml:space="preserve"> Los tres candidatos evaluados corren en CPU, pero el tiempo de inferencia sobre el bloque de validación los separa por tres órdenes de magnitud, y el descarte más costoso se decidió con ese número. Merece señalarse que el criterio que elimina a FinLSPM no es técnico sino de disponibilidad: el enunciado exige código público y no logramos encontrarlo, lo que se reporta como lo que es —no lo hemos encontrado— y no como una afirmación sobre su inexistencia.</w:t>
-      </w:r>
-    </w:p>
-    <w:p>
-      <w:pPr>
-        <w:ind w:firstLine="720"/>
-      </w:pPr>
-      <w:r>
-        <w:rPr>
-          <w:b/>
-          <w:bCs/>
-        </w:rPr>
-        <w:t>Tercera. CryptoMamba queda descartado por dos razones independientes, y una obliga a consultar al profesor.</w:t>
-      </w:r>
-      <w:r>
-        <w:t xml:space="preserve"> No puede instalarse sin CUDA en ninguna de las máquinas del equipo, lo que se comprobó en un entorno desechable, y además no es un Transformer sino un modelo de espacio de estados, mientras que el enunciado pide expresamente un Transformer como segundo modelo. La primera razón es nuestra limitación; la segunda es una ambigüedad del enunciado que preferimos plantear antes que resolver por cuenta propia.</w:t>
+        <w:t>modelo de espacio de estados, mientras que el enunciado pide expresamente un Transformer como segundo modelo. La primera razón es nuestra limitación; la segunda es una ambigüedad del enunciado que preferimos plantear antes que resolver por cuenta propia.</w:t>
       </w:r>
     </w:p>
     <w:p>
@@ -5977,114 +6103,149 @@
         <w:ind w:firstLine="720"/>
       </w:pPr>
       <w:r>
+        <w:t xml:space="preserve">El modelo de referencia aventaja al baseline aleatorio en </w:t>
+      </w:r>
+      <w:r>
+        <w:rPr>
+          <w:b/>
+          <w:bCs/>
+        </w:rPr>
+        <w:t>0,0537</w:t>
+      </w:r>
+      <w:r>
+        <w:t xml:space="preserve"> de F1 macro, con un intervalo de confianza del 95 % de </w:t>
+      </w:r>
+      <w:r>
+        <w:rPr>
+          <w:b/>
+          <w:bCs/>
+        </w:rPr>
+        <w:t>[0,0137 , 0,0929]</w:t>
+      </w:r>
+      <w:r>
+        <w:t xml:space="preserve"> que excluye el cero y supera el umbral de decisión de 0,02 que el equipo fijó de antemano. La ventaja sobrevive al reentrenamiento: sobre cinco semillas, la menor diferencia observada es de 0,0296 y ninguna cae por debajo del umbral. Frente al baseline trivial la diferencia es de </w:t>
+      </w:r>
+      <w:r>
+        <w:rPr>
+          <w:b/>
+          <w:bCs/>
+        </w:rPr>
+        <w:t>0,0744</w:t>
+      </w:r>
+      <w:r>
+        <w:t xml:space="preserve">, con intervalo </w:t>
+      </w:r>
+      <w:r>
+        <w:rPr>
+          <w:b/>
+          <w:bCs/>
+        </w:rPr>
+        <w:t>[0,0418 , 0,1077]</w:t>
+      </w:r>
+      <w:r>
+        <w:t>.</w:t>
+      </w:r>
+    </w:p>
+    <w:p>
+      <w:pPr>
+        <w:ind w:firstLine="720"/>
+      </w:pPr>
+      <w:r>
+        <w:t xml:space="preserve">Buena parte de ese margen procede de una decisión concreta y medible. Expresar los rezagos como variación relativa al precio actual, en lugar de como precio en nivel, aporta por sí solo </w:t>
+      </w:r>
+      <w:r>
+        <w:rPr>
+          <w:b/>
+          <w:bCs/>
+        </w:rPr>
+        <w:t>0,0462</w:t>
+      </w:r>
+      <w:r>
+        <w:t xml:space="preserve"> de F1 macro, con intervalo </w:t>
+      </w:r>
+      <w:r>
+        <w:rPr>
+          <w:b/>
+          <w:bCs/>
+        </w:rPr>
+        <w:t>[0,0141 , 0,0805]</w:t>
+      </w:r>
+      <w:r>
+        <w:t>. Medido con la representación anterior, el mismo modelo aventajaba al azar en apenas 0,0075, con un intervalo que incluía el cero: la mejora no proviene de un modelo distinto, sino de haber alineado la construcción de las características con la evidencia de estacionariedad reportada en la Semana 1.</w:t>
+      </w:r>
+    </w:p>
+    <w:p>
+      <w:pPr>
+        <w:ind w:firstLine="720"/>
+      </w:pPr>
+      <w:r>
+        <w:t xml:space="preserve">Lo que no se sostiene es el supuesto multivariante. La diferencia entre emplear los seis criptoactivos y emplear únicamente Litecoin es de </w:t>
+      </w:r>
+      <w:r>
+        <w:rPr>
+          <w:b/>
+          <w:bCs/>
+        </w:rPr>
+        <w:t>0,0090</w:t>
+      </w:r>
+      <w:r>
+        <w:t xml:space="preserve">, con un intervalo de </w:t>
+      </w:r>
+      <w:r>
+        <w:rPr>
+          <w:b/>
+          <w:bCs/>
+        </w:rPr>
+        <w:t>[−0,0229 , 0,0417]</w:t>
+      </w:r>
+      <w:r>
+        <w:t xml:space="preserve"> que incluye el cero, por debajo del umbral, y con dos de cinco semillas arrojando diferencia negativa. </w:t>
+      </w:r>
+      <w:r>
+        <w:rPr>
+          <w:b/>
+          <w:bCs/>
+        </w:rPr>
+        <w:t>No puede afirmarse que las cinco series de apoyo aporten información sobre los puntos de inflexión de Litecoin.</w:t>
+      </w:r>
+    </w:p>
+    <w:p>
+      <w:pPr>
+        <w:ind w:firstLine="720"/>
+      </w:pPr>
+      <w:r>
         <w:lastRenderedPageBreak/>
-        <w:t xml:space="preserve">El modelo de referencia aventaja al baseline aleatorio en </w:t>
-      </w:r>
-      <w:r>
-        <w:rPr>
-          <w:b/>
-          <w:bCs/>
-        </w:rPr>
-        <w:t>0,0537</w:t>
-      </w:r>
-      <w:r>
-        <w:t xml:space="preserve"> de F1 macro, con un intervalo de confianza del 95 % de </w:t>
-      </w:r>
-      <w:r>
-        <w:rPr>
-          <w:b/>
-          <w:bCs/>
-        </w:rPr>
-        <w:t>[0,0137 , 0,0929]</w:t>
-      </w:r>
-      <w:r>
-        <w:t xml:space="preserve"> que excluye el cero y supera el umbral de decisión de 0,02 que el equipo fijó de antemano. La ventaja sobrevive al reentrenamiento: sobre cinco semillas, la menor diferencia observada es de 0,0296 y ninguna cae por debajo del umbral. Frente al baseline trivial la diferencia es de </w:t>
-      </w:r>
-      <w:r>
-        <w:rPr>
-          <w:b/>
-          <w:bCs/>
-        </w:rPr>
-        <w:t>0,0744</w:t>
-      </w:r>
-      <w:r>
-        <w:t xml:space="preserve">, con intervalo </w:t>
-      </w:r>
-      <w:r>
-        <w:rPr>
-          <w:b/>
-          <w:bCs/>
-        </w:rPr>
-        <w:t>[0,0418 , 0,1077]</w:t>
-      </w:r>
-      <w:r>
-        <w:t>.</w:t>
-      </w:r>
-    </w:p>
-    <w:p>
-      <w:pPr>
-        <w:ind w:firstLine="720"/>
-      </w:pPr>
-      <w:r>
-        <w:t xml:space="preserve">Buena parte de ese margen procede de una decisión concreta y medible. Expresar los rezagos como variación relativa al precio actual, en lugar de como precio en nivel, aporta por sí solo </w:t>
-      </w:r>
-      <w:r>
-        <w:rPr>
-          <w:b/>
-          <w:bCs/>
-        </w:rPr>
-        <w:t>0,0462</w:t>
-      </w:r>
-      <w:r>
-        <w:t xml:space="preserve"> de F1 macro, con intervalo </w:t>
-      </w:r>
-      <w:r>
-        <w:rPr>
-          <w:b/>
-          <w:bCs/>
-        </w:rPr>
-        <w:t>[0,0141 , 0,0805]</w:t>
-      </w:r>
-      <w:r>
-        <w:t>. Medido con la representación anterior, el mismo modelo aventajaba al azar en apenas 0,0075, con un intervalo que incluía el cero: la mejora no proviene de un modelo distinto, sino de haber alineado la construcción de las características con la evidencia de estacionariedad reportada en la Semana 1.</w:t>
-      </w:r>
-    </w:p>
-    <w:p>
-      <w:pPr>
-        <w:ind w:firstLine="720"/>
-      </w:pPr>
-      <w:r>
-        <w:t xml:space="preserve">Lo que no se sostiene es el supuesto multivariante. La diferencia entre emplear los seis criptoactivos y emplear únicamente Litecoin es de </w:t>
-      </w:r>
-      <w:r>
-        <w:rPr>
-          <w:b/>
-          <w:bCs/>
-        </w:rPr>
-        <w:t>0,0090</w:t>
-      </w:r>
-      <w:r>
-        <w:t xml:space="preserve">, con un intervalo de </w:t>
-      </w:r>
-      <w:r>
-        <w:rPr>
-          <w:b/>
-          <w:bCs/>
-        </w:rPr>
-        <w:t>[−0,0229 , 0,0417]</w:t>
-      </w:r>
-      <w:r>
-        <w:t xml:space="preserve"> que incluye el cero, por debajo del umbral, y con dos de cinco semillas arrojando diferencia negativa. </w:t>
-      </w:r>
-      <w:r>
-        <w:rPr>
-          <w:b/>
-          <w:bCs/>
-        </w:rPr>
-        <w:t>No puede afirmarse que las cinco series de apoyo aporten información sobre los puntos de inflexión de Litecoin.</w:t>
-      </w:r>
-      <w:r>
-        <w:t xml:space="preserve"> El planteamiento multivariante era razonable a la vista de las correlaciones medidas en la Semana 1, y esa justificación de diseño se mantiene; lo que la medición añade es que dicha estructura no se traduce, con este modelo y a esta resolución, en poder predictivo distinguible del ruido.</w:t>
+        <w:t xml:space="preserve">Un control posterior permite decirlo de forma más concreta. Al calibrar el banco de pruebas de representaciones se añadieron al modelo ocho columnas que reemiten información ya presente bajo otro nombre y que, por construcción, no aportan nada: su efecto medido es de </w:t>
+      </w:r>
+      <w:r>
+        <w:rPr>
+          <w:b/>
+          <w:bCs/>
+        </w:rPr>
+        <w:t>0,00071</w:t>
+      </w:r>
+      <w:r>
+        <w:t xml:space="preserve"> de media, con el signo cambiando entre semillas. El aporte de los cinco activos de apoyo es de </w:t>
+      </w:r>
+      <w:r>
+        <w:rPr>
+          <w:b/>
+          <w:bCs/>
+        </w:rPr>
+        <w:t>0,00078</w:t>
+      </w:r>
+      <w:r>
+        <w:t xml:space="preserve">, con la misma inestabilidad. </w:t>
+      </w:r>
+      <w:r>
+        <w:rPr>
+          <w:b/>
+          <w:bCs/>
+        </w:rPr>
+        <w:t>Ambos efectos coinciden hasta el cuarto decimal</w:t>
+      </w:r>
+      <w:r>
+        <w:t>, de modo que lo que se mide al incorporar los cinco criptoactivos es del mismo tamaño que lo que se mide al no incorporar nada. El planteamiento multivariante era razonable a la vista de las correlaciones medidas en la Semana 1, y esa justificación de diseño se mantiene; lo que la medición añade es que dicha estructura no se traduce, con este modelo y a esta resolución, en poder predictivo distinguible del ruido.</w:t>
       </w:r>
     </w:p>
     <w:p>
@@ -6100,7 +6261,7 @@
         <w:pStyle w:val="Ttulo2"/>
         <w:keepNext/>
       </w:pPr>
-      <w:bookmarkStart w:id="19" w:name="_Toc238223577"/>
+      <w:bookmarkStart w:id="19" w:name="_Toc238247519"/>
       <w:r>
         <w:t>Limitaciones</w:t>
       </w:r>
@@ -6123,37 +6284,37 @@
           <w:b/>
           <w:bCs/>
         </w:rPr>
+        <w:t>La señal disponible es escasa.</w:t>
+      </w:r>
+      <w:r>
+        <w:t xml:space="preserve"> La información mutua entre lo observable y la etiqueta es baja para todo horizonte, incluido el elegido. Lo que sustenta la decisión es la forma de la curva y no su magnitud, y esa magnitud pequeña es en sí misma un aviso sobre la dificultad del problema con las características actuales.</w:t>
+      </w:r>
+    </w:p>
+    <w:p>
+      <w:pPr>
+        <w:ind w:firstLine="720"/>
+      </w:pPr>
+      <w:r>
+        <w:rPr>
+          <w:b/>
+          <w:bCs/>
+        </w:rPr>
+        <w:t>El conjunto de validación no tiene resolución suficiente.</w:t>
+      </w:r>
+      <w:r>
+        <w:t xml:space="preserve"> Con 99 máximos y 94 mínimos, y un F1 macro que pesa esas dos clases a dos tercios, unos pocos aciertos mueven el resultado de forma apreciable. Cualquier comparación entre modelos que no venga acompañada de un intervalo debe leerse con reserva.</w:t>
+      </w:r>
+    </w:p>
+    <w:p>
+      <w:pPr>
+        <w:ind w:firstLine="720"/>
+      </w:pPr>
+      <w:r>
+        <w:rPr>
+          <w:b/>
+          <w:bCs/>
+        </w:rPr>
         <w:lastRenderedPageBreak/>
-        <w:t>La señal disponible es escasa.</w:t>
-      </w:r>
-      <w:r>
-        <w:t xml:space="preserve"> La información mutua entre lo observable y la etiqueta es baja para todo horizonte, incluido el elegido. Lo que sustenta la decisión es la forma de la curva y no su magnitud, y esa magnitud pequeña es en sí misma un aviso sobre la dificultad del problema con las características actuales.</w:t>
-      </w:r>
-    </w:p>
-    <w:p>
-      <w:pPr>
-        <w:ind w:firstLine="720"/>
-      </w:pPr>
-      <w:r>
-        <w:rPr>
-          <w:b/>
-          <w:bCs/>
-        </w:rPr>
-        <w:t>El conjunto de validación no tiene resolución suficiente.</w:t>
-      </w:r>
-      <w:r>
-        <w:t xml:space="preserve"> Con 99 máximos y 94 mínimos, y un F1 macro que pesa esas dos clases a dos tercios, unos pocos aciertos mueven el resultado de forma apreciable. Cualquier comparación entre modelos que no venga acompañada de un intervalo debe leerse con reserva.</w:t>
-      </w:r>
-    </w:p>
-    <w:p>
-      <w:pPr>
-        <w:ind w:firstLine="720"/>
-      </w:pPr>
-      <w:r>
-        <w:rPr>
-          <w:b/>
-          <w:bCs/>
-        </w:rPr>
         <w:t>Una fracción de los puntos de inflexión es impredecible por construcción.</w:t>
       </w:r>
       <w:r>
@@ -6183,7 +6344,7 @@
         <w:pStyle w:val="Ttulo2"/>
         <w:keepNext/>
       </w:pPr>
-      <w:bookmarkStart w:id="20" w:name="_Toc238223578"/>
+      <w:bookmarkStart w:id="20" w:name="_Toc238247520"/>
       <w:r>
         <w:t>Sobre el umbral de decisión</w:t>
       </w:r>
@@ -6204,11 +6365,7 @@
         <w:t>es una convención del equipo acordada de antemano, no un contraste estadístico.</w:t>
       </w:r>
       <w:r>
-        <w:t xml:space="preserve"> Fijarlo </w:t>
-      </w:r>
-      <w:r>
-        <w:lastRenderedPageBreak/>
-        <w:t>antes de mirar los resultados fue lo correcto, porque impide elegir el criterio después de conocer el desenlace; presentarlo como si fuera una prueba de significancia no lo sería. Cuando el margen y su intervalo discrepen, manda el intervalo.</w:t>
+        <w:t xml:space="preserve"> Fijarlo antes de mirar los resultados fue lo correcto, porque impide elegir el criterio después de conocer el desenlace; presentarlo como si fuera una prueba de significancia no lo sería. Cuando el margen y su intervalo discrepen, manda el intervalo.</w:t>
       </w:r>
     </w:p>
     <w:p>
@@ -6216,7 +6373,7 @@
         <w:pStyle w:val="Ttulo2"/>
         <w:keepNext/>
       </w:pPr>
-      <w:bookmarkStart w:id="21" w:name="_Toc238223579"/>
+      <w:bookmarkStart w:id="21" w:name="_Toc238247521"/>
       <w:r>
         <w:t>Trabajo siguiente</w:t>
       </w:r>
@@ -6227,7 +6384,11 @@
         <w:ind w:firstLine="720"/>
       </w:pPr>
       <w:r>
-        <w:t xml:space="preserve">La tercera entrega desarrolla el modelo fundacional y las pruebas de detección con datos sintéticos, de entrenamiento y en tiempo real. Conviene declarar que qué se entiende por "tiempo real" está consultado con el profesor y pendiente de respuesta: como la etiqueta de un instante no se conoce hasta </w:t>
+        <w:t xml:space="preserve">La tercera entrega desarrolla el modelo fundacional y las pruebas de detección con datos sintéticos, de entrenamiento y en tiempo real. Conviene declarar que qué se entiende por "tiempo real" está consultado con el profesor y pendiente de respuesta: como la etiqueta de un instante no </w:t>
+      </w:r>
+      <w:r>
+        <w:lastRenderedPageBreak/>
+        <w:t xml:space="preserve">se conoce hasta </w:t>
       </w:r>
       <w:r>
         <w:rPr>
@@ -6251,7 +6412,7 @@
         <w:pStyle w:val="Ttulo1"/>
         <w:keepNext/>
       </w:pPr>
-      <w:bookmarkStart w:id="22" w:name="_Toc238223580"/>
+      <w:bookmarkStart w:id="22" w:name="_Toc238247522"/>
       <w:r>
         <w:lastRenderedPageBreak/>
         <w:t>Referencias</w:t>
@@ -6495,10 +6656,10 @@
 <file path=word/numbering.xml><?xml version="1.0" encoding="utf-8"?>
 <w:numbering xmlns:wpc="http://schemas.microsoft.com/office/word/2010/wordprocessingCanvas" xmlns:cx="http://schemas.microsoft.com/office/drawing/2014/chartex" xmlns:cx1="http://schemas.microsoft.com/office/drawing/2015/9/8/chartex" xmlns:cx2="http://schemas.microsoft.com/office/drawing/2015/10/21/chartex" xmlns:cx3="http://schemas.microsoft.com/office/drawing/2016/5/9/chartex" xmlns:cx4="http://schemas.microsoft.com/office/drawing/2016/5/10/chartex" xmlns:cx5="http://schemas.microsoft.com/office/drawing/2016/5/11/chartex" xmlns:cx6="http://schemas.microsoft.com/office/drawing/2016/5/12/chartex" xmlns:cx7="http://schemas.microsoft.com/office/drawing/2016/5/13/chartex" xmlns:cx8="http://schemas.microsoft.com/office/drawing/2016/5/14/chartex" xmlns:mc="http://schemas.openxmlformats.org/markup-compatibility/2006" xmlns:aink="http://schemas.microsoft.com/office/drawing/2016/ink" xmlns:am3d="http://schemas.microsoft.com/office/drawing/2017/model3d" xmlns:o="urn:schemas-microsoft-com:office:office" xmlns:oel="http://schemas.microsoft.com/office/2019/extlst" xmlns:r="http://schemas.openxmlformats.org/officeDocument/2006/relationships" xmlns:m="http://schemas.openxmlformats.org/officeDocument/2006/math" xmlns:v="urn:schemas-microsoft-com:vml" xmlns:wp14="http://schemas.microsoft.com/office/word/2010/wordprocessingDrawing" xmlns:wp="http://schemas.openxmlformats.org/drawingml/2006/wordprocessingDrawing" xmlns:w10="urn:schemas-microsoft-com:office:word" xmlns:w="http://schemas.openxmlformats.org/wordprocessingml/2006/main" xmlns:w14="http://schemas.microsoft.com/office/word/2010/wordml" xmlns:w15="http://schemas.microsoft.com/office/word/2012/wordml" xmlns:w16cei="http://schemas.microsoft.com/office/word/2026/wordml/cei" xmlns:w16cex="http://schemas.microsoft.com/office/word/2018/wordml/cex" xmlns:w16cid="http://schemas.microsoft.com/office/word/2016/wordml/cid" xmlns:w16="http://schemas.microsoft.com/office/word/2018/wordml" xmlns:w16du="http://schemas.microsoft.com/office/word/2023/wordml/word16du" xmlns:w16sdtdh="http://schemas.microsoft.com/office/word/2020/wordml/sdtdatahash" xmlns:w16sdtfl="http://schemas.microsoft.com/office/word/2024/wordml/sdtformatlock" xmlns:w16se="http://schemas.microsoft.com/office/word/2015/wordml/symex" xmlns:wpg="http://schemas.microsoft.com/office/word/2010/wordprocessingGroup" xmlns:wpi="http://schemas.microsoft.com/office/word/2010/wordprocessingInk" xmlns:wne="http://schemas.microsoft.com/office/word/2006/wordml" xmlns:wps="http://schemas.microsoft.com/office/word/2010/wordprocessingShape" mc:Ignorable="w14 w15 w16se w16cid w16 w16cex w16sdtdh w16sdtfl w16du wp14">
   <w:abstractNum w:abstractNumId="0" w15:restartNumberingAfterBreak="0">
-    <w:nsid w:val="041F4FFE"/>
+    <w:nsid w:val="16E03CA0"/>
     <w:multiLevelType w:val="hybridMultilevel"/>
-    <w:tmpl w:val="83C48F2A"/>
-    <w:lvl w:ilvl="0" w:tplc="D8FA8340">
+    <w:tmpl w:val="1DBC26DA"/>
+    <w:lvl w:ilvl="0" w:tplc="EDBE1582">
       <w:start w:val="1"/>
       <w:numFmt w:val="bullet"/>
       <w:lvlText w:val="●"/>
@@ -6507,7 +6668,7 @@
         <w:ind w:left="720" w:hanging="360"/>
       </w:pPr>
     </w:lvl>
-    <w:lvl w:ilvl="1" w:tplc="BC5A65A6">
+    <w:lvl w:ilvl="1" w:tplc="8B36044E">
       <w:start w:val="1"/>
       <w:numFmt w:val="bullet"/>
       <w:lvlText w:val="○"/>
@@ -6516,7 +6677,7 @@
         <w:ind w:left="1440" w:hanging="360"/>
       </w:pPr>
     </w:lvl>
-    <w:lvl w:ilvl="2" w:tplc="22883B1E">
+    <w:lvl w:ilvl="2" w:tplc="9EC09AF4">
       <w:start w:val="1"/>
       <w:numFmt w:val="bullet"/>
       <w:lvlText w:val="■"/>
@@ -6525,7 +6686,7 @@
         <w:ind w:left="2160" w:hanging="360"/>
       </w:pPr>
     </w:lvl>
-    <w:lvl w:ilvl="3" w:tplc="7FDEF19E">
+    <w:lvl w:ilvl="3" w:tplc="29EA6444">
       <w:start w:val="1"/>
       <w:numFmt w:val="bullet"/>
       <w:lvlText w:val="●"/>
@@ -6534,7 +6695,7 @@
         <w:ind w:left="2880" w:hanging="360"/>
       </w:pPr>
     </w:lvl>
-    <w:lvl w:ilvl="4" w:tplc="F6887514">
+    <w:lvl w:ilvl="4" w:tplc="175A4D36">
       <w:start w:val="1"/>
       <w:numFmt w:val="bullet"/>
       <w:lvlText w:val="○"/>
@@ -6543,7 +6704,7 @@
         <w:ind w:left="3600" w:hanging="360"/>
       </w:pPr>
     </w:lvl>
-    <w:lvl w:ilvl="5" w:tplc="1B74A580">
+    <w:lvl w:ilvl="5" w:tplc="6700C620">
       <w:start w:val="1"/>
       <w:numFmt w:val="bullet"/>
       <w:lvlText w:val="■"/>
@@ -6552,7 +6713,7 @@
         <w:ind w:left="4320" w:hanging="360"/>
       </w:pPr>
     </w:lvl>
-    <w:lvl w:ilvl="6" w:tplc="BA027670">
+    <w:lvl w:ilvl="6" w:tplc="4386C70E">
       <w:start w:val="1"/>
       <w:numFmt w:val="bullet"/>
       <w:lvlText w:val="●"/>
@@ -6561,7 +6722,7 @@
         <w:ind w:left="5040" w:hanging="360"/>
       </w:pPr>
     </w:lvl>
-    <w:lvl w:ilvl="7" w:tplc="4A2018E0">
+    <w:lvl w:ilvl="7" w:tplc="16BCB3D0">
       <w:start w:val="1"/>
       <w:numFmt w:val="bullet"/>
       <w:lvlText w:val="●"/>
@@ -6570,7 +6731,7 @@
         <w:ind w:left="5760" w:hanging="360"/>
       </w:pPr>
     </w:lvl>
-    <w:lvl w:ilvl="8" w:tplc="9B4E7BAE">
+    <w:lvl w:ilvl="8" w:tplc="DF1CCAE2">
       <w:start w:val="1"/>
       <w:numFmt w:val="bullet"/>
       <w:lvlText w:val="●"/>
@@ -6580,7 +6741,7 @@
       </w:pPr>
     </w:lvl>
   </w:abstractNum>
-  <w:num w:numId="1" w16cid:durableId="1495804015">
+  <w:num w:numId="1" w16cid:durableId="343022576">
     <w:abstractNumId w:val="0"/>
     <w:lvlOverride w:ilvl="0">
       <w:startOverride w:val="1"/>
@@ -7204,7 +7365,7 @@
     <w:autoRedefine/>
     <w:uiPriority w:val="39"/>
     <w:unhideWhenUsed/>
-    <w:rsid w:val="009873A8"/>
+    <w:rsid w:val="00C20C25"/>
     <w:pPr>
       <w:spacing w:after="100"/>
     </w:pPr>
@@ -7216,7 +7377,7 @@
     <w:autoRedefine/>
     <w:uiPriority w:val="39"/>
     <w:unhideWhenUsed/>
-    <w:rsid w:val="009873A8"/>
+    <w:rsid w:val="00C20C25"/>
     <w:pPr>
       <w:spacing w:after="100"/>
       <w:ind w:left="240"/>

--- a/docs/entregas/semana-2/Marco teorico - Semana 2.docx
+++ b/docs/entregas/semana-2/Marco teorico - Semana 2.docx
@@ -1,6 +1,6 @@
 
 <file path=word/document.xml><?xml version="1.0" encoding="utf-8"?>
-<w:document xmlns:wpc="http://schemas.microsoft.com/office/word/2010/wordprocessingCanvas" xmlns:cx="http://schemas.microsoft.com/office/drawing/2014/chartex" xmlns:cx1="http://schemas.microsoft.com/office/drawing/2015/9/8/chartex" xmlns:cx2="http://schemas.microsoft.com/office/drawing/2015/10/21/chartex" xmlns:cx3="http://schemas.microsoft.com/office/drawing/2016/5/9/chartex" xmlns:cx4="http://schemas.microsoft.com/office/drawing/2016/5/10/chartex" xmlns:cx5="http://schemas.microsoft.com/office/drawing/2016/5/11/chartex" xmlns:cx6="http://schemas.microsoft.com/office/drawing/2016/5/12/chartex" xmlns:cx7="http://schemas.microsoft.com/office/drawing/2016/5/13/chartex" xmlns:cx8="http://schemas.microsoft.com/office/drawing/2016/5/14/chartex" xmlns:mc="http://schemas.openxmlformats.org/markup-compatibility/2006" xmlns:aink="http://schemas.microsoft.com/office/drawing/2016/ink" xmlns:am3d="http://schemas.microsoft.com/office/drawing/2017/model3d" xmlns:o="urn:schemas-microsoft-com:office:office" xmlns:oel="http://schemas.microsoft.com/office/2019/extlst" xmlns:r="http://schemas.openxmlformats.org/officeDocument/2006/relationships" xmlns:m="http://schemas.openxmlformats.org/officeDocument/2006/math" xmlns:v="urn:schemas-microsoft-com:vml" xmlns:wp14="http://schemas.microsoft.com/office/word/2010/wordprocessingDrawing" xmlns:wp="http://schemas.openxmlformats.org/drawingml/2006/wordprocessingDrawing" xmlns:w10="urn:schemas-microsoft-com:office:word" xmlns:w="http://schemas.openxmlformats.org/wordprocessingml/2006/main" xmlns:w14="http://schemas.microsoft.com/office/word/2010/wordml" xmlns:w15="http://schemas.microsoft.com/office/word/2012/wordml" xmlns:w16cei="http://schemas.microsoft.com/office/word/2026/wordml/cei" xmlns:w16cex="http://schemas.microsoft.com/office/word/2018/wordml/cex" xmlns:w16cid="http://schemas.microsoft.com/office/word/2016/wordml/cid" xmlns:w16="http://schemas.microsoft.com/office/word/2018/wordml" xmlns:w16du="http://schemas.microsoft.com/office/word/2023/wordml/word16du" xmlns:w16sdtdh="http://schemas.microsoft.com/office/word/2020/wordml/sdtdatahash" xmlns:w16sdtfl="http://schemas.microsoft.com/office/word/2024/wordml/sdtformatlock" xmlns:w16se="http://schemas.microsoft.com/office/word/2015/wordml/symex" xmlns:wpg="http://schemas.microsoft.com/office/word/2010/wordprocessingGroup" xmlns:wpi="http://schemas.microsoft.com/office/word/2010/wordprocessingInk" xmlns:wne="http://schemas.microsoft.com/office/word/2006/wordml" xmlns:wps="http://schemas.microsoft.com/office/word/2010/wordprocessingShape" mc:Ignorable="w14 w15 w16se w16cid w16 w16cex w16sdtdh w16sdtfl w16du wp14">
+<w:document xmlns:wpc="http://schemas.microsoft.com/office/word/2010/wordprocessingCanvas" xmlns:cx="http://schemas.microsoft.com/office/drawing/2014/chartex" xmlns:cx1="http://schemas.microsoft.com/office/drawing/2015/9/8/chartex" xmlns:cx2="http://schemas.microsoft.com/office/drawing/2015/10/21/chartex" xmlns:cx3="http://schemas.microsoft.com/office/drawing/2016/5/9/chartex" xmlns:cx4="http://schemas.microsoft.com/office/drawing/2016/5/10/chartex" xmlns:cx5="http://schemas.microsoft.com/office/drawing/2016/5/11/chartex" xmlns:cx6="http://schemas.microsoft.com/office/drawing/2016/5/12/chartex" xmlns:cx7="http://schemas.microsoft.com/office/drawing/2016/5/13/chartex" xmlns:cx8="http://schemas.microsoft.com/office/drawing/2016/5/14/chartex" xmlns:mc="http://schemas.openxmlformats.org/markup-compatibility/2006" xmlns:aink="http://schemas.microsoft.com/office/drawing/2016/ink" xmlns:am3d="http://schemas.microsoft.com/office/drawing/2017/model3d" xmlns:o="urn:schemas-microsoft-com:office:office" xmlns:oel="http://schemas.microsoft.com/office/2019/extlst" xmlns:r="http://schemas.openxmlformats.org/officeDocument/2006/relationships" xmlns:m="http://schemas.openxmlformats.org/officeDocument/2006/math" xmlns:v="urn:schemas-microsoft-com:vml" xmlns:wp14="http://schemas.microsoft.com/office/word/2010/wordprocessingDrawing" xmlns:wp="http://schemas.openxmlformats.org/drawingml/2006/wordprocessingDrawing" xmlns:w10="urn:schemas-microsoft-com:office:word" xmlns:w="http://schemas.openxmlformats.org/wordprocessingml/2006/main" xmlns:w14="http://schemas.microsoft.com/office/word/2010/wordml" xmlns:w15="http://schemas.microsoft.com/office/word/2012/wordml" xmlns:w16cex="http://schemas.microsoft.com/office/word/2018/wordml/cex" xmlns:w16cid="http://schemas.microsoft.com/office/word/2016/wordml/cid" xmlns:w16="http://schemas.microsoft.com/office/word/2018/wordml" xmlns:w16du="http://schemas.microsoft.com/office/word/2023/wordml/word16du" xmlns:w16sdtdh="http://schemas.microsoft.com/office/word/2020/wordml/sdtdatahash" xmlns:w16sdtfl="http://schemas.microsoft.com/office/word/2024/wordml/sdtformatlock" xmlns:w16se="http://schemas.microsoft.com/office/word/2015/wordml/symex" xmlns:wpg="http://schemas.microsoft.com/office/word/2010/wordprocessingGroup" xmlns:wpi="http://schemas.microsoft.com/office/word/2010/wordprocessingInk" xmlns:wne="http://schemas.microsoft.com/office/word/2006/wordml" xmlns:wps="http://schemas.microsoft.com/office/word/2010/wordprocessingShape" mc:Ignorable="w14 w15 w16se w16cid w16 w16cex w16sdtdh w16sdtfl w16du wp14">
   <w:body>
     <w:p>
       <w:pPr>
@@ -147,7 +147,7 @@
     <w:sdt>
       <w:sdtPr>
         <w:alias w:val="Contenido"/>
-        <w:id w:val="-537124368"/>
+        <w:id w:val="564841389"/>
       </w:sdtPr>
       <w:sdtEndPr/>
       <w:sdtContent>
@@ -174,7 +174,7 @@
           <w:r>
             <w:fldChar w:fldCharType="separate"/>
           </w:r>
-          <w:hyperlink w:anchor="_Toc238247500" w:history="1">
+          <w:hyperlink w:anchor="_Toc238458724" w:history="1">
             <w:r>
               <w:rPr>
                 <w:rStyle w:val="Hipervnculo"/>
@@ -198,7 +198,7 @@
               <w:rPr>
                 <w:noProof/>
               </w:rPr>
-              <w:instrText xml:space="preserve"> PAGEREF _Toc238247500 \h </w:instrText>
+              <w:instrText xml:space="preserve"> PAGEREF _Toc238458724 \h </w:instrText>
             </w:r>
             <w:r>
               <w:rPr>
@@ -239,7 +239,7 @@
               <w14:ligatures w14:val="standardContextual"/>
             </w:rPr>
           </w:pPr>
-          <w:hyperlink w:anchor="_Toc238247501" w:history="1">
+          <w:hyperlink w:anchor="_Toc238458725" w:history="1">
             <w:r>
               <w:rPr>
                 <w:rStyle w:val="Hipervnculo"/>
@@ -263,7 +263,7 @@
               <w:rPr>
                 <w:noProof/>
               </w:rPr>
-              <w:instrText xml:space="preserve"> PAGEREF _Toc238247501 \h </w:instrText>
+              <w:instrText xml:space="preserve"> PAGEREF _Toc238458725 \h </w:instrText>
             </w:r>
             <w:r>
               <w:rPr>
@@ -304,7 +304,7 @@
               <w14:ligatures w14:val="standardContextual"/>
             </w:rPr>
           </w:pPr>
-          <w:hyperlink w:anchor="_Toc238247502" w:history="1">
+          <w:hyperlink w:anchor="_Toc238458726" w:history="1">
             <w:r>
               <w:rPr>
                 <w:rStyle w:val="Hipervnculo"/>
@@ -328,7 +328,7 @@
               <w:rPr>
                 <w:noProof/>
               </w:rPr>
-              <w:instrText xml:space="preserve"> PAGEREF _Toc238247502 \h </w:instrText>
+              <w:instrText xml:space="preserve"> PAGEREF _Toc238458726 \h </w:instrText>
             </w:r>
             <w:r>
               <w:rPr>
@@ -369,7 +369,7 @@
               <w14:ligatures w14:val="standardContextual"/>
             </w:rPr>
           </w:pPr>
-          <w:hyperlink w:anchor="_Toc238247503" w:history="1">
+          <w:hyperlink w:anchor="_Toc238458727" w:history="1">
             <w:r>
               <w:rPr>
                 <w:rStyle w:val="Hipervnculo"/>
@@ -393,7 +393,7 @@
               <w:rPr>
                 <w:noProof/>
               </w:rPr>
-              <w:instrText xml:space="preserve"> PAGEREF _Toc238247503 \h </w:instrText>
+              <w:instrText xml:space="preserve"> PAGEREF _Toc238458727 \h </w:instrText>
             </w:r>
             <w:r>
               <w:rPr>
@@ -434,7 +434,7 @@
               <w14:ligatures w14:val="standardContextual"/>
             </w:rPr>
           </w:pPr>
-          <w:hyperlink w:anchor="_Toc238247504" w:history="1">
+          <w:hyperlink w:anchor="_Toc238458728" w:history="1">
             <w:r>
               <w:rPr>
                 <w:rStyle w:val="Hipervnculo"/>
@@ -458,7 +458,7 @@
               <w:rPr>
                 <w:noProof/>
               </w:rPr>
-              <w:instrText xml:space="preserve"> PAGEREF _Toc238247504 \h </w:instrText>
+              <w:instrText xml:space="preserve"> PAGEREF _Toc238458728 \h </w:instrText>
             </w:r>
             <w:r>
               <w:rPr>
@@ -499,7 +499,7 @@
               <w14:ligatures w14:val="standardContextual"/>
             </w:rPr>
           </w:pPr>
-          <w:hyperlink w:anchor="_Toc238247505" w:history="1">
+          <w:hyperlink w:anchor="_Toc238458729" w:history="1">
             <w:r>
               <w:rPr>
                 <w:rStyle w:val="Hipervnculo"/>
@@ -523,7 +523,7 @@
               <w:rPr>
                 <w:noProof/>
               </w:rPr>
-              <w:instrText xml:space="preserve"> PAGEREF _Toc238247505 \h </w:instrText>
+              <w:instrText xml:space="preserve"> PAGEREF _Toc238458729 \h </w:instrText>
             </w:r>
             <w:r>
               <w:rPr>
@@ -564,7 +564,7 @@
               <w14:ligatures w14:val="standardContextual"/>
             </w:rPr>
           </w:pPr>
-          <w:hyperlink w:anchor="_Toc238247506" w:history="1">
+          <w:hyperlink w:anchor="_Toc238458730" w:history="1">
             <w:r>
               <w:rPr>
                 <w:rStyle w:val="Hipervnculo"/>
@@ -588,7 +588,7 @@
               <w:rPr>
                 <w:noProof/>
               </w:rPr>
-              <w:instrText xml:space="preserve"> PAGEREF _Toc238247506 \h </w:instrText>
+              <w:instrText xml:space="preserve"> PAGEREF _Toc238458730 \h </w:instrText>
             </w:r>
             <w:r>
               <w:rPr>
@@ -629,7 +629,7 @@
               <w14:ligatures w14:val="standardContextual"/>
             </w:rPr>
           </w:pPr>
-          <w:hyperlink w:anchor="_Toc238247507" w:history="1">
+          <w:hyperlink w:anchor="_Toc238458731" w:history="1">
             <w:r>
               <w:rPr>
                 <w:rStyle w:val="Hipervnculo"/>
@@ -653,7 +653,7 @@
               <w:rPr>
                 <w:noProof/>
               </w:rPr>
-              <w:instrText xml:space="preserve"> PAGEREF _Toc238247507 \h </w:instrText>
+              <w:instrText xml:space="preserve"> PAGEREF _Toc238458731 \h </w:instrText>
             </w:r>
             <w:r>
               <w:rPr>
@@ -694,7 +694,7 @@
               <w14:ligatures w14:val="standardContextual"/>
             </w:rPr>
           </w:pPr>
-          <w:hyperlink w:anchor="_Toc238247508" w:history="1">
+          <w:hyperlink w:anchor="_Toc238458732" w:history="1">
             <w:r>
               <w:rPr>
                 <w:rStyle w:val="Hipervnculo"/>
@@ -718,7 +718,7 @@
               <w:rPr>
                 <w:noProof/>
               </w:rPr>
-              <w:instrText xml:space="preserve"> PAGEREF _Toc238247508 \h </w:instrText>
+              <w:instrText xml:space="preserve"> PAGEREF _Toc238458732 \h </w:instrText>
             </w:r>
             <w:r>
               <w:rPr>
@@ -759,7 +759,7 @@
               <w14:ligatures w14:val="standardContextual"/>
             </w:rPr>
           </w:pPr>
-          <w:hyperlink w:anchor="_Toc238247509" w:history="1">
+          <w:hyperlink w:anchor="_Toc238458733" w:history="1">
             <w:r>
               <w:rPr>
                 <w:rStyle w:val="Hipervnculo"/>
@@ -783,7 +783,7 @@
               <w:rPr>
                 <w:noProof/>
               </w:rPr>
-              <w:instrText xml:space="preserve"> PAGEREF _Toc238247509 \h </w:instrText>
+              <w:instrText xml:space="preserve"> PAGEREF _Toc238458733 \h </w:instrText>
             </w:r>
             <w:r>
               <w:rPr>
@@ -824,7 +824,7 @@
               <w14:ligatures w14:val="standardContextual"/>
             </w:rPr>
           </w:pPr>
-          <w:hyperlink w:anchor="_Toc238247510" w:history="1">
+          <w:hyperlink w:anchor="_Toc238458734" w:history="1">
             <w:r>
               <w:rPr>
                 <w:rStyle w:val="Hipervnculo"/>
@@ -848,7 +848,7 @@
               <w:rPr>
                 <w:noProof/>
               </w:rPr>
-              <w:instrText xml:space="preserve"> PAGEREF _Toc238247510 \h </w:instrText>
+              <w:instrText xml:space="preserve"> PAGEREF _Toc238458734 \h </w:instrText>
             </w:r>
             <w:r>
               <w:rPr>
@@ -889,7 +889,7 @@
               <w14:ligatures w14:val="standardContextual"/>
             </w:rPr>
           </w:pPr>
-          <w:hyperlink w:anchor="_Toc238247511" w:history="1">
+          <w:hyperlink w:anchor="_Toc238458735" w:history="1">
             <w:r>
               <w:rPr>
                 <w:rStyle w:val="Hipervnculo"/>
@@ -913,7 +913,7 @@
               <w:rPr>
                 <w:noProof/>
               </w:rPr>
-              <w:instrText xml:space="preserve"> PAGEREF _Toc238247511 \h </w:instrText>
+              <w:instrText xml:space="preserve"> PAGEREF _Toc238458735 \h </w:instrText>
             </w:r>
             <w:r>
               <w:rPr>
@@ -954,7 +954,7 @@
               <w14:ligatures w14:val="standardContextual"/>
             </w:rPr>
           </w:pPr>
-          <w:hyperlink w:anchor="_Toc238247512" w:history="1">
+          <w:hyperlink w:anchor="_Toc238458736" w:history="1">
             <w:r>
               <w:rPr>
                 <w:rStyle w:val="Hipervnculo"/>
@@ -978,7 +978,7 @@
               <w:rPr>
                 <w:noProof/>
               </w:rPr>
-              <w:instrText xml:space="preserve"> PAGEREF _Toc238247512 \h </w:instrText>
+              <w:instrText xml:space="preserve"> PAGEREF _Toc238458736 \h </w:instrText>
             </w:r>
             <w:r>
               <w:rPr>
@@ -1019,7 +1019,7 @@
               <w14:ligatures w14:val="standardContextual"/>
             </w:rPr>
           </w:pPr>
-          <w:hyperlink w:anchor="_Toc238247513" w:history="1">
+          <w:hyperlink w:anchor="_Toc238458737" w:history="1">
             <w:r>
               <w:rPr>
                 <w:rStyle w:val="Hipervnculo"/>
@@ -1043,7 +1043,7 @@
               <w:rPr>
                 <w:noProof/>
               </w:rPr>
-              <w:instrText xml:space="preserve"> PAGEREF _Toc238247513 \h </w:instrText>
+              <w:instrText xml:space="preserve"> PAGEREF _Toc238458737 \h </w:instrText>
             </w:r>
             <w:r>
               <w:rPr>
@@ -1084,7 +1084,7 @@
               <w14:ligatures w14:val="standardContextual"/>
             </w:rPr>
           </w:pPr>
-          <w:hyperlink w:anchor="_Toc238247514" w:history="1">
+          <w:hyperlink w:anchor="_Toc238458738" w:history="1">
             <w:r>
               <w:rPr>
                 <w:rStyle w:val="Hipervnculo"/>
@@ -1108,7 +1108,7 @@
               <w:rPr>
                 <w:noProof/>
               </w:rPr>
-              <w:instrText xml:space="preserve"> PAGEREF _Toc238247514 \h </w:instrText>
+              <w:instrText xml:space="preserve"> PAGEREF _Toc238458738 \h </w:instrText>
             </w:r>
             <w:r>
               <w:rPr>
@@ -1149,7 +1149,7 @@
               <w14:ligatures w14:val="standardContextual"/>
             </w:rPr>
           </w:pPr>
-          <w:hyperlink w:anchor="_Toc238247515" w:history="1">
+          <w:hyperlink w:anchor="_Toc238458739" w:history="1">
             <w:r>
               <w:rPr>
                 <w:rStyle w:val="Hipervnculo"/>
@@ -1173,7 +1173,7 @@
               <w:rPr>
                 <w:noProof/>
               </w:rPr>
-              <w:instrText xml:space="preserve"> PAGEREF _Toc238247515 \h </w:instrText>
+              <w:instrText xml:space="preserve"> PAGEREF _Toc238458739 \h </w:instrText>
             </w:r>
             <w:r>
               <w:rPr>
@@ -1214,7 +1214,7 @@
               <w14:ligatures w14:val="standardContextual"/>
             </w:rPr>
           </w:pPr>
-          <w:hyperlink w:anchor="_Toc238247516" w:history="1">
+          <w:hyperlink w:anchor="_Toc238458740" w:history="1">
             <w:r>
               <w:rPr>
                 <w:rStyle w:val="Hipervnculo"/>
@@ -1238,7 +1238,7 @@
               <w:rPr>
                 <w:noProof/>
               </w:rPr>
-              <w:instrText xml:space="preserve"> PAGEREF _Toc238247516 \h </w:instrText>
+              <w:instrText xml:space="preserve"> PAGEREF _Toc238458740 \h </w:instrText>
             </w:r>
             <w:r>
               <w:rPr>
@@ -1279,7 +1279,7 @@
               <w14:ligatures w14:val="standardContextual"/>
             </w:rPr>
           </w:pPr>
-          <w:hyperlink w:anchor="_Toc238247517" w:history="1">
+          <w:hyperlink w:anchor="_Toc238458741" w:history="1">
             <w:r>
               <w:rPr>
                 <w:rStyle w:val="Hipervnculo"/>
@@ -1303,7 +1303,7 @@
               <w:rPr>
                 <w:noProof/>
               </w:rPr>
-              <w:instrText xml:space="preserve"> PAGEREF _Toc238247517 \h </w:instrText>
+              <w:instrText xml:space="preserve"> PAGEREF _Toc238458741 \h </w:instrText>
             </w:r>
             <w:r>
               <w:rPr>
@@ -1344,7 +1344,7 @@
               <w14:ligatures w14:val="standardContextual"/>
             </w:rPr>
           </w:pPr>
-          <w:hyperlink w:anchor="_Toc238247518" w:history="1">
+          <w:hyperlink w:anchor="_Toc238458742" w:history="1">
             <w:r>
               <w:rPr>
                 <w:rStyle w:val="Hipervnculo"/>
@@ -1368,7 +1368,7 @@
               <w:rPr>
                 <w:noProof/>
               </w:rPr>
-              <w:instrText xml:space="preserve"> PAGEREF _Toc238247518 \h </w:instrText>
+              <w:instrText xml:space="preserve"> PAGEREF _Toc238458742 \h </w:instrText>
             </w:r>
             <w:r>
               <w:rPr>
@@ -1409,7 +1409,7 @@
               <w14:ligatures w14:val="standardContextual"/>
             </w:rPr>
           </w:pPr>
-          <w:hyperlink w:anchor="_Toc238247519" w:history="1">
+          <w:hyperlink w:anchor="_Toc238458743" w:history="1">
             <w:r>
               <w:rPr>
                 <w:rStyle w:val="Hipervnculo"/>
@@ -1433,7 +1433,7 @@
               <w:rPr>
                 <w:noProof/>
               </w:rPr>
-              <w:instrText xml:space="preserve"> PAGEREF _Toc238247519 \h </w:instrText>
+              <w:instrText xml:space="preserve"> PAGEREF _Toc238458743 \h </w:instrText>
             </w:r>
             <w:r>
               <w:rPr>
@@ -1450,7 +1450,7 @@
               <w:rPr>
                 <w:noProof/>
               </w:rPr>
-              <w:t>25</w:t>
+              <w:t>26</w:t>
             </w:r>
             <w:r>
               <w:rPr>
@@ -1474,7 +1474,7 @@
               <w14:ligatures w14:val="standardContextual"/>
             </w:rPr>
           </w:pPr>
-          <w:hyperlink w:anchor="_Toc238247520" w:history="1">
+          <w:hyperlink w:anchor="_Toc238458744" w:history="1">
             <w:r>
               <w:rPr>
                 <w:rStyle w:val="Hipervnculo"/>
@@ -1498,7 +1498,7 @@
               <w:rPr>
                 <w:noProof/>
               </w:rPr>
-              <w:instrText xml:space="preserve"> PAGEREF _Toc238247520 \h </w:instrText>
+              <w:instrText xml:space="preserve"> PAGEREF _Toc238458744 \h </w:instrText>
             </w:r>
             <w:r>
               <w:rPr>
@@ -1515,7 +1515,7 @@
               <w:rPr>
                 <w:noProof/>
               </w:rPr>
-              <w:t>26</w:t>
+              <w:t>27</w:t>
             </w:r>
             <w:r>
               <w:rPr>
@@ -1539,7 +1539,7 @@
               <w14:ligatures w14:val="standardContextual"/>
             </w:rPr>
           </w:pPr>
-          <w:hyperlink w:anchor="_Toc238247521" w:history="1">
+          <w:hyperlink w:anchor="_Toc238458745" w:history="1">
             <w:r>
               <w:rPr>
                 <w:rStyle w:val="Hipervnculo"/>
@@ -1563,7 +1563,7 @@
               <w:rPr>
                 <w:noProof/>
               </w:rPr>
-              <w:instrText xml:space="preserve"> PAGEREF _Toc238247521 \h </w:instrText>
+              <w:instrText xml:space="preserve"> PAGEREF _Toc238458745 \h </w:instrText>
             </w:r>
             <w:r>
               <w:rPr>
@@ -1580,7 +1580,7 @@
               <w:rPr>
                 <w:noProof/>
               </w:rPr>
-              <w:t>26</w:t>
+              <w:t>27</w:t>
             </w:r>
             <w:r>
               <w:rPr>
@@ -1604,7 +1604,7 @@
               <w14:ligatures w14:val="standardContextual"/>
             </w:rPr>
           </w:pPr>
-          <w:hyperlink w:anchor="_Toc238247522" w:history="1">
+          <w:hyperlink w:anchor="_Toc238458746" w:history="1">
             <w:r>
               <w:rPr>
                 <w:rStyle w:val="Hipervnculo"/>
@@ -1628,7 +1628,7 @@
               <w:rPr>
                 <w:noProof/>
               </w:rPr>
-              <w:instrText xml:space="preserve"> PAGEREF _Toc238247522 \h </w:instrText>
+              <w:instrText xml:space="preserve"> PAGEREF _Toc238458746 \h </w:instrText>
             </w:r>
             <w:r>
               <w:rPr>
@@ -1672,7 +1672,7 @@
         <w:pStyle w:val="Ttulo1"/>
         <w:keepNext/>
       </w:pPr>
-      <w:bookmarkStart w:id="0" w:name="_Toc238247500"/>
+      <w:bookmarkStart w:id="0" w:name="_Toc238458724"/>
       <w:r>
         <w:lastRenderedPageBreak/>
         <w:t>Sistema de Pronóstico de Puntos de Inflexión en el Precio de Litecoin</w:t>
@@ -1846,7 +1846,7 @@
         <w:pStyle w:val="Ttulo1"/>
         <w:keepNext/>
       </w:pPr>
-      <w:bookmarkStart w:id="1" w:name="_Toc238247501"/>
+      <w:bookmarkStart w:id="1" w:name="_Toc238458725"/>
       <w:r>
         <w:t>Modelos Estadísticos y de Aprendizaje Automático para Series Temporales</w:t>
       </w:r>
@@ -1882,7 +1882,7 @@
         <w:pStyle w:val="Ttulo2"/>
         <w:keepNext/>
       </w:pPr>
-      <w:bookmarkStart w:id="2" w:name="_Toc238247502"/>
+      <w:bookmarkStart w:id="2" w:name="_Toc238458726"/>
       <w:r>
         <w:t>1. Modelos fundacionales de series de tiempo (TSFMs)</w:t>
       </w:r>
@@ -2801,7 +2801,7 @@
         <w:pStyle w:val="Ttulo2"/>
         <w:keepNext/>
       </w:pPr>
-      <w:bookmarkStart w:id="3" w:name="_Toc238247503"/>
+      <w:bookmarkStart w:id="3" w:name="_Toc238458727"/>
       <w:r>
         <w:t>2. VTA (Verbal Technical Analysis)</w:t>
       </w:r>
@@ -2897,7 +2897,7 @@
         <w:pStyle w:val="Ttulo2"/>
         <w:keepNext/>
       </w:pPr>
-      <w:bookmarkStart w:id="4" w:name="_Toc238247504"/>
+      <w:bookmarkStart w:id="4" w:name="_Toc238458728"/>
       <w:r>
         <w:t>3. FinLSPM (Large Stock Predict Model)</w:t>
       </w:r>
@@ -2963,7 +2963,7 @@
         <w:pStyle w:val="Ttulo2"/>
         <w:keepNext/>
       </w:pPr>
-      <w:bookmarkStart w:id="5" w:name="_Toc238247505"/>
+      <w:bookmarkStart w:id="5" w:name="_Toc238458729"/>
       <w:r>
         <w:t>4. CryptoMamba</w:t>
       </w:r>
@@ -3178,7 +3178,7 @@
         <w:pStyle w:val="Ttulo2"/>
         <w:keepNext/>
       </w:pPr>
-      <w:bookmarkStart w:id="6" w:name="_Toc238247506"/>
+      <w:bookmarkStart w:id="6" w:name="_Toc238458730"/>
       <w:r>
         <w:t>5. Transformer</w:t>
       </w:r>
@@ -3382,7 +3382,7 @@
         <w:pStyle w:val="Ttulo2"/>
         <w:keepNext/>
       </w:pPr>
-      <w:bookmarkStart w:id="7" w:name="_Toc238247507"/>
+      <w:bookmarkStart w:id="7" w:name="_Toc238458731"/>
       <w:r>
         <w:t>6. Justificación de la elección de modelo</w:t>
       </w:r>
@@ -3775,7 +3775,7 @@
         <w:pStyle w:val="Ttulo1"/>
         <w:keepNext/>
       </w:pPr>
-      <w:bookmarkStart w:id="8" w:name="_Toc238247508"/>
+      <w:bookmarkStart w:id="8" w:name="_Toc238458732"/>
       <w:r>
         <w:t>Procedimiento para Desarrollar el Modelo de Puntos de Inflexión</w:t>
       </w:r>
@@ -3904,7 +3904,7 @@
         <w:pStyle w:val="Ttulo2"/>
         <w:keepNext/>
       </w:pPr>
-      <w:bookmarkStart w:id="9" w:name="_Toc238247509"/>
+      <w:bookmarkStart w:id="9" w:name="_Toc238458733"/>
       <w:r>
         <w:t>1. Extracción de datos</w:t>
       </w:r>
@@ -4350,7 +4350,7 @@
         <w:pStyle w:val="Ttulo2"/>
         <w:keepNext/>
       </w:pPr>
-      <w:bookmarkStart w:id="10" w:name="_Toc238247510"/>
+      <w:bookmarkStart w:id="10" w:name="_Toc238458734"/>
       <w:r>
         <w:t>2. Limpieza de datos</w:t>
       </w:r>
@@ -4406,7 +4406,7 @@
         <w:pStyle w:val="Ttulo2"/>
         <w:keepNext/>
       </w:pPr>
-      <w:bookmarkStart w:id="11" w:name="_Toc238247511"/>
+      <w:bookmarkStart w:id="11" w:name="_Toc238458735"/>
       <w:r>
         <w:t>3. Análisis exploratorio</w:t>
       </w:r>
@@ -4489,7 +4489,7 @@
         <w:pStyle w:val="Ttulo2"/>
         <w:keepNext/>
       </w:pPr>
-      <w:bookmarkStart w:id="12" w:name="_Toc238247512"/>
+      <w:bookmarkStart w:id="12" w:name="_Toc238458736"/>
       <w:r>
         <w:t>4. Ingeniería de características</w:t>
       </w:r>
@@ -5066,7 +5066,7 @@
         <w:pStyle w:val="Ttulo2"/>
         <w:keepNext/>
       </w:pPr>
-      <w:bookmarkStart w:id="13" w:name="_Toc238247513"/>
+      <w:bookmarkStart w:id="13" w:name="_Toc238458737"/>
       <w:r>
         <w:t>5. Partición temporal</w:t>
       </w:r>
@@ -5548,7 +5548,7 @@
         <w:pStyle w:val="Ttulo2"/>
         <w:keepNext/>
       </w:pPr>
-      <w:bookmarkStart w:id="14" w:name="_Toc238247514"/>
+      <w:bookmarkStart w:id="14" w:name="_Toc238458738"/>
       <w:r>
         <w:t>6. Selección del modelo</w:t>
       </w:r>
@@ -5682,7 +5682,7 @@
         <w:pStyle w:val="Ttulo2"/>
         <w:keepNext/>
       </w:pPr>
-      <w:bookmarkStart w:id="15" w:name="_Toc238247515"/>
+      <w:bookmarkStart w:id="15" w:name="_Toc238458739"/>
       <w:r>
         <w:t>7. Entrenamiento y optimización de hiperparámetros</w:t>
       </w:r>
@@ -5771,7 +5771,7 @@
         <w:pStyle w:val="Ttulo2"/>
         <w:keepNext/>
       </w:pPr>
-      <w:bookmarkStart w:id="16" w:name="_Toc238247516"/>
+      <w:bookmarkStart w:id="16" w:name="_Toc238458740"/>
       <w:r>
         <w:t>8. Evaluación y despliegue</w:t>
       </w:r>
@@ -5904,7 +5904,7 @@
         <w:pStyle w:val="Ttulo2"/>
         <w:keepNext/>
       </w:pPr>
-      <w:bookmarkStart w:id="17" w:name="_Toc238247517"/>
+      <w:bookmarkStart w:id="17" w:name="_Toc238458741"/>
       <w:r>
         <w:t>Lo que este procedimiento todavía no resuelve</w:t>
       </w:r>
@@ -5942,10 +5942,10 @@
           <w:b/>
           <w:bCs/>
         </w:rPr>
-        <w:t>Qué se entiende por prueba en tiempo real.</w:t>
-      </w:r>
-      <w:r>
-        <w:t xml:space="preserve"> El enunciado la pide para las semanas 3 y 4. Como la etiqueta de un instante no se conoce hasta </w:t>
+        <w:t>Esa vía trae una limitación que conviene declarar.</w:t>
+      </w:r>
+      <w:r>
+        <w:t xml:space="preserve"> El etiquetador exige que los </w:t>
       </w:r>
       <w:r>
         <w:rPr>
@@ -5953,25 +5953,34 @@
           <w:sz w:val="22"/>
           <w:szCs w:val="22"/>
         </w:rPr>
-        <w:t>w</w:t>
-      </w:r>
-      <w:r>
-        <w:t xml:space="preserve"> velas después, caben dos lecturas —confirmación tardía pero verificable, o anuncio en el momento— y son dos productos distintos. Está en la consulta al profesor.</w:t>
-      </w:r>
-    </w:p>
-    <w:p>
-      <w:pPr>
-        <w:ind w:firstLine="720"/>
-      </w:pPr>
-      <w:r>
-        <w:rPr>
-          <w:b/>
-          <w:bCs/>
-        </w:rPr>
-        <w:t>Cuánta señal hay realmente.</w:t>
-      </w:r>
-      <w:r>
-        <w:t xml:space="preserve"> La información mutua entre lo observable y la etiqueta es baja para todo horizonte, incluido </w:t>
+        <w:t>2w</w:t>
+      </w:r>
+      <w:r>
+        <w:t xml:space="preserve"> vecinos sean </w:t>
+      </w:r>
+      <w:r>
+        <w:rPr>
+          <w:i/>
+          <w:iCs/>
+        </w:rPr>
+        <w:t>estrictamente</w:t>
+      </w:r>
+      <w:r>
+        <w:t xml:space="preserve"> menores que el centro para marcar un máximo: son catorce comparaciones encadenadas. Sobre precios reales los empates son improbables y la definición estricta es la que garantiza la separación mínima entre giros que usa todo el proyecto. Sobre una trayectoria </w:t>
+      </w:r>
+      <w:r>
+        <w:rPr>
+          <w:b/>
+          <w:bCs/>
+        </w:rPr>
+        <w:t>pronosticada</w:t>
+      </w:r>
+      <w:r>
+        <w:t xml:space="preserve">, en cambio, el pronóstico tiende a ser suave, de modo que diferencias </w:t>
+      </w:r>
+      <w:r>
+        <w:lastRenderedPageBreak/>
+        <w:t xml:space="preserve">diminutas deciden la etiqueta: se comprobó que un vecino situado </w:t>
       </w:r>
       <w:r>
         <w:rPr>
@@ -5979,10 +5988,43 @@
           <w:sz w:val="22"/>
           <w:szCs w:val="22"/>
         </w:rPr>
-        <w:t>h = 1</w:t>
-      </w:r>
-      <w:r>
-        <w:t xml:space="preserve">. Lo que sustenta la elección de </w:t>
+        <w:t>10⁻¹¹</w:t>
+      </w:r>
+      <w:r>
+        <w:t xml:space="preserve"> por debajo del centro cambia el resultado de Continuidad a Máximo.</w:t>
+      </w:r>
+    </w:p>
+    <w:p>
+      <w:pPr>
+        <w:ind w:firstLine="720"/>
+      </w:pPr>
+      <w:r>
+        <w:t xml:space="preserve">La consecuencia práctica es que el modelo avanzado, que se entrena, no reproduce el mismo resultado en dos ejecuciones con idéntica semilla: la diferencia entre ambas es de 0,004833 en F1 macro. </w:t>
+      </w:r>
+      <w:r>
+        <w:rPr>
+          <w:b/>
+          <w:bCs/>
+        </w:rPr>
+        <w:t>No es un defecto del etiquetador, sino el precio de esta vía del puente</w:t>
+      </w:r>
+      <w:r>
+        <w:t>, y afecta a cualquier modelo que pronostique una trayectoria suave. Se declara aquí porque obliga a lo que ya se hace en todo el documento: reportar cualquier diferencia sobre varias semillas y no sobre una sola ejecución.</w:t>
+      </w:r>
+    </w:p>
+    <w:p>
+      <w:pPr>
+        <w:ind w:firstLine="720"/>
+      </w:pPr>
+      <w:r>
+        <w:rPr>
+          <w:b/>
+          <w:bCs/>
+        </w:rPr>
+        <w:t>Qué se entiende por prueba en tiempo real.</w:t>
+      </w:r>
+      <w:r>
+        <w:t xml:space="preserve"> El enunciado la pide para las semanas 3 y 4. Como la etiqueta de un instante no se conoce hasta </w:t>
       </w:r>
       <w:r>
         <w:rPr>
@@ -5990,405 +6032,25 @@
           <w:sz w:val="22"/>
           <w:szCs w:val="22"/>
         </w:rPr>
-        <w:t>h</w:t>
-      </w:r>
-      <w:r>
-        <w:t xml:space="preserve"> es la forma de la </w:t>
-      </w:r>
-      <w:r>
-        <w:lastRenderedPageBreak/>
-        <w:t>curva y no su magnitud, y esa magnitud pequeña es en sí misma un aviso: el problema es difícil con las características actuales.</w:t>
-      </w:r>
-    </w:p>
-    <w:p>
-      <w:pPr>
-        <w:pStyle w:val="Ttulo1"/>
-        <w:keepNext/>
-      </w:pPr>
-      <w:bookmarkStart w:id="18" w:name="_Toc238247518"/>
-      <w:r>
-        <w:t>Conclusiones</w:t>
-      </w:r>
-      <w:bookmarkEnd w:id="18"/>
-    </w:p>
-    <w:p>
-      <w:pPr>
-        <w:ind w:firstLine="720"/>
-      </w:pPr>
-      <w:r>
-        <w:rPr>
-          <w:b/>
-          <w:bCs/>
-        </w:rPr>
-        <w:t>Autor:</w:t>
-      </w:r>
-      <w:r>
-        <w:t xml:space="preserve"> Fabrizio Espinoza Arce · Ensamblaje</w:t>
-      </w:r>
-    </w:p>
-    <w:p>
-      <w:pPr>
-        <w:ind w:firstLine="720"/>
-      </w:pPr>
-      <w:r>
-        <w:t>Cuatro conclusiones cierran esta entrega. Como en la anterior, ninguna proviene únicamente de la literatura consultada: todas se apoyan en mediciones realizadas sobre las máquinas y los datos del proyecto.</w:t>
-      </w:r>
-    </w:p>
-    <w:p>
-      <w:pPr>
-        <w:ind w:firstLine="720"/>
-      </w:pPr>
-      <w:r>
-        <w:rPr>
-          <w:b/>
-          <w:bCs/>
-        </w:rPr>
-        <w:t>Primera. Los tres parámetros que definen el problema dejaron de ser provisionales, y cada uno se fijó con un criterio distinto declarado antes de medir.</w:t>
-      </w:r>
-      <w:r>
-        <w:t xml:space="preserve"> La granularidad, por el piso de ejemplos de la clase minoritaria; la ventana, por ser la mayor que lo cumple; y el horizonte, por la caída de la información mutua entre lo observable y la etiqueta. Que sean tres criterios y no uno importa: fijar los tres con el mismo argumento habría sido justificar una decisión ya tomada.</w:t>
-      </w:r>
-    </w:p>
-    <w:p>
-      <w:pPr>
-        <w:ind w:firstLine="720"/>
-      </w:pPr>
-      <w:r>
-        <w:rPr>
-          <w:b/>
-          <w:bCs/>
-        </w:rPr>
-        <w:t>Segunda. La elección del modelo fundacional se resolvió por coste medido y no por preferencia.</w:t>
-      </w:r>
-      <w:r>
-        <w:t xml:space="preserve"> Los tres candidatos evaluados corren en CPU, pero el tiempo de inferencia sobre el bloque de validación los separa por tres órdenes de magnitud, y el descarte más costoso se decidió con ese número. Merece señalarse que el criterio que elimina a FinLSPM no es técnico sino de disponibilidad: el enunciado exige código público y no logramos encontrarlo, lo que se reporta como lo que es —no lo hemos encontrado— y no como una afirmación sobre su inexistencia.</w:t>
-      </w:r>
-    </w:p>
-    <w:p>
-      <w:pPr>
-        <w:ind w:firstLine="720"/>
-      </w:pPr>
-      <w:r>
-        <w:rPr>
-          <w:b/>
-          <w:bCs/>
-        </w:rPr>
-        <w:t>Tercera. CryptoMamba queda descartado por dos razones independientes, y una obliga a consultar al profesor.</w:t>
-      </w:r>
-      <w:r>
-        <w:t xml:space="preserve"> No puede instalarse sin CUDA en ninguna de las máquinas del equipo, lo que se comprobó en un entorno desechable, y además no es un Transformer sino un </w:t>
-      </w:r>
-      <w:r>
-        <w:lastRenderedPageBreak/>
-        <w:t>modelo de espacio de estados, mientras que el enunciado pide expresamente un Transformer como segundo modelo. La primera razón es nuestra limitación; la segunda es una ambigüedad del enunciado que preferimos plantear antes que resolver por cuenta propia.</w:t>
-      </w:r>
-    </w:p>
-    <w:p>
-      <w:pPr>
-        <w:ind w:firstLine="720"/>
-      </w:pPr>
-      <w:r>
-        <w:rPr>
-          <w:b/>
-          <w:bCs/>
-        </w:rPr>
-        <w:t>Cuarta. El procedimiento está construido de punta a punta, y el modelo de referencia supera al azar de forma distinguible, pero no gracias a los activos de apoyo.</w:t>
-      </w:r>
-      <w:r>
-        <w:t xml:space="preserve"> Las dos mitades de esa frase se midieron por separado y conviene enunciarlas juntas, porque cada una sola induce a error.</w:t>
-      </w:r>
-    </w:p>
-    <w:p>
-      <w:pPr>
-        <w:ind w:firstLine="720"/>
-      </w:pPr>
-      <w:r>
-        <w:t xml:space="preserve">El modelo de referencia aventaja al baseline aleatorio en </w:t>
-      </w:r>
-      <w:r>
-        <w:rPr>
-          <w:b/>
-          <w:bCs/>
-        </w:rPr>
-        <w:t>0,0537</w:t>
-      </w:r>
-      <w:r>
-        <w:t xml:space="preserve"> de F1 macro, con un intervalo de confianza del 95 % de </w:t>
-      </w:r>
-      <w:r>
-        <w:rPr>
-          <w:b/>
-          <w:bCs/>
-        </w:rPr>
-        <w:t>[0,0137 , 0,0929]</w:t>
-      </w:r>
-      <w:r>
-        <w:t xml:space="preserve"> que excluye el cero y supera el umbral de decisión de 0,02 que el equipo fijó de antemano. La ventaja sobrevive al reentrenamiento: sobre cinco semillas, la menor diferencia observada es de 0,0296 y ninguna cae por debajo del umbral. Frente al baseline trivial la diferencia es de </w:t>
-      </w:r>
-      <w:r>
-        <w:rPr>
-          <w:b/>
-          <w:bCs/>
-        </w:rPr>
-        <w:t>0,0744</w:t>
-      </w:r>
-      <w:r>
-        <w:t xml:space="preserve">, con intervalo </w:t>
-      </w:r>
-      <w:r>
-        <w:rPr>
-          <w:b/>
-          <w:bCs/>
-        </w:rPr>
-        <w:t>[0,0418 , 0,1077]</w:t>
-      </w:r>
-      <w:r>
-        <w:t>.</w:t>
-      </w:r>
-    </w:p>
-    <w:p>
-      <w:pPr>
-        <w:ind w:firstLine="720"/>
-      </w:pPr>
-      <w:r>
-        <w:t xml:space="preserve">Buena parte de ese margen procede de una decisión concreta y medible. Expresar los rezagos como variación relativa al precio actual, en lugar de como precio en nivel, aporta por sí solo </w:t>
-      </w:r>
-      <w:r>
-        <w:rPr>
-          <w:b/>
-          <w:bCs/>
-        </w:rPr>
-        <w:t>0,0462</w:t>
-      </w:r>
-      <w:r>
-        <w:t xml:space="preserve"> de F1 macro, con intervalo </w:t>
-      </w:r>
-      <w:r>
-        <w:rPr>
-          <w:b/>
-          <w:bCs/>
-        </w:rPr>
-        <w:t>[0,0141 , 0,0805]</w:t>
-      </w:r>
-      <w:r>
-        <w:t>. Medido con la representación anterior, el mismo modelo aventajaba al azar en apenas 0,0075, con un intervalo que incluía el cero: la mejora no proviene de un modelo distinto, sino de haber alineado la construcción de las características con la evidencia de estacionariedad reportada en la Semana 1.</w:t>
-      </w:r>
-    </w:p>
-    <w:p>
-      <w:pPr>
-        <w:ind w:firstLine="720"/>
-      </w:pPr>
-      <w:r>
-        <w:t xml:space="preserve">Lo que no se sostiene es el supuesto multivariante. La diferencia entre emplear los seis criptoactivos y emplear únicamente Litecoin es de </w:t>
-      </w:r>
-      <w:r>
-        <w:rPr>
-          <w:b/>
-          <w:bCs/>
-        </w:rPr>
-        <w:t>0,0090</w:t>
-      </w:r>
-      <w:r>
-        <w:t xml:space="preserve">, con un intervalo de </w:t>
-      </w:r>
-      <w:r>
-        <w:rPr>
-          <w:b/>
-          <w:bCs/>
-        </w:rPr>
-        <w:t>[−0,0229 , 0,0417]</w:t>
-      </w:r>
-      <w:r>
-        <w:t xml:space="preserve"> que incluye el cero, por debajo del umbral, y con dos de cinco semillas arrojando diferencia negativa. </w:t>
-      </w:r>
-      <w:r>
-        <w:rPr>
-          <w:b/>
-          <w:bCs/>
-        </w:rPr>
-        <w:t>No puede afirmarse que las cinco series de apoyo aporten información sobre los puntos de inflexión de Litecoin.</w:t>
-      </w:r>
-    </w:p>
-    <w:p>
-      <w:pPr>
-        <w:ind w:firstLine="720"/>
-      </w:pPr>
-      <w:r>
-        <w:lastRenderedPageBreak/>
-        <w:t xml:space="preserve">Un control posterior permite decirlo de forma más concreta. Al calibrar el banco de pruebas de representaciones se añadieron al modelo ocho columnas que reemiten información ya presente bajo otro nombre y que, por construcción, no aportan nada: su efecto medido es de </w:t>
-      </w:r>
-      <w:r>
-        <w:rPr>
-          <w:b/>
-          <w:bCs/>
-        </w:rPr>
-        <w:t>0,00071</w:t>
-      </w:r>
-      <w:r>
-        <w:t xml:space="preserve"> de media, con el signo cambiando entre semillas. El aporte de los cinco activos de apoyo es de </w:t>
-      </w:r>
-      <w:r>
-        <w:rPr>
-          <w:b/>
-          <w:bCs/>
-        </w:rPr>
-        <w:t>0,00078</w:t>
-      </w:r>
-      <w:r>
-        <w:t xml:space="preserve">, con la misma inestabilidad. </w:t>
-      </w:r>
-      <w:r>
-        <w:rPr>
-          <w:b/>
-          <w:bCs/>
-        </w:rPr>
-        <w:t>Ambos efectos coinciden hasta el cuarto decimal</w:t>
-      </w:r>
-      <w:r>
-        <w:t>, de modo que lo que se mide al incorporar los cinco criptoactivos es del mismo tamaño que lo que se mide al no incorporar nada. El planteamiento multivariante era razonable a la vista de las correlaciones medidas en la Semana 1, y esa justificación de diseño se mantiene; lo que la medición añade es que dicha estructura no se traduce, con este modelo y a esta resolución, en poder predictivo distinguible del ruido.</w:t>
-      </w:r>
-    </w:p>
-    <w:p>
-      <w:pPr>
-        <w:ind w:firstLine="720"/>
-      </w:pPr>
-      <w:r>
-        <w:t>Preferimos declararlo así, con sus intervalos, antes que presentar un margen que la evidencia no respalda o silenciar uno que sí respalda.</w:t>
-      </w:r>
-    </w:p>
-    <w:p>
-      <w:pPr>
-        <w:pStyle w:val="Ttulo2"/>
-        <w:keepNext/>
-      </w:pPr>
-      <w:bookmarkStart w:id="19" w:name="_Toc238247519"/>
-      <w:r>
-        <w:t>Limitaciones</w:t>
-      </w:r>
-      <w:bookmarkEnd w:id="19"/>
-    </w:p>
-    <w:p>
-      <w:pPr>
-        <w:ind w:firstLine="720"/>
-      </w:pPr>
-      <w:r>
-        <w:t>Cuatro advertencias que conviene explicitar.</w:t>
-      </w:r>
-    </w:p>
-    <w:p>
-      <w:pPr>
-        <w:ind w:firstLine="720"/>
-      </w:pPr>
-      <w:r>
-        <w:rPr>
-          <w:b/>
-          <w:bCs/>
-        </w:rPr>
-        <w:t>La señal disponible es escasa.</w:t>
-      </w:r>
-      <w:r>
-        <w:t xml:space="preserve"> La información mutua entre lo observable y la etiqueta es baja para todo horizonte, incluido el elegido. Lo que sustenta la decisión es la forma de la curva y no su magnitud, y esa magnitud pequeña es en sí misma un aviso sobre la dificultad del problema con las características actuales.</w:t>
-      </w:r>
-    </w:p>
-    <w:p>
-      <w:pPr>
-        <w:ind w:firstLine="720"/>
-      </w:pPr>
-      <w:r>
-        <w:rPr>
-          <w:b/>
-          <w:bCs/>
-        </w:rPr>
-        <w:t>El conjunto de validación no tiene resolución suficiente.</w:t>
-      </w:r>
-      <w:r>
-        <w:t xml:space="preserve"> Con 99 máximos y 94 mínimos, y un F1 macro que pesa esas dos clases a dos tercios, unos pocos aciertos mueven el resultado de forma apreciable. Cualquier comparación entre modelos que no venga acompañada de un intervalo debe leerse con reserva.</w:t>
-      </w:r>
-    </w:p>
-    <w:p>
-      <w:pPr>
-        <w:ind w:firstLine="720"/>
-      </w:pPr>
-      <w:r>
-        <w:rPr>
-          <w:b/>
-          <w:bCs/>
-        </w:rPr>
-        <w:lastRenderedPageBreak/>
-        <w:t>Una fracción de los puntos de inflexión es impredecible por construcción.</w:t>
-      </w:r>
-      <w:r>
-        <w:t xml:space="preserve"> Los saltos inducidos por anuncios regulatorios son exógenos a la serie, y ninguna característica construida sobre el histórico de precios puede anticiparlos.</w:t>
-      </w:r>
-    </w:p>
-    <w:p>
-      <w:pPr>
-        <w:ind w:firstLine="720"/>
-      </w:pPr>
-      <w:r>
-        <w:rPr>
-          <w:b/>
-          <w:bCs/>
-        </w:rPr>
-        <w:t>El paso de un pronóstico de trayectoria a una etiqueta de tres clases quedó resuelto, y conviene decir cómo.</w:t>
-      </w:r>
-      <w:r>
-        <w:t xml:space="preserve"> Un modelo fundacional pronostica el precio, no la clase. Se optó por aplicar el etiquetador del contrato sobre la trayectoria pronosticada, en lugar de entrenar una cabeza de clasificación sobre representaciones congeladas. Lo que inclinó la decisión fue una medición y no una preferencia: aplicar el etiquetador cuesta unos doce segundos sobre el bloque de validación completo, de modo que la alternativa más simple resultó ser además la más barata, y la opción del extractor de representaciones habría tenido </w:t>
-      </w:r>
-      <w:r>
-        <w:t>que justificar un costo adicional frente a algo que prácticamente no cuesta.</w:t>
-      </w:r>
-    </w:p>
-    <w:p>
-      <w:pPr>
-        <w:pStyle w:val="Ttulo2"/>
-        <w:keepNext/>
-      </w:pPr>
-      <w:bookmarkStart w:id="20" w:name="_Toc238247520"/>
-      <w:r>
-        <w:t>Sobre el umbral de decisión</w:t>
-      </w:r>
-      <w:bookmarkEnd w:id="20"/>
-    </w:p>
-    <w:p>
-      <w:pPr>
-        <w:ind w:firstLine="720"/>
-      </w:pPr>
-      <w:r>
-        <w:t xml:space="preserve">El proyecto fijó antes de medir que un modelo solo se declara mejor si supera al mejor de los baselines en F1 macro por al menos 0,02. Conviene precisar qué es y qué no es ese umbral: </w:t>
-      </w:r>
-      <w:r>
-        <w:rPr>
-          <w:b/>
-          <w:bCs/>
-        </w:rPr>
-        <w:t>es una convención del equipo acordada de antemano, no un contraste estadístico.</w:t>
-      </w:r>
-      <w:r>
-        <w:t xml:space="preserve"> Fijarlo antes de mirar los resultados fue lo correcto, porque impide elegir el criterio después de conocer el desenlace; presentarlo como si fuera una prueba de significancia no lo sería. Cuando el margen y su intervalo discrepen, manda el intervalo.</w:t>
-      </w:r>
-    </w:p>
-    <w:p>
-      <w:pPr>
-        <w:pStyle w:val="Ttulo2"/>
-        <w:keepNext/>
-      </w:pPr>
-      <w:bookmarkStart w:id="21" w:name="_Toc238247521"/>
-      <w:r>
-        <w:t>Trabajo siguiente</w:t>
-      </w:r>
-      <w:bookmarkEnd w:id="21"/>
-    </w:p>
-    <w:p>
-      <w:pPr>
-        <w:ind w:firstLine="720"/>
-      </w:pPr>
-      <w:r>
-        <w:t xml:space="preserve">La tercera entrega desarrolla el modelo fundacional y las pruebas de detección con datos sintéticos, de entrenamiento y en tiempo real. Conviene declarar que qué se entiende por "tiempo real" está consultado con el profesor y pendiente de respuesta: como la etiqueta de un instante no </w:t>
-      </w:r>
-      <w:r>
-        <w:lastRenderedPageBreak/>
-        <w:t xml:space="preserve">se conoce hasta </w:t>
+        <w:t>w</w:t>
+      </w:r>
+      <w:r>
+        <w:t xml:space="preserve"> velas después, caben dos lecturas —confirmación tardía pero verificable, o anuncio en el momento— y son dos productos distintos. Está en la consulta al profesor.</w:t>
+      </w:r>
+    </w:p>
+    <w:p>
+      <w:pPr>
+        <w:ind w:firstLine="720"/>
+      </w:pPr>
+      <w:r>
+        <w:rPr>
+          <w:b/>
+          <w:bCs/>
+        </w:rPr>
+        <w:t>Cuánta señal hay realmente.</w:t>
+      </w:r>
+      <w:r>
+        <w:t xml:space="preserve"> La información mutua entre lo observable y la etiqueta es baja para todo horizonte, incluido </w:t>
       </w:r>
       <w:r>
         <w:rPr>
@@ -6396,15 +6058,21 @@
           <w:sz w:val="22"/>
           <w:szCs w:val="22"/>
         </w:rPr>
-        <w:t>w</w:t>
-      </w:r>
-      <w:r>
-        <w:t xml:space="preserve"> velas después, caben dos lecturas —confirmación tardía pero verificable, o anuncio en el momento— que producen dos productos distintos.</w:t>
-      </w:r>
-    </w:p>
-    <w:p>
-      <w:r>
-        <w:br w:type="page"/>
+        <w:t>h = 1</w:t>
+      </w:r>
+      <w:r>
+        <w:t xml:space="preserve">. Lo que sustenta la elección de </w:t>
+      </w:r>
+      <w:r>
+        <w:rPr>
+          <w:rFonts w:ascii="Courier New" w:eastAsia="Courier New" w:hAnsi="Courier New" w:cs="Courier New"/>
+          <w:sz w:val="22"/>
+          <w:szCs w:val="22"/>
+        </w:rPr>
+        <w:t>h</w:t>
+      </w:r>
+      <w:r>
+        <w:t xml:space="preserve"> es la forma de la curva y no su magnitud, y esa magnitud pequeña es en sí misma un aviso: el problema es difícil con las características actuales.</w:t>
       </w:r>
     </w:p>
     <w:p>
@@ -6412,7 +6080,420 @@
         <w:pStyle w:val="Ttulo1"/>
         <w:keepNext/>
       </w:pPr>
-      <w:bookmarkStart w:id="22" w:name="_Toc238247522"/>
+      <w:bookmarkStart w:id="18" w:name="_Toc238458742"/>
+      <w:r>
+        <w:t>Conclusiones</w:t>
+      </w:r>
+      <w:bookmarkEnd w:id="18"/>
+    </w:p>
+    <w:p>
+      <w:pPr>
+        <w:ind w:firstLine="720"/>
+      </w:pPr>
+      <w:r>
+        <w:rPr>
+          <w:b/>
+          <w:bCs/>
+        </w:rPr>
+        <w:t>Autor:</w:t>
+      </w:r>
+      <w:r>
+        <w:t xml:space="preserve"> Fabrizio Espinoza Arce · Ensamblaje</w:t>
+      </w:r>
+    </w:p>
+    <w:p>
+      <w:pPr>
+        <w:ind w:firstLine="720"/>
+      </w:pPr>
+      <w:r>
+        <w:t>Cuatro conclusiones cierran esta entrega. Como en la anterior, ninguna proviene únicamente de la literatura consultada: todas se apoyan en mediciones realizadas sobre las máquinas y los datos del proyecto.</w:t>
+      </w:r>
+    </w:p>
+    <w:p>
+      <w:pPr>
+        <w:ind w:firstLine="720"/>
+      </w:pPr>
+      <w:r>
+        <w:rPr>
+          <w:b/>
+          <w:bCs/>
+        </w:rPr>
+        <w:t>Primera. Los tres parámetros que definen el problema dejaron de ser provisionales, y cada uno se fijó con un criterio distinto declarado antes de medir.</w:t>
+      </w:r>
+      <w:r>
+        <w:t xml:space="preserve"> La granularidad, por el </w:t>
+      </w:r>
+      <w:r>
+        <w:lastRenderedPageBreak/>
+        <w:t>piso de ejemplos de la clase minoritaria; la ventana, por ser la mayor que lo cumple; y el horizonte, por la caída de la información mutua entre lo observable y la etiqueta. Que sean tres criterios y no uno importa: fijar los tres con el mismo argumento habría sido justificar una decisión ya tomada.</w:t>
+      </w:r>
+    </w:p>
+    <w:p>
+      <w:pPr>
+        <w:ind w:firstLine="720"/>
+      </w:pPr>
+      <w:r>
+        <w:rPr>
+          <w:b/>
+          <w:bCs/>
+        </w:rPr>
+        <w:t>Segunda. La elección del modelo fundacional se resolvió por coste medido y no por preferencia.</w:t>
+      </w:r>
+      <w:r>
+        <w:t xml:space="preserve"> Los tres candidatos evaluados corren en CPU, pero el tiempo de inferencia sobre el bloque de validación los separa por tres órdenes de magnitud, y el descarte más costoso se decidió con ese número. Merece señalarse que el criterio que elimina a FinLSPM no es técnico sino de disponibilidad: el enunciado exige código público y no logramos encontrarlo, lo que se reporta como lo que es —no lo hemos encontrado— y no como una afirmación sobre su inexistencia.</w:t>
+      </w:r>
+    </w:p>
+    <w:p>
+      <w:pPr>
+        <w:ind w:firstLine="720"/>
+      </w:pPr>
+      <w:r>
+        <w:rPr>
+          <w:b/>
+          <w:bCs/>
+        </w:rPr>
+        <w:t>Tercera. CryptoMamba queda descartado por dos razones independientes, y una obliga a consultar al profesor.</w:t>
+      </w:r>
+      <w:r>
+        <w:t xml:space="preserve"> No puede instalarse sin CUDA en ninguna de las máquinas del equipo, lo que se comprobó en un entorno desechable, y además no es un Transformer sino un modelo de espacio de estados, mientras que el enunciado pide expresamente un Transformer como segundo modelo. La primera razón es nuestra limitación; la segunda es una ambigüedad del enunciado que preferimos plantear antes que resolver por cuenta propia.</w:t>
+      </w:r>
+    </w:p>
+    <w:p>
+      <w:pPr>
+        <w:ind w:firstLine="720"/>
+      </w:pPr>
+      <w:r>
+        <w:rPr>
+          <w:b/>
+          <w:bCs/>
+        </w:rPr>
+        <w:t>Cuarta. El procedimiento está construido de punta a punta, y el modelo de referencia supera al azar de forma distinguible, pero no gracias a los activos de apoyo.</w:t>
+      </w:r>
+      <w:r>
+        <w:t xml:space="preserve"> Las dos mitades de esa frase se midieron por separado y conviene enunciarlas juntas, porque cada una sola induce a error.</w:t>
+      </w:r>
+    </w:p>
+    <w:p>
+      <w:pPr>
+        <w:ind w:firstLine="720"/>
+      </w:pPr>
+      <w:r>
+        <w:t xml:space="preserve">El modelo de referencia aventaja al baseline aleatorio en </w:t>
+      </w:r>
+      <w:r>
+        <w:rPr>
+          <w:b/>
+          <w:bCs/>
+        </w:rPr>
+        <w:t>0,0537</w:t>
+      </w:r>
+      <w:r>
+        <w:t xml:space="preserve"> de F1 macro, con un intervalo de confianza del 95 % de </w:t>
+      </w:r>
+      <w:r>
+        <w:rPr>
+          <w:b/>
+          <w:bCs/>
+        </w:rPr>
+        <w:t>[0,0137 , 0,0929]</w:t>
+      </w:r>
+      <w:r>
+        <w:t xml:space="preserve"> que excluye el cero y supera el umbral de </w:t>
+      </w:r>
+      <w:r>
+        <w:lastRenderedPageBreak/>
+        <w:t xml:space="preserve">decisión de 0,02 que el equipo fijó de antemano. La ventaja sobrevive al reentrenamiento: sobre cinco semillas, la menor diferencia observada es de 0,0296 y ninguna cae por debajo del umbral. Frente al baseline trivial la diferencia es de </w:t>
+      </w:r>
+      <w:r>
+        <w:rPr>
+          <w:b/>
+          <w:bCs/>
+        </w:rPr>
+        <w:t>0,0744</w:t>
+      </w:r>
+      <w:r>
+        <w:t xml:space="preserve">, con intervalo </w:t>
+      </w:r>
+      <w:r>
+        <w:rPr>
+          <w:b/>
+          <w:bCs/>
+        </w:rPr>
+        <w:t>[0,0418 , 0,1077]</w:t>
+      </w:r>
+      <w:r>
+        <w:t>.</w:t>
+      </w:r>
+    </w:p>
+    <w:p>
+      <w:pPr>
+        <w:ind w:firstLine="720"/>
+      </w:pPr>
+      <w:r>
+        <w:t xml:space="preserve">Buena parte de ese margen procede de una decisión concreta y medible. Expresar los rezagos como variación relativa al precio actual, en lugar de como precio en nivel, aporta por sí solo </w:t>
+      </w:r>
+      <w:r>
+        <w:rPr>
+          <w:b/>
+          <w:bCs/>
+        </w:rPr>
+        <w:t>0,0462</w:t>
+      </w:r>
+      <w:r>
+        <w:t xml:space="preserve"> de F1 macro, con intervalo </w:t>
+      </w:r>
+      <w:r>
+        <w:rPr>
+          <w:b/>
+          <w:bCs/>
+        </w:rPr>
+        <w:t>[0,0141 , 0,0805]</w:t>
+      </w:r>
+      <w:r>
+        <w:t>. Medido con la representación anterior, el mismo modelo aventajaba al azar en apenas 0,0075, con un intervalo que incluía el cero: la mejora no proviene de un modelo distinto, sino de haber alineado la construcción de las características con la evidencia de estacionariedad reportada en la Semana 1.</w:t>
+      </w:r>
+    </w:p>
+    <w:p>
+      <w:pPr>
+        <w:ind w:firstLine="720"/>
+      </w:pPr>
+      <w:r>
+        <w:t xml:space="preserve">Lo que no se sostiene es el supuesto multivariante. La diferencia entre emplear los seis criptoactivos y emplear únicamente Litecoin es de </w:t>
+      </w:r>
+      <w:r>
+        <w:rPr>
+          <w:b/>
+          <w:bCs/>
+        </w:rPr>
+        <w:t>0,0090</w:t>
+      </w:r>
+      <w:r>
+        <w:t xml:space="preserve">, con un intervalo de </w:t>
+      </w:r>
+      <w:r>
+        <w:rPr>
+          <w:b/>
+          <w:bCs/>
+        </w:rPr>
+        <w:t>[−0,0229 , 0,0417]</w:t>
+      </w:r>
+      <w:r>
+        <w:t xml:space="preserve"> que incluye el cero, por debajo del umbral, y con dos de cinco semillas arrojando diferencia negativa. </w:t>
+      </w:r>
+      <w:r>
+        <w:rPr>
+          <w:b/>
+          <w:bCs/>
+        </w:rPr>
+        <w:t>No puede afirmarse que las cinco series de apoyo aporten información sobre los puntos de inflexión de Litecoin.</w:t>
+      </w:r>
+    </w:p>
+    <w:p>
+      <w:pPr>
+        <w:ind w:firstLine="720"/>
+      </w:pPr>
+      <w:r>
+        <w:t xml:space="preserve">Un control posterior permite decirlo de forma más concreta. Al calibrar el banco de pruebas de representaciones se añadieron al modelo ocho columnas que reemiten información ya presente bajo otro nombre y que, por construcción, no aportan nada: su efecto medido es de </w:t>
+      </w:r>
+      <w:r>
+        <w:rPr>
+          <w:b/>
+          <w:bCs/>
+        </w:rPr>
+        <w:t>0,00071</w:t>
+      </w:r>
+      <w:r>
+        <w:t xml:space="preserve"> de media, con el signo cambiando entre semillas. El aporte de los cinco activos de apoyo es de </w:t>
+      </w:r>
+      <w:r>
+        <w:rPr>
+          <w:b/>
+          <w:bCs/>
+        </w:rPr>
+        <w:t>0,00078</w:t>
+      </w:r>
+      <w:r>
+        <w:t xml:space="preserve">, con la misma inestabilidad. </w:t>
+      </w:r>
+      <w:r>
+        <w:rPr>
+          <w:b/>
+          <w:bCs/>
+        </w:rPr>
+        <w:t>Ambos efectos coinciden hasta el cuarto decimal</w:t>
+      </w:r>
+      <w:r>
+        <w:t xml:space="preserve">, de modo que lo que se mide al incorporar los cinco criptoactivos es del mismo tamaño que lo que se mide al no incorporar nada. El planteamiento multivariante era razonable a la vista de las correlaciones medidas en la Semana 1, y esa justificación de diseño se mantiene; lo que la </w:t>
+      </w:r>
+      <w:r>
+        <w:lastRenderedPageBreak/>
+        <w:t>medición añade es que dicha estructura no se traduce, con este modelo y a esta resolución, en poder predictivo distinguible del ruido.</w:t>
+      </w:r>
+    </w:p>
+    <w:p>
+      <w:pPr>
+        <w:ind w:firstLine="720"/>
+      </w:pPr>
+      <w:r>
+        <w:t>Preferimos declararlo así, con sus intervalos, antes que presentar un margen que la evidencia no respalda o silenciar uno que sí respalda.</w:t>
+      </w:r>
+    </w:p>
+    <w:p>
+      <w:pPr>
+        <w:pStyle w:val="Ttulo2"/>
+        <w:keepNext/>
+      </w:pPr>
+      <w:bookmarkStart w:id="19" w:name="_Toc238458743"/>
+      <w:r>
+        <w:t>Limitaciones</w:t>
+      </w:r>
+      <w:bookmarkEnd w:id="19"/>
+    </w:p>
+    <w:p>
+      <w:pPr>
+        <w:ind w:firstLine="720"/>
+      </w:pPr>
+      <w:r>
+        <w:t>Cuatro advertencias que conviene explicitar.</w:t>
+      </w:r>
+    </w:p>
+    <w:p>
+      <w:pPr>
+        <w:ind w:firstLine="720"/>
+      </w:pPr>
+      <w:r>
+        <w:rPr>
+          <w:b/>
+          <w:bCs/>
+        </w:rPr>
+        <w:t>La señal disponible es escasa.</w:t>
+      </w:r>
+      <w:r>
+        <w:t xml:space="preserve"> La información mutua entre lo observable y la etiqueta es baja para todo horizonte, incluido el elegido. Lo que sustenta la decisión es la forma de la curva y no su magnitud, y esa magnitud pequeña es en sí misma un aviso sobre la dificultad del problema con las características actuales.</w:t>
+      </w:r>
+    </w:p>
+    <w:p>
+      <w:pPr>
+        <w:ind w:firstLine="720"/>
+      </w:pPr>
+      <w:r>
+        <w:rPr>
+          <w:b/>
+          <w:bCs/>
+        </w:rPr>
+        <w:t>El conjunto de validación no tiene resolución suficiente.</w:t>
+      </w:r>
+      <w:r>
+        <w:t xml:space="preserve"> Con 99 máximos y 94 mínimos, y un F1 macro que pesa esas dos clases a dos tercios, unos pocos aciertos mueven el resultado de forma apreciable. Cualquier comparación entre modelos que no venga acompañada de un intervalo debe leerse con reserva.</w:t>
+      </w:r>
+    </w:p>
+    <w:p>
+      <w:pPr>
+        <w:ind w:firstLine="720"/>
+      </w:pPr>
+      <w:r>
+        <w:rPr>
+          <w:b/>
+          <w:bCs/>
+        </w:rPr>
+        <w:t>Una fracción de los puntos de inflexión es impredecible por construcción.</w:t>
+      </w:r>
+      <w:r>
+        <w:t xml:space="preserve"> Los saltos inducidos por anuncios regulatorios son exógenos a la serie, y ninguna característica construida sobre el histórico de precios puede anticiparlos.</w:t>
+      </w:r>
+    </w:p>
+    <w:p>
+      <w:pPr>
+        <w:ind w:firstLine="720"/>
+      </w:pPr>
+      <w:r>
+        <w:rPr>
+          <w:b/>
+          <w:bCs/>
+        </w:rPr>
+        <w:t>El paso de un pronóstico de trayectoria a una etiqueta de tres clases quedó resuelto, y conviene decir cómo.</w:t>
+      </w:r>
+      <w:r>
+        <w:t xml:space="preserve"> Un modelo fundacional pronostica el precio, no la clase. Se optó por aplicar el etiquetador del contrato sobre la trayectoria pronosticada, en lugar de entrenar una cabeza de clasificación sobre representaciones congeladas. Lo que inclinó la decisión fue una medición y no una preferencia: aplicar el etiquetador cuesta unos doce segundos sobre el bloque de validación completo, de modo que la alternativa más simple resultó ser además la más barata, </w:t>
+      </w:r>
+      <w:r>
+        <w:lastRenderedPageBreak/>
+        <w:t xml:space="preserve">y la opción del extractor de representaciones habría tenido </w:t>
+      </w:r>
+      <w:r>
+        <w:t>que justificar un costo adicional frente a algo que prácticamente no cuesta.</w:t>
+      </w:r>
+    </w:p>
+    <w:p>
+      <w:pPr>
+        <w:pStyle w:val="Ttulo2"/>
+        <w:keepNext/>
+      </w:pPr>
+      <w:bookmarkStart w:id="20" w:name="_Toc238458744"/>
+      <w:r>
+        <w:t>Sobre el umbral de decisión</w:t>
+      </w:r>
+      <w:bookmarkEnd w:id="20"/>
+    </w:p>
+    <w:p>
+      <w:pPr>
+        <w:ind w:firstLine="720"/>
+      </w:pPr>
+      <w:r>
+        <w:t xml:space="preserve">El proyecto fijó antes de medir que un modelo solo se declara mejor si supera al mejor de los baselines en F1 macro por al menos 0,02. Conviene precisar qué es y qué no es ese umbral: </w:t>
+      </w:r>
+      <w:r>
+        <w:rPr>
+          <w:b/>
+          <w:bCs/>
+        </w:rPr>
+        <w:t>es una convención del equipo acordada de antemano, no un contraste estadístico.</w:t>
+      </w:r>
+      <w:r>
+        <w:t xml:space="preserve"> Fijarlo antes de mirar los resultados fue lo correcto, porque impide elegir el criterio después de conocer el desenlace; presentarlo como si fuera una prueba de significancia no lo sería. Cuando el margen y su intervalo discrepen, manda el intervalo.</w:t>
+      </w:r>
+    </w:p>
+    <w:p>
+      <w:pPr>
+        <w:pStyle w:val="Ttulo2"/>
+        <w:keepNext/>
+      </w:pPr>
+      <w:bookmarkStart w:id="21" w:name="_Toc238458745"/>
+      <w:r>
+        <w:t>Trabajo siguiente</w:t>
+      </w:r>
+      <w:bookmarkEnd w:id="21"/>
+    </w:p>
+    <w:p>
+      <w:pPr>
+        <w:ind w:firstLine="720"/>
+      </w:pPr>
+      <w:r>
+        <w:t xml:space="preserve">La tercera entrega desarrolla el modelo fundacional y las pruebas de detección con datos sintéticos, de entrenamiento y en tiempo real. Conviene declarar que qué se entiende por "tiempo real" está consultado con el profesor y pendiente de respuesta: como la etiqueta de un instante no se conoce hasta </w:t>
+      </w:r>
+      <w:r>
+        <w:rPr>
+          <w:rFonts w:ascii="Courier New" w:eastAsia="Courier New" w:hAnsi="Courier New" w:cs="Courier New"/>
+          <w:sz w:val="22"/>
+          <w:szCs w:val="22"/>
+        </w:rPr>
+        <w:t>w</w:t>
+      </w:r>
+      <w:r>
+        <w:t xml:space="preserve"> velas después, caben dos lecturas —confirmación tardía pero verificable, o anuncio en el momento— que producen dos productos distintos.</w:t>
+      </w:r>
+    </w:p>
+    <w:p>
+      <w:r>
+        <w:br w:type="page"/>
+      </w:r>
+    </w:p>
+    <w:p>
+      <w:pPr>
+        <w:pStyle w:val="Ttulo1"/>
+        <w:keepNext/>
+      </w:pPr>
+      <w:bookmarkStart w:id="22" w:name="_Toc238458746"/>
       <w:r>
         <w:lastRenderedPageBreak/>
         <w:t>Referencias</w:t>
@@ -6576,7 +6657,7 @@
 </file>
 
 <file path=word/endnotes.xml><?xml version="1.0" encoding="utf-8"?>
-<w:endnotes xmlns:wpc="http://schemas.microsoft.com/office/word/2010/wordprocessingCanvas" xmlns:cx="http://schemas.microsoft.com/office/drawing/2014/chartex" xmlns:cx1="http://schemas.microsoft.com/office/drawing/2015/9/8/chartex" xmlns:cx2="http://schemas.microsoft.com/office/drawing/2015/10/21/chartex" xmlns:cx3="http://schemas.microsoft.com/office/drawing/2016/5/9/chartex" xmlns:cx4="http://schemas.microsoft.com/office/drawing/2016/5/10/chartex" xmlns:cx5="http://schemas.microsoft.com/office/drawing/2016/5/11/chartex" xmlns:cx6="http://schemas.microsoft.com/office/drawing/2016/5/12/chartex" xmlns:cx7="http://schemas.microsoft.com/office/drawing/2016/5/13/chartex" xmlns:cx8="http://schemas.microsoft.com/office/drawing/2016/5/14/chartex" xmlns:mc="http://schemas.openxmlformats.org/markup-compatibility/2006" xmlns:aink="http://schemas.microsoft.com/office/drawing/2016/ink" xmlns:am3d="http://schemas.microsoft.com/office/drawing/2017/model3d" xmlns:o="urn:schemas-microsoft-com:office:office" xmlns:oel="http://schemas.microsoft.com/office/2019/extlst" xmlns:r="http://schemas.openxmlformats.org/officeDocument/2006/relationships" xmlns:m="http://schemas.openxmlformats.org/officeDocument/2006/math" xmlns:v="urn:schemas-microsoft-com:vml" xmlns:wp14="http://schemas.microsoft.com/office/word/2010/wordprocessingDrawing" xmlns:wp="http://schemas.openxmlformats.org/drawingml/2006/wordprocessingDrawing" xmlns:w10="urn:schemas-microsoft-com:office:word" xmlns:w="http://schemas.openxmlformats.org/wordprocessingml/2006/main" xmlns:w14="http://schemas.microsoft.com/office/word/2010/wordml" xmlns:w15="http://schemas.microsoft.com/office/word/2012/wordml" xmlns:w16cei="http://schemas.microsoft.com/office/word/2026/wordml/cei" xmlns:w16cex="http://schemas.microsoft.com/office/word/2018/wordml/cex" xmlns:w16cid="http://schemas.microsoft.com/office/word/2016/wordml/cid" xmlns:w16="http://schemas.microsoft.com/office/word/2018/wordml" xmlns:w16du="http://schemas.microsoft.com/office/word/2023/wordml/word16du" xmlns:w16sdtdh="http://schemas.microsoft.com/office/word/2020/wordml/sdtdatahash" xmlns:w16sdtfl="http://schemas.microsoft.com/office/word/2024/wordml/sdtformatlock" xmlns:w16se="http://schemas.microsoft.com/office/word/2015/wordml/symex" xmlns:wpg="http://schemas.microsoft.com/office/word/2010/wordprocessingGroup" xmlns:wpi="http://schemas.microsoft.com/office/word/2010/wordprocessingInk" xmlns:wne="http://schemas.microsoft.com/office/word/2006/wordml" xmlns:wps="http://schemas.microsoft.com/office/word/2010/wordprocessingShape" mc:Ignorable="w14 w15 w16se w16cid w16 w16cex w16sdtdh w16sdtfl w16du wp14">
+<w:endnotes xmlns:wpc="http://schemas.microsoft.com/office/word/2010/wordprocessingCanvas" xmlns:cx="http://schemas.microsoft.com/office/drawing/2014/chartex" xmlns:cx1="http://schemas.microsoft.com/office/drawing/2015/9/8/chartex" xmlns:cx2="http://schemas.microsoft.com/office/drawing/2015/10/21/chartex" xmlns:cx3="http://schemas.microsoft.com/office/drawing/2016/5/9/chartex" xmlns:cx4="http://schemas.microsoft.com/office/drawing/2016/5/10/chartex" xmlns:cx5="http://schemas.microsoft.com/office/drawing/2016/5/11/chartex" xmlns:cx6="http://schemas.microsoft.com/office/drawing/2016/5/12/chartex" xmlns:cx7="http://schemas.microsoft.com/office/drawing/2016/5/13/chartex" xmlns:cx8="http://schemas.microsoft.com/office/drawing/2016/5/14/chartex" xmlns:mc="http://schemas.openxmlformats.org/markup-compatibility/2006" xmlns:aink="http://schemas.microsoft.com/office/drawing/2016/ink" xmlns:am3d="http://schemas.microsoft.com/office/drawing/2017/model3d" xmlns:o="urn:schemas-microsoft-com:office:office" xmlns:oel="http://schemas.microsoft.com/office/2019/extlst" xmlns:r="http://schemas.openxmlformats.org/officeDocument/2006/relationships" xmlns:m="http://schemas.openxmlformats.org/officeDocument/2006/math" xmlns:v="urn:schemas-microsoft-com:vml" xmlns:wp14="http://schemas.microsoft.com/office/word/2010/wordprocessingDrawing" xmlns:wp="http://schemas.openxmlformats.org/drawingml/2006/wordprocessingDrawing" xmlns:w10="urn:schemas-microsoft-com:office:word" xmlns:w="http://schemas.openxmlformats.org/wordprocessingml/2006/main" xmlns:w14="http://schemas.microsoft.com/office/word/2010/wordml" xmlns:w15="http://schemas.microsoft.com/office/word/2012/wordml" xmlns:w16cex="http://schemas.microsoft.com/office/word/2018/wordml/cex" xmlns:w16cid="http://schemas.microsoft.com/office/word/2016/wordml/cid" xmlns:w16="http://schemas.microsoft.com/office/word/2018/wordml" xmlns:w16du="http://schemas.microsoft.com/office/word/2023/wordml/word16du" xmlns:w16sdtdh="http://schemas.microsoft.com/office/word/2020/wordml/sdtdatahash" xmlns:w16sdtfl="http://schemas.microsoft.com/office/word/2024/wordml/sdtformatlock" xmlns:w16se="http://schemas.microsoft.com/office/word/2015/wordml/symex" xmlns:wpg="http://schemas.microsoft.com/office/word/2010/wordprocessingGroup" xmlns:wpi="http://schemas.microsoft.com/office/word/2010/wordprocessingInk" xmlns:wne="http://schemas.microsoft.com/office/word/2006/wordml" xmlns:wps="http://schemas.microsoft.com/office/word/2010/wordprocessingShape" mc:Ignorable="w14 w15 w16se w16cid w16 w16cex w16sdtdh w16sdtfl w16du wp14">
   <w:endnote w:type="separator" w:id="-1">
     <w:p>
       <w:pPr>
@@ -6601,7 +6682,7 @@
 </file>
 
 <file path=word/footnotes.xml><?xml version="1.0" encoding="utf-8"?>
-<w:footnotes xmlns:wpc="http://schemas.microsoft.com/office/word/2010/wordprocessingCanvas" xmlns:cx="http://schemas.microsoft.com/office/drawing/2014/chartex" xmlns:cx1="http://schemas.microsoft.com/office/drawing/2015/9/8/chartex" xmlns:cx2="http://schemas.microsoft.com/office/drawing/2015/10/21/chartex" xmlns:cx3="http://schemas.microsoft.com/office/drawing/2016/5/9/chartex" xmlns:cx4="http://schemas.microsoft.com/office/drawing/2016/5/10/chartex" xmlns:cx5="http://schemas.microsoft.com/office/drawing/2016/5/11/chartex" xmlns:cx6="http://schemas.microsoft.com/office/drawing/2016/5/12/chartex" xmlns:cx7="http://schemas.microsoft.com/office/drawing/2016/5/13/chartex" xmlns:cx8="http://schemas.microsoft.com/office/drawing/2016/5/14/chartex" xmlns:mc="http://schemas.openxmlformats.org/markup-compatibility/2006" xmlns:aink="http://schemas.microsoft.com/office/drawing/2016/ink" xmlns:am3d="http://schemas.microsoft.com/office/drawing/2017/model3d" xmlns:o="urn:schemas-microsoft-com:office:office" xmlns:oel="http://schemas.microsoft.com/office/2019/extlst" xmlns:r="http://schemas.openxmlformats.org/officeDocument/2006/relationships" xmlns:m="http://schemas.openxmlformats.org/officeDocument/2006/math" xmlns:v="urn:schemas-microsoft-com:vml" xmlns:wp14="http://schemas.microsoft.com/office/word/2010/wordprocessingDrawing" xmlns:wp="http://schemas.openxmlformats.org/drawingml/2006/wordprocessingDrawing" xmlns:w10="urn:schemas-microsoft-com:office:word" xmlns:w="http://schemas.openxmlformats.org/wordprocessingml/2006/main" xmlns:w14="http://schemas.microsoft.com/office/word/2010/wordml" xmlns:w15="http://schemas.microsoft.com/office/word/2012/wordml" xmlns:w16cei="http://schemas.microsoft.com/office/word/2026/wordml/cei" xmlns:w16cex="http://schemas.microsoft.com/office/word/2018/wordml/cex" xmlns:w16cid="http://schemas.microsoft.com/office/word/2016/wordml/cid" xmlns:w16="http://schemas.microsoft.com/office/word/2018/wordml" xmlns:w16du="http://schemas.microsoft.com/office/word/2023/wordml/word16du" xmlns:w16sdtdh="http://schemas.microsoft.com/office/word/2020/wordml/sdtdatahash" xmlns:w16sdtfl="http://schemas.microsoft.com/office/word/2024/wordml/sdtformatlock" xmlns:w16se="http://schemas.microsoft.com/office/word/2015/wordml/symex" xmlns:wpg="http://schemas.microsoft.com/office/word/2010/wordprocessingGroup" xmlns:wpi="http://schemas.microsoft.com/office/word/2010/wordprocessingInk" xmlns:wne="http://schemas.microsoft.com/office/word/2006/wordml" xmlns:wps="http://schemas.microsoft.com/office/word/2010/wordprocessingShape" mc:Ignorable="w14 w15 w16se w16cid w16 w16cex w16sdtdh w16sdtfl w16du wp14">
+<w:footnotes xmlns:wpc="http://schemas.microsoft.com/office/word/2010/wordprocessingCanvas" xmlns:cx="http://schemas.microsoft.com/office/drawing/2014/chartex" xmlns:cx1="http://schemas.microsoft.com/office/drawing/2015/9/8/chartex" xmlns:cx2="http://schemas.microsoft.com/office/drawing/2015/10/21/chartex" xmlns:cx3="http://schemas.microsoft.com/office/drawing/2016/5/9/chartex" xmlns:cx4="http://schemas.microsoft.com/office/drawing/2016/5/10/chartex" xmlns:cx5="http://schemas.microsoft.com/office/drawing/2016/5/11/chartex" xmlns:cx6="http://schemas.microsoft.com/office/drawing/2016/5/12/chartex" xmlns:cx7="http://schemas.microsoft.com/office/drawing/2016/5/13/chartex" xmlns:cx8="http://schemas.microsoft.com/office/drawing/2016/5/14/chartex" xmlns:mc="http://schemas.openxmlformats.org/markup-compatibility/2006" xmlns:aink="http://schemas.microsoft.com/office/drawing/2016/ink" xmlns:am3d="http://schemas.microsoft.com/office/drawing/2017/model3d" xmlns:o="urn:schemas-microsoft-com:office:office" xmlns:oel="http://schemas.microsoft.com/office/2019/extlst" xmlns:r="http://schemas.openxmlformats.org/officeDocument/2006/relationships" xmlns:m="http://schemas.openxmlformats.org/officeDocument/2006/math" xmlns:v="urn:schemas-microsoft-com:vml" xmlns:wp14="http://schemas.microsoft.com/office/word/2010/wordprocessingDrawing" xmlns:wp="http://schemas.openxmlformats.org/drawingml/2006/wordprocessingDrawing" xmlns:w10="urn:schemas-microsoft-com:office:word" xmlns:w="http://schemas.openxmlformats.org/wordprocessingml/2006/main" xmlns:w14="http://schemas.microsoft.com/office/word/2010/wordml" xmlns:w15="http://schemas.microsoft.com/office/word/2012/wordml" xmlns:w16cex="http://schemas.microsoft.com/office/word/2018/wordml/cex" xmlns:w16cid="http://schemas.microsoft.com/office/word/2016/wordml/cid" xmlns:w16="http://schemas.microsoft.com/office/word/2018/wordml" xmlns:w16du="http://schemas.microsoft.com/office/word/2023/wordml/word16du" xmlns:w16sdtdh="http://schemas.microsoft.com/office/word/2020/wordml/sdtdatahash" xmlns:w16sdtfl="http://schemas.microsoft.com/office/word/2024/wordml/sdtformatlock" xmlns:w16se="http://schemas.microsoft.com/office/word/2015/wordml/symex" xmlns:wpg="http://schemas.microsoft.com/office/word/2010/wordprocessingGroup" xmlns:wpi="http://schemas.microsoft.com/office/word/2010/wordprocessingInk" xmlns:wne="http://schemas.microsoft.com/office/word/2006/wordml" xmlns:wps="http://schemas.microsoft.com/office/word/2010/wordprocessingShape" mc:Ignorable="w14 w15 w16se w16cid w16 w16cex w16sdtdh w16sdtfl w16du wp14">
   <w:footnote w:type="separator" w:id="-1">
     <w:p>
       <w:pPr>
@@ -6626,7 +6707,7 @@
 </file>
 
 <file path=word/header1.xml><?xml version="1.0" encoding="utf-8"?>
-<w:hdr xmlns:wpc="http://schemas.microsoft.com/office/word/2010/wordprocessingCanvas" xmlns:cx="http://schemas.microsoft.com/office/drawing/2014/chartex" xmlns:cx1="http://schemas.microsoft.com/office/drawing/2015/9/8/chartex" xmlns:cx2="http://schemas.microsoft.com/office/drawing/2015/10/21/chartex" xmlns:cx3="http://schemas.microsoft.com/office/drawing/2016/5/9/chartex" xmlns:cx4="http://schemas.microsoft.com/office/drawing/2016/5/10/chartex" xmlns:cx5="http://schemas.microsoft.com/office/drawing/2016/5/11/chartex" xmlns:cx6="http://schemas.microsoft.com/office/drawing/2016/5/12/chartex" xmlns:cx7="http://schemas.microsoft.com/office/drawing/2016/5/13/chartex" xmlns:cx8="http://schemas.microsoft.com/office/drawing/2016/5/14/chartex" xmlns:mc="http://schemas.openxmlformats.org/markup-compatibility/2006" xmlns:aink="http://schemas.microsoft.com/office/drawing/2016/ink" xmlns:am3d="http://schemas.microsoft.com/office/drawing/2017/model3d" xmlns:o="urn:schemas-microsoft-com:office:office" xmlns:oel="http://schemas.microsoft.com/office/2019/extlst" xmlns:r="http://schemas.openxmlformats.org/officeDocument/2006/relationships" xmlns:m="http://schemas.openxmlformats.org/officeDocument/2006/math" xmlns:v="urn:schemas-microsoft-com:vml" xmlns:wp14="http://schemas.microsoft.com/office/word/2010/wordprocessingDrawing" xmlns:wp="http://schemas.openxmlformats.org/drawingml/2006/wordprocessingDrawing" xmlns:w10="urn:schemas-microsoft-com:office:word" xmlns:w="http://schemas.openxmlformats.org/wordprocessingml/2006/main" xmlns:w14="http://schemas.microsoft.com/office/word/2010/wordml" xmlns:w15="http://schemas.microsoft.com/office/word/2012/wordml" xmlns:w16cei="http://schemas.microsoft.com/office/word/2026/wordml/cei" xmlns:w16cex="http://schemas.microsoft.com/office/word/2018/wordml/cex" xmlns:w16cid="http://schemas.microsoft.com/office/word/2016/wordml/cid" xmlns:w16="http://schemas.microsoft.com/office/word/2018/wordml" xmlns:w16du="http://schemas.microsoft.com/office/word/2023/wordml/word16du" xmlns:w16sdtdh="http://schemas.microsoft.com/office/word/2020/wordml/sdtdatahash" xmlns:w16sdtfl="http://schemas.microsoft.com/office/word/2024/wordml/sdtformatlock" xmlns:w16se="http://schemas.microsoft.com/office/word/2015/wordml/symex" xmlns:wpg="http://schemas.microsoft.com/office/word/2010/wordprocessingGroup" xmlns:wpi="http://schemas.microsoft.com/office/word/2010/wordprocessingInk" xmlns:wne="http://schemas.microsoft.com/office/word/2006/wordml" xmlns:wps="http://schemas.microsoft.com/office/word/2010/wordprocessingShape" mc:Ignorable="w14 w15 w16se w16cid w16 w16cex w16sdtdh w16sdtfl w16du wp14">
+<w:hdr xmlns:wpc="http://schemas.microsoft.com/office/word/2010/wordprocessingCanvas" xmlns:cx="http://schemas.microsoft.com/office/drawing/2014/chartex" xmlns:cx1="http://schemas.microsoft.com/office/drawing/2015/9/8/chartex" xmlns:cx2="http://schemas.microsoft.com/office/drawing/2015/10/21/chartex" xmlns:cx3="http://schemas.microsoft.com/office/drawing/2016/5/9/chartex" xmlns:cx4="http://schemas.microsoft.com/office/drawing/2016/5/10/chartex" xmlns:cx5="http://schemas.microsoft.com/office/drawing/2016/5/11/chartex" xmlns:cx6="http://schemas.microsoft.com/office/drawing/2016/5/12/chartex" xmlns:cx7="http://schemas.microsoft.com/office/drawing/2016/5/13/chartex" xmlns:cx8="http://schemas.microsoft.com/office/drawing/2016/5/14/chartex" xmlns:mc="http://schemas.openxmlformats.org/markup-compatibility/2006" xmlns:aink="http://schemas.microsoft.com/office/drawing/2016/ink" xmlns:am3d="http://schemas.microsoft.com/office/drawing/2017/model3d" xmlns:o="urn:schemas-microsoft-com:office:office" xmlns:oel="http://schemas.microsoft.com/office/2019/extlst" xmlns:r="http://schemas.openxmlformats.org/officeDocument/2006/relationships" xmlns:m="http://schemas.openxmlformats.org/officeDocument/2006/math" xmlns:v="urn:schemas-microsoft-com:vml" xmlns:wp14="http://schemas.microsoft.com/office/word/2010/wordprocessingDrawing" xmlns:wp="http://schemas.openxmlformats.org/drawingml/2006/wordprocessingDrawing" xmlns:w10="urn:schemas-microsoft-com:office:word" xmlns:w="http://schemas.openxmlformats.org/wordprocessingml/2006/main" xmlns:w14="http://schemas.microsoft.com/office/word/2010/wordml" xmlns:w15="http://schemas.microsoft.com/office/word/2012/wordml" xmlns:w16cex="http://schemas.microsoft.com/office/word/2018/wordml/cex" xmlns:w16cid="http://schemas.microsoft.com/office/word/2016/wordml/cid" xmlns:w16="http://schemas.microsoft.com/office/word/2018/wordml" xmlns:w16du="http://schemas.microsoft.com/office/word/2023/wordml/word16du" xmlns:w16sdtdh="http://schemas.microsoft.com/office/word/2020/wordml/sdtdatahash" xmlns:w16sdtfl="http://schemas.microsoft.com/office/word/2024/wordml/sdtformatlock" xmlns:w16se="http://schemas.microsoft.com/office/word/2015/wordml/symex" xmlns:wpg="http://schemas.microsoft.com/office/word/2010/wordprocessingGroup" xmlns:wpi="http://schemas.microsoft.com/office/word/2010/wordprocessingInk" xmlns:wne="http://schemas.microsoft.com/office/word/2006/wordml" xmlns:wps="http://schemas.microsoft.com/office/word/2010/wordprocessingShape" mc:Ignorable="w14 w15 w16se w16cid w16 w16cex w16sdtdh w16sdtfl w16du wp14">
   <w:p>
     <w:pPr>
       <w:jc w:val="right"/>
@@ -6654,12 +6735,12 @@
 </file>
 
 <file path=word/numbering.xml><?xml version="1.0" encoding="utf-8"?>
-<w:numbering xmlns:wpc="http://schemas.microsoft.com/office/word/2010/wordprocessingCanvas" xmlns:cx="http://schemas.microsoft.com/office/drawing/2014/chartex" xmlns:cx1="http://schemas.microsoft.com/office/drawing/2015/9/8/chartex" xmlns:cx2="http://schemas.microsoft.com/office/drawing/2015/10/21/chartex" xmlns:cx3="http://schemas.microsoft.com/office/drawing/2016/5/9/chartex" xmlns:cx4="http://schemas.microsoft.com/office/drawing/2016/5/10/chartex" xmlns:cx5="http://schemas.microsoft.com/office/drawing/2016/5/11/chartex" xmlns:cx6="http://schemas.microsoft.com/office/drawing/2016/5/12/chartex" xmlns:cx7="http://schemas.microsoft.com/office/drawing/2016/5/13/chartex" xmlns:cx8="http://schemas.microsoft.com/office/drawing/2016/5/14/chartex" xmlns:mc="http://schemas.openxmlformats.org/markup-compatibility/2006" xmlns:aink="http://schemas.microsoft.com/office/drawing/2016/ink" xmlns:am3d="http://schemas.microsoft.com/office/drawing/2017/model3d" xmlns:o="urn:schemas-microsoft-com:office:office" xmlns:oel="http://schemas.microsoft.com/office/2019/extlst" xmlns:r="http://schemas.openxmlformats.org/officeDocument/2006/relationships" xmlns:m="http://schemas.openxmlformats.org/officeDocument/2006/math" xmlns:v="urn:schemas-microsoft-com:vml" xmlns:wp14="http://schemas.microsoft.com/office/word/2010/wordprocessingDrawing" xmlns:wp="http://schemas.openxmlformats.org/drawingml/2006/wordprocessingDrawing" xmlns:w10="urn:schemas-microsoft-com:office:word" xmlns:w="http://schemas.openxmlformats.org/wordprocessingml/2006/main" xmlns:w14="http://schemas.microsoft.com/office/word/2010/wordml" xmlns:w15="http://schemas.microsoft.com/office/word/2012/wordml" xmlns:w16cei="http://schemas.microsoft.com/office/word/2026/wordml/cei" xmlns:w16cex="http://schemas.microsoft.com/office/word/2018/wordml/cex" xmlns:w16cid="http://schemas.microsoft.com/office/word/2016/wordml/cid" xmlns:w16="http://schemas.microsoft.com/office/word/2018/wordml" xmlns:w16du="http://schemas.microsoft.com/office/word/2023/wordml/word16du" xmlns:w16sdtdh="http://schemas.microsoft.com/office/word/2020/wordml/sdtdatahash" xmlns:w16sdtfl="http://schemas.microsoft.com/office/word/2024/wordml/sdtformatlock" xmlns:w16se="http://schemas.microsoft.com/office/word/2015/wordml/symex" xmlns:wpg="http://schemas.microsoft.com/office/word/2010/wordprocessingGroup" xmlns:wpi="http://schemas.microsoft.com/office/word/2010/wordprocessingInk" xmlns:wne="http://schemas.microsoft.com/office/word/2006/wordml" xmlns:wps="http://schemas.microsoft.com/office/word/2010/wordprocessingShape" mc:Ignorable="w14 w15 w16se w16cid w16 w16cex w16sdtdh w16sdtfl w16du wp14">
+<w:numbering xmlns:wpc="http://schemas.microsoft.com/office/word/2010/wordprocessingCanvas" xmlns:cx="http://schemas.microsoft.com/office/drawing/2014/chartex" xmlns:cx1="http://schemas.microsoft.com/office/drawing/2015/9/8/chartex" xmlns:cx2="http://schemas.microsoft.com/office/drawing/2015/10/21/chartex" xmlns:cx3="http://schemas.microsoft.com/office/drawing/2016/5/9/chartex" xmlns:cx4="http://schemas.microsoft.com/office/drawing/2016/5/10/chartex" xmlns:cx5="http://schemas.microsoft.com/office/drawing/2016/5/11/chartex" xmlns:cx6="http://schemas.microsoft.com/office/drawing/2016/5/12/chartex" xmlns:cx7="http://schemas.microsoft.com/office/drawing/2016/5/13/chartex" xmlns:cx8="http://schemas.microsoft.com/office/drawing/2016/5/14/chartex" xmlns:mc="http://schemas.openxmlformats.org/markup-compatibility/2006" xmlns:aink="http://schemas.microsoft.com/office/drawing/2016/ink" xmlns:am3d="http://schemas.microsoft.com/office/drawing/2017/model3d" xmlns:o="urn:schemas-microsoft-com:office:office" xmlns:oel="http://schemas.microsoft.com/office/2019/extlst" xmlns:r="http://schemas.openxmlformats.org/officeDocument/2006/relationships" xmlns:m="http://schemas.openxmlformats.org/officeDocument/2006/math" xmlns:v="urn:schemas-microsoft-com:vml" xmlns:wp14="http://schemas.microsoft.com/office/word/2010/wordprocessingDrawing" xmlns:wp="http://schemas.openxmlformats.org/drawingml/2006/wordprocessingDrawing" xmlns:w10="urn:schemas-microsoft-com:office:word" xmlns:w="http://schemas.openxmlformats.org/wordprocessingml/2006/main" xmlns:w14="http://schemas.microsoft.com/office/word/2010/wordml" xmlns:w15="http://schemas.microsoft.com/office/word/2012/wordml" xmlns:w16cex="http://schemas.microsoft.com/office/word/2018/wordml/cex" xmlns:w16cid="http://schemas.microsoft.com/office/word/2016/wordml/cid" xmlns:w16="http://schemas.microsoft.com/office/word/2018/wordml" xmlns:w16du="http://schemas.microsoft.com/office/word/2023/wordml/word16du" xmlns:w16sdtdh="http://schemas.microsoft.com/office/word/2020/wordml/sdtdatahash" xmlns:w16sdtfl="http://schemas.microsoft.com/office/word/2024/wordml/sdtformatlock" xmlns:w16se="http://schemas.microsoft.com/office/word/2015/wordml/symex" xmlns:wpg="http://schemas.microsoft.com/office/word/2010/wordprocessingGroup" xmlns:wpi="http://schemas.microsoft.com/office/word/2010/wordprocessingInk" xmlns:wne="http://schemas.microsoft.com/office/word/2006/wordml" xmlns:wps="http://schemas.microsoft.com/office/word/2010/wordprocessingShape" mc:Ignorable="w14 w15 w16se w16cid w16 w16cex w16sdtdh w16sdtfl w16du wp14">
   <w:abstractNum w:abstractNumId="0" w15:restartNumberingAfterBreak="0">
-    <w:nsid w:val="16E03CA0"/>
+    <w:nsid w:val="340C7466"/>
     <w:multiLevelType w:val="hybridMultilevel"/>
-    <w:tmpl w:val="1DBC26DA"/>
-    <w:lvl w:ilvl="0" w:tplc="EDBE1582">
+    <w:tmpl w:val="590A481A"/>
+    <w:lvl w:ilvl="0" w:tplc="7758014E">
       <w:start w:val="1"/>
       <w:numFmt w:val="bullet"/>
       <w:lvlText w:val="●"/>
@@ -6668,7 +6749,7 @@
         <w:ind w:left="720" w:hanging="360"/>
       </w:pPr>
     </w:lvl>
-    <w:lvl w:ilvl="1" w:tplc="8B36044E">
+    <w:lvl w:ilvl="1" w:tplc="54A0E74E">
       <w:start w:val="1"/>
       <w:numFmt w:val="bullet"/>
       <w:lvlText w:val="○"/>
@@ -6677,7 +6758,7 @@
         <w:ind w:left="1440" w:hanging="360"/>
       </w:pPr>
     </w:lvl>
-    <w:lvl w:ilvl="2" w:tplc="9EC09AF4">
+    <w:lvl w:ilvl="2" w:tplc="2996EB50">
       <w:start w:val="1"/>
       <w:numFmt w:val="bullet"/>
       <w:lvlText w:val="■"/>
@@ -6686,7 +6767,7 @@
         <w:ind w:left="2160" w:hanging="360"/>
       </w:pPr>
     </w:lvl>
-    <w:lvl w:ilvl="3" w:tplc="29EA6444">
+    <w:lvl w:ilvl="3" w:tplc="EF867564">
       <w:start w:val="1"/>
       <w:numFmt w:val="bullet"/>
       <w:lvlText w:val="●"/>
@@ -6695,7 +6776,7 @@
         <w:ind w:left="2880" w:hanging="360"/>
       </w:pPr>
     </w:lvl>
-    <w:lvl w:ilvl="4" w:tplc="175A4D36">
+    <w:lvl w:ilvl="4" w:tplc="F6641A28">
       <w:start w:val="1"/>
       <w:numFmt w:val="bullet"/>
       <w:lvlText w:val="○"/>
@@ -6704,7 +6785,7 @@
         <w:ind w:left="3600" w:hanging="360"/>
       </w:pPr>
     </w:lvl>
-    <w:lvl w:ilvl="5" w:tplc="6700C620">
+    <w:lvl w:ilvl="5" w:tplc="CDA83F06">
       <w:start w:val="1"/>
       <w:numFmt w:val="bullet"/>
       <w:lvlText w:val="■"/>
@@ -6713,7 +6794,7 @@
         <w:ind w:left="4320" w:hanging="360"/>
       </w:pPr>
     </w:lvl>
-    <w:lvl w:ilvl="6" w:tplc="4386C70E">
+    <w:lvl w:ilvl="6" w:tplc="4F305744">
       <w:start w:val="1"/>
       <w:numFmt w:val="bullet"/>
       <w:lvlText w:val="●"/>
@@ -6722,7 +6803,7 @@
         <w:ind w:left="5040" w:hanging="360"/>
       </w:pPr>
     </w:lvl>
-    <w:lvl w:ilvl="7" w:tplc="16BCB3D0">
+    <w:lvl w:ilvl="7" w:tplc="29702B7E">
       <w:start w:val="1"/>
       <w:numFmt w:val="bullet"/>
       <w:lvlText w:val="●"/>
@@ -6731,7 +6812,7 @@
         <w:ind w:left="5760" w:hanging="360"/>
       </w:pPr>
     </w:lvl>
-    <w:lvl w:ilvl="8" w:tplc="DF1CCAE2">
+    <w:lvl w:ilvl="8" w:tplc="DF30E8CC">
       <w:start w:val="1"/>
       <w:numFmt w:val="bullet"/>
       <w:lvlText w:val="●"/>
@@ -6741,7 +6822,7 @@
       </w:pPr>
     </w:lvl>
   </w:abstractNum>
-  <w:num w:numId="1" w16cid:durableId="343022576">
+  <w:num w:numId="1" w16cid:durableId="1852066289">
     <w:abstractNumId w:val="0"/>
     <w:lvlOverride w:ilvl="0">
       <w:startOverride w:val="1"/>
@@ -7365,7 +7446,7 @@
     <w:autoRedefine/>
     <w:uiPriority w:val="39"/>
     <w:unhideWhenUsed/>
-    <w:rsid w:val="00C20C25"/>
+    <w:rsid w:val="007C3A28"/>
     <w:pPr>
       <w:spacing w:after="100"/>
     </w:pPr>
@@ -7377,7 +7458,7 @@
     <w:autoRedefine/>
     <w:uiPriority w:val="39"/>
     <w:unhideWhenUsed/>
-    <w:rsid w:val="00C20C25"/>
+    <w:rsid w:val="007C3A28"/>
     <w:pPr>
       <w:spacing w:after="100"/>
       <w:ind w:left="240"/>

--- a/docs/entregas/semana-2/Marco teorico - Semana 2.docx
+++ b/docs/entregas/semana-2/Marco teorico - Semana 2.docx
@@ -147,7 +147,7 @@
     <w:sdt>
       <w:sdtPr>
         <w:alias w:val="Contenido"/>
-        <w:id w:val="564841389"/>
+        <w:id w:val="1884753972"/>
       </w:sdtPr>
       <w:sdtEndPr/>
       <w:sdtContent>
@@ -174,7 +174,7 @@
           <w:r>
             <w:fldChar w:fldCharType="separate"/>
           </w:r>
-          <w:hyperlink w:anchor="_Toc238458724" w:history="1">
+          <w:hyperlink w:anchor="_Toc238493459" w:history="1">
             <w:r>
               <w:rPr>
                 <w:rStyle w:val="Hipervnculo"/>
@@ -198,7 +198,7 @@
               <w:rPr>
                 <w:noProof/>
               </w:rPr>
-              <w:instrText xml:space="preserve"> PAGEREF _Toc238458724 \h </w:instrText>
+              <w:instrText xml:space="preserve"> PAGEREF _Toc238493459 \h </w:instrText>
             </w:r>
             <w:r>
               <w:rPr>
@@ -239,7 +239,7 @@
               <w14:ligatures w14:val="standardContextual"/>
             </w:rPr>
           </w:pPr>
-          <w:hyperlink w:anchor="_Toc238458725" w:history="1">
+          <w:hyperlink w:anchor="_Toc238493460" w:history="1">
             <w:r>
               <w:rPr>
                 <w:rStyle w:val="Hipervnculo"/>
@@ -263,7 +263,7 @@
               <w:rPr>
                 <w:noProof/>
               </w:rPr>
-              <w:instrText xml:space="preserve"> PAGEREF _Toc238458725 \h </w:instrText>
+              <w:instrText xml:space="preserve"> PAGEREF _Toc238493460 \h </w:instrText>
             </w:r>
             <w:r>
               <w:rPr>
@@ -304,7 +304,7 @@
               <w14:ligatures w14:val="standardContextual"/>
             </w:rPr>
           </w:pPr>
-          <w:hyperlink w:anchor="_Toc238458726" w:history="1">
+          <w:hyperlink w:anchor="_Toc238493461" w:history="1">
             <w:r>
               <w:rPr>
                 <w:rStyle w:val="Hipervnculo"/>
@@ -328,7 +328,7 @@
               <w:rPr>
                 <w:noProof/>
               </w:rPr>
-              <w:instrText xml:space="preserve"> PAGEREF _Toc238458726 \h </w:instrText>
+              <w:instrText xml:space="preserve"> PAGEREF _Toc238493461 \h </w:instrText>
             </w:r>
             <w:r>
               <w:rPr>
@@ -369,7 +369,7 @@
               <w14:ligatures w14:val="standardContextual"/>
             </w:rPr>
           </w:pPr>
-          <w:hyperlink w:anchor="_Toc238458727" w:history="1">
+          <w:hyperlink w:anchor="_Toc238493462" w:history="1">
             <w:r>
               <w:rPr>
                 <w:rStyle w:val="Hipervnculo"/>
@@ -393,7 +393,7 @@
               <w:rPr>
                 <w:noProof/>
               </w:rPr>
-              <w:instrText xml:space="preserve"> PAGEREF _Toc238458727 \h </w:instrText>
+              <w:instrText xml:space="preserve"> PAGEREF _Toc238493462 \h </w:instrText>
             </w:r>
             <w:r>
               <w:rPr>
@@ -434,7 +434,7 @@
               <w14:ligatures w14:val="standardContextual"/>
             </w:rPr>
           </w:pPr>
-          <w:hyperlink w:anchor="_Toc238458728" w:history="1">
+          <w:hyperlink w:anchor="_Toc238493463" w:history="1">
             <w:r>
               <w:rPr>
                 <w:rStyle w:val="Hipervnculo"/>
@@ -458,7 +458,7 @@
               <w:rPr>
                 <w:noProof/>
               </w:rPr>
-              <w:instrText xml:space="preserve"> PAGEREF _Toc238458728 \h </w:instrText>
+              <w:instrText xml:space="preserve"> PAGEREF _Toc238493463 \h </w:instrText>
             </w:r>
             <w:r>
               <w:rPr>
@@ -499,7 +499,7 @@
               <w14:ligatures w14:val="standardContextual"/>
             </w:rPr>
           </w:pPr>
-          <w:hyperlink w:anchor="_Toc238458729" w:history="1">
+          <w:hyperlink w:anchor="_Toc238493464" w:history="1">
             <w:r>
               <w:rPr>
                 <w:rStyle w:val="Hipervnculo"/>
@@ -523,7 +523,7 @@
               <w:rPr>
                 <w:noProof/>
               </w:rPr>
-              <w:instrText xml:space="preserve"> PAGEREF _Toc238458729 \h </w:instrText>
+              <w:instrText xml:space="preserve"> PAGEREF _Toc238493464 \h </w:instrText>
             </w:r>
             <w:r>
               <w:rPr>
@@ -564,7 +564,7 @@
               <w14:ligatures w14:val="standardContextual"/>
             </w:rPr>
           </w:pPr>
-          <w:hyperlink w:anchor="_Toc238458730" w:history="1">
+          <w:hyperlink w:anchor="_Toc238493465" w:history="1">
             <w:r>
               <w:rPr>
                 <w:rStyle w:val="Hipervnculo"/>
@@ -588,7 +588,7 @@
               <w:rPr>
                 <w:noProof/>
               </w:rPr>
-              <w:instrText xml:space="preserve"> PAGEREF _Toc238458730 \h </w:instrText>
+              <w:instrText xml:space="preserve"> PAGEREF _Toc238493465 \h </w:instrText>
             </w:r>
             <w:r>
               <w:rPr>
@@ -629,7 +629,7 @@
               <w14:ligatures w14:val="standardContextual"/>
             </w:rPr>
           </w:pPr>
-          <w:hyperlink w:anchor="_Toc238458731" w:history="1">
+          <w:hyperlink w:anchor="_Toc238493466" w:history="1">
             <w:r>
               <w:rPr>
                 <w:rStyle w:val="Hipervnculo"/>
@@ -653,7 +653,7 @@
               <w:rPr>
                 <w:noProof/>
               </w:rPr>
-              <w:instrText xml:space="preserve"> PAGEREF _Toc238458731 \h </w:instrText>
+              <w:instrText xml:space="preserve"> PAGEREF _Toc238493466 \h </w:instrText>
             </w:r>
             <w:r>
               <w:rPr>
@@ -694,7 +694,7 @@
               <w14:ligatures w14:val="standardContextual"/>
             </w:rPr>
           </w:pPr>
-          <w:hyperlink w:anchor="_Toc238458732" w:history="1">
+          <w:hyperlink w:anchor="_Toc238493467" w:history="1">
             <w:r>
               <w:rPr>
                 <w:rStyle w:val="Hipervnculo"/>
@@ -718,7 +718,7 @@
               <w:rPr>
                 <w:noProof/>
               </w:rPr>
-              <w:instrText xml:space="preserve"> PAGEREF _Toc238458732 \h </w:instrText>
+              <w:instrText xml:space="preserve"> PAGEREF _Toc238493467 \h </w:instrText>
             </w:r>
             <w:r>
               <w:rPr>
@@ -759,7 +759,7 @@
               <w14:ligatures w14:val="standardContextual"/>
             </w:rPr>
           </w:pPr>
-          <w:hyperlink w:anchor="_Toc238458733" w:history="1">
+          <w:hyperlink w:anchor="_Toc238493468" w:history="1">
             <w:r>
               <w:rPr>
                 <w:rStyle w:val="Hipervnculo"/>
@@ -783,7 +783,7 @@
               <w:rPr>
                 <w:noProof/>
               </w:rPr>
-              <w:instrText xml:space="preserve"> PAGEREF _Toc238458733 \h </w:instrText>
+              <w:instrText xml:space="preserve"> PAGEREF _Toc238493468 \h </w:instrText>
             </w:r>
             <w:r>
               <w:rPr>
@@ -824,7 +824,7 @@
               <w14:ligatures w14:val="standardContextual"/>
             </w:rPr>
           </w:pPr>
-          <w:hyperlink w:anchor="_Toc238458734" w:history="1">
+          <w:hyperlink w:anchor="_Toc238493469" w:history="1">
             <w:r>
               <w:rPr>
                 <w:rStyle w:val="Hipervnculo"/>
@@ -848,7 +848,7 @@
               <w:rPr>
                 <w:noProof/>
               </w:rPr>
-              <w:instrText xml:space="preserve"> PAGEREF _Toc238458734 \h </w:instrText>
+              <w:instrText xml:space="preserve"> PAGEREF _Toc238493469 \h </w:instrText>
             </w:r>
             <w:r>
               <w:rPr>
@@ -889,7 +889,7 @@
               <w14:ligatures w14:val="standardContextual"/>
             </w:rPr>
           </w:pPr>
-          <w:hyperlink w:anchor="_Toc238458735" w:history="1">
+          <w:hyperlink w:anchor="_Toc238493470" w:history="1">
             <w:r>
               <w:rPr>
                 <w:rStyle w:val="Hipervnculo"/>
@@ -913,7 +913,7 @@
               <w:rPr>
                 <w:noProof/>
               </w:rPr>
-              <w:instrText xml:space="preserve"> PAGEREF _Toc238458735 \h </w:instrText>
+              <w:instrText xml:space="preserve"> PAGEREF _Toc238493470 \h </w:instrText>
             </w:r>
             <w:r>
               <w:rPr>
@@ -954,7 +954,7 @@
               <w14:ligatures w14:val="standardContextual"/>
             </w:rPr>
           </w:pPr>
-          <w:hyperlink w:anchor="_Toc238458736" w:history="1">
+          <w:hyperlink w:anchor="_Toc238493471" w:history="1">
             <w:r>
               <w:rPr>
                 <w:rStyle w:val="Hipervnculo"/>
@@ -978,7 +978,7 @@
               <w:rPr>
                 <w:noProof/>
               </w:rPr>
-              <w:instrText xml:space="preserve"> PAGEREF _Toc238458736 \h </w:instrText>
+              <w:instrText xml:space="preserve"> PAGEREF _Toc238493471 \h </w:instrText>
             </w:r>
             <w:r>
               <w:rPr>
@@ -1019,7 +1019,7 @@
               <w14:ligatures w14:val="standardContextual"/>
             </w:rPr>
           </w:pPr>
-          <w:hyperlink w:anchor="_Toc238458737" w:history="1">
+          <w:hyperlink w:anchor="_Toc238493472" w:history="1">
             <w:r>
               <w:rPr>
                 <w:rStyle w:val="Hipervnculo"/>
@@ -1043,7 +1043,7 @@
               <w:rPr>
                 <w:noProof/>
               </w:rPr>
-              <w:instrText xml:space="preserve"> PAGEREF _Toc238458737 \h </w:instrText>
+              <w:instrText xml:space="preserve"> PAGEREF _Toc238493472 \h </w:instrText>
             </w:r>
             <w:r>
               <w:rPr>
@@ -1084,7 +1084,7 @@
               <w14:ligatures w14:val="standardContextual"/>
             </w:rPr>
           </w:pPr>
-          <w:hyperlink w:anchor="_Toc238458738" w:history="1">
+          <w:hyperlink w:anchor="_Toc238493473" w:history="1">
             <w:r>
               <w:rPr>
                 <w:rStyle w:val="Hipervnculo"/>
@@ -1108,7 +1108,7 @@
               <w:rPr>
                 <w:noProof/>
               </w:rPr>
-              <w:instrText xml:space="preserve"> PAGEREF _Toc238458738 \h </w:instrText>
+              <w:instrText xml:space="preserve"> PAGEREF _Toc238493473 \h </w:instrText>
             </w:r>
             <w:r>
               <w:rPr>
@@ -1149,7 +1149,7 @@
               <w14:ligatures w14:val="standardContextual"/>
             </w:rPr>
           </w:pPr>
-          <w:hyperlink w:anchor="_Toc238458739" w:history="1">
+          <w:hyperlink w:anchor="_Toc238493474" w:history="1">
             <w:r>
               <w:rPr>
                 <w:rStyle w:val="Hipervnculo"/>
@@ -1173,7 +1173,7 @@
               <w:rPr>
                 <w:noProof/>
               </w:rPr>
-              <w:instrText xml:space="preserve"> PAGEREF _Toc238458739 \h </w:instrText>
+              <w:instrText xml:space="preserve"> PAGEREF _Toc238493474 \h </w:instrText>
             </w:r>
             <w:r>
               <w:rPr>
@@ -1214,7 +1214,7 @@
               <w14:ligatures w14:val="standardContextual"/>
             </w:rPr>
           </w:pPr>
-          <w:hyperlink w:anchor="_Toc238458740" w:history="1">
+          <w:hyperlink w:anchor="_Toc238493475" w:history="1">
             <w:r>
               <w:rPr>
                 <w:rStyle w:val="Hipervnculo"/>
@@ -1238,7 +1238,7 @@
               <w:rPr>
                 <w:noProof/>
               </w:rPr>
-              <w:instrText xml:space="preserve"> PAGEREF _Toc238458740 \h </w:instrText>
+              <w:instrText xml:space="preserve"> PAGEREF _Toc238493475 \h </w:instrText>
             </w:r>
             <w:r>
               <w:rPr>
@@ -1279,7 +1279,7 @@
               <w14:ligatures w14:val="standardContextual"/>
             </w:rPr>
           </w:pPr>
-          <w:hyperlink w:anchor="_Toc238458741" w:history="1">
+          <w:hyperlink w:anchor="_Toc238493476" w:history="1">
             <w:r>
               <w:rPr>
                 <w:rStyle w:val="Hipervnculo"/>
@@ -1303,7 +1303,7 @@
               <w:rPr>
                 <w:noProof/>
               </w:rPr>
-              <w:instrText xml:space="preserve"> PAGEREF _Toc238458741 \h </w:instrText>
+              <w:instrText xml:space="preserve"> PAGEREF _Toc238493476 \h </w:instrText>
             </w:r>
             <w:r>
               <w:rPr>
@@ -1344,7 +1344,7 @@
               <w14:ligatures w14:val="standardContextual"/>
             </w:rPr>
           </w:pPr>
-          <w:hyperlink w:anchor="_Toc238458742" w:history="1">
+          <w:hyperlink w:anchor="_Toc238493477" w:history="1">
             <w:r>
               <w:rPr>
                 <w:rStyle w:val="Hipervnculo"/>
@@ -1368,7 +1368,7 @@
               <w:rPr>
                 <w:noProof/>
               </w:rPr>
-              <w:instrText xml:space="preserve"> PAGEREF _Toc238458742 \h </w:instrText>
+              <w:instrText xml:space="preserve"> PAGEREF _Toc238493477 \h </w:instrText>
             </w:r>
             <w:r>
               <w:rPr>
@@ -1409,7 +1409,7 @@
               <w14:ligatures w14:val="standardContextual"/>
             </w:rPr>
           </w:pPr>
-          <w:hyperlink w:anchor="_Toc238458743" w:history="1">
+          <w:hyperlink w:anchor="_Toc238493478" w:history="1">
             <w:r>
               <w:rPr>
                 <w:rStyle w:val="Hipervnculo"/>
@@ -1433,7 +1433,7 @@
               <w:rPr>
                 <w:noProof/>
               </w:rPr>
-              <w:instrText xml:space="preserve"> PAGEREF _Toc238458743 \h </w:instrText>
+              <w:instrText xml:space="preserve"> PAGEREF _Toc238493478 \h </w:instrText>
             </w:r>
             <w:r>
               <w:rPr>
@@ -1474,7 +1474,7 @@
               <w14:ligatures w14:val="standardContextual"/>
             </w:rPr>
           </w:pPr>
-          <w:hyperlink w:anchor="_Toc238458744" w:history="1">
+          <w:hyperlink w:anchor="_Toc238493479" w:history="1">
             <w:r>
               <w:rPr>
                 <w:rStyle w:val="Hipervnculo"/>
@@ -1498,7 +1498,7 @@
               <w:rPr>
                 <w:noProof/>
               </w:rPr>
-              <w:instrText xml:space="preserve"> PAGEREF _Toc238458744 \h </w:instrText>
+              <w:instrText xml:space="preserve"> PAGEREF _Toc238493479 \h </w:instrText>
             </w:r>
             <w:r>
               <w:rPr>
@@ -1539,7 +1539,7 @@
               <w14:ligatures w14:val="standardContextual"/>
             </w:rPr>
           </w:pPr>
-          <w:hyperlink w:anchor="_Toc238458745" w:history="1">
+          <w:hyperlink w:anchor="_Toc238493480" w:history="1">
             <w:r>
               <w:rPr>
                 <w:rStyle w:val="Hipervnculo"/>
@@ -1563,7 +1563,7 @@
               <w:rPr>
                 <w:noProof/>
               </w:rPr>
-              <w:instrText xml:space="preserve"> PAGEREF _Toc238458745 \h </w:instrText>
+              <w:instrText xml:space="preserve"> PAGEREF _Toc238493480 \h </w:instrText>
             </w:r>
             <w:r>
               <w:rPr>
@@ -1604,7 +1604,7 @@
               <w14:ligatures w14:val="standardContextual"/>
             </w:rPr>
           </w:pPr>
-          <w:hyperlink w:anchor="_Toc238458746" w:history="1">
+          <w:hyperlink w:anchor="_Toc238493481" w:history="1">
             <w:r>
               <w:rPr>
                 <w:rStyle w:val="Hipervnculo"/>
@@ -1628,7 +1628,7 @@
               <w:rPr>
                 <w:noProof/>
               </w:rPr>
-              <w:instrText xml:space="preserve"> PAGEREF _Toc238458746 \h </w:instrText>
+              <w:instrText xml:space="preserve"> PAGEREF _Toc238493481 \h </w:instrText>
             </w:r>
             <w:r>
               <w:rPr>
@@ -1672,7 +1672,7 @@
         <w:pStyle w:val="Ttulo1"/>
         <w:keepNext/>
       </w:pPr>
-      <w:bookmarkStart w:id="0" w:name="_Toc238458724"/>
+      <w:bookmarkStart w:id="0" w:name="_Toc238493459"/>
       <w:r>
         <w:lastRenderedPageBreak/>
         <w:t>Sistema de Pronóstico de Puntos de Inflexión en el Precio de Litecoin</w:t>
@@ -1846,7 +1846,7 @@
         <w:pStyle w:val="Ttulo1"/>
         <w:keepNext/>
       </w:pPr>
-      <w:bookmarkStart w:id="1" w:name="_Toc238458725"/>
+      <w:bookmarkStart w:id="1" w:name="_Toc238493460"/>
       <w:r>
         <w:t>Modelos Estadísticos y de Aprendizaje Automático para Series Temporales</w:t>
       </w:r>
@@ -1882,7 +1882,7 @@
         <w:pStyle w:val="Ttulo2"/>
         <w:keepNext/>
       </w:pPr>
-      <w:bookmarkStart w:id="2" w:name="_Toc238458726"/>
+      <w:bookmarkStart w:id="2" w:name="_Toc238493461"/>
       <w:r>
         <w:t>1. Modelos fundacionales de series de tiempo (TSFMs)</w:t>
       </w:r>
@@ -2801,7 +2801,7 @@
         <w:pStyle w:val="Ttulo2"/>
         <w:keepNext/>
       </w:pPr>
-      <w:bookmarkStart w:id="3" w:name="_Toc238458727"/>
+      <w:bookmarkStart w:id="3" w:name="_Toc238493462"/>
       <w:r>
         <w:t>2. VTA (Verbal Technical Analysis)</w:t>
       </w:r>
@@ -2897,7 +2897,7 @@
         <w:pStyle w:val="Ttulo2"/>
         <w:keepNext/>
       </w:pPr>
-      <w:bookmarkStart w:id="4" w:name="_Toc238458728"/>
+      <w:bookmarkStart w:id="4" w:name="_Toc238493463"/>
       <w:r>
         <w:t>3. FinLSPM (Large Stock Predict Model)</w:t>
       </w:r>
@@ -2963,7 +2963,7 @@
         <w:pStyle w:val="Ttulo2"/>
         <w:keepNext/>
       </w:pPr>
-      <w:bookmarkStart w:id="5" w:name="_Toc238458729"/>
+      <w:bookmarkStart w:id="5" w:name="_Toc238493464"/>
       <w:r>
         <w:t>4. CryptoMamba</w:t>
       </w:r>
@@ -3178,7 +3178,7 @@
         <w:pStyle w:val="Ttulo2"/>
         <w:keepNext/>
       </w:pPr>
-      <w:bookmarkStart w:id="6" w:name="_Toc238458730"/>
+      <w:bookmarkStart w:id="6" w:name="_Toc238493465"/>
       <w:r>
         <w:t>5. Transformer</w:t>
       </w:r>
@@ -3382,7 +3382,7 @@
         <w:pStyle w:val="Ttulo2"/>
         <w:keepNext/>
       </w:pPr>
-      <w:bookmarkStart w:id="7" w:name="_Toc238458731"/>
+      <w:bookmarkStart w:id="7" w:name="_Toc238493466"/>
       <w:r>
         <w:t>6. Justificación de la elección de modelo</w:t>
       </w:r>
@@ -3775,7 +3775,7 @@
         <w:pStyle w:val="Ttulo1"/>
         <w:keepNext/>
       </w:pPr>
-      <w:bookmarkStart w:id="8" w:name="_Toc238458732"/>
+      <w:bookmarkStart w:id="8" w:name="_Toc238493467"/>
       <w:r>
         <w:t>Procedimiento para Desarrollar el Modelo de Puntos de Inflexión</w:t>
       </w:r>
@@ -3904,7 +3904,7 @@
         <w:pStyle w:val="Ttulo2"/>
         <w:keepNext/>
       </w:pPr>
-      <w:bookmarkStart w:id="9" w:name="_Toc238458733"/>
+      <w:bookmarkStart w:id="9" w:name="_Toc238493468"/>
       <w:r>
         <w:t>1. Extracción de datos</w:t>
       </w:r>
@@ -4350,7 +4350,7 @@
         <w:pStyle w:val="Ttulo2"/>
         <w:keepNext/>
       </w:pPr>
-      <w:bookmarkStart w:id="10" w:name="_Toc238458734"/>
+      <w:bookmarkStart w:id="10" w:name="_Toc238493469"/>
       <w:r>
         <w:t>2. Limpieza de datos</w:t>
       </w:r>
@@ -4406,7 +4406,7 @@
         <w:pStyle w:val="Ttulo2"/>
         <w:keepNext/>
       </w:pPr>
-      <w:bookmarkStart w:id="11" w:name="_Toc238458735"/>
+      <w:bookmarkStart w:id="11" w:name="_Toc238493470"/>
       <w:r>
         <w:t>3. Análisis exploratorio</w:t>
       </w:r>
@@ -4489,7 +4489,7 @@
         <w:pStyle w:val="Ttulo2"/>
         <w:keepNext/>
       </w:pPr>
-      <w:bookmarkStart w:id="12" w:name="_Toc238458736"/>
+      <w:bookmarkStart w:id="12" w:name="_Toc238493471"/>
       <w:r>
         <w:t>4. Ingeniería de características</w:t>
       </w:r>
@@ -5066,7 +5066,7 @@
         <w:pStyle w:val="Ttulo2"/>
         <w:keepNext/>
       </w:pPr>
-      <w:bookmarkStart w:id="13" w:name="_Toc238458737"/>
+      <w:bookmarkStart w:id="13" w:name="_Toc238493472"/>
       <w:r>
         <w:t>5. Partición temporal</w:t>
       </w:r>
@@ -5548,7 +5548,7 @@
         <w:pStyle w:val="Ttulo2"/>
         <w:keepNext/>
       </w:pPr>
-      <w:bookmarkStart w:id="14" w:name="_Toc238458738"/>
+      <w:bookmarkStart w:id="14" w:name="_Toc238493473"/>
       <w:r>
         <w:t>6. Selección del modelo</w:t>
       </w:r>
@@ -5682,7 +5682,7 @@
         <w:pStyle w:val="Ttulo2"/>
         <w:keepNext/>
       </w:pPr>
-      <w:bookmarkStart w:id="15" w:name="_Toc238458739"/>
+      <w:bookmarkStart w:id="15" w:name="_Toc238493474"/>
       <w:r>
         <w:t>7. Entrenamiento y optimización de hiperparámetros</w:t>
       </w:r>
@@ -5771,7 +5771,7 @@
         <w:pStyle w:val="Ttulo2"/>
         <w:keepNext/>
       </w:pPr>
-      <w:bookmarkStart w:id="16" w:name="_Toc238458740"/>
+      <w:bookmarkStart w:id="16" w:name="_Toc238493475"/>
       <w:r>
         <w:t>8. Evaluación y despliegue</w:t>
       </w:r>
@@ -5904,7 +5904,7 @@
         <w:pStyle w:val="Ttulo2"/>
         <w:keepNext/>
       </w:pPr>
-      <w:bookmarkStart w:id="17" w:name="_Toc238458741"/>
+      <w:bookmarkStart w:id="17" w:name="_Toc238493476"/>
       <w:r>
         <w:t>Lo que este procedimiento todavía no resuelve</w:t>
       </w:r>
@@ -6080,7 +6080,7 @@
         <w:pStyle w:val="Ttulo1"/>
         <w:keepNext/>
       </w:pPr>
-      <w:bookmarkStart w:id="18" w:name="_Toc238458742"/>
+      <w:bookmarkStart w:id="18" w:name="_Toc238493477"/>
       <w:r>
         <w:t>Conclusiones</w:t>
       </w:r>
@@ -6320,10 +6320,10 @@
           <w:b/>
           <w:bCs/>
         </w:rPr>
-        <w:t>Ambos efectos coinciden hasta el cuarto decimal</w:t>
-      </w:r>
-      <w:r>
-        <w:t xml:space="preserve">, de modo que lo que se mide al incorporar los cinco criptoactivos es del mismo tamaño que lo que se mide al no incorporar nada. El planteamiento multivariante era razonable a la vista de las correlaciones medidas en la Semana 1, y esa justificación de diseño se mantiene; lo que la </w:t>
+        <w:t>La distancia que separa a ambos efectos es menor que la trescientava parte del umbral de decisión</w:t>
+      </w:r>
+      <w:r>
+        <w:t xml:space="preserve"> que el equipo fijó de antemano. Lo que se mide al incorporar los cinco criptoactivos es, por tanto, del mismo tamaño que lo que se mide al no incorporar nada. El planteamiento multivariante era razonable a la vista de las correlaciones medidas en la Semana 1, y esa justificación de diseño se mantiene; lo que la </w:t>
       </w:r>
       <w:r>
         <w:lastRenderedPageBreak/>
@@ -6343,7 +6343,7 @@
         <w:pStyle w:val="Ttulo2"/>
         <w:keepNext/>
       </w:pPr>
-      <w:bookmarkStart w:id="19" w:name="_Toc238458743"/>
+      <w:bookmarkStart w:id="19" w:name="_Toc238493478"/>
       <w:r>
         <w:t>Limitaciones</w:t>
       </w:r>
@@ -6429,7 +6429,7 @@
         <w:pStyle w:val="Ttulo2"/>
         <w:keepNext/>
       </w:pPr>
-      <w:bookmarkStart w:id="20" w:name="_Toc238458744"/>
+      <w:bookmarkStart w:id="20" w:name="_Toc238493479"/>
       <w:r>
         <w:t>Sobre el umbral de decisión</w:t>
       </w:r>
@@ -6458,7 +6458,7 @@
         <w:pStyle w:val="Ttulo2"/>
         <w:keepNext/>
       </w:pPr>
-      <w:bookmarkStart w:id="21" w:name="_Toc238458745"/>
+      <w:bookmarkStart w:id="21" w:name="_Toc238493480"/>
       <w:r>
         <w:t>Trabajo siguiente</w:t>
       </w:r>
@@ -6493,7 +6493,7 @@
         <w:pStyle w:val="Ttulo1"/>
         <w:keepNext/>
       </w:pPr>
-      <w:bookmarkStart w:id="22" w:name="_Toc238458746"/>
+      <w:bookmarkStart w:id="22" w:name="_Toc238493481"/>
       <w:r>
         <w:lastRenderedPageBreak/>
         <w:t>Referencias</w:t>
@@ -6737,10 +6737,10 @@
 <file path=word/numbering.xml><?xml version="1.0" encoding="utf-8"?>
 <w:numbering xmlns:wpc="http://schemas.microsoft.com/office/word/2010/wordprocessingCanvas" xmlns:cx="http://schemas.microsoft.com/office/drawing/2014/chartex" xmlns:cx1="http://schemas.microsoft.com/office/drawing/2015/9/8/chartex" xmlns:cx2="http://schemas.microsoft.com/office/drawing/2015/10/21/chartex" xmlns:cx3="http://schemas.microsoft.com/office/drawing/2016/5/9/chartex" xmlns:cx4="http://schemas.microsoft.com/office/drawing/2016/5/10/chartex" xmlns:cx5="http://schemas.microsoft.com/office/drawing/2016/5/11/chartex" xmlns:cx6="http://schemas.microsoft.com/office/drawing/2016/5/12/chartex" xmlns:cx7="http://schemas.microsoft.com/office/drawing/2016/5/13/chartex" xmlns:cx8="http://schemas.microsoft.com/office/drawing/2016/5/14/chartex" xmlns:mc="http://schemas.openxmlformats.org/markup-compatibility/2006" xmlns:aink="http://schemas.microsoft.com/office/drawing/2016/ink" xmlns:am3d="http://schemas.microsoft.com/office/drawing/2017/model3d" xmlns:o="urn:schemas-microsoft-com:office:office" xmlns:oel="http://schemas.microsoft.com/office/2019/extlst" xmlns:r="http://schemas.openxmlformats.org/officeDocument/2006/relationships" xmlns:m="http://schemas.openxmlformats.org/officeDocument/2006/math" xmlns:v="urn:schemas-microsoft-com:vml" xmlns:wp14="http://schemas.microsoft.com/office/word/2010/wordprocessingDrawing" xmlns:wp="http://schemas.openxmlformats.org/drawingml/2006/wordprocessingDrawing" xmlns:w10="urn:schemas-microsoft-com:office:word" xmlns:w="http://schemas.openxmlformats.org/wordprocessingml/2006/main" xmlns:w14="http://schemas.microsoft.com/office/word/2010/wordml" xmlns:w15="http://schemas.microsoft.com/office/word/2012/wordml" xmlns:w16cex="http://schemas.microsoft.com/office/word/2018/wordml/cex" xmlns:w16cid="http://schemas.microsoft.com/office/word/2016/wordml/cid" xmlns:w16="http://schemas.microsoft.com/office/word/2018/wordml" xmlns:w16du="http://schemas.microsoft.com/office/word/2023/wordml/word16du" xmlns:w16sdtdh="http://schemas.microsoft.com/office/word/2020/wordml/sdtdatahash" xmlns:w16sdtfl="http://schemas.microsoft.com/office/word/2024/wordml/sdtformatlock" xmlns:w16se="http://schemas.microsoft.com/office/word/2015/wordml/symex" xmlns:wpg="http://schemas.microsoft.com/office/word/2010/wordprocessingGroup" xmlns:wpi="http://schemas.microsoft.com/office/word/2010/wordprocessingInk" xmlns:wne="http://schemas.microsoft.com/office/word/2006/wordml" xmlns:wps="http://schemas.microsoft.com/office/word/2010/wordprocessingShape" mc:Ignorable="w14 w15 w16se w16cid w16 w16cex w16sdtdh w16sdtfl w16du wp14">
   <w:abstractNum w:abstractNumId="0" w15:restartNumberingAfterBreak="0">
-    <w:nsid w:val="340C7466"/>
+    <w:nsid w:val="7FF772EB"/>
     <w:multiLevelType w:val="hybridMultilevel"/>
-    <w:tmpl w:val="590A481A"/>
-    <w:lvl w:ilvl="0" w:tplc="7758014E">
+    <w:tmpl w:val="8B5A6150"/>
+    <w:lvl w:ilvl="0" w:tplc="C706DCAC">
       <w:start w:val="1"/>
       <w:numFmt w:val="bullet"/>
       <w:lvlText w:val="●"/>
@@ -6749,7 +6749,7 @@
         <w:ind w:left="720" w:hanging="360"/>
       </w:pPr>
     </w:lvl>
-    <w:lvl w:ilvl="1" w:tplc="54A0E74E">
+    <w:lvl w:ilvl="1" w:tplc="76FAC2D8">
       <w:start w:val="1"/>
       <w:numFmt w:val="bullet"/>
       <w:lvlText w:val="○"/>
@@ -6758,7 +6758,7 @@
         <w:ind w:left="1440" w:hanging="360"/>
       </w:pPr>
     </w:lvl>
-    <w:lvl w:ilvl="2" w:tplc="2996EB50">
+    <w:lvl w:ilvl="2" w:tplc="8A6CCC8C">
       <w:start w:val="1"/>
       <w:numFmt w:val="bullet"/>
       <w:lvlText w:val="■"/>
@@ -6767,7 +6767,7 @@
         <w:ind w:left="2160" w:hanging="360"/>
       </w:pPr>
     </w:lvl>
-    <w:lvl w:ilvl="3" w:tplc="EF867564">
+    <w:lvl w:ilvl="3" w:tplc="AB18596E">
       <w:start w:val="1"/>
       <w:numFmt w:val="bullet"/>
       <w:lvlText w:val="●"/>
@@ -6776,7 +6776,7 @@
         <w:ind w:left="2880" w:hanging="360"/>
       </w:pPr>
     </w:lvl>
-    <w:lvl w:ilvl="4" w:tplc="F6641A28">
+    <w:lvl w:ilvl="4" w:tplc="446662FE">
       <w:start w:val="1"/>
       <w:numFmt w:val="bullet"/>
       <w:lvlText w:val="○"/>
@@ -6785,7 +6785,7 @@
         <w:ind w:left="3600" w:hanging="360"/>
       </w:pPr>
     </w:lvl>
-    <w:lvl w:ilvl="5" w:tplc="CDA83F06">
+    <w:lvl w:ilvl="5" w:tplc="1022331A">
       <w:start w:val="1"/>
       <w:numFmt w:val="bullet"/>
       <w:lvlText w:val="■"/>
@@ -6794,7 +6794,7 @@
         <w:ind w:left="4320" w:hanging="360"/>
       </w:pPr>
     </w:lvl>
-    <w:lvl w:ilvl="6" w:tplc="4F305744">
+    <w:lvl w:ilvl="6" w:tplc="DD268FF2">
       <w:start w:val="1"/>
       <w:numFmt w:val="bullet"/>
       <w:lvlText w:val="●"/>
@@ -6803,7 +6803,7 @@
         <w:ind w:left="5040" w:hanging="360"/>
       </w:pPr>
     </w:lvl>
-    <w:lvl w:ilvl="7" w:tplc="29702B7E">
+    <w:lvl w:ilvl="7" w:tplc="C5EC8EB4">
       <w:start w:val="1"/>
       <w:numFmt w:val="bullet"/>
       <w:lvlText w:val="●"/>
@@ -6812,7 +6812,7 @@
         <w:ind w:left="5760" w:hanging="360"/>
       </w:pPr>
     </w:lvl>
-    <w:lvl w:ilvl="8" w:tplc="DF30E8CC">
+    <w:lvl w:ilvl="8" w:tplc="313E8EF0">
       <w:start w:val="1"/>
       <w:numFmt w:val="bullet"/>
       <w:lvlText w:val="●"/>
@@ -6822,7 +6822,7 @@
       </w:pPr>
     </w:lvl>
   </w:abstractNum>
-  <w:num w:numId="1" w16cid:durableId="1852066289">
+  <w:num w:numId="1" w16cid:durableId="594675889">
     <w:abstractNumId w:val="0"/>
     <w:lvlOverride w:ilvl="0">
       <w:startOverride w:val="1"/>
@@ -7446,7 +7446,7 @@
     <w:autoRedefine/>
     <w:uiPriority w:val="39"/>
     <w:unhideWhenUsed/>
-    <w:rsid w:val="007C3A28"/>
+    <w:rsid w:val="00484046"/>
     <w:pPr>
       <w:spacing w:after="100"/>
     </w:pPr>
@@ -7458,7 +7458,7 @@
     <w:autoRedefine/>
     <w:uiPriority w:val="39"/>
     <w:unhideWhenUsed/>
-    <w:rsid w:val="007C3A28"/>
+    <w:rsid w:val="00484046"/>
     <w:pPr>
       <w:spacing w:after="100"/>
       <w:ind w:left="240"/>
